--- a/Fase 1/Evidencias Grupales/1.5_GuiaEstudiante_Fase 1_Definicion Proyecto APT(Español).docx
+++ b/Fase 1/Evidencias Grupales/1.5_GuiaEstudiante_Fase 1_Definicion Proyecto APT(Español).docx
@@ -1,6 +1,6 @@
 
 <file path=word/document.xml><?xml version="1.0" encoding="utf-8"?>
-<w:document xmlns:wpc="http://schemas.microsoft.com/office/word/2010/wordprocessingCanvas" xmlns:cx="http://schemas.microsoft.com/office/drawing/2014/chartex" xmlns:mc="http://schemas.openxmlformats.org/markup-compatibility/2006" xmlns:o="urn:schemas-microsoft-com:office:office" xmlns:r="http://schemas.openxmlformats.org/officeDocument/2006/relationships" xmlns:m="http://schemas.openxmlformats.org/officeDocument/2006/math" xmlns:v="urn:schemas-microsoft-com:vml" xmlns:wp14="http://schemas.microsoft.com/office/word/2010/wordprocessingDrawing" xmlns:wp="http://schemas.openxmlformats.org/drawingml/2006/wordprocessingDrawing" xmlns:w10="urn:schemas-microsoft-com:office:word" xmlns:w="http://schemas.openxmlformats.org/wordprocessingml/2006/main" xmlns:w14="http://schemas.microsoft.com/office/word/2010/wordml" xmlns:w15="http://schemas.microsoft.com/office/word/2012/wordml" xmlns:w16se="http://schemas.microsoft.com/office/word/2015/wordml/symex" xmlns:wpg="http://schemas.microsoft.com/office/word/2010/wordprocessingGroup" xmlns:wpi="http://schemas.microsoft.com/office/word/2010/wordprocessingInk" xmlns:wne="http://schemas.microsoft.com/office/word/2006/wordml" xmlns:wps="http://schemas.microsoft.com/office/word/2010/wordprocessingShape" mc:Ignorable="w14 w15 w16se wp14">
+<w:document xmlns:wpc="http://schemas.microsoft.com/office/word/2010/wordprocessingCanvas" xmlns:cx="http://schemas.microsoft.com/office/drawing/2014/chartex" xmlns:cx1="http://schemas.microsoft.com/office/drawing/2015/9/8/chartex" xmlns:cx2="http://schemas.microsoft.com/office/drawing/2015/10/21/chartex" xmlns:cx3="http://schemas.microsoft.com/office/drawing/2016/5/9/chartex" xmlns:cx4="http://schemas.microsoft.com/office/drawing/2016/5/10/chartex" xmlns:cx5="http://schemas.microsoft.com/office/drawing/2016/5/11/chartex" xmlns:cx6="http://schemas.microsoft.com/office/drawing/2016/5/12/chartex" xmlns:cx7="http://schemas.microsoft.com/office/drawing/2016/5/13/chartex" xmlns:cx8="http://schemas.microsoft.com/office/drawing/2016/5/14/chartex" xmlns:mc="http://schemas.openxmlformats.org/markup-compatibility/2006" xmlns:aink="http://schemas.microsoft.com/office/drawing/2016/ink" xmlns:am3d="http://schemas.microsoft.com/office/drawing/2017/model3d" xmlns:o="urn:schemas-microsoft-com:office:office" xmlns:oel="http://schemas.microsoft.com/office/2019/extlst" xmlns:r="http://schemas.openxmlformats.org/officeDocument/2006/relationships" xmlns:m="http://schemas.openxmlformats.org/officeDocument/2006/math" xmlns:v="urn:schemas-microsoft-com:vml" xmlns:wp14="http://schemas.microsoft.com/office/word/2010/wordprocessingDrawing" xmlns:wp="http://schemas.openxmlformats.org/drawingml/2006/wordprocessingDrawing" xmlns:w10="urn:schemas-microsoft-com:office:word" xmlns:w="http://schemas.openxmlformats.org/wordprocessingml/2006/main" xmlns:w14="http://schemas.microsoft.com/office/word/2010/wordml" xmlns:w15="http://schemas.microsoft.com/office/word/2012/wordml" xmlns:w16cex="http://schemas.microsoft.com/office/word/2018/wordml/cex" xmlns:w16cid="http://schemas.microsoft.com/office/word/2016/wordml/cid" xmlns:w16="http://schemas.microsoft.com/office/word/2018/wordml" xmlns:w16du="http://schemas.microsoft.com/office/word/2023/wordml/word16du" xmlns:w16sdtdh="http://schemas.microsoft.com/office/word/2020/wordml/sdtdatahash" xmlns:w16sdtfl="http://schemas.microsoft.com/office/word/2024/wordml/sdtformatlock" xmlns:w16se="http://schemas.microsoft.com/office/word/2015/wordml/symex" xmlns:wpg="http://schemas.microsoft.com/office/word/2010/wordprocessingGroup" xmlns:wpi="http://schemas.microsoft.com/office/word/2010/wordprocessingInk" xmlns:wne="http://schemas.microsoft.com/office/word/2006/wordml" xmlns:wps="http://schemas.microsoft.com/office/word/2010/wordprocessingShape" mc:Ignorable="w14 w15 w16se w16cid w16 w16cex w16sdtdh w16sdtfl w16du wp14">
   <w:body>
     <w:p>
       <w:r>
@@ -156,6 +156,7 @@
                                 </w:rPr>
                                 <w:t xml:space="preserve">Asignatura </w:t>
                               </w:r>
+                              <w:proofErr w:type="spellStart"/>
                               <w:r>
                                 <w:rPr>
                                   <w:b/>
@@ -165,8 +166,7 @@
                                 </w:rPr>
                                 <w:t>Capstone</w:t>
                               </w:r>
-                              <w:bookmarkStart w:id="0" w:name="_GoBack"/>
-                              <w:bookmarkEnd w:id="0"/>
+                              <w:proofErr w:type="spellEnd"/>
                             </w:p>
                           </w:txbxContent>
                         </wps:txbx>
@@ -228,7 +228,7 @@
           </mc:Choice>
           <mc:Fallback>
             <w:pict>
-              <v:group w14:anchorId="2D7FCADB" id="Grupo 47" o:spid="_x0000_s1026" style="position:absolute;margin-left:-34.3pt;margin-top:2.65pt;width:518.15pt;height:117.05pt;z-index:251659264;mso-position-horizontal-relative:margin;mso-width-relative:margin" coordsize="59034,14868" o:gfxdata="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">
+              <v:group w14:anchorId="2D7FCADB" id="Grupo 47" o:spid="_x0000_s1026" style="position:absolute;margin-left:-34.3pt;margin-top:2.65pt;width:518.15pt;height:117.05pt;z-index:251659264;mso-position-horizontal-relative:margin;mso-width-relative:margin" coordsize="59034,14868" o:gfxdata="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">
                 <v:shapetype id="_x0000_t202" coordsize="21600,21600" o:spt="202" path="m,l,21600r21600,l21600,xe">
                   <v:stroke joinstyle="miter"/>
                   <v:path gradientshapeok="t" o:connecttype="rect"/>
@@ -331,6 +331,7 @@
                           </w:rPr>
                           <w:t xml:space="preserve">Asignatura </w:t>
                         </w:r>
+                        <w:proofErr w:type="spellStart"/>
                         <w:r>
                           <w:rPr>
                             <w:b/>
@@ -340,8 +341,7 @@
                           </w:rPr>
                           <w:t>Capstone</w:t>
                         </w:r>
-                        <w:bookmarkStart w:id="1" w:name="_GoBack"/>
-                        <w:bookmarkEnd w:id="1"/>
+                        <w:proofErr w:type="spellEnd"/>
                       </w:p>
                     </w:txbxContent>
                   </v:textbox>
@@ -557,9 +557,15 @@
           <w:p>
             <w:pPr>
               <w:rPr>
-                <w:b/>
-              </w:rPr>
-            </w:pPr>
+                <w:bCs/>
+              </w:rPr>
+            </w:pPr>
+            <w:r>
+              <w:rPr>
+                <w:bCs/>
+              </w:rPr>
+              <w:t>Felipe Cariz, Esteban Salas y Jason Venegas</w:t>
+            </w:r>
           </w:p>
         </w:tc>
       </w:tr>
@@ -596,9 +602,15 @@
           <w:p>
             <w:pPr>
               <w:rPr>
-                <w:b/>
-              </w:rPr>
-            </w:pPr>
+                <w:bCs/>
+              </w:rPr>
+            </w:pPr>
+            <w:r>
+              <w:rPr>
+                <w:bCs/>
+              </w:rPr>
+              <w:t>16.641.707-4</w:t>
+            </w:r>
           </w:p>
         </w:tc>
       </w:tr>
@@ -630,14 +642,16 @@
         <w:tc>
           <w:tcPr>
             <w:tcW w:w="6964" w:type="dxa"/>
-            <w:vAlign w:val="center"/>
-          </w:tcPr>
-          <w:p>
-            <w:pPr>
-              <w:rPr>
-                <w:b/>
-              </w:rPr>
-            </w:pPr>
+          </w:tcPr>
+          <w:p>
+            <w:pPr>
+              <w:rPr>
+                <w:b/>
+              </w:rPr>
+            </w:pPr>
+            <w:r>
+              <w:t>Ingeniería en Informática</w:t>
+            </w:r>
           </w:p>
         </w:tc>
       </w:tr>
@@ -669,14 +683,16 @@
         <w:tc>
           <w:tcPr>
             <w:tcW w:w="6964" w:type="dxa"/>
-            <w:vAlign w:val="center"/>
-          </w:tcPr>
-          <w:p>
-            <w:pPr>
-              <w:rPr>
-                <w:b/>
-              </w:rPr>
-            </w:pPr>
+          </w:tcPr>
+          <w:p>
+            <w:pPr>
+              <w:rPr>
+                <w:b/>
+              </w:rPr>
+            </w:pPr>
+            <w:r>
+              <w:t>Vespucio</w:t>
+            </w:r>
           </w:p>
         </w:tc>
       </w:tr>
@@ -833,86 +849,33 @@
                 <w:b/>
               </w:rPr>
             </w:pPr>
-            <w:r>
-              <w:rPr>
-                <w:rFonts w:ascii="Calibri" w:hAnsi="Calibri" w:cs="Arial"/>
-                <w:i/>
-                <w:color w:val="548DD4"/>
-                <w:sz w:val="20"/>
-                <w:szCs w:val="20"/>
-                <w:lang w:eastAsia="es-CL"/>
-              </w:rPr>
-              <w:t>Escribe</w:t>
-            </w:r>
-            <w:r>
-              <w:rPr>
-                <w:rFonts w:ascii="Calibri" w:hAnsi="Calibri" w:cs="Arial"/>
-                <w:i/>
-                <w:color w:val="548DD4"/>
-                <w:sz w:val="20"/>
-                <w:szCs w:val="20"/>
-                <w:lang w:eastAsia="es-CL"/>
-              </w:rPr>
-              <w:t xml:space="preserve"> el nombre </w:t>
-            </w:r>
-            <w:r>
-              <w:rPr>
-                <w:rFonts w:ascii="Calibri" w:hAnsi="Calibri" w:cs="Arial"/>
-                <w:i/>
-                <w:color w:val="548DD4"/>
-                <w:sz w:val="20"/>
-                <w:szCs w:val="20"/>
-                <w:lang w:eastAsia="es-CL"/>
-              </w:rPr>
-              <w:t>de tu</w:t>
-            </w:r>
-            <w:r>
-              <w:rPr>
-                <w:rFonts w:ascii="Calibri" w:hAnsi="Calibri" w:cs="Arial"/>
-                <w:i/>
-                <w:color w:val="548DD4"/>
-                <w:sz w:val="20"/>
-                <w:szCs w:val="20"/>
-                <w:lang w:eastAsia="es-CL"/>
-              </w:rPr>
-              <w:t xml:space="preserve"> Proye</w:t>
-            </w:r>
-            <w:r>
-              <w:rPr>
-                <w:rFonts w:ascii="Calibri" w:hAnsi="Calibri" w:cs="Arial"/>
-                <w:i/>
-                <w:color w:val="548DD4"/>
-                <w:sz w:val="20"/>
-                <w:szCs w:val="20"/>
-                <w:lang w:eastAsia="es-CL"/>
-              </w:rPr>
-              <w:t>c</w:t>
-            </w:r>
-            <w:r>
-              <w:rPr>
-                <w:rFonts w:ascii="Calibri" w:hAnsi="Calibri" w:cs="Arial"/>
-                <w:i/>
-                <w:color w:val="548DD4"/>
-                <w:sz w:val="20"/>
-                <w:szCs w:val="20"/>
-                <w:lang w:eastAsia="es-CL"/>
-              </w:rPr>
-              <w:t xml:space="preserve">to </w:t>
-            </w:r>
-            <w:r>
-              <w:rPr>
-                <w:rFonts w:ascii="Calibri" w:hAnsi="Calibri" w:cs="Arial"/>
-                <w:i/>
-                <w:color w:val="548DD4"/>
-                <w:sz w:val="20"/>
-                <w:szCs w:val="20"/>
-                <w:lang w:eastAsia="es-CL"/>
-              </w:rPr>
-              <w:t>APT</w:t>
-            </w:r>
-            <w:r>
-              <w:rPr>
-                <w:rFonts w:ascii="Calibri" w:hAnsi="Calibri" w:cs="Arial"/>
+            <w:proofErr w:type="spellStart"/>
+            <w:r>
+              <w:rPr>
+                <w:rFonts w:cs="Arial"/>
+                <w:i/>
+                <w:color w:val="548DD4"/>
+                <w:sz w:val="20"/>
+                <w:szCs w:val="20"/>
+                <w:lang w:eastAsia="es-CL"/>
+              </w:rPr>
+              <w:t>ScoutConnect</w:t>
+            </w:r>
+            <w:proofErr w:type="spellEnd"/>
+            <w:r>
+              <w:rPr>
+                <w:rFonts w:cs="Arial"/>
+                <w:i/>
+                <w:color w:val="548DD4"/>
+                <w:sz w:val="20"/>
+                <w:szCs w:val="20"/>
+                <w:lang w:eastAsia="es-CL"/>
+              </w:rPr>
+              <w:t>: Plataforma web de gestión y comunicación para la comunidad scout</w:t>
+            </w:r>
+            <w:r>
+              <w:rPr>
+                <w:rFonts w:cs="Arial"/>
                 <w:i/>
                 <w:color w:val="548DD4"/>
                 <w:sz w:val="20"/>
@@ -957,129 +920,187 @@
           <w:p>
             <w:pPr>
               <w:rPr>
-                <w:b/>
-              </w:rPr>
-            </w:pPr>
-            <w:r>
-              <w:rPr>
-                <w:rFonts w:ascii="Calibri" w:hAnsi="Calibri" w:cs="Arial"/>
-                <w:i/>
-                <w:color w:val="548DD4"/>
-                <w:sz w:val="20"/>
-                <w:szCs w:val="20"/>
-                <w:lang w:eastAsia="es-CL"/>
-              </w:rPr>
-              <w:t>Menciona</w:t>
-            </w:r>
-            <w:r>
-              <w:rPr>
-                <w:rFonts w:ascii="Calibri" w:hAnsi="Calibri" w:cs="Arial"/>
-                <w:i/>
-                <w:color w:val="548DD4"/>
-                <w:sz w:val="20"/>
-                <w:szCs w:val="20"/>
-                <w:lang w:eastAsia="es-CL"/>
-              </w:rPr>
-              <w:t xml:space="preserve"> la(s) área(s) de desempeño de </w:t>
-            </w:r>
-            <w:r>
-              <w:rPr>
-                <w:rFonts w:ascii="Calibri" w:hAnsi="Calibri" w:cs="Arial"/>
-                <w:i/>
-                <w:color w:val="548DD4"/>
-                <w:sz w:val="20"/>
-                <w:szCs w:val="20"/>
-                <w:lang w:eastAsia="es-CL"/>
-              </w:rPr>
-              <w:t>t</w:t>
-            </w:r>
-            <w:r>
-              <w:rPr>
-                <w:rFonts w:ascii="Calibri" w:hAnsi="Calibri" w:cs="Arial"/>
-                <w:i/>
-                <w:color w:val="548DD4"/>
-                <w:sz w:val="20"/>
-                <w:szCs w:val="20"/>
-                <w:lang w:eastAsia="es-CL"/>
-              </w:rPr>
-              <w:t xml:space="preserve">u </w:t>
-            </w:r>
-            <w:r>
-              <w:rPr>
-                <w:rFonts w:ascii="Calibri" w:hAnsi="Calibri" w:cs="Arial"/>
-                <w:i/>
-                <w:color w:val="548DD4"/>
-                <w:sz w:val="20"/>
-                <w:szCs w:val="20"/>
-                <w:lang w:eastAsia="es-CL"/>
-              </w:rPr>
-              <w:t>Plan</w:t>
-            </w:r>
-            <w:r>
-              <w:rPr>
-                <w:rFonts w:ascii="Calibri" w:hAnsi="Calibri" w:cs="Arial"/>
-                <w:i/>
-                <w:color w:val="548DD4"/>
-                <w:sz w:val="20"/>
-                <w:szCs w:val="20"/>
-                <w:lang w:eastAsia="es-CL"/>
-              </w:rPr>
-              <w:t xml:space="preserve"> de </w:t>
-            </w:r>
-            <w:r>
-              <w:rPr>
-                <w:rFonts w:ascii="Calibri" w:hAnsi="Calibri" w:cs="Arial"/>
-                <w:i/>
-                <w:color w:val="548DD4"/>
-                <w:sz w:val="20"/>
-                <w:szCs w:val="20"/>
-                <w:lang w:eastAsia="es-CL"/>
-              </w:rPr>
-              <w:t>E</w:t>
-            </w:r>
-            <w:r>
-              <w:rPr>
-                <w:rFonts w:ascii="Calibri" w:hAnsi="Calibri" w:cs="Arial"/>
-                <w:i/>
-                <w:color w:val="548DD4"/>
-                <w:sz w:val="20"/>
-                <w:szCs w:val="20"/>
-                <w:lang w:eastAsia="es-CL"/>
-              </w:rPr>
-              <w:t xml:space="preserve">studio </w:t>
-            </w:r>
-            <w:r>
-              <w:rPr>
-                <w:rFonts w:ascii="Calibri" w:hAnsi="Calibri" w:cs="Arial"/>
-                <w:i/>
-                <w:color w:val="548DD4"/>
-                <w:sz w:val="20"/>
-                <w:szCs w:val="20"/>
-                <w:lang w:eastAsia="es-CL"/>
-              </w:rPr>
-              <w:t>que vas a abordar en</w:t>
-            </w:r>
-            <w:r>
-              <w:rPr>
-                <w:rFonts w:ascii="Calibri" w:hAnsi="Calibri" w:cs="Arial"/>
-                <w:i/>
-                <w:color w:val="548DD4"/>
-                <w:sz w:val="20"/>
-                <w:szCs w:val="20"/>
-                <w:lang w:eastAsia="es-CL"/>
-              </w:rPr>
-              <w:t xml:space="preserve"> </w:t>
-            </w:r>
-            <w:r>
-              <w:rPr>
-                <w:rFonts w:ascii="Calibri" w:hAnsi="Calibri" w:cs="Arial"/>
-                <w:i/>
-                <w:color w:val="548DD4"/>
-                <w:sz w:val="20"/>
-                <w:szCs w:val="20"/>
-                <w:lang w:eastAsia="es-CL"/>
-              </w:rPr>
-              <w:t>tu Proyecto APT.</w:t>
+                <w:rFonts w:ascii="Calibri" w:hAnsi="Calibri" w:cs="Arial"/>
+                <w:i/>
+                <w:color w:val="548DD4"/>
+                <w:sz w:val="20"/>
+                <w:szCs w:val="20"/>
+                <w:lang w:eastAsia="es-CL"/>
+              </w:rPr>
+            </w:pPr>
+            <w:r>
+              <w:rPr>
+                <w:rFonts w:ascii="Calibri" w:hAnsi="Calibri" w:cs="Arial"/>
+                <w:i/>
+                <w:color w:val="548DD4"/>
+                <w:sz w:val="20"/>
+                <w:szCs w:val="20"/>
+                <w:lang w:eastAsia="es-CL"/>
+              </w:rPr>
+              <w:t>Las áreas de desempeño que abordara corresponden al desarrollo e implementación de soluciones tecnológicas orientadas a la gestión de información, automatización de procesos y desarrollo web, vinculada al área de ingeniería en informática.</w:t>
+            </w:r>
+          </w:p>
+          <w:p>
+            <w:pPr>
+              <w:rPr>
+                <w:rFonts w:ascii="Calibri" w:hAnsi="Calibri" w:cs="Arial"/>
+                <w:i/>
+                <w:color w:val="548DD4"/>
+                <w:sz w:val="20"/>
+                <w:szCs w:val="20"/>
+                <w:lang w:eastAsia="es-CL"/>
+              </w:rPr>
+            </w:pPr>
+            <w:r>
+              <w:rPr>
+                <w:rFonts w:ascii="Calibri" w:hAnsi="Calibri" w:cs="Arial"/>
+                <w:i/>
+                <w:color w:val="548DD4"/>
+                <w:sz w:val="20"/>
+                <w:szCs w:val="20"/>
+                <w:lang w:eastAsia="es-CL"/>
+              </w:rPr>
+              <w:t>Las áreas de desempeño son principalmente con:</w:t>
+            </w:r>
+          </w:p>
+          <w:p>
+            <w:pPr>
+              <w:pStyle w:val="Prrafodelista"/>
+              <w:numPr>
+                <w:ilvl w:val="0"/>
+                <w:numId w:val="6"/>
+              </w:numPr>
+              <w:rPr>
+                <w:rFonts w:ascii="Calibri" w:hAnsi="Calibri" w:cs="Arial"/>
+                <w:i/>
+                <w:color w:val="548DD4"/>
+                <w:sz w:val="20"/>
+                <w:szCs w:val="20"/>
+                <w:lang w:eastAsia="es-CL"/>
+              </w:rPr>
+            </w:pPr>
+            <w:r>
+              <w:rPr>
+                <w:rFonts w:ascii="Calibri" w:hAnsi="Calibri" w:cs="Arial"/>
+                <w:i/>
+                <w:color w:val="548DD4"/>
+                <w:sz w:val="20"/>
+                <w:szCs w:val="20"/>
+                <w:lang w:eastAsia="es-CL"/>
+              </w:rPr>
+              <w:t>Desarrollo de software</w:t>
+            </w:r>
+          </w:p>
+          <w:p>
+            <w:pPr>
+              <w:pStyle w:val="Prrafodelista"/>
+              <w:numPr>
+                <w:ilvl w:val="0"/>
+                <w:numId w:val="6"/>
+              </w:numPr>
+              <w:rPr>
+                <w:rFonts w:ascii="Calibri" w:hAnsi="Calibri" w:cs="Arial"/>
+                <w:i/>
+                <w:color w:val="548DD4"/>
+                <w:sz w:val="20"/>
+                <w:szCs w:val="20"/>
+                <w:lang w:eastAsia="es-CL"/>
+              </w:rPr>
+            </w:pPr>
+            <w:r>
+              <w:rPr>
+                <w:rFonts w:ascii="Calibri" w:hAnsi="Calibri" w:cs="Arial"/>
+                <w:i/>
+                <w:color w:val="548DD4"/>
+                <w:sz w:val="20"/>
+                <w:szCs w:val="20"/>
+                <w:lang w:eastAsia="es-CL"/>
+              </w:rPr>
+              <w:t>Gestión de proyecto informático</w:t>
+            </w:r>
+          </w:p>
+          <w:p>
+            <w:pPr>
+              <w:pStyle w:val="Prrafodelista"/>
+              <w:numPr>
+                <w:ilvl w:val="0"/>
+                <w:numId w:val="6"/>
+              </w:numPr>
+              <w:rPr>
+                <w:rFonts w:ascii="Calibri" w:hAnsi="Calibri" w:cs="Arial"/>
+                <w:i/>
+                <w:color w:val="548DD4"/>
+                <w:sz w:val="20"/>
+                <w:szCs w:val="20"/>
+                <w:lang w:eastAsia="es-CL"/>
+              </w:rPr>
+            </w:pPr>
+            <w:r>
+              <w:rPr>
+                <w:rFonts w:ascii="Calibri" w:hAnsi="Calibri" w:cs="Arial"/>
+                <w:i/>
+                <w:color w:val="548DD4"/>
+                <w:sz w:val="20"/>
+                <w:szCs w:val="20"/>
+                <w:lang w:eastAsia="es-CL"/>
+              </w:rPr>
+              <w:t>Modelamiento y administración de base de datos</w:t>
+            </w:r>
+          </w:p>
+          <w:p>
+            <w:pPr>
+              <w:pStyle w:val="Prrafodelista"/>
+              <w:numPr>
+                <w:ilvl w:val="0"/>
+                <w:numId w:val="6"/>
+              </w:numPr>
+              <w:rPr>
+                <w:rFonts w:ascii="Calibri" w:hAnsi="Calibri" w:cs="Arial"/>
+                <w:i/>
+                <w:color w:val="548DD4"/>
+                <w:sz w:val="20"/>
+                <w:szCs w:val="20"/>
+                <w:lang w:eastAsia="es-CL"/>
+              </w:rPr>
+            </w:pPr>
+            <w:r>
+              <w:rPr>
+                <w:rFonts w:ascii="Calibri" w:hAnsi="Calibri" w:cs="Arial"/>
+                <w:i/>
+                <w:color w:val="548DD4"/>
+                <w:sz w:val="20"/>
+                <w:szCs w:val="20"/>
+                <w:lang w:eastAsia="es-CL"/>
+              </w:rPr>
+              <w:t>Implementación de solución sistemática</w:t>
+            </w:r>
+          </w:p>
+          <w:p>
+            <w:pPr>
+              <w:pStyle w:val="Prrafodelista"/>
+              <w:numPr>
+                <w:ilvl w:val="0"/>
+                <w:numId w:val="6"/>
+              </w:numPr>
+              <w:rPr>
+                <w:rFonts w:ascii="Calibri" w:hAnsi="Calibri" w:cs="Arial"/>
+                <w:i/>
+                <w:color w:val="548DD4"/>
+                <w:sz w:val="20"/>
+                <w:szCs w:val="20"/>
+                <w:lang w:eastAsia="es-CL"/>
+              </w:rPr>
+            </w:pPr>
+            <w:r>
+              <w:rPr>
+                <w:rFonts w:ascii="Calibri" w:hAnsi="Calibri" w:cs="Arial"/>
+                <w:i/>
+                <w:color w:val="548DD4"/>
+                <w:sz w:val="20"/>
+                <w:szCs w:val="20"/>
+                <w:lang w:eastAsia="es-CL"/>
+              </w:rPr>
+              <w:t>Emprendimiento e innovación</w:t>
             </w:r>
           </w:p>
         </w:tc>
@@ -1105,6 +1126,7 @@
                 <w:rFonts w:ascii="Calibri" w:hAnsi="Calibri"/>
                 <w:color w:val="1F3864" w:themeColor="accent1" w:themeShade="80"/>
               </w:rPr>
+              <w:lastRenderedPageBreak/>
               <w:t xml:space="preserve">Competencias </w:t>
             </w:r>
           </w:p>
@@ -1124,12 +1146,11 @@
           </w:tcPr>
           <w:p>
             <w:pPr>
-              <w:rPr>
-                <w:b/>
-                <w:bCs/>
-              </w:rPr>
-            </w:pPr>
-            <w:r>
+              <w:pStyle w:val="Prrafodelista"/>
+              <w:numPr>
+                <w:ilvl w:val="0"/>
+                <w:numId w:val="6"/>
+              </w:numPr>
               <w:rPr>
                 <w:rFonts w:ascii="Calibri" w:hAnsi="Calibri" w:cs="Arial"/>
                 <w:i/>
@@ -1139,8 +1160,7 @@
                 <w:szCs w:val="20"/>
                 <w:lang w:eastAsia="es-CL"/>
               </w:rPr>
-              <w:t>Menciona las competencias</w:t>
-            </w:r>
+            </w:pPr>
             <w:r>
               <w:rPr>
                 <w:rFonts w:ascii="Calibri" w:hAnsi="Calibri" w:cs="Arial"/>
@@ -1151,7 +1171,7 @@
                 <w:szCs w:val="20"/>
                 <w:lang w:eastAsia="es-CL"/>
               </w:rPr>
-              <w:t xml:space="preserve"> </w:t>
+              <w:t xml:space="preserve">Competencia </w:t>
             </w:r>
             <w:r>
               <w:rPr>
@@ -1163,7 +1183,343 @@
                 <w:szCs w:val="20"/>
                 <w:lang w:eastAsia="es-CL"/>
               </w:rPr>
-              <w:t>de tu Plan de Estudio que vas a abordar en tu Proyecto APT.</w:t>
+              <w:t>1</w:t>
+            </w:r>
+            <w:r>
+              <w:rPr>
+                <w:rFonts w:ascii="Calibri" w:hAnsi="Calibri" w:cs="Arial"/>
+                <w:i/>
+                <w:iCs/>
+                <w:color w:val="548DD4"/>
+                <w:sz w:val="20"/>
+                <w:szCs w:val="20"/>
+                <w:lang w:eastAsia="es-CL"/>
+              </w:rPr>
+              <w:t>: Ofrecer propuestas de solución informática analizando de forma integral los procesos de acuerdo con los requerimientos de la organización.</w:t>
+            </w:r>
+          </w:p>
+          <w:p>
+            <w:pPr>
+              <w:pStyle w:val="Prrafodelista"/>
+              <w:numPr>
+                <w:ilvl w:val="0"/>
+                <w:numId w:val="6"/>
+              </w:numPr>
+              <w:rPr>
+                <w:rFonts w:ascii="Calibri" w:hAnsi="Calibri" w:cs="Arial"/>
+                <w:i/>
+                <w:iCs/>
+                <w:color w:val="548DD4"/>
+                <w:sz w:val="20"/>
+                <w:szCs w:val="20"/>
+                <w:lang w:eastAsia="es-CL"/>
+              </w:rPr>
+            </w:pPr>
+            <w:r>
+              <w:rPr>
+                <w:rFonts w:ascii="Calibri" w:hAnsi="Calibri" w:cs="Arial"/>
+                <w:i/>
+                <w:iCs/>
+                <w:color w:val="548DD4"/>
+                <w:sz w:val="20"/>
+                <w:szCs w:val="20"/>
+                <w:lang w:eastAsia="es-CL"/>
+              </w:rPr>
+              <w:t xml:space="preserve">Competencia </w:t>
+            </w:r>
+            <w:r>
+              <w:rPr>
+                <w:rFonts w:ascii="Calibri" w:hAnsi="Calibri" w:cs="Arial"/>
+                <w:i/>
+                <w:iCs/>
+                <w:color w:val="548DD4"/>
+                <w:sz w:val="20"/>
+                <w:szCs w:val="20"/>
+                <w:lang w:eastAsia="es-CL"/>
+              </w:rPr>
+              <w:t>2</w:t>
+            </w:r>
+            <w:r>
+              <w:rPr>
+                <w:rFonts w:ascii="Calibri" w:hAnsi="Calibri" w:cs="Arial"/>
+                <w:i/>
+                <w:iCs/>
+                <w:color w:val="548DD4"/>
+                <w:sz w:val="20"/>
+                <w:szCs w:val="20"/>
+                <w:lang w:eastAsia="es-CL"/>
+              </w:rPr>
+              <w:t>: Desarrollar una solución de software utilizando técnicas que permitan sistematizar el proceso de desarrollo y mantenimiento, asegurando el logro de los objetivos.</w:t>
+            </w:r>
+          </w:p>
+          <w:p>
+            <w:pPr>
+              <w:pStyle w:val="Prrafodelista"/>
+              <w:numPr>
+                <w:ilvl w:val="0"/>
+                <w:numId w:val="6"/>
+              </w:numPr>
+              <w:rPr>
+                <w:rFonts w:ascii="Calibri" w:hAnsi="Calibri" w:cs="Arial"/>
+                <w:i/>
+                <w:iCs/>
+                <w:color w:val="548DD4"/>
+                <w:sz w:val="20"/>
+                <w:szCs w:val="20"/>
+                <w:lang w:eastAsia="es-CL"/>
+              </w:rPr>
+            </w:pPr>
+            <w:r>
+              <w:rPr>
+                <w:rFonts w:ascii="Calibri" w:hAnsi="Calibri" w:cs="Arial"/>
+                <w:i/>
+                <w:iCs/>
+                <w:color w:val="548DD4"/>
+                <w:sz w:val="20"/>
+                <w:szCs w:val="20"/>
+                <w:lang w:eastAsia="es-CL"/>
+              </w:rPr>
+              <w:t>Competencia 1</w:t>
+            </w:r>
+            <w:r>
+              <w:rPr>
+                <w:rFonts w:ascii="Calibri" w:hAnsi="Calibri" w:cs="Arial"/>
+                <w:i/>
+                <w:iCs/>
+                <w:color w:val="548DD4"/>
+                <w:sz w:val="20"/>
+                <w:szCs w:val="20"/>
+                <w:lang w:eastAsia="es-CL"/>
+              </w:rPr>
+              <w:t>3</w:t>
+            </w:r>
+            <w:r>
+              <w:rPr>
+                <w:rFonts w:ascii="Calibri" w:hAnsi="Calibri" w:cs="Arial"/>
+                <w:i/>
+                <w:iCs/>
+                <w:color w:val="548DD4"/>
+                <w:sz w:val="20"/>
+                <w:szCs w:val="20"/>
+                <w:lang w:eastAsia="es-CL"/>
+              </w:rPr>
+              <w:t>: Comunicar en forma oral y escrita diferentes mensajes, utilizando herramientas lingüísticas funcionales en diversos contextos sociolaborales y disciplinarios.</w:t>
+            </w:r>
+          </w:p>
+          <w:p>
+            <w:pPr>
+              <w:pStyle w:val="Prrafodelista"/>
+              <w:numPr>
+                <w:ilvl w:val="0"/>
+                <w:numId w:val="6"/>
+              </w:numPr>
+              <w:rPr>
+                <w:rFonts w:ascii="Calibri" w:hAnsi="Calibri" w:cs="Arial"/>
+                <w:i/>
+                <w:iCs/>
+                <w:color w:val="548DD4"/>
+                <w:sz w:val="20"/>
+                <w:szCs w:val="20"/>
+                <w:lang w:eastAsia="es-CL"/>
+              </w:rPr>
+            </w:pPr>
+            <w:r>
+              <w:rPr>
+                <w:rFonts w:ascii="Calibri" w:hAnsi="Calibri" w:cs="Arial"/>
+                <w:i/>
+                <w:iCs/>
+                <w:color w:val="548DD4"/>
+                <w:sz w:val="20"/>
+                <w:szCs w:val="20"/>
+                <w:lang w:eastAsia="es-CL"/>
+              </w:rPr>
+              <w:t xml:space="preserve">Competencia </w:t>
+            </w:r>
+            <w:r>
+              <w:rPr>
+                <w:rFonts w:ascii="Calibri" w:hAnsi="Calibri" w:cs="Arial"/>
+                <w:i/>
+                <w:iCs/>
+                <w:color w:val="548DD4"/>
+                <w:sz w:val="20"/>
+                <w:szCs w:val="20"/>
+                <w:lang w:eastAsia="es-CL"/>
+              </w:rPr>
+              <w:t>4</w:t>
+            </w:r>
+            <w:r>
+              <w:rPr>
+                <w:rFonts w:ascii="Calibri" w:hAnsi="Calibri" w:cs="Arial"/>
+                <w:i/>
+                <w:iCs/>
+                <w:color w:val="548DD4"/>
+                <w:sz w:val="20"/>
+                <w:szCs w:val="20"/>
+                <w:lang w:eastAsia="es-CL"/>
+              </w:rPr>
+              <w:t>: Capacidad para generar ideas, soluciones o procesos innovadores que respondan a oportunidades y necesidades sociales.</w:t>
+            </w:r>
+          </w:p>
+          <w:p>
+            <w:pPr>
+              <w:pStyle w:val="Prrafodelista"/>
+              <w:numPr>
+                <w:ilvl w:val="0"/>
+                <w:numId w:val="6"/>
+              </w:numPr>
+              <w:rPr>
+                <w:rFonts w:ascii="Calibri" w:hAnsi="Calibri" w:cs="Arial"/>
+                <w:i/>
+                <w:iCs/>
+                <w:color w:val="548DD4"/>
+                <w:sz w:val="20"/>
+                <w:szCs w:val="20"/>
+                <w:lang w:eastAsia="es-CL"/>
+              </w:rPr>
+            </w:pPr>
+            <w:r>
+              <w:rPr>
+                <w:rFonts w:ascii="Calibri" w:hAnsi="Calibri" w:cs="Arial"/>
+                <w:i/>
+                <w:iCs/>
+                <w:color w:val="548DD4"/>
+                <w:sz w:val="20"/>
+                <w:szCs w:val="20"/>
+                <w:lang w:eastAsia="es-CL"/>
+              </w:rPr>
+              <w:t>Competencia 1</w:t>
+            </w:r>
+            <w:r>
+              <w:rPr>
+                <w:rFonts w:ascii="Calibri" w:hAnsi="Calibri" w:cs="Arial"/>
+                <w:i/>
+                <w:iCs/>
+                <w:color w:val="548DD4"/>
+                <w:sz w:val="20"/>
+                <w:szCs w:val="20"/>
+                <w:lang w:eastAsia="es-CL"/>
+              </w:rPr>
+              <w:t>5</w:t>
+            </w:r>
+            <w:r>
+              <w:rPr>
+                <w:rFonts w:ascii="Calibri" w:hAnsi="Calibri" w:cs="Arial"/>
+                <w:i/>
+                <w:iCs/>
+                <w:color w:val="548DD4"/>
+                <w:sz w:val="20"/>
+                <w:szCs w:val="20"/>
+                <w:lang w:eastAsia="es-CL"/>
+              </w:rPr>
+              <w:t>: Implementar soluciones sistémicas integrales para automatizar u optimizar procesos de negocio de acuerdo con las necesidades de la organización.</w:t>
+            </w:r>
+          </w:p>
+          <w:p>
+            <w:pPr>
+              <w:pStyle w:val="Prrafodelista"/>
+              <w:numPr>
+                <w:ilvl w:val="0"/>
+                <w:numId w:val="6"/>
+              </w:numPr>
+              <w:rPr>
+                <w:rFonts w:ascii="Calibri" w:hAnsi="Calibri" w:cs="Arial"/>
+                <w:i/>
+                <w:iCs/>
+                <w:color w:val="548DD4"/>
+                <w:sz w:val="20"/>
+                <w:szCs w:val="20"/>
+                <w:lang w:eastAsia="es-CL"/>
+              </w:rPr>
+            </w:pPr>
+            <w:r>
+              <w:rPr>
+                <w:rFonts w:ascii="Calibri" w:hAnsi="Calibri" w:cs="Arial"/>
+                <w:i/>
+                <w:iCs/>
+                <w:color w:val="548DD4"/>
+                <w:sz w:val="20"/>
+                <w:szCs w:val="20"/>
+                <w:lang w:eastAsia="es-CL"/>
+              </w:rPr>
+              <w:t>Competencia 1</w:t>
+            </w:r>
+            <w:r>
+              <w:rPr>
+                <w:rFonts w:ascii="Calibri" w:hAnsi="Calibri" w:cs="Arial"/>
+                <w:i/>
+                <w:iCs/>
+                <w:color w:val="548DD4"/>
+                <w:sz w:val="20"/>
+                <w:szCs w:val="20"/>
+                <w:lang w:eastAsia="es-CL"/>
+              </w:rPr>
+              <w:t>6</w:t>
+            </w:r>
+            <w:r>
+              <w:rPr>
+                <w:rFonts w:ascii="Calibri" w:hAnsi="Calibri" w:cs="Arial"/>
+                <w:i/>
+                <w:iCs/>
+                <w:color w:val="548DD4"/>
+                <w:sz w:val="20"/>
+                <w:szCs w:val="20"/>
+                <w:lang w:eastAsia="es-CL"/>
+              </w:rPr>
+              <w:t>: Gestionar proyectos informáticos, ofreciendo alternativas para la toma de decisiones de acuerdo con los requerimientos de la organización.</w:t>
+            </w:r>
+          </w:p>
+          <w:p>
+            <w:pPr>
+              <w:pStyle w:val="Prrafodelista"/>
+              <w:numPr>
+                <w:ilvl w:val="0"/>
+                <w:numId w:val="6"/>
+              </w:numPr>
+              <w:rPr>
+                <w:rFonts w:ascii="Calibri" w:hAnsi="Calibri" w:cs="Arial"/>
+                <w:i/>
+                <w:iCs/>
+                <w:color w:val="548DD4"/>
+                <w:sz w:val="20"/>
+                <w:szCs w:val="20"/>
+                <w:lang w:eastAsia="es-CL"/>
+              </w:rPr>
+            </w:pPr>
+            <w:r>
+              <w:rPr>
+                <w:rFonts w:ascii="Calibri" w:hAnsi="Calibri" w:cs="Arial"/>
+                <w:i/>
+                <w:iCs/>
+                <w:color w:val="548DD4"/>
+                <w:sz w:val="20"/>
+                <w:szCs w:val="20"/>
+                <w:lang w:eastAsia="es-CL"/>
+              </w:rPr>
+              <w:t>Competencia 1</w:t>
+            </w:r>
+            <w:r>
+              <w:rPr>
+                <w:rFonts w:ascii="Calibri" w:hAnsi="Calibri" w:cs="Arial"/>
+                <w:i/>
+                <w:iCs/>
+                <w:color w:val="548DD4"/>
+                <w:sz w:val="20"/>
+                <w:szCs w:val="20"/>
+                <w:lang w:eastAsia="es-CL"/>
+              </w:rPr>
+              <w:t>7</w:t>
+            </w:r>
+            <w:r>
+              <w:rPr>
+                <w:rFonts w:ascii="Calibri" w:hAnsi="Calibri" w:cs="Arial"/>
+                <w:i/>
+                <w:iCs/>
+                <w:color w:val="548DD4"/>
+                <w:sz w:val="20"/>
+                <w:szCs w:val="20"/>
+                <w:lang w:eastAsia="es-CL"/>
+              </w:rPr>
+              <w:t>: Desarrollar proyectos de emprendimiento a partir de la identificación de oportunidades desde su especialidad, aplicando técnicas afines al objetivo.</w:t>
             </w:r>
           </w:p>
         </w:tc>
@@ -1383,9 +1739,12 @@
                 <w:szCs w:val="20"/>
                 <w:lang w:eastAsia="es-CL"/>
               </w:rPr>
-              <w:t xml:space="preserve">Todo proyecto, ya sea una innovación, producto, servicio, etc., pretende dar respuesta a una situación o problemática. </w:t>
-            </w:r>
-            <w:r>
+              <w:t>Este proyecto aborda la falta de una plataforma formal de gestión y comunicación para los grupos de scout “Reino Likankura”, ubicada en Peñalolén y “Reino Anchimellen”, ubicado en P.A.C. Actualmente la comunicación de las actividades se realiza únicamente por redes sociales informales como Instagram, Facebook y WhatsApp, lo que dificulta la organización, administración y acceso centralizado a la información.</w:t>
+            </w:r>
+          </w:p>
+          <w:p>
+            <w:pPr>
+              <w:jc w:val="both"/>
               <w:rPr>
                 <w:rFonts w:ascii="Calibri" w:hAnsi="Calibri" w:cs="Arial"/>
                 <w:i/>
@@ -1395,8 +1754,7 @@
                 <w:szCs w:val="20"/>
                 <w:lang w:eastAsia="es-CL"/>
               </w:rPr>
-              <w:t xml:space="preserve">Señala qué problema busca </w:t>
-            </w:r>
+            </w:pPr>
             <w:r>
               <w:rPr>
                 <w:rFonts w:ascii="Calibri" w:hAnsi="Calibri" w:cs="Arial"/>
@@ -1407,9 +1765,12 @@
                 <w:szCs w:val="20"/>
                 <w:lang w:eastAsia="es-CL"/>
               </w:rPr>
-              <w:t>solucionar tu</w:t>
-            </w:r>
-            <w:r>
+              <w:t>Este tema lo seleccioné porque considero muy importante apoyar a comunidades que generan un aporte social, cultural y formativo para los niños y jóvenes. LA implementación de una plataforma web permitirá formalizar la gestión de ambos grupos scout, mejorar la comunicación con los apoderados y facilitar el acceso a la información relevante para los integrantes.</w:t>
+            </w:r>
+          </w:p>
+          <w:p>
+            <w:pPr>
+              <w:jc w:val="both"/>
               <w:rPr>
                 <w:rFonts w:ascii="Calibri" w:hAnsi="Calibri" w:cs="Arial"/>
                 <w:i/>
@@ -1419,7 +1780,218 @@
                 <w:szCs w:val="20"/>
                 <w:lang w:eastAsia="es-CL"/>
               </w:rPr>
-              <w:t xml:space="preserve"> proyecto y la relevancia que tiene para el campo laboral de tu carrera. También menciona el contexto en que esta problemática se sitúa (lugar, a quienes impactaría, etc.). Es importante que esta problemática sea relevante en el contexto de la profesión, siendo su resolución un aporte real o simulado a la organización u entorno en el que se sitúa. Algunas preguntas que pueden ayudarte a responder este apartado son: </w:t>
+            </w:pPr>
+            <w:r>
+              <w:rPr>
+                <w:rFonts w:ascii="Calibri" w:hAnsi="Calibri" w:cs="Arial"/>
+                <w:i/>
+                <w:iCs/>
+                <w:color w:val="548DD4"/>
+                <w:sz w:val="20"/>
+                <w:szCs w:val="20"/>
+                <w:lang w:eastAsia="es-CL"/>
+              </w:rPr>
+              <w:t>En este contexto es que es relevante para el campo laboral de ingeniería en informática, por que responde a una necesidad real de digitalización y automatización de procesos organizacionales. Actualmente muchas organizaciones requieren de una plataforma tecnológica que les pueda permitir la administración de usuarios, información, pagos, comunicación y contenido de manera segura y centralizada.</w:t>
+            </w:r>
+          </w:p>
+          <w:p>
+            <w:pPr>
+              <w:jc w:val="both"/>
+              <w:rPr>
+                <w:rFonts w:ascii="Calibri" w:hAnsi="Calibri" w:cs="Arial"/>
+                <w:i/>
+                <w:iCs/>
+                <w:color w:val="548DD4"/>
+                <w:sz w:val="20"/>
+                <w:szCs w:val="20"/>
+                <w:lang w:eastAsia="es-CL"/>
+              </w:rPr>
+            </w:pPr>
+            <w:r>
+              <w:rPr>
+                <w:rFonts w:ascii="Calibri" w:hAnsi="Calibri" w:cs="Arial"/>
+                <w:i/>
+                <w:iCs/>
+                <w:color w:val="548DD4"/>
+                <w:sz w:val="20"/>
+                <w:szCs w:val="20"/>
+                <w:lang w:eastAsia="es-CL"/>
+              </w:rPr>
+              <w:t xml:space="preserve">Esta situación abordada se ubica principalmente en las comunas de Peñalolén y Pedro Aguirre </w:t>
+            </w:r>
+            <w:r>
+              <w:rPr>
+                <w:rFonts w:ascii="Calibri" w:hAnsi="Calibri" w:cs="Arial"/>
+                <w:i/>
+                <w:iCs/>
+                <w:color w:val="548DD4"/>
+                <w:sz w:val="20"/>
+                <w:szCs w:val="20"/>
+                <w:lang w:eastAsia="es-CL"/>
+              </w:rPr>
+              <w:t>C</w:t>
+            </w:r>
+            <w:r>
+              <w:rPr>
+                <w:rFonts w:ascii="Calibri" w:hAnsi="Calibri" w:cs="Arial"/>
+                <w:i/>
+                <w:iCs/>
+                <w:color w:val="548DD4"/>
+                <w:sz w:val="20"/>
+                <w:szCs w:val="20"/>
+                <w:lang w:eastAsia="es-CL"/>
+              </w:rPr>
+              <w:t>erda, en donde funcionan los grupos scout. Ambos grupos se caracterizan por promover actividades recreativas, formativas y comunitarias las que son dirigidas a niños, jóvenes y sus familias.</w:t>
+            </w:r>
+          </w:p>
+          <w:p>
+            <w:pPr>
+              <w:jc w:val="both"/>
+              <w:rPr>
+                <w:rFonts w:ascii="Calibri" w:hAnsi="Calibri" w:cs="Arial"/>
+                <w:i/>
+                <w:iCs/>
+                <w:color w:val="548DD4"/>
+                <w:sz w:val="20"/>
+                <w:szCs w:val="20"/>
+                <w:lang w:eastAsia="es-CL"/>
+              </w:rPr>
+            </w:pPr>
+            <w:r>
+              <w:rPr>
+                <w:rFonts w:ascii="Calibri" w:hAnsi="Calibri" w:cs="Arial"/>
+                <w:i/>
+                <w:iCs/>
+                <w:color w:val="548DD4"/>
+                <w:sz w:val="20"/>
+                <w:szCs w:val="20"/>
+                <w:lang w:eastAsia="es-CL"/>
+              </w:rPr>
+              <w:t>La problemática impacta principalmente a:</w:t>
+            </w:r>
+          </w:p>
+          <w:p>
+            <w:pPr>
+              <w:pStyle w:val="Prrafodelista"/>
+              <w:numPr>
+                <w:ilvl w:val="0"/>
+                <w:numId w:val="8"/>
+              </w:numPr>
+              <w:jc w:val="both"/>
+              <w:rPr>
+                <w:rFonts w:ascii="Calibri" w:hAnsi="Calibri" w:cs="Arial"/>
+                <w:i/>
+                <w:iCs/>
+                <w:color w:val="548DD4"/>
+                <w:sz w:val="20"/>
+                <w:szCs w:val="20"/>
+                <w:lang w:eastAsia="es-CL"/>
+              </w:rPr>
+            </w:pPr>
+            <w:r>
+              <w:rPr>
+                <w:rFonts w:ascii="Calibri" w:hAnsi="Calibri" w:cs="Arial"/>
+                <w:i/>
+                <w:iCs/>
+                <w:color w:val="548DD4"/>
+                <w:sz w:val="20"/>
+                <w:szCs w:val="20"/>
+                <w:lang w:eastAsia="es-CL"/>
+              </w:rPr>
+              <w:t>Administradores de los grupos scout.</w:t>
+            </w:r>
+          </w:p>
+          <w:p>
+            <w:pPr>
+              <w:pStyle w:val="Prrafodelista"/>
+              <w:numPr>
+                <w:ilvl w:val="0"/>
+                <w:numId w:val="8"/>
+              </w:numPr>
+              <w:jc w:val="both"/>
+              <w:rPr>
+                <w:rFonts w:ascii="Calibri" w:hAnsi="Calibri" w:cs="Arial"/>
+                <w:i/>
+                <w:iCs/>
+                <w:color w:val="548DD4"/>
+                <w:sz w:val="20"/>
+                <w:szCs w:val="20"/>
+                <w:lang w:eastAsia="es-CL"/>
+              </w:rPr>
+            </w:pPr>
+            <w:r>
+              <w:rPr>
+                <w:rFonts w:ascii="Calibri" w:hAnsi="Calibri" w:cs="Arial"/>
+                <w:i/>
+                <w:iCs/>
+                <w:color w:val="548DD4"/>
+                <w:sz w:val="20"/>
+                <w:szCs w:val="20"/>
+                <w:lang w:eastAsia="es-CL"/>
+              </w:rPr>
+              <w:t>Niños y jóvenes pertenecientes a la comunidad scout.</w:t>
+            </w:r>
+          </w:p>
+          <w:p>
+            <w:pPr>
+              <w:pStyle w:val="Prrafodelista"/>
+              <w:numPr>
+                <w:ilvl w:val="0"/>
+                <w:numId w:val="8"/>
+              </w:numPr>
+              <w:jc w:val="both"/>
+              <w:rPr>
+                <w:rFonts w:ascii="Calibri" w:hAnsi="Calibri" w:cs="Arial"/>
+                <w:i/>
+                <w:iCs/>
+                <w:color w:val="548DD4"/>
+                <w:sz w:val="20"/>
+                <w:szCs w:val="20"/>
+                <w:lang w:eastAsia="es-CL"/>
+              </w:rPr>
+            </w:pPr>
+            <w:r>
+              <w:rPr>
+                <w:rFonts w:ascii="Calibri" w:hAnsi="Calibri" w:cs="Arial"/>
+                <w:i/>
+                <w:iCs/>
+                <w:color w:val="548DD4"/>
+                <w:sz w:val="20"/>
+                <w:szCs w:val="20"/>
+                <w:lang w:eastAsia="es-CL"/>
+              </w:rPr>
+              <w:t>Apoderados y familias.</w:t>
+            </w:r>
+          </w:p>
+          <w:p>
+            <w:pPr>
+              <w:pStyle w:val="Prrafodelista"/>
+              <w:numPr>
+                <w:ilvl w:val="0"/>
+                <w:numId w:val="8"/>
+              </w:numPr>
+              <w:jc w:val="both"/>
+              <w:rPr>
+                <w:rFonts w:ascii="Calibri" w:hAnsi="Calibri" w:cs="Arial"/>
+                <w:i/>
+                <w:iCs/>
+                <w:color w:val="548DD4"/>
+                <w:sz w:val="20"/>
+                <w:szCs w:val="20"/>
+                <w:lang w:eastAsia="es-CL"/>
+              </w:rPr>
+            </w:pPr>
+            <w:r>
+              <w:rPr>
+                <w:rFonts w:ascii="Calibri" w:hAnsi="Calibri" w:cs="Arial"/>
+                <w:i/>
+                <w:iCs/>
+                <w:color w:val="548DD4"/>
+                <w:sz w:val="20"/>
+                <w:szCs w:val="20"/>
+                <w:lang w:eastAsia="es-CL"/>
+              </w:rPr>
+              <w:t>Nuevos integrantes interesados en participar.</w:t>
             </w:r>
           </w:p>
           <w:p>
@@ -1434,23 +2006,39 @@
               <w:rPr>
                 <w:rFonts w:ascii="Calibri" w:hAnsi="Calibri" w:cs="Arial"/>
                 <w:i/>
-                <w:color w:val="548DD4"/>
-                <w:sz w:val="20"/>
-                <w:szCs w:val="20"/>
-                <w:lang w:eastAsia="es-CL"/>
-              </w:rPr>
-            </w:pPr>
-            <w:r>
-              <w:rPr>
-                <w:rFonts w:ascii="Calibri" w:hAnsi="Calibri" w:cs="Arial"/>
-                <w:i/>
-                <w:color w:val="548DD4"/>
-                <w:sz w:val="20"/>
-                <w:szCs w:val="20"/>
-                <w:lang w:eastAsia="es-CL"/>
-              </w:rPr>
-              <w:t>¿Por qué escogiste este tema? ¿Por qué es relevante este tema para el campo laboral de tu carrera?</w:t>
-            </w:r>
+                <w:iCs/>
+                <w:color w:val="548DD4"/>
+                <w:sz w:val="20"/>
+                <w:szCs w:val="20"/>
+                <w:lang w:eastAsia="es-CL"/>
+              </w:rPr>
+            </w:pPr>
+            <w:r>
+              <w:rPr>
+                <w:rFonts w:ascii="Calibri" w:hAnsi="Calibri" w:cs="Arial"/>
+                <w:i/>
+                <w:iCs/>
+                <w:color w:val="548DD4"/>
+                <w:sz w:val="20"/>
+                <w:szCs w:val="20"/>
+                <w:lang w:eastAsia="es-CL"/>
+              </w:rPr>
+              <w:t>Personas que deseen colaborar mediante donaciones</w:t>
+            </w:r>
+          </w:p>
+          <w:p>
+            <w:pPr>
+              <w:jc w:val="both"/>
+              <w:rPr>
+                <w:rFonts w:ascii="Calibri" w:hAnsi="Calibri" w:cs="Arial"/>
+                <w:i/>
+                <w:iCs/>
+                <w:color w:val="548DD4"/>
+                <w:sz w:val="20"/>
+                <w:szCs w:val="20"/>
+                <w:lang w:eastAsia="es-CL"/>
+              </w:rPr>
+            </w:pPr>
           </w:p>
           <w:p>
             <w:pPr>
@@ -1463,101 +2051,6 @@
               <w:jc w:val="both"/>
               <w:rPr>
                 <w:rFonts w:ascii="Calibri" w:hAnsi="Calibri" w:cs="Arial"/>
-                <w:b/>
-                <w:bCs/>
-                <w:i/>
-                <w:color w:val="548DD4"/>
-                <w:sz w:val="20"/>
-                <w:szCs w:val="20"/>
-                <w:lang w:eastAsia="es-CL"/>
-              </w:rPr>
-            </w:pPr>
-            <w:r>
-              <w:rPr>
-                <w:rFonts w:ascii="Calibri" w:hAnsi="Calibri" w:cs="Arial"/>
-                <w:i/>
-                <w:color w:val="548DD4"/>
-                <w:sz w:val="20"/>
-                <w:szCs w:val="20"/>
-                <w:lang w:eastAsia="es-CL"/>
-              </w:rPr>
-              <w:t xml:space="preserve">¿Dónde se ubica la situación que vas a abordar? (Ej.: País, región, comuna o institución) ¿Cuáles son las características principales de ese lugar? </w:t>
-            </w:r>
-          </w:p>
-          <w:p>
-            <w:pPr>
-              <w:pStyle w:val="Prrafodelista"/>
-              <w:numPr>
-                <w:ilvl w:val="0"/>
-                <w:numId w:val="3"/>
-              </w:numPr>
-              <w:ind w:left="720"/>
-              <w:jc w:val="both"/>
-              <w:rPr>
-                <w:rFonts w:ascii="Calibri" w:hAnsi="Calibri" w:cs="Arial"/>
-                <w:i/>
-                <w:color w:val="548DD4"/>
-                <w:sz w:val="20"/>
-                <w:szCs w:val="20"/>
-                <w:lang w:eastAsia="es-CL"/>
-              </w:rPr>
-            </w:pPr>
-            <w:r>
-              <w:rPr>
-                <w:rFonts w:ascii="Calibri" w:hAnsi="Calibri" w:cs="Arial"/>
-                <w:i/>
-                <w:color w:val="548DD4"/>
-                <w:sz w:val="20"/>
-                <w:szCs w:val="20"/>
-                <w:lang w:eastAsia="es-CL"/>
-              </w:rPr>
-              <w:t xml:space="preserve">¿A quiénes afecta </w:t>
-            </w:r>
-            <w:r>
-              <w:rPr>
-                <w:rFonts w:ascii="Calibri" w:hAnsi="Calibri" w:cs="Arial"/>
-                <w:i/>
-                <w:color w:val="548DD4"/>
-                <w:sz w:val="20"/>
-                <w:szCs w:val="20"/>
-                <w:lang w:eastAsia="es-CL"/>
-              </w:rPr>
-              <w:t xml:space="preserve">o impacta </w:t>
-            </w:r>
-            <w:r>
-              <w:rPr>
-                <w:rFonts w:ascii="Calibri" w:hAnsi="Calibri" w:cs="Arial"/>
-                <w:i/>
-                <w:color w:val="548DD4"/>
-                <w:sz w:val="20"/>
-                <w:szCs w:val="20"/>
-                <w:lang w:eastAsia="es-CL"/>
-              </w:rPr>
-              <w:t>la situación que vas a abordar? (Ej.: Grupo etario, usuarios de algún servicio, etc.)</w:t>
-            </w:r>
-            <w:r>
-              <w:rPr>
-                <w:rFonts w:ascii="Calibri" w:hAnsi="Calibri" w:cs="Arial"/>
-                <w:i/>
-                <w:color w:val="548DD4"/>
-                <w:sz w:val="20"/>
-                <w:szCs w:val="20"/>
-                <w:lang w:eastAsia="es-CL"/>
-              </w:rPr>
-              <w:t>.</w:t>
-            </w:r>
-          </w:p>
-          <w:p>
-            <w:pPr>
-              <w:pStyle w:val="Prrafodelista"/>
-              <w:numPr>
-                <w:ilvl w:val="0"/>
-                <w:numId w:val="3"/>
-              </w:numPr>
-              <w:ind w:left="720"/>
-              <w:jc w:val="both"/>
-              <w:rPr>
-                <w:rFonts w:ascii="Calibri" w:hAnsi="Calibri" w:cs="Arial"/>
                 <w:i/>
                 <w:iCs/>
                 <w:color w:val="548DD4"/>
@@ -1651,6 +2144,345 @@
                 <w:color w:val="548DD4"/>
                 <w:sz w:val="20"/>
                 <w:szCs w:val="20"/>
+                <w:lang w:eastAsia="es-CL"/>
+              </w:rPr>
+            </w:pPr>
+            <w:r>
+              <w:rPr>
+                <w:rFonts w:ascii="Calibri" w:hAnsi="Calibri" w:cs="Arial"/>
+                <w:i/>
+                <w:color w:val="548DD4"/>
+                <w:sz w:val="20"/>
+                <w:szCs w:val="20"/>
+                <w:lang w:eastAsia="es-CL"/>
+              </w:rPr>
+              <w:t>El principal objetivo del proyecto es desarrollar una plataforma web de gestión y comunicación para comunidades scout, permitiendo centralizar la información administrativa, organizacional y comunicacional en un único sistema.</w:t>
+            </w:r>
+          </w:p>
+          <w:p>
+            <w:pPr>
+              <w:jc w:val="both"/>
+              <w:rPr>
+                <w:rFonts w:ascii="Calibri" w:hAnsi="Calibri" w:cs="Arial"/>
+                <w:i/>
+                <w:color w:val="548DD4"/>
+                <w:sz w:val="20"/>
+                <w:szCs w:val="20"/>
+                <w:lang w:eastAsia="es-CL"/>
+              </w:rPr>
+            </w:pPr>
+            <w:r>
+              <w:rPr>
+                <w:rFonts w:ascii="Calibri" w:hAnsi="Calibri" w:cs="Arial"/>
+                <w:i/>
+                <w:color w:val="548DD4"/>
+                <w:sz w:val="20"/>
+                <w:szCs w:val="20"/>
+                <w:lang w:eastAsia="es-CL"/>
+              </w:rPr>
+              <w:t>Esto lo lograra ya que contara con:</w:t>
+            </w:r>
+          </w:p>
+          <w:p>
+            <w:pPr>
+              <w:pStyle w:val="Prrafodelista"/>
+              <w:numPr>
+                <w:ilvl w:val="0"/>
+                <w:numId w:val="6"/>
+              </w:numPr>
+              <w:jc w:val="both"/>
+              <w:rPr>
+                <w:rFonts w:ascii="Calibri" w:hAnsi="Calibri" w:cs="Arial"/>
+                <w:i/>
+                <w:color w:val="548DD4"/>
+                <w:sz w:val="20"/>
+                <w:szCs w:val="20"/>
+                <w:lang w:eastAsia="es-CL"/>
+              </w:rPr>
+            </w:pPr>
+            <w:r>
+              <w:rPr>
+                <w:rFonts w:ascii="Calibri" w:hAnsi="Calibri" w:cs="Arial"/>
+                <w:i/>
+                <w:color w:val="548DD4"/>
+                <w:sz w:val="20"/>
+                <w:szCs w:val="20"/>
+                <w:lang w:eastAsia="es-CL"/>
+              </w:rPr>
+              <w:t>Administración completa por parte del Administrador.</w:t>
+            </w:r>
+          </w:p>
+          <w:p>
+            <w:pPr>
+              <w:pStyle w:val="Prrafodelista"/>
+              <w:numPr>
+                <w:ilvl w:val="0"/>
+                <w:numId w:val="6"/>
+              </w:numPr>
+              <w:jc w:val="both"/>
+              <w:rPr>
+                <w:rFonts w:ascii="Calibri" w:hAnsi="Calibri" w:cs="Arial"/>
+                <w:i/>
+                <w:color w:val="548DD4"/>
+                <w:sz w:val="20"/>
+                <w:szCs w:val="20"/>
+                <w:lang w:eastAsia="es-CL"/>
+              </w:rPr>
+            </w:pPr>
+            <w:r>
+              <w:rPr>
+                <w:rFonts w:ascii="Calibri" w:hAnsi="Calibri" w:cs="Arial"/>
+                <w:i/>
+                <w:color w:val="548DD4"/>
+                <w:sz w:val="20"/>
+                <w:szCs w:val="20"/>
+                <w:lang w:eastAsia="es-CL"/>
+              </w:rPr>
+              <w:t>Publicación de noticias y contenido público y privado.</w:t>
+            </w:r>
+          </w:p>
+          <w:p>
+            <w:pPr>
+              <w:pStyle w:val="Prrafodelista"/>
+              <w:numPr>
+                <w:ilvl w:val="0"/>
+                <w:numId w:val="6"/>
+              </w:numPr>
+              <w:jc w:val="both"/>
+              <w:rPr>
+                <w:rFonts w:ascii="Calibri" w:hAnsi="Calibri" w:cs="Arial"/>
+                <w:i/>
+                <w:color w:val="548DD4"/>
+                <w:sz w:val="20"/>
+                <w:szCs w:val="20"/>
+                <w:lang w:eastAsia="es-CL"/>
+              </w:rPr>
+            </w:pPr>
+            <w:r>
+              <w:rPr>
+                <w:rFonts w:ascii="Calibri" w:hAnsi="Calibri" w:cs="Arial"/>
+                <w:i/>
+                <w:color w:val="548DD4"/>
+                <w:sz w:val="20"/>
+                <w:szCs w:val="20"/>
+                <w:lang w:eastAsia="es-CL"/>
+              </w:rPr>
+              <w:t>Sistema de donaciones.</w:t>
+            </w:r>
+          </w:p>
+          <w:p>
+            <w:pPr>
+              <w:pStyle w:val="Prrafodelista"/>
+              <w:numPr>
+                <w:ilvl w:val="0"/>
+                <w:numId w:val="6"/>
+              </w:numPr>
+              <w:jc w:val="both"/>
+              <w:rPr>
+                <w:rFonts w:ascii="Calibri" w:hAnsi="Calibri" w:cs="Arial"/>
+                <w:i/>
+                <w:color w:val="548DD4"/>
+                <w:sz w:val="20"/>
+                <w:szCs w:val="20"/>
+                <w:lang w:eastAsia="es-CL"/>
+              </w:rPr>
+            </w:pPr>
+            <w:r>
+              <w:rPr>
+                <w:rFonts w:ascii="Calibri" w:hAnsi="Calibri" w:cs="Arial"/>
+                <w:i/>
+                <w:color w:val="548DD4"/>
+                <w:sz w:val="20"/>
+                <w:szCs w:val="20"/>
+                <w:lang w:eastAsia="es-CL"/>
+              </w:rPr>
+              <w:t>Gestión de usuarios scouts.</w:t>
+            </w:r>
+          </w:p>
+          <w:p>
+            <w:pPr>
+              <w:pStyle w:val="Prrafodelista"/>
+              <w:numPr>
+                <w:ilvl w:val="0"/>
+                <w:numId w:val="6"/>
+              </w:numPr>
+              <w:jc w:val="both"/>
+              <w:rPr>
+                <w:rFonts w:ascii="Calibri" w:hAnsi="Calibri" w:cs="Arial"/>
+                <w:i/>
+                <w:color w:val="548DD4"/>
+                <w:sz w:val="20"/>
+                <w:szCs w:val="20"/>
+                <w:lang w:eastAsia="es-CL"/>
+              </w:rPr>
+            </w:pPr>
+            <w:r>
+              <w:rPr>
+                <w:rFonts w:ascii="Calibri" w:hAnsi="Calibri" w:cs="Arial"/>
+                <w:i/>
+                <w:color w:val="548DD4"/>
+                <w:sz w:val="20"/>
+                <w:szCs w:val="20"/>
+                <w:lang w:eastAsia="es-CL"/>
+              </w:rPr>
+              <w:t>Acceso privado para cada integrante.</w:t>
+            </w:r>
+          </w:p>
+          <w:p>
+            <w:pPr>
+              <w:pStyle w:val="Prrafodelista"/>
+              <w:numPr>
+                <w:ilvl w:val="0"/>
+                <w:numId w:val="6"/>
+              </w:numPr>
+              <w:jc w:val="both"/>
+              <w:rPr>
+                <w:rFonts w:ascii="Calibri" w:hAnsi="Calibri" w:cs="Arial"/>
+                <w:i/>
+                <w:color w:val="548DD4"/>
+                <w:sz w:val="20"/>
+                <w:szCs w:val="20"/>
+                <w:lang w:eastAsia="es-CL"/>
+              </w:rPr>
+            </w:pPr>
+            <w:r>
+              <w:rPr>
+                <w:rFonts w:ascii="Calibri" w:hAnsi="Calibri" w:cs="Arial"/>
+                <w:i/>
+                <w:color w:val="548DD4"/>
+                <w:sz w:val="20"/>
+                <w:szCs w:val="20"/>
+                <w:lang w:eastAsia="es-CL"/>
+              </w:rPr>
+              <w:t>Visualización de galerías de actividades y de paseos.</w:t>
+            </w:r>
+          </w:p>
+          <w:p>
+            <w:pPr>
+              <w:pStyle w:val="Prrafodelista"/>
+              <w:numPr>
+                <w:ilvl w:val="0"/>
+                <w:numId w:val="6"/>
+              </w:numPr>
+              <w:jc w:val="both"/>
+              <w:rPr>
+                <w:rFonts w:ascii="Calibri" w:hAnsi="Calibri" w:cs="Arial"/>
+                <w:i/>
+                <w:color w:val="548DD4"/>
+                <w:sz w:val="20"/>
+                <w:szCs w:val="20"/>
+                <w:lang w:eastAsia="es-CL"/>
+              </w:rPr>
+            </w:pPr>
+            <w:r>
+              <w:rPr>
+                <w:rFonts w:ascii="Calibri" w:hAnsi="Calibri" w:cs="Arial"/>
+                <w:i/>
+                <w:color w:val="548DD4"/>
+                <w:sz w:val="20"/>
+                <w:szCs w:val="20"/>
+                <w:lang w:eastAsia="es-CL"/>
+              </w:rPr>
+              <w:lastRenderedPageBreak/>
+              <w:t>Control de las cuotas pagadas y pendientes.</w:t>
+            </w:r>
+          </w:p>
+          <w:p>
+            <w:pPr>
+              <w:pStyle w:val="Prrafodelista"/>
+              <w:numPr>
+                <w:ilvl w:val="0"/>
+                <w:numId w:val="6"/>
+              </w:numPr>
+              <w:jc w:val="both"/>
+              <w:rPr>
+                <w:rFonts w:ascii="Calibri" w:hAnsi="Calibri" w:cs="Arial"/>
+                <w:i/>
+                <w:color w:val="548DD4"/>
+                <w:sz w:val="20"/>
+                <w:szCs w:val="20"/>
+                <w:lang w:eastAsia="es-CL"/>
+              </w:rPr>
+            </w:pPr>
+            <w:r>
+              <w:rPr>
+                <w:rFonts w:ascii="Calibri" w:hAnsi="Calibri" w:cs="Arial"/>
+                <w:i/>
+                <w:color w:val="548DD4"/>
+                <w:sz w:val="20"/>
+                <w:szCs w:val="20"/>
+                <w:lang w:eastAsia="es-CL"/>
+              </w:rPr>
+              <w:t>Compra de productos scout como uniforme.</w:t>
+            </w:r>
+          </w:p>
+          <w:p>
+            <w:pPr>
+              <w:pStyle w:val="Prrafodelista"/>
+              <w:numPr>
+                <w:ilvl w:val="0"/>
+                <w:numId w:val="6"/>
+              </w:numPr>
+              <w:jc w:val="both"/>
+              <w:rPr>
+                <w:rFonts w:ascii="Calibri" w:hAnsi="Calibri" w:cs="Arial"/>
+                <w:i/>
+                <w:color w:val="548DD4"/>
+                <w:sz w:val="20"/>
+                <w:szCs w:val="20"/>
+                <w:lang w:eastAsia="es-CL"/>
+              </w:rPr>
+            </w:pPr>
+            <w:r>
+              <w:rPr>
+                <w:rFonts w:ascii="Calibri" w:hAnsi="Calibri" w:cs="Arial"/>
+                <w:i/>
+                <w:color w:val="548DD4"/>
+                <w:sz w:val="20"/>
+                <w:szCs w:val="20"/>
+                <w:lang w:eastAsia="es-CL"/>
+              </w:rPr>
+              <w:t>Sistema de mensajería interna.</w:t>
+            </w:r>
+          </w:p>
+          <w:p>
+            <w:pPr>
+              <w:pStyle w:val="Prrafodelista"/>
+              <w:numPr>
+                <w:ilvl w:val="0"/>
+                <w:numId w:val="6"/>
+              </w:numPr>
+              <w:jc w:val="both"/>
+              <w:rPr>
+                <w:rFonts w:ascii="Calibri" w:hAnsi="Calibri" w:cs="Arial"/>
+                <w:i/>
+                <w:color w:val="548DD4"/>
+                <w:sz w:val="20"/>
+                <w:szCs w:val="20"/>
+                <w:lang w:eastAsia="es-CL"/>
+              </w:rPr>
+            </w:pPr>
+            <w:r>
+              <w:rPr>
+                <w:rFonts w:ascii="Calibri" w:hAnsi="Calibri" w:cs="Arial"/>
+                <w:i/>
+                <w:color w:val="548DD4"/>
+                <w:sz w:val="20"/>
+                <w:szCs w:val="20"/>
+                <w:lang w:eastAsia="es-CL"/>
+              </w:rPr>
+              <w:t xml:space="preserve">Gestión de la información personal de los integrantes. </w:t>
+            </w:r>
+          </w:p>
+          <w:p>
+            <w:pPr>
+              <w:jc w:val="both"/>
+              <w:rPr>
+                <w:rFonts w:ascii="Calibri" w:hAnsi="Calibri" w:cs="Arial"/>
+                <w:i/>
+                <w:color w:val="548DD4"/>
+                <w:sz w:val="20"/>
+                <w:szCs w:val="20"/>
                 <w:highlight w:val="cyan"/>
                 <w:lang w:eastAsia="es-CL"/>
               </w:rPr>
@@ -1664,85 +2496,18 @@
                 <w:szCs w:val="20"/>
                 <w:lang w:eastAsia="es-CL"/>
               </w:rPr>
-              <w:t>Señala qu</w:t>
-            </w:r>
-            <w:r>
-              <w:rPr>
-                <w:rFonts w:ascii="Calibri" w:hAnsi="Calibri" w:cs="Arial"/>
-                <w:i/>
-                <w:color w:val="548DD4"/>
-                <w:sz w:val="20"/>
-                <w:szCs w:val="20"/>
-                <w:lang w:eastAsia="es-CL"/>
-              </w:rPr>
-              <w:t>é</w:t>
-            </w:r>
-            <w:r>
-              <w:rPr>
-                <w:rFonts w:ascii="Calibri" w:hAnsi="Calibri" w:cs="Arial"/>
-                <w:i/>
-                <w:color w:val="548DD4"/>
-                <w:sz w:val="20"/>
-                <w:szCs w:val="20"/>
-                <w:lang w:eastAsia="es-CL"/>
-              </w:rPr>
-              <w:t xml:space="preserve"> se espera lograr con el proyecto </w:t>
-            </w:r>
-            <w:r>
-              <w:rPr>
-                <w:rFonts w:ascii="Calibri" w:hAnsi="Calibri" w:cs="Arial"/>
-                <w:i/>
-                <w:color w:val="548DD4"/>
-                <w:sz w:val="20"/>
-                <w:szCs w:val="20"/>
-                <w:lang w:eastAsia="es-CL"/>
-              </w:rPr>
-              <w:t xml:space="preserve">(objetivo) </w:t>
-            </w:r>
-            <w:r>
-              <w:rPr>
-                <w:rFonts w:ascii="Calibri" w:hAnsi="Calibri" w:cs="Arial"/>
-                <w:i/>
-                <w:color w:val="548DD4"/>
-                <w:sz w:val="20"/>
-                <w:szCs w:val="20"/>
-                <w:lang w:eastAsia="es-CL"/>
-              </w:rPr>
-              <w:t xml:space="preserve">y describe </w:t>
-            </w:r>
-            <w:r>
-              <w:rPr>
-                <w:rFonts w:ascii="Calibri" w:hAnsi="Calibri" w:cs="Arial"/>
-                <w:bCs/>
-                <w:i/>
-                <w:color w:val="548DD4"/>
-                <w:sz w:val="20"/>
-                <w:szCs w:val="20"/>
-                <w:lang w:eastAsia="es-CL"/>
-              </w:rPr>
-              <w:t>brevemente</w:t>
-            </w:r>
-            <w:r>
-              <w:rPr>
-                <w:rFonts w:ascii="Calibri" w:hAnsi="Calibri" w:cs="Arial"/>
-                <w:i/>
-                <w:color w:val="548DD4"/>
-                <w:sz w:val="20"/>
-                <w:szCs w:val="20"/>
-                <w:lang w:eastAsia="es-CL"/>
-              </w:rPr>
-              <w:t xml:space="preserve"> en qué consistiría, cómo planeas abordar la problemática presentada en el apartado</w:t>
-            </w:r>
-            <w:r>
-              <w:rPr>
-                <w:rFonts w:ascii="Calibri" w:hAnsi="Calibri" w:cs="Arial"/>
-                <w:i/>
-                <w:color w:val="548DD4"/>
-                <w:sz w:val="20"/>
-                <w:szCs w:val="20"/>
-                <w:lang w:eastAsia="es-CL"/>
-              </w:rPr>
-              <w:t xml:space="preserve"> anterior. </w:t>
+              <w:t>Para esta problemática se utilizará metodología de desarrollo de software y herramientas web actuales, considerando el diseño de una base de datos, seguridad de acceso y experiencia de usuario.</w:t>
+            </w:r>
+            <w:r>
+              <w:rPr>
+                <w:rFonts w:ascii="Calibri" w:hAnsi="Calibri" w:cs="Arial"/>
+                <w:i/>
+                <w:color w:val="548DD4"/>
+                <w:sz w:val="20"/>
+                <w:szCs w:val="20"/>
+                <w:lang w:eastAsia="es-CL"/>
+              </w:rPr>
+              <w:t xml:space="preserve"> </w:t>
             </w:r>
           </w:p>
         </w:tc>
@@ -1768,6 +2533,7 @@
                 <w:rFonts w:ascii="Calibri" w:hAnsi="Calibri"/>
                 <w:color w:val="1F3864" w:themeColor="accent1" w:themeShade="80"/>
               </w:rPr>
+              <w:lastRenderedPageBreak/>
               <w:t>Pertinencia</w:t>
             </w:r>
             <w:r>
@@ -1805,7 +2571,225 @@
                 <w:szCs w:val="20"/>
                 <w:lang w:eastAsia="es-CL"/>
               </w:rPr>
-              <w:t>Justifica</w:t>
+              <w:t>Este proyecto se relaciona directamente con el perfil de egreso porque integra competencias relacionadas con el análisis de requerimientos, desarrollo de software, gestión de proyecto y automatización de procesos organizacionales.</w:t>
+            </w:r>
+          </w:p>
+          <w:p>
+            <w:pPr>
+              <w:jc w:val="both"/>
+              <w:rPr>
+                <w:rFonts w:ascii="Calibri" w:hAnsi="Calibri" w:cs="Arial"/>
+                <w:i/>
+                <w:color w:val="548DD4"/>
+                <w:sz w:val="20"/>
+                <w:szCs w:val="20"/>
+                <w:lang w:eastAsia="es-CL"/>
+              </w:rPr>
+            </w:pPr>
+            <w:r>
+              <w:rPr>
+                <w:rFonts w:ascii="Calibri" w:hAnsi="Calibri" w:cs="Arial"/>
+                <w:i/>
+                <w:color w:val="548DD4"/>
+                <w:sz w:val="20"/>
+                <w:szCs w:val="20"/>
+                <w:lang w:eastAsia="es-CL"/>
+              </w:rPr>
+              <w:t>Estas competencias son necesarias debido a que el proyecto requiere de:</w:t>
+            </w:r>
+          </w:p>
+          <w:p>
+            <w:pPr>
+              <w:pStyle w:val="Prrafodelista"/>
+              <w:numPr>
+                <w:ilvl w:val="0"/>
+                <w:numId w:val="6"/>
+              </w:numPr>
+              <w:jc w:val="both"/>
+              <w:rPr>
+                <w:rFonts w:ascii="Calibri" w:hAnsi="Calibri" w:cs="Arial"/>
+                <w:i/>
+                <w:color w:val="548DD4"/>
+                <w:sz w:val="20"/>
+                <w:szCs w:val="20"/>
+                <w:lang w:eastAsia="es-CL"/>
+              </w:rPr>
+            </w:pPr>
+            <w:r>
+              <w:rPr>
+                <w:rFonts w:ascii="Calibri" w:hAnsi="Calibri" w:cs="Arial"/>
+                <w:i/>
+                <w:color w:val="548DD4"/>
+                <w:sz w:val="20"/>
+                <w:szCs w:val="20"/>
+                <w:lang w:eastAsia="es-CL"/>
+              </w:rPr>
+              <w:t>Análisis de la necesidad real de la organización</w:t>
+            </w:r>
+          </w:p>
+          <w:p>
+            <w:pPr>
+              <w:pStyle w:val="Prrafodelista"/>
+              <w:numPr>
+                <w:ilvl w:val="0"/>
+                <w:numId w:val="6"/>
+              </w:numPr>
+              <w:jc w:val="both"/>
+              <w:rPr>
+                <w:rFonts w:ascii="Calibri" w:hAnsi="Calibri" w:cs="Arial"/>
+                <w:i/>
+                <w:color w:val="548DD4"/>
+                <w:sz w:val="20"/>
+                <w:szCs w:val="20"/>
+                <w:lang w:eastAsia="es-CL"/>
+              </w:rPr>
+            </w:pPr>
+            <w:r>
+              <w:rPr>
+                <w:rFonts w:ascii="Calibri" w:hAnsi="Calibri" w:cs="Arial"/>
+                <w:i/>
+                <w:color w:val="548DD4"/>
+                <w:sz w:val="20"/>
+                <w:szCs w:val="20"/>
+                <w:lang w:eastAsia="es-CL"/>
+              </w:rPr>
+              <w:t>Diseño de una solución tecnológica funcional</w:t>
+            </w:r>
+          </w:p>
+          <w:p>
+            <w:pPr>
+              <w:pStyle w:val="Prrafodelista"/>
+              <w:numPr>
+                <w:ilvl w:val="0"/>
+                <w:numId w:val="6"/>
+              </w:numPr>
+              <w:jc w:val="both"/>
+              <w:rPr>
+                <w:rFonts w:ascii="Calibri" w:hAnsi="Calibri" w:cs="Arial"/>
+                <w:i/>
+                <w:color w:val="548DD4"/>
+                <w:sz w:val="20"/>
+                <w:szCs w:val="20"/>
+                <w:lang w:eastAsia="es-CL"/>
+              </w:rPr>
+            </w:pPr>
+            <w:r>
+              <w:rPr>
+                <w:rFonts w:ascii="Calibri" w:hAnsi="Calibri" w:cs="Arial"/>
+                <w:i/>
+                <w:color w:val="548DD4"/>
+                <w:sz w:val="20"/>
+                <w:szCs w:val="20"/>
+                <w:lang w:eastAsia="es-CL"/>
+              </w:rPr>
+              <w:t>Implementar una plataforma web segura y escalable</w:t>
+            </w:r>
+          </w:p>
+          <w:p>
+            <w:pPr>
+              <w:pStyle w:val="Prrafodelista"/>
+              <w:numPr>
+                <w:ilvl w:val="0"/>
+                <w:numId w:val="6"/>
+              </w:numPr>
+              <w:jc w:val="both"/>
+              <w:rPr>
+                <w:rFonts w:ascii="Calibri" w:hAnsi="Calibri" w:cs="Arial"/>
+                <w:i/>
+                <w:color w:val="548DD4"/>
+                <w:sz w:val="20"/>
+                <w:szCs w:val="20"/>
+                <w:lang w:eastAsia="es-CL"/>
+              </w:rPr>
+            </w:pPr>
+            <w:r>
+              <w:rPr>
+                <w:rFonts w:ascii="Calibri" w:hAnsi="Calibri" w:cs="Arial"/>
+                <w:i/>
+                <w:color w:val="548DD4"/>
+                <w:sz w:val="20"/>
+                <w:szCs w:val="20"/>
+                <w:lang w:eastAsia="es-CL"/>
+              </w:rPr>
+              <w:t>Gestión adecuada del desarrollo del proyecto</w:t>
+            </w:r>
+          </w:p>
+          <w:p>
+            <w:pPr>
+              <w:pStyle w:val="Prrafodelista"/>
+              <w:numPr>
+                <w:ilvl w:val="0"/>
+                <w:numId w:val="6"/>
+              </w:numPr>
+              <w:jc w:val="both"/>
+              <w:rPr>
+                <w:rFonts w:ascii="Calibri" w:hAnsi="Calibri" w:cs="Arial"/>
+                <w:i/>
+                <w:color w:val="548DD4"/>
+                <w:sz w:val="20"/>
+                <w:szCs w:val="20"/>
+                <w:lang w:eastAsia="es-CL"/>
+              </w:rPr>
+            </w:pPr>
+            <w:r>
+              <w:rPr>
+                <w:rFonts w:ascii="Calibri" w:hAnsi="Calibri" w:cs="Arial"/>
+                <w:i/>
+                <w:color w:val="548DD4"/>
+                <w:sz w:val="20"/>
+                <w:szCs w:val="20"/>
+                <w:lang w:eastAsia="es-CL"/>
+              </w:rPr>
+              <w:t>Optimizar los procesos administrativos y comunicacionales.</w:t>
+            </w:r>
+          </w:p>
+          <w:p>
+            <w:pPr>
+              <w:jc w:val="both"/>
+              <w:rPr>
+                <w:rFonts w:ascii="Calibri" w:hAnsi="Calibri" w:cs="Arial"/>
+                <w:i/>
+                <w:color w:val="548DD4"/>
+                <w:sz w:val="20"/>
+                <w:szCs w:val="20"/>
+                <w:lang w:eastAsia="es-CL"/>
+              </w:rPr>
+            </w:pPr>
+            <w:r>
+              <w:rPr>
+                <w:rFonts w:ascii="Calibri" w:hAnsi="Calibri" w:cs="Arial"/>
+                <w:i/>
+                <w:color w:val="548DD4"/>
+                <w:sz w:val="20"/>
+                <w:szCs w:val="20"/>
+                <w:lang w:eastAsia="es-CL"/>
+              </w:rPr>
+              <w:t>También, el proyecto requiere de relaciones de aplicación habilidades de comunicación y el trabajo en colaboración para poder comprender los requerimientos del administrador y poder adaptar la plataforma a las necesidades reales.</w:t>
+            </w:r>
+          </w:p>
+          <w:p>
+            <w:pPr>
+              <w:jc w:val="both"/>
+              <w:rPr>
+                <w:rFonts w:ascii="Calibri" w:hAnsi="Calibri" w:cs="Arial"/>
+                <w:i/>
+                <w:color w:val="548DD4"/>
+                <w:sz w:val="20"/>
+                <w:szCs w:val="20"/>
+                <w:highlight w:val="yellow"/>
+                <w:lang w:eastAsia="es-CL"/>
+              </w:rPr>
+            </w:pPr>
+            <w:r>
+              <w:rPr>
+                <w:rFonts w:ascii="Calibri" w:hAnsi="Calibri" w:cs="Arial"/>
+                <w:i/>
+                <w:color w:val="548DD4"/>
+                <w:sz w:val="20"/>
+                <w:szCs w:val="20"/>
+                <w:lang w:eastAsia="es-CL"/>
+              </w:rPr>
+              <w:t>Otra forma en que se relaciona al perfil de egreso es mediante la aplicación de innovación tecnológica y emprendimiento social, esto porque busca entregar una solución digital que aporte valor a una comunidad.</w:t>
             </w:r>
             <w:r>
               <w:rPr>
@@ -1817,86 +2801,6 @@
                 <w:lang w:eastAsia="es-CL"/>
               </w:rPr>
               <w:t xml:space="preserve"> </w:t>
-            </w:r>
-            <w:r>
-              <w:rPr>
-                <w:rFonts w:ascii="Calibri" w:hAnsi="Calibri" w:cs="Arial"/>
-                <w:i/>
-                <w:color w:val="548DD4"/>
-                <w:sz w:val="20"/>
-                <w:szCs w:val="20"/>
-                <w:lang w:eastAsia="es-CL"/>
-              </w:rPr>
-              <w:t>c</w:t>
-            </w:r>
-            <w:r>
-              <w:rPr>
-                <w:rFonts w:ascii="Calibri" w:hAnsi="Calibri" w:cs="Arial"/>
-                <w:i/>
-                <w:color w:val="548DD4"/>
-                <w:sz w:val="20"/>
-                <w:szCs w:val="20"/>
-                <w:lang w:eastAsia="es-CL"/>
-              </w:rPr>
-              <w:t>ó</w:t>
-            </w:r>
-            <w:r>
-              <w:rPr>
-                <w:rFonts w:ascii="Calibri" w:hAnsi="Calibri" w:cs="Arial"/>
-                <w:i/>
-                <w:color w:val="548DD4"/>
-                <w:sz w:val="20"/>
-                <w:szCs w:val="20"/>
-                <w:lang w:eastAsia="es-CL"/>
-              </w:rPr>
-              <w:t>mo se relaciona tu Proyecto APT con el perfil de egreso de tu carrera y, en particular, con las competencias del perfil de egreso que seleccionaste</w:t>
-            </w:r>
-            <w:r>
-              <w:rPr>
-                <w:rFonts w:ascii="Calibri" w:hAnsi="Calibri" w:cs="Arial"/>
-                <w:i/>
-                <w:color w:val="548DD4"/>
-                <w:sz w:val="20"/>
-                <w:szCs w:val="20"/>
-                <w:lang w:eastAsia="es-CL"/>
-              </w:rPr>
-              <w:t xml:space="preserve"> anteriormente</w:t>
-            </w:r>
-            <w:r>
-              <w:rPr>
-                <w:rFonts w:ascii="Calibri" w:hAnsi="Calibri" w:cs="Arial"/>
-                <w:i/>
-                <w:color w:val="548DD4"/>
-                <w:sz w:val="20"/>
-                <w:szCs w:val="20"/>
-                <w:lang w:eastAsia="es-CL"/>
-              </w:rPr>
-              <w:t xml:space="preserve">. </w:t>
-            </w:r>
-          </w:p>
-          <w:p>
-            <w:pPr>
-              <w:jc w:val="both"/>
-              <w:rPr>
-                <w:rFonts w:ascii="Calibri" w:hAnsi="Calibri" w:cs="Arial"/>
-                <w:i/>
-                <w:color w:val="548DD4"/>
-                <w:sz w:val="20"/>
-                <w:szCs w:val="20"/>
-                <w:highlight w:val="yellow"/>
-                <w:lang w:eastAsia="es-CL"/>
-              </w:rPr>
-            </w:pPr>
-            <w:r>
-              <w:rPr>
-                <w:rFonts w:ascii="Calibri" w:hAnsi="Calibri" w:cs="Arial"/>
-                <w:i/>
-                <w:color w:val="548DD4"/>
-                <w:sz w:val="20"/>
-                <w:szCs w:val="20"/>
-                <w:lang w:eastAsia="es-CL"/>
-              </w:rPr>
-              <w:t xml:space="preserve">¿De qué manera se relaciona el Proyecto APT con el perfil de egreso de tu carrera? ¿De qué manera son necesarias las competencias que seleccionaste para resolver la problemática a trabajar? </w:t>
             </w:r>
           </w:p>
         </w:tc>
@@ -1952,29 +2856,237 @@
                 <w:szCs w:val="20"/>
                 <w:lang w:eastAsia="es-CL"/>
               </w:rPr>
-              <w:t>Señala c</w:t>
-            </w:r>
-            <w:r>
-              <w:rPr>
-                <w:rFonts w:ascii="Calibri" w:hAnsi="Calibri" w:cs="Arial"/>
-                <w:i/>
-                <w:color w:val="548DD4"/>
-                <w:sz w:val="20"/>
-                <w:szCs w:val="20"/>
-                <w:lang w:eastAsia="es-CL"/>
-              </w:rPr>
-              <w:t>ó</w:t>
-            </w:r>
-            <w:r>
-              <w:rPr>
-                <w:rFonts w:ascii="Calibri" w:hAnsi="Calibri" w:cs="Arial"/>
-                <w:i/>
-                <w:color w:val="548DD4"/>
-                <w:sz w:val="20"/>
-                <w:szCs w:val="20"/>
-                <w:lang w:eastAsia="es-CL"/>
-              </w:rPr>
-              <w:t>mo se relaciona el Proyecto APT que propones con tus intereses profesionales.</w:t>
+              <w:t>Mis principales intereses se relacionan con el desarrollo de software, la gestión de proyectos informáticos y la creación de soluciones tecnológicas que puedan ayudar a optimizar procesos en la organización.</w:t>
+            </w:r>
+          </w:p>
+          <w:p>
+            <w:pPr>
+              <w:jc w:val="both"/>
+              <w:rPr>
+                <w:rFonts w:ascii="Calibri" w:hAnsi="Calibri" w:cs="Arial"/>
+                <w:i/>
+                <w:color w:val="548DD4"/>
+                <w:sz w:val="20"/>
+                <w:szCs w:val="20"/>
+                <w:lang w:eastAsia="es-CL"/>
+              </w:rPr>
+            </w:pPr>
+            <w:r>
+              <w:rPr>
+                <w:rFonts w:ascii="Calibri" w:hAnsi="Calibri" w:cs="Arial"/>
+                <w:i/>
+                <w:color w:val="548DD4"/>
+                <w:sz w:val="20"/>
+                <w:szCs w:val="20"/>
+                <w:lang w:eastAsia="es-CL"/>
+              </w:rPr>
+              <w:t>Estos intereses se reflejan en el proyecto APT, ya que el sistema podrá permitir desarrollar una plataforma web completa utilizando herramientas modernas de programación, base de datos y administración de usuarios.</w:t>
+            </w:r>
+          </w:p>
+          <w:p>
+            <w:pPr>
+              <w:jc w:val="both"/>
+              <w:rPr>
+                <w:rFonts w:ascii="Calibri" w:hAnsi="Calibri" w:cs="Arial"/>
+                <w:i/>
+                <w:color w:val="548DD4"/>
+                <w:sz w:val="20"/>
+                <w:szCs w:val="20"/>
+                <w:lang w:eastAsia="es-CL"/>
+              </w:rPr>
+            </w:pPr>
+            <w:r>
+              <w:rPr>
+                <w:rFonts w:ascii="Calibri" w:hAnsi="Calibri" w:cs="Arial"/>
+                <w:i/>
+                <w:color w:val="548DD4"/>
+                <w:sz w:val="20"/>
+                <w:szCs w:val="20"/>
+                <w:lang w:eastAsia="es-CL"/>
+              </w:rPr>
+              <w:t>También se desarrolla aspectos en el proyecto como lo son:</w:t>
+            </w:r>
+          </w:p>
+          <w:p>
+            <w:pPr>
+              <w:pStyle w:val="Prrafodelista"/>
+              <w:numPr>
+                <w:ilvl w:val="0"/>
+                <w:numId w:val="6"/>
+              </w:numPr>
+              <w:jc w:val="both"/>
+              <w:rPr>
+                <w:rFonts w:ascii="Calibri" w:hAnsi="Calibri" w:cs="Arial"/>
+                <w:i/>
+                <w:color w:val="548DD4"/>
+                <w:sz w:val="20"/>
+                <w:szCs w:val="20"/>
+                <w:lang w:eastAsia="es-CL"/>
+              </w:rPr>
+            </w:pPr>
+            <w:r>
+              <w:rPr>
+                <w:rFonts w:ascii="Calibri" w:hAnsi="Calibri" w:cs="Arial"/>
+                <w:i/>
+                <w:color w:val="548DD4"/>
+                <w:sz w:val="20"/>
+                <w:szCs w:val="20"/>
+                <w:lang w:eastAsia="es-CL"/>
+              </w:rPr>
+              <w:t xml:space="preserve">Desarrollo </w:t>
+            </w:r>
+            <w:proofErr w:type="spellStart"/>
+            <w:r>
+              <w:rPr>
+                <w:rFonts w:ascii="Calibri" w:hAnsi="Calibri" w:cs="Arial"/>
+                <w:i/>
+                <w:color w:val="548DD4"/>
+                <w:sz w:val="20"/>
+                <w:szCs w:val="20"/>
+                <w:lang w:eastAsia="es-CL"/>
+              </w:rPr>
+              <w:t>Frontend</w:t>
+            </w:r>
+            <w:proofErr w:type="spellEnd"/>
+            <w:r>
+              <w:rPr>
+                <w:rFonts w:ascii="Calibri" w:hAnsi="Calibri" w:cs="Arial"/>
+                <w:i/>
+                <w:color w:val="548DD4"/>
+                <w:sz w:val="20"/>
+                <w:szCs w:val="20"/>
+                <w:lang w:eastAsia="es-CL"/>
+              </w:rPr>
+              <w:t xml:space="preserve"> y </w:t>
+            </w:r>
+            <w:proofErr w:type="spellStart"/>
+            <w:r>
+              <w:rPr>
+                <w:rFonts w:ascii="Calibri" w:hAnsi="Calibri" w:cs="Arial"/>
+                <w:i/>
+                <w:color w:val="548DD4"/>
+                <w:sz w:val="20"/>
+                <w:szCs w:val="20"/>
+                <w:lang w:eastAsia="es-CL"/>
+              </w:rPr>
+              <w:t>Backend</w:t>
+            </w:r>
+            <w:proofErr w:type="spellEnd"/>
+          </w:p>
+          <w:p>
+            <w:pPr>
+              <w:pStyle w:val="Prrafodelista"/>
+              <w:numPr>
+                <w:ilvl w:val="0"/>
+                <w:numId w:val="6"/>
+              </w:numPr>
+              <w:jc w:val="both"/>
+              <w:rPr>
+                <w:rFonts w:ascii="Calibri" w:hAnsi="Calibri" w:cs="Arial"/>
+                <w:i/>
+                <w:color w:val="548DD4"/>
+                <w:sz w:val="20"/>
+                <w:szCs w:val="20"/>
+                <w:lang w:eastAsia="es-CL"/>
+              </w:rPr>
+            </w:pPr>
+            <w:r>
+              <w:rPr>
+                <w:rFonts w:ascii="Calibri" w:hAnsi="Calibri" w:cs="Arial"/>
+                <w:i/>
+                <w:color w:val="548DD4"/>
+                <w:sz w:val="20"/>
+                <w:szCs w:val="20"/>
+                <w:lang w:eastAsia="es-CL"/>
+              </w:rPr>
+              <w:t>Diseño de sistemas</w:t>
+            </w:r>
+          </w:p>
+          <w:p>
+            <w:pPr>
+              <w:pStyle w:val="Prrafodelista"/>
+              <w:numPr>
+                <w:ilvl w:val="0"/>
+                <w:numId w:val="6"/>
+              </w:numPr>
+              <w:jc w:val="both"/>
+              <w:rPr>
+                <w:rFonts w:ascii="Calibri" w:hAnsi="Calibri" w:cs="Arial"/>
+                <w:i/>
+                <w:color w:val="548DD4"/>
+                <w:sz w:val="20"/>
+                <w:szCs w:val="20"/>
+                <w:lang w:eastAsia="es-CL"/>
+              </w:rPr>
+            </w:pPr>
+            <w:r>
+              <w:rPr>
+                <w:rFonts w:ascii="Calibri" w:hAnsi="Calibri" w:cs="Arial"/>
+                <w:i/>
+                <w:color w:val="548DD4"/>
+                <w:sz w:val="20"/>
+                <w:szCs w:val="20"/>
+                <w:lang w:eastAsia="es-CL"/>
+              </w:rPr>
+              <w:t>Gestión de datos</w:t>
+            </w:r>
+          </w:p>
+          <w:p>
+            <w:pPr>
+              <w:pStyle w:val="Prrafodelista"/>
+              <w:numPr>
+                <w:ilvl w:val="0"/>
+                <w:numId w:val="6"/>
+              </w:numPr>
+              <w:jc w:val="both"/>
+              <w:rPr>
+                <w:rFonts w:ascii="Calibri" w:hAnsi="Calibri" w:cs="Arial"/>
+                <w:i/>
+                <w:color w:val="548DD4"/>
+                <w:sz w:val="20"/>
+                <w:szCs w:val="20"/>
+                <w:lang w:eastAsia="es-CL"/>
+              </w:rPr>
+            </w:pPr>
+            <w:r>
+              <w:rPr>
+                <w:rFonts w:ascii="Calibri" w:hAnsi="Calibri" w:cs="Arial"/>
+                <w:i/>
+                <w:color w:val="548DD4"/>
+                <w:sz w:val="20"/>
+                <w:szCs w:val="20"/>
+                <w:lang w:eastAsia="es-CL"/>
+              </w:rPr>
+              <w:t>Seguridad informática</w:t>
+            </w:r>
+          </w:p>
+          <w:p>
+            <w:pPr>
+              <w:pStyle w:val="Prrafodelista"/>
+              <w:numPr>
+                <w:ilvl w:val="0"/>
+                <w:numId w:val="6"/>
+              </w:numPr>
+              <w:jc w:val="both"/>
+              <w:rPr>
+                <w:rFonts w:ascii="Calibri" w:hAnsi="Calibri" w:cs="Arial"/>
+                <w:i/>
+                <w:color w:val="548DD4"/>
+                <w:sz w:val="20"/>
+                <w:szCs w:val="20"/>
+                <w:lang w:eastAsia="es-CL"/>
+              </w:rPr>
+            </w:pPr>
+            <w:r>
+              <w:rPr>
+                <w:rFonts w:ascii="Calibri" w:hAnsi="Calibri" w:cs="Arial"/>
+                <w:i/>
+                <w:color w:val="548DD4"/>
+                <w:sz w:val="20"/>
+                <w:szCs w:val="20"/>
+                <w:lang w:eastAsia="es-CL"/>
+              </w:rPr>
+              <w:t>Experiencia de usuario</w:t>
             </w:r>
           </w:p>
           <w:p>
@@ -1999,29 +3111,29 @@
                 <w:szCs w:val="20"/>
                 <w:lang w:eastAsia="es-CL"/>
               </w:rPr>
-              <w:t>¿Cuáles son tus intereses profesionales?  ¿Qué aspectos de tus intereses profesionales se ven reflejados en tu Proyecto APT? Realizar este Proyecto APT</w:t>
-            </w:r>
-            <w:r>
-              <w:rPr>
-                <w:rFonts w:ascii="Calibri" w:hAnsi="Calibri" w:cs="Arial"/>
-                <w:i/>
-                <w:color w:val="548DD4"/>
-                <w:sz w:val="20"/>
-                <w:szCs w:val="20"/>
-                <w:lang w:eastAsia="es-CL"/>
-              </w:rPr>
-              <w:t>,</w:t>
-            </w:r>
-            <w:r>
-              <w:rPr>
-                <w:rFonts w:ascii="Calibri" w:hAnsi="Calibri" w:cs="Arial"/>
-                <w:i/>
-                <w:color w:val="548DD4"/>
-                <w:sz w:val="20"/>
-                <w:szCs w:val="20"/>
-                <w:lang w:eastAsia="es-CL"/>
-              </w:rPr>
-              <w:t xml:space="preserve"> ¿de qué manera va a contribuir a tu desarrollo profesional? </w:t>
+              <w:t xml:space="preserve">Realizar este proyecto ATP contribuirá a mi desarrollo profesional ya que me permitirá aplicar el conocimiento adquirido durante la carrera en un caso real, lo que fortalecerá mis capacidades técnicas, organizacionales y de resolución de problema. También e importante quiero mencionar que me ayudara a adquirir experiencia </w:t>
+            </w:r>
+            <w:r>
+              <w:rPr>
+                <w:rFonts w:ascii="Calibri" w:hAnsi="Calibri" w:cs="Arial"/>
+                <w:i/>
+                <w:color w:val="548DD4"/>
+                <w:sz w:val="20"/>
+                <w:szCs w:val="20"/>
+                <w:lang w:eastAsia="es-CL"/>
+              </w:rPr>
+              <w:t>práctica</w:t>
+            </w:r>
+            <w:r>
+              <w:rPr>
+                <w:rFonts w:ascii="Calibri" w:hAnsi="Calibri" w:cs="Arial"/>
+                <w:i/>
+                <w:color w:val="548DD4"/>
+                <w:sz w:val="20"/>
+                <w:szCs w:val="20"/>
+                <w:lang w:eastAsia="es-CL"/>
+              </w:rPr>
+              <w:t xml:space="preserve"> en el desarrollo de soluciones informáticas orientadas a usuarios reales.</w:t>
             </w:r>
           </w:p>
         </w:tc>
@@ -2058,322 +3170,12 @@
           </w:tcPr>
           <w:p>
             <w:pPr>
-              <w:jc w:val="both"/>
-              <w:rPr>
-                <w:rFonts w:ascii="Calibri" w:hAnsi="Calibri" w:cs="Arial"/>
-                <w:i/>
-                <w:color w:val="548DD4"/>
-                <w:sz w:val="20"/>
-                <w:szCs w:val="20"/>
-                <w:lang w:eastAsia="es-CL"/>
-              </w:rPr>
-            </w:pPr>
-            <w:r>
-              <w:rPr>
-                <w:rFonts w:ascii="Calibri" w:hAnsi="Calibri" w:cs="Arial"/>
-                <w:i/>
-                <w:color w:val="548DD4"/>
-                <w:sz w:val="20"/>
-                <w:szCs w:val="20"/>
-                <w:lang w:eastAsia="es-CL"/>
-              </w:rPr>
-              <w:t>Justifica</w:t>
-            </w:r>
-            <w:r>
-              <w:rPr>
-                <w:rFonts w:ascii="Calibri" w:hAnsi="Calibri" w:cs="Arial"/>
-                <w:i/>
-                <w:color w:val="548DD4"/>
-                <w:sz w:val="20"/>
-                <w:szCs w:val="20"/>
-                <w:lang w:eastAsia="es-CL"/>
-              </w:rPr>
-              <w:t xml:space="preserve"> </w:t>
-            </w:r>
-            <w:r>
-              <w:rPr>
-                <w:rFonts w:ascii="Calibri" w:hAnsi="Calibri" w:cs="Arial"/>
-                <w:i/>
-                <w:color w:val="548DD4"/>
-                <w:sz w:val="20"/>
-                <w:szCs w:val="20"/>
-                <w:lang w:eastAsia="es-CL"/>
-              </w:rPr>
-              <w:t xml:space="preserve">brevemente </w:t>
-            </w:r>
-            <w:r>
-              <w:rPr>
-                <w:rFonts w:ascii="Calibri" w:hAnsi="Calibri" w:cs="Arial"/>
-                <w:i/>
-                <w:color w:val="548DD4"/>
-                <w:sz w:val="20"/>
-                <w:szCs w:val="20"/>
-                <w:lang w:eastAsia="es-CL"/>
-              </w:rPr>
-              <w:t>por qué es posible desarrollar tu proyecto APT</w:t>
-            </w:r>
-            <w:r>
-              <w:rPr>
-                <w:rFonts w:ascii="Calibri" w:hAnsi="Calibri" w:cs="Arial"/>
-                <w:i/>
-                <w:color w:val="548DD4"/>
-                <w:sz w:val="20"/>
-                <w:szCs w:val="20"/>
-                <w:lang w:eastAsia="es-CL"/>
-              </w:rPr>
-              <w:t>. Considera</w:t>
-            </w:r>
-            <w:r>
-              <w:rPr>
-                <w:rFonts w:ascii="Calibri" w:hAnsi="Calibri" w:cs="Arial"/>
-                <w:i/>
-                <w:color w:val="548DD4"/>
-                <w:sz w:val="20"/>
-                <w:szCs w:val="20"/>
-                <w:lang w:eastAsia="es-CL"/>
-              </w:rPr>
-              <w:t xml:space="preserve"> el tiempo </w:t>
-            </w:r>
-            <w:r>
-              <w:rPr>
-                <w:rFonts w:ascii="Calibri" w:hAnsi="Calibri" w:cs="Arial"/>
-                <w:i/>
-                <w:color w:val="548DD4"/>
-                <w:sz w:val="20"/>
-                <w:szCs w:val="20"/>
-                <w:lang w:eastAsia="es-CL"/>
-              </w:rPr>
-              <w:t xml:space="preserve">y materiales </w:t>
-            </w:r>
-            <w:r>
-              <w:rPr>
-                <w:rFonts w:ascii="Calibri" w:hAnsi="Calibri" w:cs="Arial"/>
-                <w:i/>
-                <w:color w:val="548DD4"/>
-                <w:sz w:val="20"/>
-                <w:szCs w:val="20"/>
-                <w:lang w:eastAsia="es-CL"/>
-              </w:rPr>
-              <w:t>que necesitas para desarrollarlo</w:t>
-            </w:r>
-            <w:r>
-              <w:rPr>
-                <w:rFonts w:ascii="Calibri" w:hAnsi="Calibri" w:cs="Arial"/>
-                <w:i/>
-                <w:color w:val="548DD4"/>
-                <w:sz w:val="20"/>
-                <w:szCs w:val="20"/>
-                <w:lang w:eastAsia="es-CL"/>
-              </w:rPr>
-              <w:t xml:space="preserve">, así como </w:t>
-            </w:r>
-            <w:r>
-              <w:rPr>
-                <w:rFonts w:ascii="Calibri" w:hAnsi="Calibri" w:cs="Arial"/>
-                <w:i/>
-                <w:color w:val="548DD4"/>
-                <w:sz w:val="20"/>
-                <w:szCs w:val="20"/>
-                <w:lang w:eastAsia="es-CL"/>
-              </w:rPr>
-              <w:t xml:space="preserve">los posibles factores externos que podrían dificultar </w:t>
-            </w:r>
-            <w:r>
-              <w:rPr>
-                <w:rFonts w:ascii="Calibri" w:hAnsi="Calibri" w:cs="Arial"/>
-                <w:i/>
-                <w:color w:val="548DD4"/>
-                <w:sz w:val="20"/>
-                <w:szCs w:val="20"/>
-                <w:lang w:eastAsia="es-CL"/>
-              </w:rPr>
-              <w:t xml:space="preserve">y facilitar </w:t>
-            </w:r>
-            <w:r>
-              <w:rPr>
-                <w:rFonts w:ascii="Calibri" w:hAnsi="Calibri" w:cs="Arial"/>
-                <w:i/>
-                <w:color w:val="548DD4"/>
-                <w:sz w:val="20"/>
-                <w:szCs w:val="20"/>
-                <w:lang w:eastAsia="es-CL"/>
-              </w:rPr>
-              <w:t xml:space="preserve">su desarrollo.  </w:t>
-            </w:r>
-          </w:p>
-          <w:p>
-            <w:pPr>
-              <w:rPr>
-                <w:rFonts w:ascii="Calibri" w:hAnsi="Calibri" w:cs="Arial"/>
-                <w:i/>
-                <w:color w:val="548DD4"/>
-                <w:sz w:val="20"/>
-                <w:szCs w:val="20"/>
-                <w:lang w:eastAsia="es-CL"/>
-              </w:rPr>
-            </w:pPr>
-            <w:r>
-              <w:rPr>
-                <w:rFonts w:ascii="Calibri" w:hAnsi="Calibri" w:cs="Arial"/>
-                <w:i/>
-                <w:color w:val="548DD4"/>
-                <w:sz w:val="20"/>
-                <w:szCs w:val="20"/>
-                <w:lang w:eastAsia="es-CL"/>
-              </w:rPr>
-              <w:t>¿</w:t>
-            </w:r>
-            <w:r>
-              <w:rPr>
-                <w:rFonts w:ascii="Calibri" w:hAnsi="Calibri" w:cs="Arial"/>
-                <w:i/>
-                <w:color w:val="548DD4"/>
-                <w:sz w:val="20"/>
-                <w:szCs w:val="20"/>
-                <w:lang w:eastAsia="es-CL"/>
-              </w:rPr>
-              <w:t>P</w:t>
-            </w:r>
-            <w:r>
-              <w:rPr>
-                <w:rFonts w:ascii="Calibri" w:hAnsi="Calibri" w:cs="Arial"/>
-                <w:i/>
-                <w:color w:val="548DD4"/>
-                <w:sz w:val="20"/>
-                <w:szCs w:val="20"/>
-                <w:lang w:eastAsia="es-CL"/>
-              </w:rPr>
-              <w:t>or</w:t>
-            </w:r>
-            <w:r>
-              <w:rPr>
-                <w:rFonts w:ascii="Calibri" w:hAnsi="Calibri" w:cs="Arial"/>
-                <w:i/>
-                <w:color w:val="548DD4"/>
-                <w:sz w:val="20"/>
-                <w:szCs w:val="20"/>
-                <w:lang w:eastAsia="es-CL"/>
-              </w:rPr>
-              <w:t xml:space="preserve"> </w:t>
-            </w:r>
-            <w:r>
-              <w:rPr>
-                <w:rFonts w:ascii="Calibri" w:hAnsi="Calibri" w:cs="Arial"/>
-                <w:i/>
-                <w:color w:val="548DD4"/>
-                <w:sz w:val="20"/>
-                <w:szCs w:val="20"/>
-                <w:lang w:eastAsia="es-CL"/>
-              </w:rPr>
-              <w:t>qu</w:t>
-            </w:r>
-            <w:r>
-              <w:rPr>
-                <w:rFonts w:ascii="Calibri" w:hAnsi="Calibri" w:cs="Arial"/>
-                <w:i/>
-                <w:color w:val="548DD4"/>
-                <w:sz w:val="20"/>
-                <w:szCs w:val="20"/>
-                <w:lang w:eastAsia="es-CL"/>
-              </w:rPr>
-              <w:t>é</w:t>
-            </w:r>
-            <w:r>
-              <w:rPr>
-                <w:rFonts w:ascii="Calibri" w:hAnsi="Calibri" w:cs="Arial"/>
-                <w:i/>
-                <w:color w:val="548DD4"/>
-                <w:sz w:val="20"/>
-                <w:szCs w:val="20"/>
-                <w:lang w:eastAsia="es-CL"/>
-              </w:rPr>
-              <w:t xml:space="preserve"> </w:t>
-            </w:r>
-            <w:r>
-              <w:rPr>
-                <w:rFonts w:ascii="Calibri" w:hAnsi="Calibri" w:cs="Arial"/>
-                <w:i/>
-                <w:color w:val="548DD4"/>
-                <w:sz w:val="20"/>
-                <w:szCs w:val="20"/>
-                <w:lang w:eastAsia="es-CL"/>
-              </w:rPr>
-              <w:t xml:space="preserve">crees </w:t>
-            </w:r>
-            <w:r>
-              <w:rPr>
-                <w:rFonts w:ascii="Calibri" w:hAnsi="Calibri" w:cs="Arial"/>
-                <w:i/>
-                <w:color w:val="548DD4"/>
-                <w:sz w:val="20"/>
-                <w:szCs w:val="20"/>
-                <w:lang w:eastAsia="es-CL"/>
-              </w:rPr>
-              <w:t xml:space="preserve">es </w:t>
-            </w:r>
-            <w:r>
-              <w:rPr>
-                <w:rFonts w:ascii="Calibri" w:hAnsi="Calibri" w:cs="Arial"/>
-                <w:i/>
-                <w:color w:val="548DD4"/>
-                <w:sz w:val="20"/>
-                <w:szCs w:val="20"/>
-                <w:lang w:eastAsia="es-CL"/>
-              </w:rPr>
-              <w:t xml:space="preserve">posible desarrollar tu </w:t>
-            </w:r>
-            <w:r>
-              <w:rPr>
-                <w:rFonts w:ascii="Calibri" w:hAnsi="Calibri" w:cs="Arial"/>
-                <w:i/>
-                <w:color w:val="548DD4"/>
-                <w:sz w:val="20"/>
-                <w:szCs w:val="20"/>
-                <w:lang w:eastAsia="es-CL"/>
-              </w:rPr>
-              <w:t xml:space="preserve">Proyecto </w:t>
-            </w:r>
-            <w:r>
-              <w:rPr>
-                <w:rFonts w:ascii="Calibri" w:hAnsi="Calibri" w:cs="Arial"/>
-                <w:i/>
-                <w:color w:val="548DD4"/>
-                <w:sz w:val="20"/>
-                <w:szCs w:val="20"/>
-                <w:lang w:eastAsia="es-CL"/>
-              </w:rPr>
-              <w:t>APT</w:t>
-            </w:r>
-            <w:r>
-              <w:rPr>
-                <w:rFonts w:ascii="Calibri" w:hAnsi="Calibri" w:cs="Arial"/>
-                <w:i/>
-                <w:color w:val="548DD4"/>
-                <w:sz w:val="20"/>
-                <w:szCs w:val="20"/>
-                <w:lang w:eastAsia="es-CL"/>
-              </w:rPr>
-              <w:t>?</w:t>
-            </w:r>
-            <w:r>
-              <w:rPr>
-                <w:rFonts w:ascii="Calibri" w:hAnsi="Calibri" w:cs="Arial"/>
-                <w:i/>
-                <w:color w:val="548DD4"/>
-                <w:sz w:val="20"/>
-                <w:szCs w:val="20"/>
-                <w:lang w:eastAsia="es-CL"/>
-              </w:rPr>
-              <w:t xml:space="preserve"> Para responder esta pregunta debes tener en consideración:</w:t>
-            </w:r>
-          </w:p>
-          <w:p>
-            <w:pPr>
               <w:pStyle w:val="Prrafodelista"/>
               <w:numPr>
                 <w:ilvl w:val="0"/>
-                <w:numId w:val="2"/>
+                <w:numId w:val="13"/>
               </w:numPr>
+              <w:jc w:val="both"/>
               <w:rPr>
                 <w:rFonts w:ascii="Calibri" w:hAnsi="Calibri" w:cs="Arial"/>
                 <w:i/>
@@ -2393,6 +3195,28 @@
                 <w:lang w:eastAsia="es-CL"/>
               </w:rPr>
               <w:t>Duración del semestre</w:t>
+            </w:r>
+            <w:r>
+              <w:rPr>
+                <w:rFonts w:ascii="Calibri" w:hAnsi="Calibri" w:cs="Arial"/>
+                <w:i/>
+                <w:color w:val="548DD4"/>
+                <w:sz w:val="20"/>
+                <w:szCs w:val="20"/>
+                <w:lang w:eastAsia="es-CL"/>
+              </w:rPr>
+              <w:t xml:space="preserve">: </w:t>
+            </w:r>
+            <w:r>
+              <w:rPr>
+                <w:rFonts w:ascii="Calibri" w:hAnsi="Calibri" w:cs="Arial"/>
+                <w:i/>
+                <w:color w:val="548DD4"/>
+                <w:sz w:val="20"/>
+                <w:szCs w:val="20"/>
+                <w:lang w:eastAsia="es-CL"/>
+              </w:rPr>
+              <w:t>Es posible desarrollar este proyecto ATP ya que el semestre entrega el tiempo necesario para planificar, diseñar e implementar la primera versión funcional de la plataforma.</w:t>
             </w:r>
           </w:p>
           <w:p>
@@ -2400,27 +3224,62 @@
               <w:pStyle w:val="Prrafodelista"/>
               <w:numPr>
                 <w:ilvl w:val="0"/>
-                <w:numId w:val="2"/>
+                <w:numId w:val="13"/>
               </w:numPr>
-              <w:rPr>
-                <w:rFonts w:ascii="Calibri" w:hAnsi="Calibri" w:cs="Arial"/>
-                <w:i/>
-                <w:color w:val="548DD4"/>
-                <w:sz w:val="20"/>
-                <w:szCs w:val="20"/>
-                <w:lang w:eastAsia="es-CL"/>
-              </w:rPr>
-            </w:pPr>
-            <w:r>
-              <w:rPr>
-                <w:rFonts w:ascii="Calibri" w:hAnsi="Calibri" w:cs="Arial"/>
-                <w:i/>
-                <w:color w:val="548DD4"/>
-                <w:sz w:val="20"/>
-                <w:szCs w:val="20"/>
-                <w:lang w:eastAsia="es-CL"/>
-              </w:rPr>
-              <w:t xml:space="preserve">Horas asignadas a la asignatura </w:t>
+              <w:jc w:val="both"/>
+              <w:rPr>
+                <w:rFonts w:ascii="Calibri" w:hAnsi="Calibri" w:cs="Arial"/>
+                <w:i/>
+                <w:color w:val="548DD4"/>
+                <w:sz w:val="20"/>
+                <w:szCs w:val="20"/>
+                <w:lang w:eastAsia="es-CL"/>
+              </w:rPr>
+            </w:pPr>
+            <w:r>
+              <w:rPr>
+                <w:rFonts w:ascii="Calibri" w:hAnsi="Calibri" w:cs="Arial"/>
+                <w:i/>
+                <w:color w:val="548DD4"/>
+                <w:sz w:val="20"/>
+                <w:szCs w:val="20"/>
+                <w:lang w:eastAsia="es-CL"/>
+              </w:rPr>
+              <w:t>Horas asignadas a la asignatura</w:t>
+            </w:r>
+            <w:r>
+              <w:rPr>
+                <w:rFonts w:ascii="Calibri" w:hAnsi="Calibri" w:cs="Arial"/>
+                <w:i/>
+                <w:color w:val="548DD4"/>
+                <w:sz w:val="20"/>
+                <w:szCs w:val="20"/>
+                <w:lang w:eastAsia="es-CL"/>
+              </w:rPr>
+              <w:t xml:space="preserve">: </w:t>
+            </w:r>
+            <w:r>
+              <w:rPr>
+                <w:rFonts w:ascii="Calibri" w:hAnsi="Calibri" w:cs="Arial"/>
+                <w:i/>
+                <w:color w:val="548DD4"/>
+                <w:sz w:val="20"/>
+                <w:szCs w:val="20"/>
+                <w:lang w:eastAsia="es-CL"/>
+              </w:rPr>
+              <w:t xml:space="preserve">La asignatura contará con aproximadamente 10 horas semanales de trabajo distribuidas durante los </w:t>
+            </w:r>
+            <w:r>
+              <w:rPr>
+                <w:rFonts w:ascii="Calibri" w:hAnsi="Calibri" w:cs="Arial"/>
+                <w:i/>
+                <w:color w:val="548DD4"/>
+                <w:sz w:val="20"/>
+                <w:szCs w:val="20"/>
+                <w:lang w:eastAsia="es-CL"/>
+              </w:rPr>
+              <w:lastRenderedPageBreak/>
+              <w:t>días hábiles de la semana, lo que me permitirá organizar las etapas del proyecto de manera adecuada, que incluirá el análisis, diseño, desarrollo, pruebas y documentación.</w:t>
             </w:r>
           </w:p>
           <w:p>
@@ -2428,8 +3287,9 @@
               <w:pStyle w:val="Prrafodelista"/>
               <w:numPr>
                 <w:ilvl w:val="0"/>
-                <w:numId w:val="2"/>
+                <w:numId w:val="13"/>
               </w:numPr>
+              <w:jc w:val="both"/>
               <w:rPr>
                 <w:rFonts w:ascii="Calibri" w:hAnsi="Calibri" w:cs="Arial"/>
                 <w:i/>
@@ -2456,27 +3316,28 @@
               <w:pStyle w:val="Prrafodelista"/>
               <w:numPr>
                 <w:ilvl w:val="0"/>
-                <w:numId w:val="2"/>
+                <w:numId w:val="14"/>
               </w:numPr>
-              <w:rPr>
-                <w:rFonts w:ascii="Calibri" w:hAnsi="Calibri" w:cs="Arial"/>
-                <w:i/>
-                <w:color w:val="548DD4"/>
-                <w:sz w:val="20"/>
-                <w:szCs w:val="20"/>
-                <w:lang w:eastAsia="es-CL"/>
-              </w:rPr>
-            </w:pPr>
-            <w:r>
-              <w:rPr>
-                <w:rFonts w:ascii="Calibri" w:hAnsi="Calibri" w:cs="Arial"/>
-                <w:i/>
-                <w:color w:val="548DD4"/>
-                <w:sz w:val="20"/>
-                <w:szCs w:val="20"/>
-                <w:lang w:eastAsia="es-CL"/>
-              </w:rPr>
-              <w:t xml:space="preserve">Factores externos que facilitan su desarrollo </w:t>
+              <w:jc w:val="both"/>
+              <w:rPr>
+                <w:rFonts w:ascii="Calibri" w:hAnsi="Calibri" w:cs="Arial"/>
+                <w:i/>
+                <w:color w:val="548DD4"/>
+                <w:sz w:val="20"/>
+                <w:szCs w:val="20"/>
+                <w:lang w:eastAsia="es-CL"/>
+              </w:rPr>
+            </w:pPr>
+            <w:r>
+              <w:rPr>
+                <w:rFonts w:ascii="Calibri" w:hAnsi="Calibri" w:cs="Arial"/>
+                <w:i/>
+                <w:color w:val="548DD4"/>
+                <w:sz w:val="20"/>
+                <w:szCs w:val="20"/>
+                <w:lang w:eastAsia="es-CL"/>
+              </w:rPr>
+              <w:t>Computador personal.</w:t>
             </w:r>
           </w:p>
           <w:p>
@@ -2484,72 +3345,404 @@
               <w:pStyle w:val="Prrafodelista"/>
               <w:numPr>
                 <w:ilvl w:val="0"/>
-                <w:numId w:val="2"/>
+                <w:numId w:val="14"/>
               </w:numPr>
-              <w:rPr>
-                <w:rFonts w:ascii="Calibri" w:hAnsi="Calibri" w:cs="Arial"/>
-                <w:i/>
-                <w:color w:val="548DD4"/>
-                <w:sz w:val="20"/>
-                <w:szCs w:val="20"/>
-                <w:lang w:eastAsia="es-CL"/>
-              </w:rPr>
-            </w:pPr>
-            <w:r>
-              <w:rPr>
-                <w:rFonts w:ascii="Calibri" w:hAnsi="Calibri" w:cs="Arial"/>
-                <w:i/>
-                <w:color w:val="548DD4"/>
-                <w:sz w:val="20"/>
-                <w:szCs w:val="20"/>
-                <w:lang w:eastAsia="es-CL"/>
-              </w:rPr>
-              <w:lastRenderedPageBreak/>
-              <w:t>Factores</w:t>
-            </w:r>
-            <w:r>
-              <w:rPr>
-                <w:rFonts w:ascii="Calibri" w:hAnsi="Calibri" w:cs="Arial"/>
-                <w:i/>
-                <w:color w:val="548DD4"/>
-                <w:sz w:val="20"/>
-                <w:szCs w:val="20"/>
-                <w:lang w:eastAsia="es-CL"/>
-              </w:rPr>
-              <w:t xml:space="preserve"> externos que dificultan su desarrollo</w:t>
-            </w:r>
-            <w:r>
-              <w:rPr>
-                <w:rFonts w:ascii="Calibri" w:hAnsi="Calibri" w:cs="Arial"/>
-                <w:i/>
-                <w:color w:val="548DD4"/>
-                <w:sz w:val="20"/>
-                <w:szCs w:val="20"/>
-                <w:lang w:eastAsia="es-CL"/>
-              </w:rPr>
-              <w:t xml:space="preserve"> y maneras en que podrías</w:t>
-            </w:r>
-            <w:r>
-              <w:rPr>
-                <w:rFonts w:ascii="Calibri" w:hAnsi="Calibri" w:cs="Arial"/>
-                <w:i/>
-                <w:color w:val="548DD4"/>
-                <w:sz w:val="20"/>
-                <w:szCs w:val="20"/>
-                <w:lang w:eastAsia="es-CL"/>
-              </w:rPr>
-              <w:t xml:space="preserve"> solucionarlo</w:t>
-            </w:r>
-            <w:r>
-              <w:rPr>
-                <w:rFonts w:ascii="Calibri" w:hAnsi="Calibri" w:cs="Arial"/>
-                <w:i/>
-                <w:color w:val="548DD4"/>
-                <w:sz w:val="20"/>
-                <w:szCs w:val="20"/>
-                <w:lang w:eastAsia="es-CL"/>
-              </w:rPr>
-              <w:t>s</w:t>
+              <w:jc w:val="both"/>
+              <w:rPr>
+                <w:rFonts w:ascii="Calibri" w:hAnsi="Calibri" w:cs="Arial"/>
+                <w:i/>
+                <w:color w:val="548DD4"/>
+                <w:sz w:val="20"/>
+                <w:szCs w:val="20"/>
+                <w:lang w:eastAsia="es-CL"/>
+              </w:rPr>
+            </w:pPr>
+            <w:r>
+              <w:rPr>
+                <w:rFonts w:ascii="Calibri" w:hAnsi="Calibri" w:cs="Arial"/>
+                <w:i/>
+                <w:color w:val="548DD4"/>
+                <w:sz w:val="20"/>
+                <w:szCs w:val="20"/>
+                <w:lang w:eastAsia="es-CL"/>
+              </w:rPr>
+              <w:t>Herramientas de desarrollo de software.</w:t>
+            </w:r>
+          </w:p>
+          <w:p>
+            <w:pPr>
+              <w:pStyle w:val="Prrafodelista"/>
+              <w:numPr>
+                <w:ilvl w:val="0"/>
+                <w:numId w:val="14"/>
+              </w:numPr>
+              <w:jc w:val="both"/>
+              <w:rPr>
+                <w:rFonts w:ascii="Calibri" w:hAnsi="Calibri" w:cs="Arial"/>
+                <w:i/>
+                <w:color w:val="548DD4"/>
+                <w:sz w:val="20"/>
+                <w:szCs w:val="20"/>
+                <w:lang w:eastAsia="es-CL"/>
+              </w:rPr>
+            </w:pPr>
+            <w:r>
+              <w:rPr>
+                <w:rFonts w:ascii="Calibri" w:hAnsi="Calibri" w:cs="Arial"/>
+                <w:i/>
+                <w:color w:val="548DD4"/>
+                <w:sz w:val="20"/>
+                <w:szCs w:val="20"/>
+                <w:lang w:eastAsia="es-CL"/>
+              </w:rPr>
+              <w:t>Entorno de programación.</w:t>
+            </w:r>
+          </w:p>
+          <w:p>
+            <w:pPr>
+              <w:pStyle w:val="Prrafodelista"/>
+              <w:numPr>
+                <w:ilvl w:val="0"/>
+                <w:numId w:val="14"/>
+              </w:numPr>
+              <w:jc w:val="both"/>
+              <w:rPr>
+                <w:rFonts w:ascii="Calibri" w:hAnsi="Calibri" w:cs="Arial"/>
+                <w:i/>
+                <w:color w:val="548DD4"/>
+                <w:sz w:val="20"/>
+                <w:szCs w:val="20"/>
+                <w:lang w:eastAsia="es-CL"/>
+              </w:rPr>
+            </w:pPr>
+            <w:r>
+              <w:rPr>
+                <w:rFonts w:ascii="Calibri" w:hAnsi="Calibri" w:cs="Arial"/>
+                <w:i/>
+                <w:color w:val="548DD4"/>
+                <w:sz w:val="20"/>
+                <w:szCs w:val="20"/>
+                <w:lang w:eastAsia="es-CL"/>
+              </w:rPr>
+              <w:t>Base de datos.</w:t>
+            </w:r>
+          </w:p>
+          <w:p>
+            <w:pPr>
+              <w:pStyle w:val="Prrafodelista"/>
+              <w:numPr>
+                <w:ilvl w:val="0"/>
+                <w:numId w:val="14"/>
+              </w:numPr>
+              <w:jc w:val="both"/>
+              <w:rPr>
+                <w:rFonts w:ascii="Calibri" w:hAnsi="Calibri" w:cs="Arial"/>
+                <w:i/>
+                <w:color w:val="548DD4"/>
+                <w:sz w:val="20"/>
+                <w:szCs w:val="20"/>
+                <w:lang w:eastAsia="es-CL"/>
+              </w:rPr>
+            </w:pPr>
+            <w:r>
+              <w:rPr>
+                <w:rFonts w:ascii="Calibri" w:hAnsi="Calibri" w:cs="Arial"/>
+                <w:i/>
+                <w:color w:val="548DD4"/>
+                <w:sz w:val="20"/>
+                <w:szCs w:val="20"/>
+                <w:lang w:eastAsia="es-CL"/>
+              </w:rPr>
+              <w:t>Hosting o servidor de pruebas.</w:t>
+            </w:r>
+          </w:p>
+          <w:p>
+            <w:pPr>
+              <w:pStyle w:val="Prrafodelista"/>
+              <w:numPr>
+                <w:ilvl w:val="0"/>
+                <w:numId w:val="14"/>
+              </w:numPr>
+              <w:jc w:val="both"/>
+              <w:rPr>
+                <w:rFonts w:ascii="Calibri" w:hAnsi="Calibri" w:cs="Arial"/>
+                <w:i/>
+                <w:color w:val="548DD4"/>
+                <w:sz w:val="20"/>
+                <w:szCs w:val="20"/>
+                <w:lang w:eastAsia="es-CL"/>
+              </w:rPr>
+            </w:pPr>
+            <w:r>
+              <w:rPr>
+                <w:rFonts w:ascii="Calibri" w:hAnsi="Calibri" w:cs="Arial"/>
+                <w:i/>
+                <w:color w:val="548DD4"/>
+                <w:sz w:val="20"/>
+                <w:szCs w:val="20"/>
+                <w:lang w:eastAsia="es-CL"/>
+              </w:rPr>
+              <w:t>Acceso a internet.</w:t>
+            </w:r>
+          </w:p>
+          <w:p>
+            <w:pPr>
+              <w:pStyle w:val="Prrafodelista"/>
+              <w:numPr>
+                <w:ilvl w:val="0"/>
+                <w:numId w:val="13"/>
+              </w:numPr>
+              <w:jc w:val="both"/>
+              <w:rPr>
+                <w:rFonts w:ascii="Calibri" w:hAnsi="Calibri" w:cs="Arial"/>
+                <w:i/>
+                <w:color w:val="548DD4"/>
+                <w:sz w:val="20"/>
+                <w:szCs w:val="20"/>
+                <w:lang w:eastAsia="es-CL"/>
+              </w:rPr>
+            </w:pPr>
+            <w:r>
+              <w:rPr>
+                <w:rFonts w:ascii="Calibri" w:hAnsi="Calibri" w:cs="Arial"/>
+                <w:i/>
+                <w:color w:val="548DD4"/>
+                <w:sz w:val="20"/>
+                <w:szCs w:val="20"/>
+                <w:lang w:eastAsia="es-CL"/>
+              </w:rPr>
+              <w:t>Factores externos que facilitan su desarrollo.</w:t>
+            </w:r>
+          </w:p>
+          <w:p>
+            <w:pPr>
+              <w:pStyle w:val="Prrafodelista"/>
+              <w:numPr>
+                <w:ilvl w:val="0"/>
+                <w:numId w:val="15"/>
+              </w:numPr>
+              <w:jc w:val="both"/>
+              <w:rPr>
+                <w:rFonts w:ascii="Calibri" w:hAnsi="Calibri" w:cs="Arial"/>
+                <w:i/>
+                <w:color w:val="548DD4"/>
+                <w:sz w:val="20"/>
+                <w:szCs w:val="20"/>
+                <w:lang w:eastAsia="es-CL"/>
+              </w:rPr>
+            </w:pPr>
+            <w:r>
+              <w:rPr>
+                <w:rFonts w:ascii="Calibri" w:hAnsi="Calibri" w:cs="Arial"/>
+                <w:i/>
+                <w:color w:val="548DD4"/>
+                <w:sz w:val="20"/>
+                <w:szCs w:val="20"/>
+                <w:lang w:eastAsia="es-CL"/>
+              </w:rPr>
+              <w:t>Acceso directo al administrador de los grupos scout.</w:t>
+            </w:r>
+          </w:p>
+          <w:p>
+            <w:pPr>
+              <w:pStyle w:val="Prrafodelista"/>
+              <w:numPr>
+                <w:ilvl w:val="0"/>
+                <w:numId w:val="15"/>
+              </w:numPr>
+              <w:jc w:val="both"/>
+              <w:rPr>
+                <w:rFonts w:ascii="Calibri" w:hAnsi="Calibri" w:cs="Arial"/>
+                <w:i/>
+                <w:color w:val="548DD4"/>
+                <w:sz w:val="20"/>
+                <w:szCs w:val="20"/>
+                <w:lang w:eastAsia="es-CL"/>
+              </w:rPr>
+            </w:pPr>
+            <w:r>
+              <w:rPr>
+                <w:rFonts w:ascii="Calibri" w:hAnsi="Calibri" w:cs="Arial"/>
+                <w:i/>
+                <w:color w:val="548DD4"/>
+                <w:sz w:val="20"/>
+                <w:szCs w:val="20"/>
+                <w:lang w:eastAsia="es-CL"/>
+              </w:rPr>
+              <w:t>Disponibilidad de información y requerimientos reales.</w:t>
+            </w:r>
+          </w:p>
+          <w:p>
+            <w:pPr>
+              <w:pStyle w:val="Prrafodelista"/>
+              <w:numPr>
+                <w:ilvl w:val="0"/>
+                <w:numId w:val="15"/>
+              </w:numPr>
+              <w:jc w:val="both"/>
+              <w:rPr>
+                <w:rFonts w:ascii="Calibri" w:hAnsi="Calibri" w:cs="Arial"/>
+                <w:i/>
+                <w:color w:val="548DD4"/>
+                <w:sz w:val="20"/>
+                <w:szCs w:val="20"/>
+                <w:lang w:eastAsia="es-CL"/>
+              </w:rPr>
+            </w:pPr>
+            <w:r>
+              <w:rPr>
+                <w:rFonts w:ascii="Calibri" w:hAnsi="Calibri" w:cs="Arial"/>
+                <w:i/>
+                <w:color w:val="548DD4"/>
+                <w:sz w:val="20"/>
+                <w:szCs w:val="20"/>
+                <w:lang w:eastAsia="es-CL"/>
+              </w:rPr>
+              <w:t>Experiencia previa en desarrollo de software y bases de datos.</w:t>
+            </w:r>
+          </w:p>
+          <w:p>
+            <w:pPr>
+              <w:pStyle w:val="Prrafodelista"/>
+              <w:numPr>
+                <w:ilvl w:val="0"/>
+                <w:numId w:val="15"/>
+              </w:numPr>
+              <w:jc w:val="both"/>
+              <w:rPr>
+                <w:rFonts w:ascii="Calibri" w:hAnsi="Calibri" w:cs="Arial"/>
+                <w:i/>
+                <w:color w:val="548DD4"/>
+                <w:sz w:val="20"/>
+                <w:szCs w:val="20"/>
+                <w:lang w:eastAsia="es-CL"/>
+              </w:rPr>
+            </w:pPr>
+            <w:r>
+              <w:rPr>
+                <w:rFonts w:ascii="Calibri" w:hAnsi="Calibri" w:cs="Arial"/>
+                <w:i/>
+                <w:color w:val="548DD4"/>
+                <w:sz w:val="20"/>
+                <w:szCs w:val="20"/>
+                <w:lang w:eastAsia="es-CL"/>
+              </w:rPr>
+              <w:t>Herramientas tecnológicas accesibles</w:t>
+            </w:r>
+          </w:p>
+          <w:p>
+            <w:pPr>
+              <w:pStyle w:val="Prrafodelista"/>
+              <w:numPr>
+                <w:ilvl w:val="0"/>
+                <w:numId w:val="13"/>
+              </w:numPr>
+              <w:jc w:val="both"/>
+              <w:rPr>
+                <w:rFonts w:ascii="Calibri" w:hAnsi="Calibri" w:cs="Arial"/>
+                <w:i/>
+                <w:color w:val="548DD4"/>
+                <w:sz w:val="20"/>
+                <w:szCs w:val="20"/>
+                <w:lang w:eastAsia="es-CL"/>
+              </w:rPr>
+            </w:pPr>
+            <w:r>
+              <w:rPr>
+                <w:rFonts w:ascii="Calibri" w:hAnsi="Calibri" w:cs="Arial"/>
+                <w:i/>
+                <w:color w:val="548DD4"/>
+                <w:sz w:val="20"/>
+                <w:szCs w:val="20"/>
+                <w:lang w:eastAsia="es-CL"/>
+              </w:rPr>
+              <w:t>Factores externos que dificultan su desarrollo y como podías solucionarlo</w:t>
+            </w:r>
+          </w:p>
+          <w:p>
+            <w:pPr>
+              <w:pStyle w:val="Prrafodelista"/>
+              <w:numPr>
+                <w:ilvl w:val="0"/>
+                <w:numId w:val="16"/>
+              </w:numPr>
+              <w:jc w:val="both"/>
+              <w:rPr>
+                <w:rFonts w:ascii="Calibri" w:hAnsi="Calibri" w:cs="Arial"/>
+                <w:i/>
+                <w:color w:val="548DD4"/>
+                <w:sz w:val="20"/>
+                <w:szCs w:val="20"/>
+                <w:lang w:eastAsia="es-CL"/>
+              </w:rPr>
+            </w:pPr>
+            <w:r>
+              <w:rPr>
+                <w:rFonts w:ascii="Calibri" w:hAnsi="Calibri" w:cs="Arial"/>
+                <w:i/>
+                <w:color w:val="548DD4"/>
+                <w:sz w:val="20"/>
+                <w:szCs w:val="20"/>
+                <w:lang w:eastAsia="es-CL"/>
+              </w:rPr>
+              <w:t>Cambios en los requerimientos durante el proyecto.</w:t>
+            </w:r>
+          </w:p>
+          <w:p>
+            <w:pPr>
+              <w:pStyle w:val="Prrafodelista"/>
+              <w:numPr>
+                <w:ilvl w:val="0"/>
+                <w:numId w:val="16"/>
+              </w:numPr>
+              <w:jc w:val="both"/>
+              <w:rPr>
+                <w:rFonts w:ascii="Calibri" w:hAnsi="Calibri" w:cs="Arial"/>
+                <w:i/>
+                <w:color w:val="548DD4"/>
+                <w:sz w:val="20"/>
+                <w:szCs w:val="20"/>
+                <w:lang w:eastAsia="es-CL"/>
+              </w:rPr>
+            </w:pPr>
+            <w:r>
+              <w:rPr>
+                <w:rFonts w:ascii="Calibri" w:hAnsi="Calibri" w:cs="Arial"/>
+                <w:i/>
+                <w:color w:val="548DD4"/>
+                <w:sz w:val="20"/>
+                <w:szCs w:val="20"/>
+                <w:lang w:eastAsia="es-CL"/>
+              </w:rPr>
+              <w:t>Limitaciones de tiempo.</w:t>
+            </w:r>
+          </w:p>
+          <w:p>
+            <w:pPr>
+              <w:pStyle w:val="Prrafodelista"/>
+              <w:numPr>
+                <w:ilvl w:val="0"/>
+                <w:numId w:val="16"/>
+              </w:numPr>
+              <w:rPr>
+                <w:rFonts w:ascii="Calibri" w:hAnsi="Calibri" w:cs="Arial"/>
+                <w:i/>
+                <w:color w:val="548DD4"/>
+                <w:sz w:val="20"/>
+                <w:szCs w:val="20"/>
+                <w:lang w:eastAsia="es-CL"/>
+              </w:rPr>
+            </w:pPr>
+            <w:r>
+              <w:rPr>
+                <w:rFonts w:ascii="Calibri" w:hAnsi="Calibri" w:cs="Arial"/>
+                <w:i/>
+                <w:color w:val="548DD4"/>
+                <w:sz w:val="20"/>
+                <w:szCs w:val="20"/>
+                <w:lang w:eastAsia="es-CL"/>
+              </w:rPr>
+              <w:t>Posibles dificultades técnicas o de infraestructura</w:t>
             </w:r>
           </w:p>
         </w:tc>
@@ -2776,359 +3969,29 @@
                 <w:szCs w:val="20"/>
                 <w:lang w:eastAsia="es-CL"/>
               </w:rPr>
-              <w:t>D</w:t>
-            </w:r>
-            <w:r>
-              <w:rPr>
-                <w:rFonts w:ascii="Calibri" w:hAnsi="Calibri" w:cs="Arial"/>
-                <w:i/>
-                <w:color w:val="548DD4"/>
-                <w:sz w:val="20"/>
-                <w:szCs w:val="20"/>
-                <w:lang w:eastAsia="es-CL"/>
-              </w:rPr>
-              <w:t>escrib</w:t>
-            </w:r>
-            <w:r>
-              <w:rPr>
-                <w:rFonts w:ascii="Calibri" w:hAnsi="Calibri" w:cs="Arial"/>
-                <w:i/>
-                <w:color w:val="548DD4"/>
-                <w:sz w:val="20"/>
-                <w:szCs w:val="20"/>
-                <w:lang w:eastAsia="es-CL"/>
-              </w:rPr>
-              <w:t>e</w:t>
-            </w:r>
-            <w:r>
-              <w:rPr>
-                <w:rFonts w:ascii="Calibri" w:hAnsi="Calibri" w:cs="Arial"/>
-                <w:i/>
-                <w:color w:val="548DD4"/>
-                <w:sz w:val="20"/>
-                <w:szCs w:val="20"/>
-                <w:lang w:eastAsia="es-CL"/>
-              </w:rPr>
-              <w:t xml:space="preserve"> </w:t>
-            </w:r>
-            <w:r>
-              <w:rPr>
-                <w:rFonts w:ascii="Calibri" w:hAnsi="Calibri" w:cs="Arial"/>
-                <w:i/>
-                <w:color w:val="548DD4"/>
-                <w:sz w:val="20"/>
-                <w:szCs w:val="20"/>
-                <w:lang w:eastAsia="es-CL"/>
-              </w:rPr>
-              <w:t>el o l</w:t>
-            </w:r>
-            <w:r>
-              <w:rPr>
-                <w:rFonts w:ascii="Calibri" w:hAnsi="Calibri" w:cs="Arial"/>
-                <w:i/>
-                <w:color w:val="548DD4"/>
-                <w:sz w:val="20"/>
-                <w:szCs w:val="20"/>
-                <w:lang w:eastAsia="es-CL"/>
-              </w:rPr>
-              <w:t xml:space="preserve">os objetivos generales </w:t>
-            </w:r>
-            <w:r>
-              <w:rPr>
-                <w:rFonts w:ascii="Calibri" w:hAnsi="Calibri" w:cs="Arial"/>
-                <w:i/>
-                <w:color w:val="548DD4"/>
-                <w:sz w:val="20"/>
-                <w:szCs w:val="20"/>
-                <w:lang w:eastAsia="es-CL"/>
-              </w:rPr>
-              <w:t>de</w:t>
-            </w:r>
-            <w:r>
-              <w:rPr>
-                <w:rFonts w:ascii="Calibri" w:hAnsi="Calibri" w:cs="Arial"/>
-                <w:i/>
-                <w:color w:val="548DD4"/>
-                <w:sz w:val="20"/>
-                <w:szCs w:val="20"/>
-                <w:lang w:eastAsia="es-CL"/>
-              </w:rPr>
-              <w:t xml:space="preserve"> </w:t>
-            </w:r>
-            <w:r>
-              <w:rPr>
-                <w:rFonts w:ascii="Calibri" w:hAnsi="Calibri" w:cs="Arial"/>
-                <w:i/>
-                <w:color w:val="548DD4"/>
-                <w:sz w:val="20"/>
-                <w:szCs w:val="20"/>
-                <w:lang w:eastAsia="es-CL"/>
-              </w:rPr>
-              <w:t>t</w:t>
-            </w:r>
-            <w:r>
-              <w:rPr>
-                <w:rFonts w:ascii="Calibri" w:hAnsi="Calibri" w:cs="Arial"/>
-                <w:i/>
-                <w:color w:val="548DD4"/>
-                <w:sz w:val="20"/>
-                <w:szCs w:val="20"/>
-                <w:lang w:eastAsia="es-CL"/>
-              </w:rPr>
-              <w:t>u trabajo</w:t>
-            </w:r>
-            <w:r>
-              <w:rPr>
-                <w:rFonts w:ascii="Calibri" w:hAnsi="Calibri" w:cs="Arial"/>
-                <w:i/>
-                <w:color w:val="548DD4"/>
-                <w:sz w:val="20"/>
-                <w:szCs w:val="20"/>
-                <w:lang w:eastAsia="es-CL"/>
-              </w:rPr>
-              <w:t xml:space="preserve">. </w:t>
-            </w:r>
-            <w:r>
-              <w:rPr>
-                <w:rFonts w:ascii="Calibri" w:hAnsi="Calibri" w:cs="Arial"/>
-                <w:i/>
-                <w:color w:val="548DD4"/>
-                <w:sz w:val="20"/>
-                <w:szCs w:val="20"/>
-                <w:lang w:eastAsia="es-CL"/>
-              </w:rPr>
-              <w:t>E</w:t>
-            </w:r>
-            <w:r>
-              <w:rPr>
-                <w:rFonts w:ascii="Calibri" w:hAnsi="Calibri" w:cs="Arial"/>
-                <w:i/>
-                <w:color w:val="548DD4"/>
-                <w:sz w:val="20"/>
-                <w:szCs w:val="20"/>
-                <w:lang w:eastAsia="es-CL"/>
-              </w:rPr>
-              <w:t xml:space="preserve">stos representan las grandes metas </w:t>
-            </w:r>
-            <w:r>
-              <w:rPr>
-                <w:rFonts w:ascii="Calibri" w:hAnsi="Calibri" w:cs="Arial"/>
-                <w:i/>
-                <w:color w:val="548DD4"/>
-                <w:sz w:val="20"/>
-                <w:szCs w:val="20"/>
-                <w:lang w:eastAsia="es-CL"/>
-              </w:rPr>
-              <w:t xml:space="preserve">del </w:t>
-            </w:r>
-            <w:r>
-              <w:rPr>
-                <w:rFonts w:ascii="Calibri" w:hAnsi="Calibri" w:cs="Arial"/>
-                <w:i/>
-                <w:color w:val="548DD4"/>
-                <w:sz w:val="20"/>
-                <w:szCs w:val="20"/>
-                <w:lang w:eastAsia="es-CL"/>
-              </w:rPr>
-              <w:t>proyecto</w:t>
-            </w:r>
-            <w:r>
-              <w:rPr>
-                <w:rFonts w:ascii="Calibri" w:hAnsi="Calibri" w:cs="Arial"/>
-                <w:i/>
-                <w:color w:val="548DD4"/>
-                <w:sz w:val="20"/>
-                <w:szCs w:val="20"/>
-                <w:lang w:eastAsia="es-CL"/>
-              </w:rPr>
-              <w:t xml:space="preserve"> </w:t>
-            </w:r>
-            <w:r>
-              <w:rPr>
-                <w:rFonts w:ascii="Calibri" w:hAnsi="Calibri" w:cs="Arial"/>
-                <w:i/>
-                <w:color w:val="548DD4"/>
-                <w:sz w:val="20"/>
-                <w:szCs w:val="20"/>
-                <w:lang w:eastAsia="es-CL"/>
-              </w:rPr>
-              <w:t>que realiza</w:t>
-            </w:r>
-            <w:r>
-              <w:rPr>
-                <w:rFonts w:ascii="Calibri" w:hAnsi="Calibri" w:cs="Arial"/>
-                <w:i/>
-                <w:color w:val="548DD4"/>
-                <w:sz w:val="20"/>
-                <w:szCs w:val="20"/>
-                <w:lang w:eastAsia="es-CL"/>
-              </w:rPr>
-              <w:t>rás</w:t>
-            </w:r>
-            <w:r>
-              <w:rPr>
-                <w:rFonts w:ascii="Calibri" w:hAnsi="Calibri" w:cs="Arial"/>
-                <w:i/>
-                <w:color w:val="548DD4"/>
-                <w:sz w:val="20"/>
-                <w:szCs w:val="20"/>
-                <w:lang w:eastAsia="es-CL"/>
-              </w:rPr>
-              <w:t xml:space="preserve">, de manera que </w:t>
-            </w:r>
-            <w:r>
-              <w:rPr>
-                <w:rFonts w:ascii="Calibri" w:hAnsi="Calibri" w:cs="Arial"/>
-                <w:i/>
-                <w:color w:val="548DD4"/>
-                <w:sz w:val="20"/>
-                <w:szCs w:val="20"/>
-                <w:lang w:eastAsia="es-CL"/>
-              </w:rPr>
-              <w:t>te</w:t>
-            </w:r>
-            <w:r>
-              <w:rPr>
-                <w:rFonts w:ascii="Calibri" w:hAnsi="Calibri" w:cs="Arial"/>
-                <w:i/>
-                <w:color w:val="548DD4"/>
-                <w:sz w:val="20"/>
-                <w:szCs w:val="20"/>
-                <w:lang w:eastAsia="es-CL"/>
-              </w:rPr>
-              <w:t xml:space="preserve"> servirán de guía para que</w:t>
-            </w:r>
-            <w:r>
-              <w:rPr>
-                <w:rFonts w:ascii="Calibri" w:hAnsi="Calibri" w:cs="Arial"/>
-                <w:i/>
-                <w:color w:val="548DD4"/>
-                <w:sz w:val="20"/>
-                <w:szCs w:val="20"/>
-                <w:lang w:eastAsia="es-CL"/>
-              </w:rPr>
-              <w:t>,</w:t>
-            </w:r>
-            <w:r>
-              <w:rPr>
-                <w:rFonts w:ascii="Calibri" w:hAnsi="Calibri" w:cs="Arial"/>
-                <w:i/>
-                <w:color w:val="548DD4"/>
-                <w:sz w:val="20"/>
-                <w:szCs w:val="20"/>
-                <w:lang w:eastAsia="es-CL"/>
-              </w:rPr>
-              <w:t xml:space="preserve"> una vez finalizado todo el proceso, </w:t>
-            </w:r>
-            <w:r>
-              <w:rPr>
-                <w:rFonts w:ascii="Calibri" w:hAnsi="Calibri" w:cs="Arial"/>
-                <w:i/>
-                <w:color w:val="548DD4"/>
-                <w:sz w:val="20"/>
-                <w:szCs w:val="20"/>
-                <w:lang w:eastAsia="es-CL"/>
-              </w:rPr>
-              <w:t>puedas</w:t>
-            </w:r>
-            <w:r>
-              <w:rPr>
-                <w:rFonts w:ascii="Calibri" w:hAnsi="Calibri" w:cs="Arial"/>
-                <w:i/>
-                <w:color w:val="548DD4"/>
-                <w:sz w:val="20"/>
-                <w:szCs w:val="20"/>
-                <w:lang w:eastAsia="es-CL"/>
-              </w:rPr>
-              <w:t xml:space="preserve"> contrastar el resultado </w:t>
-            </w:r>
-            <w:r>
-              <w:rPr>
-                <w:rFonts w:ascii="Calibri" w:hAnsi="Calibri" w:cs="Arial"/>
-                <w:i/>
-                <w:color w:val="548DD4"/>
-                <w:sz w:val="20"/>
-                <w:szCs w:val="20"/>
-                <w:lang w:eastAsia="es-CL"/>
-              </w:rPr>
-              <w:t>con</w:t>
-            </w:r>
-            <w:r>
-              <w:rPr>
-                <w:rFonts w:ascii="Calibri" w:hAnsi="Calibri" w:cs="Arial"/>
-                <w:i/>
-                <w:color w:val="548DD4"/>
-                <w:sz w:val="20"/>
-                <w:szCs w:val="20"/>
-                <w:lang w:eastAsia="es-CL"/>
-              </w:rPr>
-              <w:t xml:space="preserve"> lo </w:t>
-            </w:r>
-            <w:r>
-              <w:rPr>
-                <w:rFonts w:ascii="Calibri" w:hAnsi="Calibri" w:cs="Arial"/>
-                <w:i/>
-                <w:color w:val="548DD4"/>
-                <w:sz w:val="20"/>
-                <w:szCs w:val="20"/>
-                <w:lang w:eastAsia="es-CL"/>
-              </w:rPr>
-              <w:t>p</w:t>
-            </w:r>
-            <w:r>
-              <w:rPr>
-                <w:rFonts w:ascii="Calibri" w:hAnsi="Calibri" w:cs="Arial"/>
-                <w:i/>
-                <w:color w:val="548DD4"/>
-                <w:sz w:val="20"/>
-                <w:szCs w:val="20"/>
-                <w:lang w:eastAsia="es-CL"/>
-              </w:rPr>
-              <w:t>lanificado y así</w:t>
-            </w:r>
-            <w:r>
-              <w:rPr>
-                <w:rFonts w:ascii="Calibri" w:hAnsi="Calibri" w:cs="Arial"/>
-                <w:i/>
-                <w:color w:val="548DD4"/>
-                <w:sz w:val="20"/>
-                <w:szCs w:val="20"/>
-                <w:lang w:eastAsia="es-CL"/>
-              </w:rPr>
-              <w:t xml:space="preserve"> ver en qué medida fue posible</w:t>
-            </w:r>
-            <w:r>
-              <w:rPr>
-                <w:rFonts w:ascii="Calibri" w:hAnsi="Calibri" w:cs="Arial"/>
-                <w:i/>
-                <w:color w:val="548DD4"/>
-                <w:sz w:val="20"/>
-                <w:szCs w:val="20"/>
-                <w:lang w:eastAsia="es-CL"/>
-              </w:rPr>
-              <w:t xml:space="preserve"> </w:t>
-            </w:r>
-            <w:r>
-              <w:rPr>
-                <w:rFonts w:ascii="Calibri" w:hAnsi="Calibri" w:cs="Arial"/>
-                <w:i/>
-                <w:color w:val="548DD4"/>
-                <w:sz w:val="20"/>
-                <w:szCs w:val="20"/>
-                <w:lang w:eastAsia="es-CL"/>
-              </w:rPr>
-              <w:t>cumpli</w:t>
-            </w:r>
-            <w:r>
-              <w:rPr>
-                <w:rFonts w:ascii="Calibri" w:hAnsi="Calibri" w:cs="Arial"/>
-                <w:i/>
-                <w:color w:val="548DD4"/>
-                <w:sz w:val="20"/>
-                <w:szCs w:val="20"/>
-                <w:lang w:eastAsia="es-CL"/>
-              </w:rPr>
-              <w:t>rlo.</w:t>
+              <w:t xml:space="preserve">Desarrollar una plataforma web de gestión y comunicación para </w:t>
+            </w:r>
+            <w:r>
+              <w:rPr>
+                <w:rFonts w:ascii="Calibri" w:hAnsi="Calibri" w:cs="Arial"/>
+                <w:i/>
+                <w:color w:val="548DD4"/>
+                <w:sz w:val="20"/>
+                <w:szCs w:val="20"/>
+                <w:lang w:eastAsia="es-CL"/>
+              </w:rPr>
+              <w:t>los grupos de scout Reino Likankura y Reino Anchimellen, que permita centralizar la administración de los usuarios, las actividades, las noticias, las cuotas de cada niño y donaciones como también la comunicación interna, mejorando la comunicación</w:t>
+            </w:r>
+            <w:r>
+              <w:rPr>
+                <w:rFonts w:ascii="Calibri" w:hAnsi="Calibri" w:cs="Arial"/>
+                <w:i/>
+                <w:color w:val="548DD4"/>
+                <w:sz w:val="20"/>
+                <w:szCs w:val="20"/>
+                <w:lang w:eastAsia="es-CL"/>
+              </w:rPr>
+              <w:t xml:space="preserve"> y organización el acceso a la información y la interacción entre los dirigentes, scouts y apoderados.</w:t>
             </w:r>
           </w:p>
         </w:tc>
@@ -3179,82 +4042,61 @@
           </w:tcPr>
           <w:p>
             <w:pPr>
-              <w:jc w:val="both"/>
-              <w:rPr>
-                <w:rFonts w:ascii="Calibri" w:hAnsi="Calibri" w:cs="Arial"/>
-                <w:i/>
-                <w:color w:val="548DD4"/>
-                <w:sz w:val="20"/>
-                <w:szCs w:val="20"/>
-                <w:lang w:eastAsia="es-CL"/>
-              </w:rPr>
-            </w:pPr>
-            <w:r>
-              <w:rPr>
-                <w:rFonts w:ascii="Calibri" w:hAnsi="Calibri" w:cs="Arial"/>
-                <w:i/>
-                <w:color w:val="548DD4"/>
-                <w:sz w:val="20"/>
-                <w:szCs w:val="20"/>
-                <w:lang w:eastAsia="es-CL"/>
-              </w:rPr>
-              <w:t>D</w:t>
-            </w:r>
-            <w:r>
-              <w:rPr>
-                <w:rFonts w:ascii="Calibri" w:hAnsi="Calibri" w:cs="Arial"/>
-                <w:i/>
-                <w:color w:val="548DD4"/>
-                <w:sz w:val="20"/>
-                <w:szCs w:val="20"/>
-                <w:lang w:eastAsia="es-CL"/>
-              </w:rPr>
-              <w:t>escrib</w:t>
-            </w:r>
-            <w:r>
-              <w:rPr>
-                <w:rFonts w:ascii="Calibri" w:hAnsi="Calibri" w:cs="Arial"/>
-                <w:i/>
-                <w:color w:val="548DD4"/>
-                <w:sz w:val="20"/>
-                <w:szCs w:val="20"/>
-                <w:lang w:eastAsia="es-CL"/>
-              </w:rPr>
-              <w:t>e</w:t>
-            </w:r>
-            <w:r>
-              <w:rPr>
-                <w:rFonts w:ascii="Calibri" w:hAnsi="Calibri" w:cs="Arial"/>
-                <w:i/>
-                <w:color w:val="548DD4"/>
-                <w:sz w:val="20"/>
-                <w:szCs w:val="20"/>
-                <w:lang w:eastAsia="es-CL"/>
-              </w:rPr>
-              <w:t xml:space="preserve"> los objetivos específicos</w:t>
-            </w:r>
-            <w:r>
-              <w:rPr>
-                <w:rFonts w:ascii="Calibri" w:hAnsi="Calibri" w:cs="Arial"/>
-                <w:i/>
-                <w:color w:val="548DD4"/>
-                <w:sz w:val="20"/>
-                <w:szCs w:val="20"/>
-                <w:lang w:eastAsia="es-CL"/>
-              </w:rPr>
-              <w:t xml:space="preserve"> del proyecto. Estos</w:t>
-            </w:r>
-            <w:r>
-              <w:rPr>
-                <w:rFonts w:ascii="Calibri" w:hAnsi="Calibri" w:cs="Arial"/>
-                <w:i/>
-                <w:color w:val="548DD4"/>
-                <w:sz w:val="20"/>
-                <w:szCs w:val="20"/>
-                <w:lang w:eastAsia="es-CL"/>
-              </w:rPr>
-              <w:t xml:space="preserve"> permiten aterrizar el trabajo y trazar procedimientos concretos a seguir.</w:t>
-            </w:r>
+              <w:pStyle w:val="Prrafodelista"/>
+              <w:numPr>
+                <w:ilvl w:val="0"/>
+                <w:numId w:val="17"/>
+              </w:numPr>
+              <w:jc w:val="both"/>
+              <w:rPr>
+                <w:rFonts w:ascii="Calibri" w:hAnsi="Calibri" w:cs="Arial"/>
+                <w:i/>
+                <w:color w:val="548DD4"/>
+                <w:sz w:val="20"/>
+                <w:szCs w:val="20"/>
+                <w:lang w:eastAsia="es-CL"/>
+              </w:rPr>
+            </w:pPr>
+            <w:r>
+              <w:rPr>
+                <w:rFonts w:ascii="Calibri" w:hAnsi="Calibri" w:cs="Arial"/>
+                <w:i/>
+                <w:color w:val="548DD4"/>
+                <w:sz w:val="20"/>
+                <w:szCs w:val="20"/>
+                <w:lang w:eastAsia="es-CL"/>
+              </w:rPr>
+              <w:t>Analizar los procesos administrativos comunicacionales y organizacionales de los grupos de scout para identificar los requerimientos funcionales y no funcionales</w:t>
+            </w:r>
+            <w:r>
+              <w:rPr>
+                <w:rFonts w:ascii="Calibri" w:hAnsi="Calibri" w:cs="Arial"/>
+                <w:i/>
+                <w:color w:val="548DD4"/>
+                <w:sz w:val="20"/>
+                <w:szCs w:val="20"/>
+                <w:lang w:eastAsia="es-CL"/>
+              </w:rPr>
+              <w:t>.</w:t>
+            </w:r>
+          </w:p>
+          <w:p>
+            <w:pPr>
+              <w:pStyle w:val="Prrafodelista"/>
+              <w:numPr>
+                <w:ilvl w:val="0"/>
+                <w:numId w:val="17"/>
+              </w:numPr>
+              <w:jc w:val="both"/>
+              <w:rPr>
+                <w:rFonts w:ascii="Calibri" w:hAnsi="Calibri" w:cs="Arial"/>
+                <w:i/>
+                <w:color w:val="548DD4"/>
+                <w:sz w:val="20"/>
+                <w:szCs w:val="20"/>
+                <w:lang w:eastAsia="es-CL"/>
+              </w:rPr>
+            </w:pPr>
             <w:r>
               <w:rPr>
                 <w:rFonts w:ascii="Calibri" w:hAnsi="Calibri" w:cs="Arial"/>
@@ -3275,18 +4117,249 @@
                 <w:szCs w:val="20"/>
                 <w:lang w:eastAsia="es-CL"/>
               </w:rPr>
-              <w:t>Se desprenden del objetivo general</w:t>
-            </w:r>
-            <w:r>
-              <w:rPr>
-                <w:rFonts w:ascii="Calibri" w:hAnsi="Calibri" w:cs="Arial"/>
-                <w:i/>
-                <w:color w:val="548DD4"/>
-                <w:sz w:val="20"/>
-                <w:szCs w:val="20"/>
-                <w:lang w:eastAsia="es-CL"/>
-              </w:rPr>
-              <w:t xml:space="preserve">. </w:t>
+              <w:t>Diseñar una base de datos que permita almacenar y gestionar de forma segura la información de los scouts, apoderados, actividades, cuotas, productos, noticias y donaciones.</w:t>
+            </w:r>
+          </w:p>
+          <w:p>
+            <w:pPr>
+              <w:pStyle w:val="Prrafodelista"/>
+              <w:numPr>
+                <w:ilvl w:val="0"/>
+                <w:numId w:val="17"/>
+              </w:numPr>
+              <w:jc w:val="both"/>
+              <w:rPr>
+                <w:rFonts w:ascii="Calibri" w:hAnsi="Calibri" w:cs="Arial"/>
+                <w:i/>
+                <w:color w:val="548DD4"/>
+                <w:sz w:val="20"/>
+                <w:szCs w:val="20"/>
+                <w:lang w:eastAsia="es-CL"/>
+              </w:rPr>
+            </w:pPr>
+            <w:r>
+              <w:rPr>
+                <w:rFonts w:ascii="Calibri" w:hAnsi="Calibri" w:cs="Arial"/>
+                <w:i/>
+                <w:color w:val="548DD4"/>
+                <w:sz w:val="20"/>
+                <w:szCs w:val="20"/>
+                <w:lang w:eastAsia="es-CL"/>
+              </w:rPr>
+              <w:t xml:space="preserve">Desarrollar una plataforma </w:t>
+            </w:r>
+            <w:proofErr w:type="spellStart"/>
+            <w:r>
+              <w:rPr>
+                <w:rFonts w:ascii="Calibri" w:hAnsi="Calibri" w:cs="Arial"/>
+                <w:i/>
+                <w:color w:val="548DD4"/>
+                <w:sz w:val="20"/>
+                <w:szCs w:val="20"/>
+                <w:lang w:eastAsia="es-CL"/>
+              </w:rPr>
+              <w:t>plataforma</w:t>
+            </w:r>
+            <w:proofErr w:type="spellEnd"/>
+            <w:r>
+              <w:rPr>
+                <w:rFonts w:ascii="Calibri" w:hAnsi="Calibri" w:cs="Arial"/>
+                <w:i/>
+                <w:color w:val="548DD4"/>
+                <w:sz w:val="20"/>
+                <w:szCs w:val="20"/>
+                <w:lang w:eastAsia="es-CL"/>
+              </w:rPr>
+              <w:t xml:space="preserve"> web con </w:t>
+            </w:r>
+            <w:r>
+              <w:rPr>
+                <w:rFonts w:ascii="Calibri" w:hAnsi="Calibri" w:cs="Arial"/>
+                <w:i/>
+                <w:color w:val="548DD4"/>
+                <w:sz w:val="20"/>
+                <w:szCs w:val="20"/>
+                <w:lang w:eastAsia="es-CL"/>
+              </w:rPr>
+              <w:t xml:space="preserve">diferentes roles de </w:t>
+            </w:r>
+            <w:r>
+              <w:rPr>
+                <w:rFonts w:ascii="Calibri" w:hAnsi="Calibri" w:cs="Arial"/>
+                <w:i/>
+                <w:color w:val="548DD4"/>
+                <w:sz w:val="20"/>
+                <w:szCs w:val="20"/>
+                <w:lang w:eastAsia="es-CL"/>
+              </w:rPr>
+              <w:t xml:space="preserve">acceso </w:t>
+            </w:r>
+            <w:r>
+              <w:rPr>
+                <w:rFonts w:ascii="Calibri" w:hAnsi="Calibri" w:cs="Arial"/>
+                <w:i/>
+                <w:color w:val="548DD4"/>
+                <w:sz w:val="20"/>
+                <w:szCs w:val="20"/>
+                <w:lang w:eastAsia="es-CL"/>
+              </w:rPr>
+              <w:t>para administradores y scouts, lo que permite la gestión eficiente de la información y os recursos de la organización.</w:t>
+            </w:r>
+          </w:p>
+          <w:p>
+            <w:pPr>
+              <w:pStyle w:val="Prrafodelista"/>
+              <w:numPr>
+                <w:ilvl w:val="0"/>
+                <w:numId w:val="17"/>
+              </w:numPr>
+              <w:jc w:val="both"/>
+              <w:rPr>
+                <w:rFonts w:ascii="Calibri" w:hAnsi="Calibri" w:cs="Arial"/>
+                <w:i/>
+                <w:color w:val="548DD4"/>
+                <w:sz w:val="20"/>
+                <w:szCs w:val="20"/>
+                <w:lang w:eastAsia="es-CL"/>
+              </w:rPr>
+            </w:pPr>
+            <w:r>
+              <w:rPr>
+                <w:rFonts w:ascii="Calibri" w:hAnsi="Calibri" w:cs="Arial"/>
+                <w:i/>
+                <w:color w:val="548DD4"/>
+                <w:sz w:val="20"/>
+                <w:szCs w:val="20"/>
+                <w:lang w:eastAsia="es-CL"/>
+              </w:rPr>
+              <w:t xml:space="preserve">Implementar funcionalidades </w:t>
+            </w:r>
+            <w:r>
+              <w:rPr>
+                <w:rFonts w:ascii="Calibri" w:hAnsi="Calibri" w:cs="Arial"/>
+                <w:i/>
+                <w:color w:val="548DD4"/>
+                <w:sz w:val="20"/>
+                <w:szCs w:val="20"/>
+                <w:lang w:eastAsia="es-CL"/>
+              </w:rPr>
+              <w:t xml:space="preserve">para la publicación de noticias, actividades, control de cuotas, administración de productos, donaciones y </w:t>
+            </w:r>
+            <w:proofErr w:type="spellStart"/>
+            <w:r>
+              <w:rPr>
+                <w:rFonts w:ascii="Calibri" w:hAnsi="Calibri" w:cs="Arial"/>
+                <w:i/>
+                <w:color w:val="548DD4"/>
+                <w:sz w:val="20"/>
+                <w:szCs w:val="20"/>
+                <w:lang w:eastAsia="es-CL"/>
+              </w:rPr>
+              <w:t>mensajeria</w:t>
+            </w:r>
+            <w:proofErr w:type="spellEnd"/>
+            <w:r>
+              <w:rPr>
+                <w:rFonts w:ascii="Calibri" w:hAnsi="Calibri" w:cs="Arial"/>
+                <w:i/>
+                <w:color w:val="548DD4"/>
+                <w:sz w:val="20"/>
+                <w:szCs w:val="20"/>
+                <w:lang w:eastAsia="es-CL"/>
+              </w:rPr>
+              <w:t xml:space="preserve"> interna para poder optimizar los procesos de comunicación y gestión.</w:t>
+            </w:r>
+          </w:p>
+          <w:p>
+            <w:pPr>
+              <w:pStyle w:val="Prrafodelista"/>
+              <w:numPr>
+                <w:ilvl w:val="0"/>
+                <w:numId w:val="17"/>
+              </w:numPr>
+              <w:jc w:val="both"/>
+              <w:rPr>
+                <w:rFonts w:ascii="Calibri" w:hAnsi="Calibri" w:cs="Arial"/>
+                <w:i/>
+                <w:color w:val="548DD4"/>
+                <w:sz w:val="20"/>
+                <w:szCs w:val="20"/>
+                <w:lang w:eastAsia="es-CL"/>
+              </w:rPr>
+            </w:pPr>
+            <w:r>
+              <w:rPr>
+                <w:rFonts w:ascii="Calibri" w:hAnsi="Calibri" w:cs="Arial"/>
+                <w:i/>
+                <w:color w:val="548DD4"/>
+                <w:sz w:val="20"/>
+                <w:szCs w:val="20"/>
+                <w:lang w:eastAsia="es-CL"/>
+              </w:rPr>
+              <w:lastRenderedPageBreak/>
+              <w:t>Aplicar los mecanismos de autenticación y el control de acceso que resguarde la información de los usuarios y permitan una administración segura de la plataforma.</w:t>
+            </w:r>
+          </w:p>
+          <w:p>
+            <w:pPr>
+              <w:pStyle w:val="Prrafodelista"/>
+              <w:numPr>
+                <w:ilvl w:val="0"/>
+                <w:numId w:val="17"/>
+              </w:numPr>
+              <w:jc w:val="both"/>
+              <w:rPr>
+                <w:rFonts w:ascii="Calibri" w:hAnsi="Calibri" w:cs="Arial"/>
+                <w:i/>
+                <w:color w:val="548DD4"/>
+                <w:sz w:val="20"/>
+                <w:szCs w:val="20"/>
+                <w:lang w:eastAsia="es-CL"/>
+              </w:rPr>
+            </w:pPr>
+            <w:r>
+              <w:rPr>
+                <w:rFonts w:ascii="Calibri" w:hAnsi="Calibri" w:cs="Arial"/>
+                <w:i/>
+                <w:color w:val="548DD4"/>
+                <w:sz w:val="20"/>
+                <w:szCs w:val="20"/>
+                <w:lang w:eastAsia="es-CL"/>
+              </w:rPr>
+              <w:t xml:space="preserve">Realizar pruebas funcionales y de la usabilidad para validar </w:t>
+            </w:r>
+            <w:r>
+              <w:rPr>
+                <w:rFonts w:ascii="Calibri" w:hAnsi="Calibri" w:cs="Arial"/>
+                <w:i/>
+                <w:color w:val="548DD4"/>
+                <w:sz w:val="20"/>
+                <w:szCs w:val="20"/>
+                <w:lang w:eastAsia="es-CL"/>
+              </w:rPr>
+              <w:t xml:space="preserve">la </w:t>
+            </w:r>
+            <w:r>
+              <w:rPr>
+                <w:rFonts w:ascii="Calibri" w:hAnsi="Calibri" w:cs="Arial"/>
+                <w:i/>
+                <w:color w:val="548DD4"/>
+                <w:sz w:val="20"/>
+                <w:szCs w:val="20"/>
+                <w:lang w:eastAsia="es-CL"/>
+              </w:rPr>
+              <w:t>correct</w:t>
+            </w:r>
+            <w:r>
+              <w:rPr>
+                <w:rFonts w:ascii="Calibri" w:hAnsi="Calibri" w:cs="Arial"/>
+                <w:i/>
+                <w:color w:val="548DD4"/>
+                <w:sz w:val="20"/>
+                <w:szCs w:val="20"/>
+                <w:lang w:eastAsia="es-CL"/>
+              </w:rPr>
+              <w:t>a funcionalidad de la solución desarrollada y validada que cumple con los requerimientos definidos por la organización.</w:t>
             </w:r>
           </w:p>
         </w:tc>
@@ -3442,6 +4515,28 @@
         </w:rPr>
       </w:pPr>
     </w:p>
+    <w:p>
+      <w:pPr>
+        <w:spacing w:after="0" w:line="360" w:lineRule="auto"/>
+        <w:jc w:val="both"/>
+        <w:rPr>
+          <w:b/>
+          <w:sz w:val="24"/>
+          <w:szCs w:val="24"/>
+        </w:rPr>
+      </w:pPr>
+    </w:p>
+    <w:p>
+      <w:pPr>
+        <w:spacing w:after="0" w:line="360" w:lineRule="auto"/>
+        <w:jc w:val="both"/>
+        <w:rPr>
+          <w:b/>
+          <w:sz w:val="24"/>
+          <w:szCs w:val="24"/>
+        </w:rPr>
+      </w:pPr>
+    </w:p>
     <w:tbl>
       <w:tblPr>
         <w:tblStyle w:val="Tablaconcuadrcula"/>
@@ -3722,6 +4817,1879 @@
               <w:rPr>
                 <w:rFonts w:ascii="Calibri" w:hAnsi="Calibri" w:cs="Arial"/>
                 <w:i/>
+                <w:color w:val="548DD4"/>
+                <w:sz w:val="20"/>
+                <w:szCs w:val="20"/>
+                <w:lang w:eastAsia="es-CL"/>
+              </w:rPr>
+            </w:pPr>
+            <w:r>
+              <w:rPr>
+                <w:rFonts w:ascii="Calibri" w:hAnsi="Calibri" w:cs="Arial"/>
+                <w:i/>
+                <w:color w:val="548DD4"/>
+                <w:sz w:val="20"/>
+                <w:szCs w:val="20"/>
+                <w:lang w:eastAsia="es-CL"/>
+              </w:rPr>
+              <w:t>Cuando el proyecto a desarrollar es grupal, es necesario incorporar la definición de las funciones, tareas y responsabilidades asociadas a cada integrante del equipo.</w:t>
+            </w:r>
+          </w:p>
+          <w:p>
+            <w:pPr>
+              <w:jc w:val="both"/>
+              <w:rPr>
+                <w:rFonts w:ascii="Calibri" w:hAnsi="Calibri" w:cs="Arial"/>
+                <w:i/>
+                <w:color w:val="548DD4"/>
+                <w:sz w:val="18"/>
+                <w:szCs w:val="20"/>
+                <w:lang w:eastAsia="es-CL"/>
+              </w:rPr>
+            </w:pPr>
+            <w:r>
+              <w:rPr>
+                <w:rFonts w:ascii="Calibri" w:hAnsi="Calibri" w:cs="Arial"/>
+                <w:i/>
+                <w:color w:val="548DD4"/>
+                <w:sz w:val="18"/>
+                <w:szCs w:val="20"/>
+                <w:lang w:eastAsia="es-CL"/>
+              </w:rPr>
+              <w:t xml:space="preserve">LA metodología propuesta para este desarrollo de proyecto APT es metodología </w:t>
+            </w:r>
+            <w:r>
+              <w:rPr>
+                <w:rFonts w:ascii="Calibri" w:hAnsi="Calibri" w:cs="Arial"/>
+                <w:i/>
+                <w:color w:val="548DD4"/>
+                <w:sz w:val="18"/>
+                <w:szCs w:val="20"/>
+                <w:lang w:eastAsia="es-CL"/>
+              </w:rPr>
+              <w:t>Ágil</w:t>
+            </w:r>
+            <w:r>
+              <w:rPr>
+                <w:rFonts w:ascii="Calibri" w:hAnsi="Calibri" w:cs="Arial"/>
+                <w:i/>
+                <w:color w:val="548DD4"/>
+                <w:sz w:val="18"/>
+                <w:szCs w:val="20"/>
+                <w:lang w:eastAsia="es-CL"/>
+              </w:rPr>
+              <w:t xml:space="preserve"> </w:t>
+            </w:r>
+            <w:proofErr w:type="spellStart"/>
+            <w:r>
+              <w:rPr>
+                <w:rFonts w:ascii="Calibri" w:hAnsi="Calibri" w:cs="Arial"/>
+                <w:i/>
+                <w:color w:val="548DD4"/>
+                <w:sz w:val="18"/>
+                <w:szCs w:val="20"/>
+                <w:lang w:eastAsia="es-CL"/>
+              </w:rPr>
+              <w:t>Scum</w:t>
+            </w:r>
+            <w:proofErr w:type="spellEnd"/>
+            <w:r>
+              <w:rPr>
+                <w:rFonts w:ascii="Calibri" w:hAnsi="Calibri" w:cs="Arial"/>
+                <w:i/>
+                <w:color w:val="548DD4"/>
+                <w:sz w:val="18"/>
+                <w:szCs w:val="20"/>
+                <w:lang w:eastAsia="es-CL"/>
+              </w:rPr>
+              <w:t>. Esta fue seleccionada debido a que permite desarrollar soluciones de Software de una manera iterativa e incremental, lo que facilita la adaptación a cambios, la validación continua de requerimientos y el seguimiento permanente del avance del proyecto.</w:t>
+            </w:r>
+          </w:p>
+          <w:p>
+            <w:pPr>
+              <w:jc w:val="both"/>
+              <w:rPr>
+                <w:rFonts w:ascii="Calibri" w:hAnsi="Calibri" w:cs="Arial"/>
+                <w:i/>
+                <w:color w:val="548DD4"/>
+                <w:sz w:val="18"/>
+                <w:szCs w:val="20"/>
+                <w:lang w:eastAsia="es-CL"/>
+              </w:rPr>
+            </w:pPr>
+            <w:r>
+              <w:rPr>
+                <w:rFonts w:ascii="Calibri" w:hAnsi="Calibri" w:cs="Arial"/>
+                <w:i/>
+                <w:color w:val="548DD4"/>
+                <w:sz w:val="18"/>
+                <w:szCs w:val="20"/>
+                <w:lang w:eastAsia="es-CL"/>
+              </w:rPr>
+              <w:t>Para poder abordar este problema</w:t>
+            </w:r>
+            <w:r>
+              <w:rPr>
+                <w:rFonts w:ascii="Calibri" w:hAnsi="Calibri" w:cs="Arial"/>
+                <w:i/>
+                <w:color w:val="548DD4"/>
+                <w:sz w:val="18"/>
+                <w:szCs w:val="20"/>
+                <w:lang w:eastAsia="es-CL"/>
+              </w:rPr>
+              <w:t xml:space="preserve"> el trabajo se </w:t>
+            </w:r>
+            <w:r>
+              <w:rPr>
+                <w:rFonts w:ascii="Calibri" w:hAnsi="Calibri" w:cs="Arial"/>
+                <w:i/>
+                <w:color w:val="548DD4"/>
+                <w:sz w:val="18"/>
+                <w:szCs w:val="20"/>
+                <w:lang w:eastAsia="es-CL"/>
+              </w:rPr>
+              <w:t>organizará</w:t>
+            </w:r>
+            <w:r>
+              <w:rPr>
+                <w:rFonts w:ascii="Calibri" w:hAnsi="Calibri" w:cs="Arial"/>
+                <w:i/>
+                <w:color w:val="548DD4"/>
+                <w:sz w:val="18"/>
+                <w:szCs w:val="20"/>
+                <w:lang w:eastAsia="es-CL"/>
+              </w:rPr>
+              <w:t xml:space="preserve"> en 6 </w:t>
+            </w:r>
+            <w:proofErr w:type="spellStart"/>
+            <w:r>
+              <w:rPr>
+                <w:rFonts w:ascii="Calibri" w:hAnsi="Calibri" w:cs="Arial"/>
+                <w:i/>
+                <w:color w:val="548DD4"/>
+                <w:sz w:val="18"/>
+                <w:szCs w:val="20"/>
+                <w:lang w:eastAsia="es-CL"/>
+              </w:rPr>
+              <w:t>sprints</w:t>
+            </w:r>
+            <w:proofErr w:type="spellEnd"/>
+            <w:r>
+              <w:rPr>
+                <w:rFonts w:ascii="Calibri" w:hAnsi="Calibri" w:cs="Arial"/>
+                <w:i/>
+                <w:color w:val="548DD4"/>
+                <w:sz w:val="18"/>
+                <w:szCs w:val="20"/>
+                <w:lang w:eastAsia="es-CL"/>
+              </w:rPr>
+              <w:t xml:space="preserve">, donde cada uno contemplará actividades de análisis, diseño, desarrollo, pruebas y de revisión de las funcionalidades especificas de la plataforma web desarrollada. Al finalizar cada sprint se </w:t>
+            </w:r>
+            <w:r>
+              <w:rPr>
+                <w:rFonts w:ascii="Calibri" w:hAnsi="Calibri" w:cs="Arial"/>
+                <w:i/>
+                <w:color w:val="548DD4"/>
+                <w:sz w:val="18"/>
+                <w:szCs w:val="20"/>
+                <w:lang w:eastAsia="es-CL"/>
+              </w:rPr>
+              <w:t>realizará</w:t>
+            </w:r>
+            <w:r>
+              <w:rPr>
+                <w:rFonts w:ascii="Calibri" w:hAnsi="Calibri" w:cs="Arial"/>
+                <w:i/>
+                <w:color w:val="548DD4"/>
+                <w:sz w:val="18"/>
+                <w:szCs w:val="20"/>
+                <w:lang w:eastAsia="es-CL"/>
+              </w:rPr>
+              <w:t xml:space="preserve"> una </w:t>
+            </w:r>
+            <w:r>
+              <w:rPr>
+                <w:rFonts w:ascii="Calibri" w:hAnsi="Calibri" w:cs="Arial"/>
+                <w:i/>
+                <w:color w:val="548DD4"/>
+                <w:sz w:val="18"/>
+                <w:szCs w:val="20"/>
+                <w:lang w:eastAsia="es-CL"/>
+              </w:rPr>
+              <w:t>evaluación</w:t>
+            </w:r>
+            <w:r>
+              <w:rPr>
+                <w:rFonts w:ascii="Calibri" w:hAnsi="Calibri" w:cs="Arial"/>
+                <w:i/>
+                <w:color w:val="548DD4"/>
+                <w:sz w:val="18"/>
+                <w:szCs w:val="20"/>
+                <w:lang w:eastAsia="es-CL"/>
+              </w:rPr>
+              <w:t xml:space="preserve"> de los avances obtenidos y se definirán las tareas del siguiente ciclo de trabajo.</w:t>
+            </w:r>
+          </w:p>
+          <w:p>
+            <w:pPr>
+              <w:jc w:val="both"/>
+              <w:rPr>
+                <w:rFonts w:ascii="Calibri" w:hAnsi="Calibri" w:cs="Arial"/>
+                <w:i/>
+                <w:color w:val="548DD4"/>
+                <w:sz w:val="18"/>
+                <w:szCs w:val="20"/>
+                <w:lang w:eastAsia="es-CL"/>
+              </w:rPr>
+            </w:pPr>
+            <w:r>
+              <w:rPr>
+                <w:rFonts w:ascii="Calibri" w:hAnsi="Calibri" w:cs="Arial"/>
+                <w:i/>
+                <w:color w:val="548DD4"/>
+                <w:sz w:val="18"/>
+                <w:szCs w:val="20"/>
+                <w:lang w:eastAsia="es-CL"/>
+              </w:rPr>
+              <w:t>Las etapas consideradas son:</w:t>
+            </w:r>
+          </w:p>
+          <w:p>
+            <w:pPr>
+              <w:pStyle w:val="Prrafodelista"/>
+              <w:numPr>
+                <w:ilvl w:val="0"/>
+                <w:numId w:val="18"/>
+              </w:numPr>
+              <w:jc w:val="both"/>
+              <w:rPr>
+                <w:rFonts w:ascii="Calibri" w:hAnsi="Calibri" w:cs="Arial"/>
+                <w:i/>
+                <w:color w:val="548DD4"/>
+                <w:sz w:val="18"/>
+                <w:szCs w:val="20"/>
+                <w:lang w:eastAsia="es-CL"/>
+              </w:rPr>
+            </w:pPr>
+            <w:r>
+              <w:rPr>
+                <w:rFonts w:ascii="Calibri" w:hAnsi="Calibri" w:cs="Arial"/>
+                <w:i/>
+                <w:color w:val="548DD4"/>
+                <w:sz w:val="18"/>
+                <w:szCs w:val="20"/>
+                <w:lang w:eastAsia="es-CL"/>
+              </w:rPr>
+              <w:t>Levantamiento y análisis de requerimientos</w:t>
+            </w:r>
+          </w:p>
+          <w:p>
+            <w:pPr>
+              <w:pStyle w:val="Prrafodelista"/>
+              <w:numPr>
+                <w:ilvl w:val="0"/>
+                <w:numId w:val="18"/>
+              </w:numPr>
+              <w:jc w:val="both"/>
+              <w:rPr>
+                <w:rFonts w:ascii="Calibri" w:hAnsi="Calibri" w:cs="Arial"/>
+                <w:i/>
+                <w:color w:val="548DD4"/>
+                <w:sz w:val="18"/>
+                <w:szCs w:val="20"/>
+                <w:lang w:eastAsia="es-CL"/>
+              </w:rPr>
+            </w:pPr>
+            <w:r>
+              <w:rPr>
+                <w:rFonts w:ascii="Calibri" w:hAnsi="Calibri" w:cs="Arial"/>
+                <w:i/>
+                <w:color w:val="548DD4"/>
+                <w:sz w:val="18"/>
+                <w:szCs w:val="20"/>
+                <w:lang w:eastAsia="es-CL"/>
+              </w:rPr>
+              <w:t>Diseño de la arquitectura del sistema y modelo de datos</w:t>
+            </w:r>
+          </w:p>
+          <w:p>
+            <w:pPr>
+              <w:pStyle w:val="Prrafodelista"/>
+              <w:numPr>
+                <w:ilvl w:val="0"/>
+                <w:numId w:val="18"/>
+              </w:numPr>
+              <w:jc w:val="both"/>
+              <w:rPr>
+                <w:rFonts w:ascii="Calibri" w:hAnsi="Calibri" w:cs="Arial"/>
+                <w:i/>
+                <w:color w:val="548DD4"/>
+                <w:sz w:val="18"/>
+                <w:szCs w:val="20"/>
+                <w:lang w:eastAsia="es-CL"/>
+              </w:rPr>
+            </w:pPr>
+            <w:r>
+              <w:rPr>
+                <w:rFonts w:ascii="Calibri" w:hAnsi="Calibri" w:cs="Arial"/>
+                <w:i/>
+                <w:color w:val="548DD4"/>
+                <w:sz w:val="18"/>
+                <w:szCs w:val="20"/>
+                <w:lang w:eastAsia="es-CL"/>
+              </w:rPr>
+              <w:t>Diseño de interfaces y experiencia de usuario</w:t>
+            </w:r>
+          </w:p>
+          <w:p>
+            <w:pPr>
+              <w:pStyle w:val="Prrafodelista"/>
+              <w:numPr>
+                <w:ilvl w:val="0"/>
+                <w:numId w:val="18"/>
+              </w:numPr>
+              <w:jc w:val="both"/>
+              <w:rPr>
+                <w:rFonts w:ascii="Calibri" w:hAnsi="Calibri" w:cs="Arial"/>
+                <w:i/>
+                <w:color w:val="548DD4"/>
+                <w:sz w:val="18"/>
+                <w:szCs w:val="20"/>
+                <w:lang w:eastAsia="es-CL"/>
+              </w:rPr>
+            </w:pPr>
+            <w:r>
+              <w:rPr>
+                <w:rFonts w:ascii="Calibri" w:hAnsi="Calibri" w:cs="Arial"/>
+                <w:i/>
+                <w:color w:val="548DD4"/>
+                <w:sz w:val="18"/>
+                <w:szCs w:val="20"/>
+                <w:lang w:eastAsia="es-CL"/>
+              </w:rPr>
+              <w:t>Desarrollo de funcionalidades</w:t>
+            </w:r>
+          </w:p>
+          <w:p>
+            <w:pPr>
+              <w:pStyle w:val="Prrafodelista"/>
+              <w:numPr>
+                <w:ilvl w:val="0"/>
+                <w:numId w:val="18"/>
+              </w:numPr>
+              <w:jc w:val="both"/>
+              <w:rPr>
+                <w:rFonts w:ascii="Calibri" w:hAnsi="Calibri" w:cs="Arial"/>
+                <w:i/>
+                <w:color w:val="548DD4"/>
+                <w:sz w:val="18"/>
+                <w:szCs w:val="20"/>
+                <w:lang w:eastAsia="es-CL"/>
+              </w:rPr>
+            </w:pPr>
+            <w:r>
+              <w:rPr>
+                <w:rFonts w:ascii="Calibri" w:hAnsi="Calibri" w:cs="Arial"/>
+                <w:i/>
+                <w:color w:val="548DD4"/>
+                <w:sz w:val="18"/>
+                <w:szCs w:val="20"/>
+                <w:lang w:eastAsia="es-CL"/>
+              </w:rPr>
+              <w:t>Pruebas funcionales y la corrección de incidencias.</w:t>
+            </w:r>
+          </w:p>
+          <w:p>
+            <w:pPr>
+              <w:pStyle w:val="Prrafodelista"/>
+              <w:numPr>
+                <w:ilvl w:val="0"/>
+                <w:numId w:val="18"/>
+              </w:numPr>
+              <w:jc w:val="both"/>
+              <w:rPr>
+                <w:rFonts w:ascii="Calibri" w:hAnsi="Calibri" w:cs="Arial"/>
+                <w:i/>
+                <w:color w:val="548DD4"/>
+                <w:sz w:val="18"/>
+                <w:szCs w:val="20"/>
+                <w:lang w:eastAsia="es-CL"/>
+              </w:rPr>
+            </w:pPr>
+            <w:r>
+              <w:rPr>
+                <w:rFonts w:ascii="Calibri" w:hAnsi="Calibri" w:cs="Arial"/>
+                <w:i/>
+                <w:color w:val="548DD4"/>
+                <w:sz w:val="18"/>
+                <w:szCs w:val="20"/>
+                <w:lang w:eastAsia="es-CL"/>
+              </w:rPr>
+              <w:t>Documentación y presentación final.</w:t>
+            </w:r>
+          </w:p>
+          <w:p>
+            <w:pPr>
+              <w:jc w:val="both"/>
+              <w:rPr>
+                <w:rFonts w:ascii="Calibri" w:hAnsi="Calibri" w:cs="Arial"/>
+                <w:i/>
+                <w:color w:val="548DD4"/>
+                <w:sz w:val="18"/>
+                <w:szCs w:val="20"/>
+                <w:lang w:eastAsia="es-CL"/>
+              </w:rPr>
+            </w:pPr>
+            <w:r>
+              <w:rPr>
+                <w:rFonts w:ascii="Calibri" w:hAnsi="Calibri" w:cs="Arial"/>
+                <w:i/>
+                <w:color w:val="548DD4"/>
+                <w:sz w:val="18"/>
+                <w:szCs w:val="20"/>
+                <w:lang w:eastAsia="es-CL"/>
+              </w:rPr>
+              <w:t xml:space="preserve">Para la gestión y el seguimiento del trabajo se </w:t>
+            </w:r>
+            <w:r>
+              <w:rPr>
+                <w:rFonts w:ascii="Calibri" w:hAnsi="Calibri" w:cs="Arial"/>
+                <w:i/>
+                <w:color w:val="548DD4"/>
+                <w:sz w:val="18"/>
+                <w:szCs w:val="20"/>
+                <w:lang w:eastAsia="es-CL"/>
+              </w:rPr>
+              <w:t>utilizará</w:t>
+            </w:r>
+            <w:r>
+              <w:rPr>
+                <w:rFonts w:ascii="Calibri" w:hAnsi="Calibri" w:cs="Arial"/>
+                <w:i/>
+                <w:color w:val="548DD4"/>
+                <w:sz w:val="18"/>
+                <w:szCs w:val="20"/>
+                <w:lang w:eastAsia="es-CL"/>
+              </w:rPr>
+              <w:t xml:space="preserve"> jira, permitiendo mantener un producto backlog, sprint backlog y control del estado de cada actividad</w:t>
+            </w:r>
+          </w:p>
+          <w:p>
+            <w:pPr>
+              <w:jc w:val="both"/>
+              <w:rPr>
+                <w:rFonts w:ascii="Calibri" w:hAnsi="Calibri" w:cs="Arial"/>
+                <w:i/>
+                <w:color w:val="548DD4"/>
+                <w:sz w:val="18"/>
+                <w:szCs w:val="20"/>
+                <w:lang w:eastAsia="es-CL"/>
+              </w:rPr>
+            </w:pPr>
+            <w:r>
+              <w:rPr>
+                <w:rFonts w:ascii="Calibri" w:hAnsi="Calibri" w:cs="Arial"/>
+                <w:i/>
+                <w:color w:val="548DD4"/>
+                <w:sz w:val="18"/>
+                <w:szCs w:val="20"/>
+                <w:lang w:eastAsia="es-CL"/>
+              </w:rPr>
+              <w:t xml:space="preserve">Debido a que el proyecto APT será desarrollado por 3 </w:t>
+            </w:r>
+            <w:r>
+              <w:rPr>
+                <w:rFonts w:ascii="Calibri" w:hAnsi="Calibri" w:cs="Arial"/>
+                <w:i/>
+                <w:color w:val="548DD4"/>
+                <w:sz w:val="18"/>
+                <w:szCs w:val="20"/>
+                <w:lang w:eastAsia="es-CL"/>
+              </w:rPr>
+              <w:t>estudiantes, se definió las siguientes actividades para cada uno de ellos:</w:t>
+            </w:r>
+          </w:p>
+          <w:p>
+            <w:pPr>
+              <w:jc w:val="both"/>
+              <w:rPr>
+                <w:rFonts w:ascii="Calibri" w:hAnsi="Calibri" w:cs="Arial"/>
+                <w:i/>
+                <w:color w:val="548DD4"/>
+                <w:sz w:val="18"/>
+                <w:szCs w:val="20"/>
+                <w:lang w:eastAsia="es-CL"/>
+              </w:rPr>
+            </w:pPr>
+            <w:r>
+              <w:rPr>
+                <w:rFonts w:ascii="Calibri" w:hAnsi="Calibri" w:cs="Arial"/>
+                <w:i/>
+                <w:color w:val="548DD4"/>
+                <w:sz w:val="18"/>
+                <w:szCs w:val="20"/>
+                <w:lang w:eastAsia="es-CL"/>
+              </w:rPr>
+              <w:t>Esteban Salas</w:t>
+            </w:r>
+            <w:r>
+              <w:rPr>
+                <w:rFonts w:ascii="Calibri" w:hAnsi="Calibri" w:cs="Arial"/>
+                <w:i/>
+                <w:color w:val="548DD4"/>
+                <w:sz w:val="18"/>
+                <w:szCs w:val="20"/>
+                <w:lang w:eastAsia="es-CL"/>
+              </w:rPr>
+              <w:t xml:space="preserve"> – Líder técnico y </w:t>
+            </w:r>
+            <w:proofErr w:type="spellStart"/>
+            <w:r>
+              <w:rPr>
+                <w:rFonts w:ascii="Calibri" w:hAnsi="Calibri" w:cs="Arial"/>
+                <w:i/>
+                <w:color w:val="548DD4"/>
+                <w:sz w:val="18"/>
+                <w:szCs w:val="20"/>
+                <w:lang w:eastAsia="es-CL"/>
+              </w:rPr>
+              <w:t>Backend</w:t>
+            </w:r>
+            <w:proofErr w:type="spellEnd"/>
+          </w:p>
+          <w:p>
+            <w:pPr>
+              <w:pStyle w:val="Prrafodelista"/>
+              <w:numPr>
+                <w:ilvl w:val="0"/>
+                <w:numId w:val="30"/>
+              </w:numPr>
+              <w:jc w:val="both"/>
+              <w:rPr>
+                <w:rFonts w:ascii="Calibri" w:hAnsi="Calibri" w:cs="Arial"/>
+                <w:i/>
+                <w:color w:val="548DD4"/>
+                <w:sz w:val="18"/>
+                <w:szCs w:val="20"/>
+                <w:lang w:eastAsia="es-CL"/>
+              </w:rPr>
+            </w:pPr>
+            <w:r>
+              <w:rPr>
+                <w:rFonts w:ascii="Calibri" w:hAnsi="Calibri" w:cs="Arial"/>
+                <w:i/>
+                <w:color w:val="548DD4"/>
+                <w:sz w:val="18"/>
+                <w:szCs w:val="20"/>
+                <w:lang w:eastAsia="es-CL"/>
+              </w:rPr>
+              <w:t>Análisis y Gestión</w:t>
+            </w:r>
+            <w:r>
+              <w:rPr>
+                <w:rFonts w:ascii="Calibri" w:hAnsi="Calibri" w:cs="Arial"/>
+                <w:i/>
+                <w:color w:val="548DD4"/>
+                <w:sz w:val="18"/>
+                <w:szCs w:val="20"/>
+                <w:lang w:eastAsia="es-CL"/>
+              </w:rPr>
+              <w:t xml:space="preserve"> de: </w:t>
+            </w:r>
+            <w:r>
+              <w:rPr>
+                <w:rFonts w:ascii="Calibri" w:hAnsi="Calibri" w:cs="Arial"/>
+                <w:i/>
+                <w:color w:val="548DD4"/>
+                <w:sz w:val="18"/>
+                <w:szCs w:val="20"/>
+                <w:lang w:eastAsia="es-CL"/>
+              </w:rPr>
+              <w:t>Levantamiento de requerimientos</w:t>
+            </w:r>
+            <w:r>
+              <w:rPr>
+                <w:rFonts w:ascii="Calibri" w:hAnsi="Calibri" w:cs="Arial"/>
+                <w:i/>
+                <w:color w:val="548DD4"/>
+                <w:sz w:val="18"/>
+                <w:szCs w:val="20"/>
+                <w:lang w:eastAsia="es-CL"/>
+              </w:rPr>
+              <w:t>, h</w:t>
+            </w:r>
+            <w:r>
+              <w:rPr>
+                <w:rFonts w:ascii="Calibri" w:hAnsi="Calibri" w:cs="Arial"/>
+                <w:i/>
+                <w:color w:val="548DD4"/>
+                <w:sz w:val="18"/>
+                <w:szCs w:val="20"/>
+                <w:lang w:eastAsia="es-CL"/>
+              </w:rPr>
+              <w:t>istorias de usuario</w:t>
+            </w:r>
+            <w:r>
+              <w:rPr>
+                <w:rFonts w:ascii="Calibri" w:hAnsi="Calibri" w:cs="Arial"/>
+                <w:i/>
+                <w:color w:val="548DD4"/>
+                <w:sz w:val="18"/>
+                <w:szCs w:val="20"/>
+                <w:lang w:eastAsia="es-CL"/>
+              </w:rPr>
+              <w:t>, c</w:t>
+            </w:r>
+            <w:r>
+              <w:rPr>
+                <w:rFonts w:ascii="Calibri" w:hAnsi="Calibri" w:cs="Arial"/>
+                <w:i/>
+                <w:color w:val="548DD4"/>
+                <w:sz w:val="18"/>
+                <w:szCs w:val="20"/>
+                <w:lang w:eastAsia="es-CL"/>
+              </w:rPr>
+              <w:t>onfiguración y administración de Jira</w:t>
+            </w:r>
+            <w:r>
+              <w:rPr>
+                <w:rFonts w:ascii="Calibri" w:hAnsi="Calibri" w:cs="Arial"/>
+                <w:i/>
+                <w:color w:val="548DD4"/>
+                <w:sz w:val="18"/>
+                <w:szCs w:val="20"/>
+                <w:lang w:eastAsia="es-CL"/>
+              </w:rPr>
+              <w:t>, p</w:t>
+            </w:r>
+            <w:r>
+              <w:rPr>
+                <w:rFonts w:ascii="Calibri" w:hAnsi="Calibri" w:cs="Arial"/>
+                <w:i/>
+                <w:color w:val="548DD4"/>
+                <w:sz w:val="18"/>
+                <w:szCs w:val="20"/>
+                <w:lang w:eastAsia="es-CL"/>
+              </w:rPr>
+              <w:t xml:space="preserve">lanificación de </w:t>
+            </w:r>
+            <w:proofErr w:type="spellStart"/>
+            <w:r>
+              <w:rPr>
+                <w:rFonts w:ascii="Calibri" w:hAnsi="Calibri" w:cs="Arial"/>
+                <w:i/>
+                <w:color w:val="548DD4"/>
+                <w:sz w:val="18"/>
+                <w:szCs w:val="20"/>
+                <w:lang w:eastAsia="es-CL"/>
+              </w:rPr>
+              <w:t>sprints</w:t>
+            </w:r>
+            <w:proofErr w:type="spellEnd"/>
+            <w:r>
+              <w:rPr>
+                <w:rFonts w:ascii="Calibri" w:hAnsi="Calibri" w:cs="Arial"/>
+                <w:i/>
+                <w:color w:val="548DD4"/>
+                <w:sz w:val="18"/>
+                <w:szCs w:val="20"/>
+                <w:lang w:eastAsia="es-CL"/>
+              </w:rPr>
+              <w:t xml:space="preserve"> y a</w:t>
+            </w:r>
+            <w:r>
+              <w:rPr>
+                <w:rFonts w:ascii="Calibri" w:hAnsi="Calibri" w:cs="Arial"/>
+                <w:i/>
+                <w:color w:val="548DD4"/>
+                <w:sz w:val="18"/>
+                <w:szCs w:val="20"/>
+                <w:lang w:eastAsia="es-CL"/>
+              </w:rPr>
+              <w:t>rquitectura de microservicios.</w:t>
+            </w:r>
+          </w:p>
+          <w:p>
+            <w:pPr>
+              <w:pStyle w:val="Prrafodelista"/>
+              <w:numPr>
+                <w:ilvl w:val="0"/>
+                <w:numId w:val="30"/>
+              </w:numPr>
+              <w:jc w:val="both"/>
+              <w:rPr>
+                <w:rFonts w:ascii="Calibri" w:hAnsi="Calibri" w:cs="Arial"/>
+                <w:i/>
+                <w:color w:val="548DD4"/>
+                <w:sz w:val="18"/>
+                <w:szCs w:val="20"/>
+                <w:lang w:eastAsia="es-CL"/>
+              </w:rPr>
+            </w:pPr>
+            <w:r>
+              <w:rPr>
+                <w:rFonts w:ascii="Calibri" w:hAnsi="Calibri" w:cs="Arial"/>
+                <w:i/>
+                <w:color w:val="548DD4"/>
+                <w:sz w:val="18"/>
+                <w:szCs w:val="20"/>
+                <w:lang w:eastAsia="es-CL"/>
+              </w:rPr>
+              <w:t>Desarrollo</w:t>
+            </w:r>
+            <w:r>
+              <w:rPr>
+                <w:rFonts w:ascii="Calibri" w:hAnsi="Calibri" w:cs="Arial"/>
+                <w:i/>
+                <w:color w:val="548DD4"/>
+                <w:sz w:val="18"/>
+                <w:szCs w:val="20"/>
+                <w:lang w:eastAsia="es-CL"/>
+              </w:rPr>
+              <w:t xml:space="preserve"> de: </w:t>
+            </w:r>
+            <w:r>
+              <w:rPr>
+                <w:rFonts w:ascii="Calibri" w:hAnsi="Calibri" w:cs="Arial"/>
+                <w:i/>
+                <w:color w:val="548DD4"/>
+                <w:sz w:val="18"/>
+                <w:szCs w:val="20"/>
+                <w:lang w:eastAsia="es-CL"/>
+              </w:rPr>
+              <w:t xml:space="preserve">Microservicio de </w:t>
+            </w:r>
+            <w:r>
+              <w:rPr>
+                <w:rFonts w:ascii="Calibri" w:hAnsi="Calibri" w:cs="Arial"/>
+                <w:i/>
+                <w:color w:val="548DD4"/>
+                <w:sz w:val="18"/>
+                <w:szCs w:val="20"/>
+                <w:lang w:eastAsia="es-CL"/>
+              </w:rPr>
+              <w:t>los u</w:t>
+            </w:r>
+            <w:r>
+              <w:rPr>
+                <w:rFonts w:ascii="Calibri" w:hAnsi="Calibri" w:cs="Arial"/>
+                <w:i/>
+                <w:color w:val="548DD4"/>
+                <w:sz w:val="18"/>
+                <w:szCs w:val="20"/>
+                <w:lang w:eastAsia="es-CL"/>
+              </w:rPr>
+              <w:t xml:space="preserve">suarios y </w:t>
+            </w:r>
+            <w:r>
+              <w:rPr>
+                <w:rFonts w:ascii="Calibri" w:hAnsi="Calibri" w:cs="Arial"/>
+                <w:i/>
+                <w:color w:val="548DD4"/>
+                <w:sz w:val="18"/>
+                <w:szCs w:val="20"/>
+                <w:lang w:eastAsia="es-CL"/>
+              </w:rPr>
+              <w:t>s</w:t>
+            </w:r>
+            <w:r>
+              <w:rPr>
+                <w:rFonts w:ascii="Calibri" w:hAnsi="Calibri" w:cs="Arial"/>
+                <w:i/>
+                <w:color w:val="548DD4"/>
+                <w:sz w:val="18"/>
+                <w:szCs w:val="20"/>
+                <w:lang w:eastAsia="es-CL"/>
+              </w:rPr>
+              <w:t>eguridad</w:t>
+            </w:r>
+            <w:r>
+              <w:rPr>
+                <w:rFonts w:ascii="Calibri" w:hAnsi="Calibri" w:cs="Arial"/>
+                <w:i/>
+                <w:color w:val="548DD4"/>
+                <w:sz w:val="18"/>
+                <w:szCs w:val="20"/>
+                <w:lang w:eastAsia="es-CL"/>
+              </w:rPr>
+              <w:t>, a</w:t>
+            </w:r>
+            <w:r>
+              <w:rPr>
+                <w:rFonts w:ascii="Calibri" w:hAnsi="Calibri" w:cs="Arial"/>
+                <w:i/>
+                <w:color w:val="548DD4"/>
+                <w:sz w:val="18"/>
+                <w:szCs w:val="20"/>
+                <w:lang w:eastAsia="es-CL"/>
+              </w:rPr>
+              <w:t>utenticación</w:t>
+            </w:r>
+            <w:r>
+              <w:rPr>
+                <w:rFonts w:ascii="Calibri" w:hAnsi="Calibri" w:cs="Arial"/>
+                <w:i/>
+                <w:color w:val="548DD4"/>
+                <w:sz w:val="18"/>
+                <w:szCs w:val="20"/>
+                <w:lang w:eastAsia="es-CL"/>
+              </w:rPr>
+              <w:t xml:space="preserve">, </w:t>
+            </w:r>
+            <w:r>
+              <w:rPr>
+                <w:rFonts w:ascii="Calibri" w:hAnsi="Calibri" w:cs="Arial"/>
+                <w:i/>
+                <w:color w:val="548DD4"/>
+                <w:sz w:val="18"/>
+                <w:szCs w:val="20"/>
+                <w:lang w:eastAsia="es-CL"/>
+              </w:rPr>
+              <w:t>JWT</w:t>
+            </w:r>
+            <w:r>
+              <w:rPr>
+                <w:rFonts w:ascii="Calibri" w:hAnsi="Calibri" w:cs="Arial"/>
+                <w:i/>
+                <w:color w:val="548DD4"/>
+                <w:sz w:val="18"/>
+                <w:szCs w:val="20"/>
+                <w:lang w:eastAsia="es-CL"/>
+              </w:rPr>
+              <w:t>, r</w:t>
+            </w:r>
+            <w:r>
+              <w:rPr>
+                <w:rFonts w:ascii="Calibri" w:hAnsi="Calibri" w:cs="Arial"/>
+                <w:i/>
+                <w:color w:val="548DD4"/>
+                <w:sz w:val="18"/>
+                <w:szCs w:val="20"/>
+                <w:lang w:eastAsia="es-CL"/>
+              </w:rPr>
+              <w:t>oles</w:t>
+            </w:r>
+            <w:r>
+              <w:rPr>
+                <w:rFonts w:ascii="Calibri" w:hAnsi="Calibri" w:cs="Arial"/>
+                <w:i/>
+                <w:color w:val="548DD4"/>
+                <w:sz w:val="18"/>
+                <w:szCs w:val="20"/>
+                <w:lang w:eastAsia="es-CL"/>
+              </w:rPr>
+              <w:t>, g</w:t>
+            </w:r>
+            <w:r>
+              <w:rPr>
+                <w:rFonts w:ascii="Calibri" w:hAnsi="Calibri" w:cs="Arial"/>
+                <w:i/>
+                <w:color w:val="548DD4"/>
+                <w:sz w:val="18"/>
+                <w:szCs w:val="20"/>
+                <w:lang w:eastAsia="es-CL"/>
+              </w:rPr>
+              <w:t>estión de usuarios</w:t>
+            </w:r>
+            <w:r>
+              <w:rPr>
+                <w:rFonts w:ascii="Calibri" w:hAnsi="Calibri" w:cs="Arial"/>
+                <w:i/>
+                <w:color w:val="548DD4"/>
+                <w:sz w:val="18"/>
+                <w:szCs w:val="20"/>
+                <w:lang w:eastAsia="es-CL"/>
+              </w:rPr>
+              <w:t>, r</w:t>
+            </w:r>
+            <w:r>
+              <w:rPr>
+                <w:rFonts w:ascii="Calibri" w:hAnsi="Calibri" w:cs="Arial"/>
+                <w:i/>
+                <w:color w:val="548DD4"/>
+                <w:sz w:val="18"/>
+                <w:szCs w:val="20"/>
+                <w:lang w:eastAsia="es-CL"/>
+              </w:rPr>
+              <w:t>ecuperación de contraseña</w:t>
+            </w:r>
+            <w:r>
+              <w:rPr>
+                <w:rFonts w:ascii="Calibri" w:hAnsi="Calibri" w:cs="Arial"/>
+                <w:i/>
+                <w:color w:val="548DD4"/>
+                <w:sz w:val="18"/>
+                <w:szCs w:val="20"/>
+                <w:lang w:eastAsia="es-CL"/>
+              </w:rPr>
+              <w:t xml:space="preserve"> e i</w:t>
+            </w:r>
+            <w:r>
+              <w:rPr>
+                <w:rFonts w:ascii="Calibri" w:hAnsi="Calibri" w:cs="Arial"/>
+                <w:i/>
+                <w:color w:val="548DD4"/>
+                <w:sz w:val="18"/>
+                <w:szCs w:val="20"/>
+                <w:lang w:eastAsia="es-CL"/>
+              </w:rPr>
+              <w:t>ntegración entre microservicios.</w:t>
+            </w:r>
+          </w:p>
+          <w:p>
+            <w:pPr>
+              <w:pStyle w:val="Prrafodelista"/>
+              <w:numPr>
+                <w:ilvl w:val="0"/>
+                <w:numId w:val="30"/>
+              </w:numPr>
+              <w:jc w:val="both"/>
+              <w:rPr>
+                <w:rFonts w:ascii="Calibri" w:hAnsi="Calibri" w:cs="Arial"/>
+                <w:i/>
+                <w:color w:val="548DD4"/>
+                <w:sz w:val="18"/>
+                <w:szCs w:val="20"/>
+                <w:lang w:eastAsia="es-CL"/>
+              </w:rPr>
+            </w:pPr>
+            <w:r>
+              <w:rPr>
+                <w:rFonts w:ascii="Calibri" w:hAnsi="Calibri" w:cs="Arial"/>
+                <w:i/>
+                <w:color w:val="548DD4"/>
+                <w:sz w:val="18"/>
+                <w:szCs w:val="20"/>
+                <w:lang w:eastAsia="es-CL"/>
+              </w:rPr>
+              <w:t>Documentación</w:t>
+            </w:r>
+            <w:r>
+              <w:rPr>
+                <w:rFonts w:ascii="Calibri" w:hAnsi="Calibri" w:cs="Arial"/>
+                <w:i/>
+                <w:color w:val="548DD4"/>
+                <w:sz w:val="18"/>
+                <w:szCs w:val="20"/>
+                <w:lang w:eastAsia="es-CL"/>
+              </w:rPr>
+              <w:t xml:space="preserve"> en: </w:t>
+            </w:r>
+            <w:r>
+              <w:rPr>
+                <w:rFonts w:ascii="Calibri" w:hAnsi="Calibri" w:cs="Arial"/>
+                <w:i/>
+                <w:color w:val="548DD4"/>
+                <w:sz w:val="18"/>
+                <w:szCs w:val="20"/>
+                <w:lang w:eastAsia="es-CL"/>
+              </w:rPr>
+              <w:t>Casos de uso</w:t>
+            </w:r>
+            <w:r>
+              <w:rPr>
+                <w:rFonts w:ascii="Calibri" w:hAnsi="Calibri" w:cs="Arial"/>
+                <w:i/>
+                <w:color w:val="548DD4"/>
+                <w:sz w:val="18"/>
+                <w:szCs w:val="20"/>
+                <w:lang w:eastAsia="es-CL"/>
+              </w:rPr>
+              <w:t>, d</w:t>
+            </w:r>
+            <w:r>
+              <w:rPr>
+                <w:rFonts w:ascii="Calibri" w:hAnsi="Calibri" w:cs="Arial"/>
+                <w:i/>
+                <w:color w:val="548DD4"/>
+                <w:sz w:val="18"/>
+                <w:szCs w:val="20"/>
+                <w:lang w:eastAsia="es-CL"/>
+              </w:rPr>
+              <w:t>iagramas UML</w:t>
+            </w:r>
+            <w:r>
+              <w:rPr>
+                <w:rFonts w:ascii="Calibri" w:hAnsi="Calibri" w:cs="Arial"/>
+                <w:i/>
+                <w:color w:val="548DD4"/>
+                <w:sz w:val="18"/>
+                <w:szCs w:val="20"/>
+                <w:lang w:eastAsia="es-CL"/>
+              </w:rPr>
+              <w:t>, m</w:t>
+            </w:r>
+            <w:r>
+              <w:rPr>
+                <w:rFonts w:ascii="Calibri" w:hAnsi="Calibri" w:cs="Arial"/>
+                <w:i/>
+                <w:color w:val="548DD4"/>
+                <w:sz w:val="18"/>
+                <w:szCs w:val="20"/>
+                <w:lang w:eastAsia="es-CL"/>
+              </w:rPr>
+              <w:t>anual técnico.</w:t>
+            </w:r>
+          </w:p>
+          <w:p>
+            <w:pPr>
+              <w:jc w:val="both"/>
+              <w:rPr>
+                <w:rFonts w:ascii="Calibri" w:hAnsi="Calibri" w:cs="Arial"/>
+                <w:i/>
+                <w:color w:val="548DD4"/>
+                <w:sz w:val="18"/>
+                <w:szCs w:val="20"/>
+                <w:lang w:eastAsia="es-CL"/>
+              </w:rPr>
+            </w:pPr>
+            <w:r>
+              <w:rPr>
+                <w:rFonts w:ascii="Calibri" w:hAnsi="Calibri" w:cs="Arial"/>
+                <w:i/>
+                <w:color w:val="548DD4"/>
+                <w:sz w:val="18"/>
+                <w:szCs w:val="20"/>
+                <w:lang w:eastAsia="es-CL"/>
+              </w:rPr>
+              <w:lastRenderedPageBreak/>
+              <w:t>Felipe Cariz</w:t>
+            </w:r>
+            <w:r>
+              <w:rPr>
+                <w:rFonts w:ascii="Calibri" w:hAnsi="Calibri" w:cs="Arial"/>
+                <w:i/>
+                <w:color w:val="548DD4"/>
+                <w:sz w:val="18"/>
+                <w:szCs w:val="20"/>
+                <w:lang w:eastAsia="es-CL"/>
+              </w:rPr>
+              <w:t xml:space="preserve"> – </w:t>
+            </w:r>
+            <w:proofErr w:type="spellStart"/>
+            <w:r>
+              <w:rPr>
+                <w:rFonts w:ascii="Calibri" w:hAnsi="Calibri" w:cs="Arial"/>
+                <w:i/>
+                <w:color w:val="548DD4"/>
+                <w:sz w:val="18"/>
+                <w:szCs w:val="20"/>
+                <w:lang w:eastAsia="es-CL"/>
+              </w:rPr>
+              <w:t>Frontend</w:t>
+            </w:r>
+            <w:proofErr w:type="spellEnd"/>
+            <w:r>
+              <w:rPr>
+                <w:rFonts w:ascii="Calibri" w:hAnsi="Calibri" w:cs="Arial"/>
+                <w:i/>
+                <w:color w:val="548DD4"/>
+                <w:sz w:val="18"/>
+                <w:szCs w:val="20"/>
+                <w:lang w:eastAsia="es-CL"/>
+              </w:rPr>
+              <w:t xml:space="preserve"> y UX/UI</w:t>
+            </w:r>
+          </w:p>
+          <w:p>
+            <w:pPr>
+              <w:pStyle w:val="Prrafodelista"/>
+              <w:numPr>
+                <w:ilvl w:val="0"/>
+                <w:numId w:val="29"/>
+              </w:numPr>
+              <w:jc w:val="both"/>
+              <w:rPr>
+                <w:rFonts w:ascii="Calibri" w:hAnsi="Calibri" w:cs="Arial"/>
+                <w:i/>
+                <w:color w:val="548DD4"/>
+                <w:sz w:val="18"/>
+                <w:szCs w:val="20"/>
+                <w:lang w:eastAsia="es-CL"/>
+              </w:rPr>
+            </w:pPr>
+            <w:r>
+              <w:rPr>
+                <w:rFonts w:ascii="Calibri" w:hAnsi="Calibri" w:cs="Arial"/>
+                <w:i/>
+                <w:color w:val="548DD4"/>
+                <w:sz w:val="18"/>
+                <w:szCs w:val="20"/>
+                <w:lang w:eastAsia="es-CL"/>
+              </w:rPr>
+              <w:t>Diseño</w:t>
+            </w:r>
+            <w:r>
+              <w:rPr>
+                <w:rFonts w:ascii="Calibri" w:hAnsi="Calibri" w:cs="Arial"/>
+                <w:i/>
+                <w:color w:val="548DD4"/>
+                <w:sz w:val="18"/>
+                <w:szCs w:val="20"/>
+                <w:lang w:eastAsia="es-CL"/>
+              </w:rPr>
+              <w:t xml:space="preserve"> en: </w:t>
+            </w:r>
+            <w:proofErr w:type="spellStart"/>
+            <w:r>
+              <w:rPr>
+                <w:rFonts w:ascii="Calibri" w:hAnsi="Calibri" w:cs="Arial"/>
+                <w:i/>
+                <w:color w:val="548DD4"/>
+                <w:sz w:val="18"/>
+                <w:szCs w:val="20"/>
+                <w:lang w:eastAsia="es-CL"/>
+              </w:rPr>
+              <w:t>Figma</w:t>
+            </w:r>
+            <w:proofErr w:type="spellEnd"/>
+            <w:r>
+              <w:rPr>
+                <w:rFonts w:ascii="Calibri" w:hAnsi="Calibri" w:cs="Arial"/>
+                <w:i/>
+                <w:color w:val="548DD4"/>
+                <w:sz w:val="18"/>
+                <w:szCs w:val="20"/>
+                <w:lang w:eastAsia="es-CL"/>
+              </w:rPr>
+              <w:t xml:space="preserve">, </w:t>
+            </w:r>
+            <w:proofErr w:type="spellStart"/>
+            <w:r>
+              <w:rPr>
+                <w:rFonts w:ascii="Calibri" w:hAnsi="Calibri" w:cs="Arial"/>
+                <w:i/>
+                <w:color w:val="548DD4"/>
+                <w:sz w:val="18"/>
+                <w:szCs w:val="20"/>
+                <w:lang w:eastAsia="es-CL"/>
+              </w:rPr>
+              <w:t>w</w:t>
+            </w:r>
+            <w:r>
+              <w:rPr>
+                <w:rFonts w:ascii="Calibri" w:hAnsi="Calibri" w:cs="Arial"/>
+                <w:i/>
+                <w:color w:val="548DD4"/>
+                <w:sz w:val="18"/>
+                <w:szCs w:val="20"/>
+                <w:lang w:eastAsia="es-CL"/>
+              </w:rPr>
+              <w:t>ireframes</w:t>
+            </w:r>
+            <w:proofErr w:type="spellEnd"/>
+            <w:r>
+              <w:rPr>
+                <w:rFonts w:ascii="Calibri" w:hAnsi="Calibri" w:cs="Arial"/>
+                <w:i/>
+                <w:color w:val="548DD4"/>
+                <w:sz w:val="18"/>
+                <w:szCs w:val="20"/>
+                <w:lang w:eastAsia="es-CL"/>
+              </w:rPr>
+              <w:t xml:space="preserve"> y p</w:t>
+            </w:r>
+            <w:r>
+              <w:rPr>
+                <w:rFonts w:ascii="Calibri" w:hAnsi="Calibri" w:cs="Arial"/>
+                <w:i/>
+                <w:color w:val="548DD4"/>
+                <w:sz w:val="18"/>
+                <w:szCs w:val="20"/>
+                <w:lang w:eastAsia="es-CL"/>
+              </w:rPr>
+              <w:t>rototipos.</w:t>
+            </w:r>
+          </w:p>
+          <w:p>
+            <w:pPr>
+              <w:pStyle w:val="Prrafodelista"/>
+              <w:numPr>
+                <w:ilvl w:val="0"/>
+                <w:numId w:val="29"/>
+              </w:numPr>
+              <w:jc w:val="both"/>
+              <w:rPr>
+                <w:rFonts w:ascii="Calibri" w:hAnsi="Calibri" w:cs="Arial"/>
+                <w:i/>
+                <w:color w:val="548DD4"/>
+                <w:sz w:val="18"/>
+                <w:szCs w:val="20"/>
+                <w:lang w:eastAsia="es-CL"/>
+              </w:rPr>
+            </w:pPr>
+            <w:r>
+              <w:rPr>
+                <w:rFonts w:ascii="Calibri" w:hAnsi="Calibri" w:cs="Arial"/>
+                <w:i/>
+                <w:color w:val="548DD4"/>
+                <w:sz w:val="18"/>
+                <w:szCs w:val="20"/>
+                <w:lang w:eastAsia="es-CL"/>
+              </w:rPr>
+              <w:t>Desarrollo</w:t>
+            </w:r>
+            <w:r>
+              <w:rPr>
+                <w:rFonts w:ascii="Calibri" w:hAnsi="Calibri" w:cs="Arial"/>
+                <w:i/>
+                <w:color w:val="548DD4"/>
+                <w:sz w:val="18"/>
+                <w:szCs w:val="20"/>
+                <w:lang w:eastAsia="es-CL"/>
+              </w:rPr>
+              <w:t xml:space="preserve"> en: </w:t>
+            </w:r>
+            <w:proofErr w:type="spellStart"/>
+            <w:r>
+              <w:rPr>
+                <w:rFonts w:ascii="Calibri" w:hAnsi="Calibri" w:cs="Arial"/>
+                <w:i/>
+                <w:color w:val="548DD4"/>
+                <w:sz w:val="18"/>
+                <w:szCs w:val="20"/>
+                <w:lang w:eastAsia="es-CL"/>
+              </w:rPr>
+              <w:t>Frontend</w:t>
+            </w:r>
+            <w:proofErr w:type="spellEnd"/>
+            <w:r>
+              <w:rPr>
+                <w:rFonts w:ascii="Calibri" w:hAnsi="Calibri" w:cs="Arial"/>
+                <w:i/>
+                <w:color w:val="548DD4"/>
+                <w:sz w:val="18"/>
+                <w:szCs w:val="20"/>
+                <w:lang w:eastAsia="es-CL"/>
+              </w:rPr>
+              <w:t xml:space="preserve">, </w:t>
+            </w:r>
+            <w:proofErr w:type="spellStart"/>
+            <w:r>
+              <w:rPr>
+                <w:rFonts w:ascii="Calibri" w:hAnsi="Calibri" w:cs="Arial"/>
+                <w:i/>
+                <w:color w:val="548DD4"/>
+                <w:sz w:val="18"/>
+                <w:szCs w:val="20"/>
+                <w:lang w:eastAsia="es-CL"/>
+              </w:rPr>
+              <w:t>d</w:t>
+            </w:r>
+            <w:r>
+              <w:rPr>
+                <w:rFonts w:ascii="Calibri" w:hAnsi="Calibri" w:cs="Arial"/>
+                <w:i/>
+                <w:color w:val="548DD4"/>
+                <w:sz w:val="18"/>
+                <w:szCs w:val="20"/>
+                <w:lang w:eastAsia="es-CL"/>
+              </w:rPr>
+              <w:t>ashboard</w:t>
+            </w:r>
+            <w:proofErr w:type="spellEnd"/>
+            <w:r>
+              <w:rPr>
+                <w:rFonts w:ascii="Calibri" w:hAnsi="Calibri" w:cs="Arial"/>
+                <w:i/>
+                <w:color w:val="548DD4"/>
+                <w:sz w:val="18"/>
+                <w:szCs w:val="20"/>
+                <w:lang w:eastAsia="es-CL"/>
+              </w:rPr>
+              <w:t>, f</w:t>
+            </w:r>
+            <w:r>
+              <w:rPr>
+                <w:rFonts w:ascii="Calibri" w:hAnsi="Calibri" w:cs="Arial"/>
+                <w:i/>
+                <w:color w:val="548DD4"/>
+                <w:sz w:val="18"/>
+                <w:szCs w:val="20"/>
+                <w:lang w:eastAsia="es-CL"/>
+              </w:rPr>
+              <w:t>ormularios</w:t>
+            </w:r>
+            <w:r>
+              <w:rPr>
+                <w:rFonts w:ascii="Calibri" w:hAnsi="Calibri" w:cs="Arial"/>
+                <w:i/>
+                <w:color w:val="548DD4"/>
+                <w:sz w:val="18"/>
+                <w:szCs w:val="20"/>
+                <w:lang w:eastAsia="es-CL"/>
+              </w:rPr>
+              <w:t>, i</w:t>
+            </w:r>
+            <w:r>
+              <w:rPr>
+                <w:rFonts w:ascii="Calibri" w:hAnsi="Calibri" w:cs="Arial"/>
+                <w:i/>
+                <w:color w:val="548DD4"/>
+                <w:sz w:val="18"/>
+                <w:szCs w:val="20"/>
+                <w:lang w:eastAsia="es-CL"/>
+              </w:rPr>
+              <w:t>ntegración con APIs</w:t>
+            </w:r>
+            <w:r>
+              <w:rPr>
+                <w:rFonts w:ascii="Calibri" w:hAnsi="Calibri" w:cs="Arial"/>
+                <w:i/>
+                <w:color w:val="548DD4"/>
+                <w:sz w:val="18"/>
+                <w:szCs w:val="20"/>
+                <w:lang w:eastAsia="es-CL"/>
+              </w:rPr>
+              <w:t xml:space="preserve"> y d</w:t>
+            </w:r>
+            <w:r>
+              <w:rPr>
+                <w:rFonts w:ascii="Calibri" w:hAnsi="Calibri" w:cs="Arial"/>
+                <w:i/>
+                <w:color w:val="548DD4"/>
+                <w:sz w:val="18"/>
+                <w:szCs w:val="20"/>
+                <w:lang w:eastAsia="es-CL"/>
+              </w:rPr>
+              <w:t>iseño responsive.</w:t>
+            </w:r>
+          </w:p>
+          <w:p>
+            <w:pPr>
+              <w:pStyle w:val="Prrafodelista"/>
+              <w:numPr>
+                <w:ilvl w:val="0"/>
+                <w:numId w:val="29"/>
+              </w:numPr>
+              <w:jc w:val="both"/>
+              <w:rPr>
+                <w:rFonts w:ascii="Calibri" w:hAnsi="Calibri" w:cs="Arial"/>
+                <w:i/>
+                <w:color w:val="548DD4"/>
+                <w:sz w:val="18"/>
+                <w:szCs w:val="20"/>
+                <w:lang w:eastAsia="es-CL"/>
+              </w:rPr>
+            </w:pPr>
+            <w:r>
+              <w:rPr>
+                <w:rFonts w:ascii="Calibri" w:hAnsi="Calibri" w:cs="Arial"/>
+                <w:i/>
+                <w:color w:val="548DD4"/>
+                <w:sz w:val="18"/>
+                <w:szCs w:val="20"/>
+                <w:lang w:eastAsia="es-CL"/>
+              </w:rPr>
+              <w:t>Pruebas</w:t>
+            </w:r>
+            <w:r>
+              <w:rPr>
+                <w:rFonts w:ascii="Calibri" w:hAnsi="Calibri" w:cs="Arial"/>
+                <w:i/>
+                <w:color w:val="548DD4"/>
+                <w:sz w:val="18"/>
+                <w:szCs w:val="20"/>
+                <w:lang w:eastAsia="es-CL"/>
+              </w:rPr>
+              <w:t xml:space="preserve"> en: </w:t>
+            </w:r>
+            <w:r>
+              <w:rPr>
+                <w:rFonts w:ascii="Calibri" w:hAnsi="Calibri" w:cs="Arial"/>
+                <w:i/>
+                <w:color w:val="548DD4"/>
+                <w:sz w:val="18"/>
+                <w:szCs w:val="20"/>
+                <w:lang w:eastAsia="es-CL"/>
+              </w:rPr>
+              <w:t>Usabilidad</w:t>
+            </w:r>
+            <w:r>
+              <w:rPr>
+                <w:rFonts w:ascii="Calibri" w:hAnsi="Calibri" w:cs="Arial"/>
+                <w:i/>
+                <w:color w:val="548DD4"/>
+                <w:sz w:val="18"/>
+                <w:szCs w:val="20"/>
+                <w:lang w:eastAsia="es-CL"/>
+              </w:rPr>
+              <w:t xml:space="preserve"> y e</w:t>
+            </w:r>
+            <w:r>
+              <w:rPr>
+                <w:rFonts w:ascii="Calibri" w:hAnsi="Calibri" w:cs="Arial"/>
+                <w:i/>
+                <w:color w:val="548DD4"/>
+                <w:sz w:val="18"/>
+                <w:szCs w:val="20"/>
+                <w:lang w:eastAsia="es-CL"/>
+              </w:rPr>
+              <w:t>xperiencia de usuario.</w:t>
+            </w:r>
+          </w:p>
+          <w:p>
+            <w:pPr>
+              <w:jc w:val="both"/>
+              <w:rPr>
+                <w:rFonts w:ascii="Calibri" w:hAnsi="Calibri" w:cs="Arial"/>
+                <w:i/>
+                <w:color w:val="548DD4"/>
+                <w:sz w:val="18"/>
+                <w:szCs w:val="20"/>
+                <w:lang w:eastAsia="es-CL"/>
+              </w:rPr>
+            </w:pPr>
+            <w:r>
+              <w:rPr>
+                <w:rFonts w:ascii="Calibri" w:hAnsi="Calibri" w:cs="Arial"/>
+                <w:i/>
+                <w:color w:val="548DD4"/>
+                <w:sz w:val="18"/>
+                <w:szCs w:val="20"/>
+                <w:lang w:eastAsia="es-CL"/>
+              </w:rPr>
+              <w:t>Jason Venegas</w:t>
+            </w:r>
+            <w:r>
+              <w:rPr>
+                <w:rFonts w:ascii="Calibri" w:hAnsi="Calibri" w:cs="Arial"/>
+                <w:i/>
+                <w:color w:val="548DD4"/>
+                <w:sz w:val="18"/>
+                <w:szCs w:val="20"/>
+                <w:lang w:eastAsia="es-CL"/>
+              </w:rPr>
+              <w:t xml:space="preserve"> – </w:t>
+            </w:r>
+            <w:proofErr w:type="spellStart"/>
+            <w:r>
+              <w:rPr>
+                <w:rFonts w:ascii="Calibri" w:hAnsi="Calibri" w:cs="Arial"/>
+                <w:i/>
+                <w:color w:val="548DD4"/>
+                <w:sz w:val="18"/>
+                <w:szCs w:val="20"/>
+                <w:lang w:eastAsia="es-CL"/>
+              </w:rPr>
+              <w:t>Backend</w:t>
+            </w:r>
+            <w:proofErr w:type="spellEnd"/>
+            <w:r>
+              <w:rPr>
+                <w:rFonts w:ascii="Calibri" w:hAnsi="Calibri" w:cs="Arial"/>
+                <w:i/>
+                <w:color w:val="548DD4"/>
+                <w:sz w:val="18"/>
+                <w:szCs w:val="20"/>
+                <w:lang w:eastAsia="es-CL"/>
+              </w:rPr>
+              <w:t xml:space="preserve"> y Base de Datos</w:t>
+            </w:r>
+          </w:p>
+          <w:p>
+            <w:pPr>
+              <w:pStyle w:val="Prrafodelista"/>
+              <w:numPr>
+                <w:ilvl w:val="0"/>
+                <w:numId w:val="28"/>
+              </w:numPr>
+              <w:jc w:val="both"/>
+              <w:rPr>
+                <w:rFonts w:ascii="Calibri" w:hAnsi="Calibri" w:cs="Arial"/>
+                <w:i/>
+                <w:color w:val="548DD4"/>
+                <w:sz w:val="18"/>
+                <w:szCs w:val="20"/>
+                <w:lang w:eastAsia="es-CL"/>
+              </w:rPr>
+            </w:pPr>
+            <w:r>
+              <w:rPr>
+                <w:rFonts w:ascii="Calibri" w:hAnsi="Calibri" w:cs="Arial"/>
+                <w:i/>
+                <w:color w:val="548DD4"/>
+                <w:sz w:val="18"/>
+                <w:szCs w:val="20"/>
+                <w:lang w:eastAsia="es-CL"/>
+              </w:rPr>
+              <w:t>Base de Datos</w:t>
+            </w:r>
+            <w:r>
+              <w:rPr>
+                <w:rFonts w:ascii="Calibri" w:hAnsi="Calibri" w:cs="Arial"/>
+                <w:i/>
+                <w:color w:val="548DD4"/>
+                <w:sz w:val="18"/>
+                <w:szCs w:val="20"/>
+                <w:lang w:eastAsia="es-CL"/>
+              </w:rPr>
+              <w:t xml:space="preserve"> de: </w:t>
+            </w:r>
+            <w:r>
+              <w:rPr>
+                <w:rFonts w:ascii="Calibri" w:hAnsi="Calibri" w:cs="Arial"/>
+                <w:i/>
+                <w:color w:val="548DD4"/>
+                <w:sz w:val="18"/>
+                <w:szCs w:val="20"/>
+                <w:lang w:eastAsia="es-CL"/>
+              </w:rPr>
+              <w:t>Modelo conceptual</w:t>
+            </w:r>
+            <w:r>
+              <w:rPr>
+                <w:rFonts w:ascii="Calibri" w:hAnsi="Calibri" w:cs="Arial"/>
+                <w:i/>
+                <w:color w:val="548DD4"/>
+                <w:sz w:val="18"/>
+                <w:szCs w:val="20"/>
+                <w:lang w:eastAsia="es-CL"/>
+              </w:rPr>
+              <w:t>, m</w:t>
+            </w:r>
+            <w:r>
+              <w:rPr>
+                <w:rFonts w:ascii="Calibri" w:hAnsi="Calibri" w:cs="Arial"/>
+                <w:i/>
+                <w:color w:val="548DD4"/>
+                <w:sz w:val="18"/>
+                <w:szCs w:val="20"/>
+                <w:lang w:eastAsia="es-CL"/>
+              </w:rPr>
+              <w:t>odelo lógico</w:t>
+            </w:r>
+            <w:r>
+              <w:rPr>
+                <w:rFonts w:ascii="Calibri" w:hAnsi="Calibri" w:cs="Arial"/>
+                <w:i/>
+                <w:color w:val="548DD4"/>
+                <w:sz w:val="18"/>
+                <w:szCs w:val="20"/>
+                <w:lang w:eastAsia="es-CL"/>
+              </w:rPr>
+              <w:t>, m</w:t>
+            </w:r>
+            <w:r>
+              <w:rPr>
+                <w:rFonts w:ascii="Calibri" w:hAnsi="Calibri" w:cs="Arial"/>
+                <w:i/>
+                <w:color w:val="548DD4"/>
+                <w:sz w:val="18"/>
+                <w:szCs w:val="20"/>
+                <w:lang w:eastAsia="es-CL"/>
+              </w:rPr>
+              <w:t>odelo físico</w:t>
+            </w:r>
+            <w:r>
+              <w:rPr>
+                <w:rFonts w:ascii="Calibri" w:hAnsi="Calibri" w:cs="Arial"/>
+                <w:i/>
+                <w:color w:val="548DD4"/>
+                <w:sz w:val="18"/>
+                <w:szCs w:val="20"/>
+                <w:lang w:eastAsia="es-CL"/>
+              </w:rPr>
+              <w:t xml:space="preserve"> y </w:t>
+            </w:r>
+            <w:proofErr w:type="spellStart"/>
+            <w:r>
+              <w:rPr>
+                <w:rFonts w:ascii="Calibri" w:hAnsi="Calibri" w:cs="Arial"/>
+                <w:i/>
+                <w:color w:val="548DD4"/>
+                <w:sz w:val="18"/>
+                <w:szCs w:val="20"/>
+                <w:lang w:eastAsia="es-CL"/>
+              </w:rPr>
+              <w:t>p</w:t>
+            </w:r>
+            <w:r>
+              <w:rPr>
+                <w:rFonts w:ascii="Calibri" w:hAnsi="Calibri" w:cs="Arial"/>
+                <w:i/>
+                <w:color w:val="548DD4"/>
+                <w:sz w:val="18"/>
+                <w:szCs w:val="20"/>
+                <w:lang w:eastAsia="es-CL"/>
+              </w:rPr>
+              <w:t>ostgreSQL</w:t>
+            </w:r>
+            <w:proofErr w:type="spellEnd"/>
+            <w:r>
+              <w:rPr>
+                <w:rFonts w:ascii="Calibri" w:hAnsi="Calibri" w:cs="Arial"/>
+                <w:i/>
+                <w:color w:val="548DD4"/>
+                <w:sz w:val="18"/>
+                <w:szCs w:val="20"/>
+                <w:lang w:eastAsia="es-CL"/>
+              </w:rPr>
+              <w:t>.</w:t>
+            </w:r>
+          </w:p>
+          <w:p>
+            <w:pPr>
+              <w:pStyle w:val="Prrafodelista"/>
+              <w:numPr>
+                <w:ilvl w:val="0"/>
+                <w:numId w:val="28"/>
+              </w:numPr>
+              <w:jc w:val="both"/>
+              <w:rPr>
+                <w:rFonts w:ascii="Calibri" w:hAnsi="Calibri" w:cs="Arial"/>
+                <w:i/>
+                <w:color w:val="548DD4"/>
+                <w:sz w:val="18"/>
+                <w:szCs w:val="20"/>
+                <w:lang w:eastAsia="es-CL"/>
+              </w:rPr>
+            </w:pPr>
+            <w:r>
+              <w:rPr>
+                <w:rFonts w:ascii="Calibri" w:hAnsi="Calibri" w:cs="Arial"/>
+                <w:i/>
+                <w:color w:val="548DD4"/>
+                <w:sz w:val="18"/>
+                <w:szCs w:val="20"/>
+                <w:lang w:eastAsia="es-CL"/>
+              </w:rPr>
+              <w:t>Desarrollo</w:t>
+            </w:r>
+            <w:r>
+              <w:rPr>
+                <w:rFonts w:ascii="Calibri" w:hAnsi="Calibri" w:cs="Arial"/>
+                <w:i/>
+                <w:color w:val="548DD4"/>
+                <w:sz w:val="18"/>
+                <w:szCs w:val="20"/>
+                <w:lang w:eastAsia="es-CL"/>
+              </w:rPr>
+              <w:t xml:space="preserve"> de: </w:t>
+            </w:r>
+            <w:r>
+              <w:rPr>
+                <w:rFonts w:ascii="Calibri" w:hAnsi="Calibri" w:cs="Arial"/>
+                <w:i/>
+                <w:color w:val="548DD4"/>
+                <w:sz w:val="18"/>
+                <w:szCs w:val="20"/>
+                <w:lang w:eastAsia="es-CL"/>
+              </w:rPr>
+              <w:t>Microservicio de Contenido</w:t>
+            </w:r>
+            <w:r>
+              <w:rPr>
+                <w:rFonts w:ascii="Calibri" w:hAnsi="Calibri" w:cs="Arial"/>
+                <w:i/>
+                <w:color w:val="548DD4"/>
+                <w:sz w:val="18"/>
+                <w:szCs w:val="20"/>
+                <w:lang w:eastAsia="es-CL"/>
+              </w:rPr>
+              <w:t xml:space="preserve"> y financiero, </w:t>
+            </w:r>
+            <w:r>
+              <w:rPr>
+                <w:rFonts w:ascii="Calibri" w:hAnsi="Calibri" w:cs="Arial"/>
+                <w:i/>
+                <w:color w:val="548DD4"/>
+                <w:sz w:val="18"/>
+                <w:szCs w:val="20"/>
+                <w:lang w:eastAsia="es-CL"/>
+              </w:rPr>
+              <w:t>CRUD de noticias</w:t>
+            </w:r>
+            <w:r>
+              <w:rPr>
+                <w:rFonts w:ascii="Calibri" w:hAnsi="Calibri" w:cs="Arial"/>
+                <w:i/>
+                <w:color w:val="548DD4"/>
+                <w:sz w:val="18"/>
+                <w:szCs w:val="20"/>
+                <w:lang w:eastAsia="es-CL"/>
+              </w:rPr>
+              <w:t xml:space="preserve">, </w:t>
+            </w:r>
+            <w:r>
+              <w:rPr>
+                <w:rFonts w:ascii="Calibri" w:hAnsi="Calibri" w:cs="Arial"/>
+                <w:i/>
+                <w:color w:val="548DD4"/>
+                <w:sz w:val="18"/>
+                <w:szCs w:val="20"/>
+                <w:lang w:eastAsia="es-CL"/>
+              </w:rPr>
+              <w:t>actividades</w:t>
+            </w:r>
+            <w:r>
+              <w:rPr>
+                <w:rFonts w:ascii="Calibri" w:hAnsi="Calibri" w:cs="Arial"/>
+                <w:i/>
+                <w:color w:val="548DD4"/>
+                <w:sz w:val="18"/>
+                <w:szCs w:val="20"/>
+                <w:lang w:eastAsia="es-CL"/>
+              </w:rPr>
+              <w:t xml:space="preserve">, </w:t>
+            </w:r>
+            <w:r>
+              <w:rPr>
+                <w:rFonts w:ascii="Calibri" w:hAnsi="Calibri" w:cs="Arial"/>
+                <w:i/>
+                <w:color w:val="548DD4"/>
+                <w:sz w:val="18"/>
+                <w:szCs w:val="20"/>
+                <w:lang w:eastAsia="es-CL"/>
+              </w:rPr>
+              <w:t>productos</w:t>
+            </w:r>
+            <w:r>
+              <w:rPr>
+                <w:rFonts w:ascii="Calibri" w:hAnsi="Calibri" w:cs="Arial"/>
+                <w:i/>
+                <w:color w:val="548DD4"/>
+                <w:sz w:val="18"/>
+                <w:szCs w:val="20"/>
+                <w:lang w:eastAsia="es-CL"/>
+              </w:rPr>
+              <w:t>,</w:t>
+            </w:r>
+            <w:r>
+              <w:rPr>
+                <w:rFonts w:ascii="Calibri" w:hAnsi="Calibri" w:cs="Arial"/>
+                <w:i/>
+                <w:color w:val="548DD4"/>
+                <w:sz w:val="18"/>
+                <w:szCs w:val="20"/>
+                <w:lang w:eastAsia="es-CL"/>
+              </w:rPr>
+              <w:t xml:space="preserve"> cuotas</w:t>
+            </w:r>
+            <w:r>
+              <w:rPr>
+                <w:rFonts w:ascii="Calibri" w:hAnsi="Calibri" w:cs="Arial"/>
+                <w:i/>
+                <w:color w:val="548DD4"/>
+                <w:sz w:val="18"/>
+                <w:szCs w:val="20"/>
+                <w:lang w:eastAsia="es-CL"/>
+              </w:rPr>
+              <w:t xml:space="preserve"> y </w:t>
+            </w:r>
+            <w:r>
+              <w:rPr>
+                <w:rFonts w:ascii="Calibri" w:hAnsi="Calibri" w:cs="Arial"/>
+                <w:i/>
+                <w:color w:val="548DD4"/>
+                <w:sz w:val="18"/>
+                <w:szCs w:val="20"/>
+                <w:lang w:eastAsia="es-CL"/>
+              </w:rPr>
+              <w:t>donaciones.</w:t>
+            </w:r>
+          </w:p>
+          <w:p>
+            <w:pPr>
+              <w:pStyle w:val="Prrafodelista"/>
+              <w:numPr>
+                <w:ilvl w:val="0"/>
+                <w:numId w:val="28"/>
+              </w:numPr>
+              <w:jc w:val="both"/>
+              <w:rPr>
+                <w:rFonts w:ascii="Calibri" w:hAnsi="Calibri" w:cs="Arial"/>
+                <w:i/>
+                <w:color w:val="548DD4"/>
+                <w:sz w:val="18"/>
+                <w:szCs w:val="20"/>
+                <w:lang w:eastAsia="es-CL"/>
+              </w:rPr>
+            </w:pPr>
+            <w:r>
+              <w:rPr>
+                <w:rFonts w:ascii="Calibri" w:hAnsi="Calibri" w:cs="Arial"/>
+                <w:i/>
+                <w:color w:val="548DD4"/>
+                <w:sz w:val="18"/>
+                <w:szCs w:val="20"/>
+                <w:lang w:eastAsia="es-CL"/>
+              </w:rPr>
+              <w:t>Infraestructura</w:t>
+            </w:r>
+            <w:r>
+              <w:rPr>
+                <w:rFonts w:ascii="Calibri" w:hAnsi="Calibri" w:cs="Arial"/>
+                <w:i/>
+                <w:color w:val="548DD4"/>
+                <w:sz w:val="18"/>
+                <w:szCs w:val="20"/>
+                <w:lang w:eastAsia="es-CL"/>
+              </w:rPr>
+              <w:t xml:space="preserve"> en: </w:t>
+            </w:r>
+            <w:r>
+              <w:rPr>
+                <w:rFonts w:ascii="Calibri" w:hAnsi="Calibri" w:cs="Arial"/>
+                <w:i/>
+                <w:color w:val="548DD4"/>
+                <w:sz w:val="18"/>
+                <w:szCs w:val="20"/>
+                <w:lang w:eastAsia="es-CL"/>
+              </w:rPr>
+              <w:t>Docker</w:t>
+            </w:r>
+            <w:r>
+              <w:rPr>
+                <w:rFonts w:ascii="Calibri" w:hAnsi="Calibri" w:cs="Arial"/>
+                <w:i/>
+                <w:color w:val="548DD4"/>
+                <w:sz w:val="18"/>
+                <w:szCs w:val="20"/>
+                <w:lang w:eastAsia="es-CL"/>
+              </w:rPr>
+              <w:t>, d</w:t>
+            </w:r>
+            <w:r>
+              <w:rPr>
+                <w:rFonts w:ascii="Calibri" w:hAnsi="Calibri" w:cs="Arial"/>
+                <w:i/>
+                <w:color w:val="548DD4"/>
+                <w:sz w:val="18"/>
+                <w:szCs w:val="20"/>
+                <w:lang w:eastAsia="es-CL"/>
+              </w:rPr>
+              <w:t>espliegue</w:t>
+            </w:r>
+            <w:r>
+              <w:rPr>
+                <w:rFonts w:ascii="Calibri" w:hAnsi="Calibri" w:cs="Arial"/>
+                <w:i/>
+                <w:color w:val="548DD4"/>
+                <w:sz w:val="18"/>
+                <w:szCs w:val="20"/>
+                <w:lang w:eastAsia="es-CL"/>
+              </w:rPr>
+              <w:t xml:space="preserve"> y s</w:t>
+            </w:r>
+            <w:r>
+              <w:rPr>
+                <w:rFonts w:ascii="Calibri" w:hAnsi="Calibri" w:cs="Arial"/>
+                <w:i/>
+                <w:color w:val="548DD4"/>
+                <w:sz w:val="18"/>
+                <w:szCs w:val="20"/>
+                <w:lang w:eastAsia="es-CL"/>
+              </w:rPr>
+              <w:t>cripts de base de datos.</w:t>
+            </w:r>
+          </w:p>
+          <w:p>
+            <w:pPr>
+              <w:jc w:val="both"/>
+              <w:rPr>
+                <w:rFonts w:ascii="Calibri" w:hAnsi="Calibri" w:cs="Arial"/>
+                <w:i/>
                 <w:color w:val="FF0000"/>
                 <w:sz w:val="18"/>
                 <w:szCs w:val="20"/>
@@ -3733,11 +6701,11 @@
                 <w:rFonts w:ascii="Calibri" w:hAnsi="Calibri" w:cs="Arial"/>
                 <w:i/>
                 <w:color w:val="548DD4"/>
-                <w:sz w:val="20"/>
-                <w:szCs w:val="20"/>
-                <w:lang w:eastAsia="es-CL"/>
-              </w:rPr>
-              <w:t>Cuando el proyecto a desarrollar es grupal, es necesario incorporar la definición de las funciones, tareas y responsabilidades asociadas a cada integrante del equipo.</w:t>
+                <w:sz w:val="18"/>
+                <w:szCs w:val="20"/>
+                <w:lang w:eastAsia="es-CL"/>
+              </w:rPr>
+              <w:t>Esta distribución nos permitirá un trabajo colaborativo, una mejor organización de las tareas y un desarrollo eficiente de la plataforma dentro de los plazos establecidos para la asignatura.</w:t>
             </w:r>
           </w:p>
         </w:tc>
@@ -3815,6 +6783,7 @@
                 <w:sz w:val="28"/>
                 <w:szCs w:val="28"/>
               </w:rPr>
+              <w:lastRenderedPageBreak/>
               <w:t>6</w:t>
             </w:r>
             <w:r>
@@ -4458,7 +7427,23 @@
                 <w:rFonts w:ascii="Calibri" w:hAnsi="Calibri"/>
                 <w:color w:val="1F3864" w:themeColor="accent1" w:themeShade="80"/>
               </w:rPr>
-              <w:t>efine la planificación de tu Proyecto APT de acuerdo a lo requerido</w:t>
+              <w:t xml:space="preserve">efine la planificación de tu Proyecto APT </w:t>
+            </w:r>
+            <w:proofErr w:type="gramStart"/>
+            <w:r>
+              <w:rPr>
+                <w:rFonts w:ascii="Calibri" w:hAnsi="Calibri"/>
+                <w:color w:val="1F3864" w:themeColor="accent1" w:themeShade="80"/>
+              </w:rPr>
+              <w:t>de acuerdo a</w:t>
+            </w:r>
+            <w:proofErr w:type="gramEnd"/>
+            <w:r>
+              <w:rPr>
+                <w:rFonts w:ascii="Calibri" w:hAnsi="Calibri"/>
+                <w:color w:val="1F3864" w:themeColor="accent1" w:themeShade="80"/>
+              </w:rPr>
+              <w:t xml:space="preserve"> lo requerido</w:t>
             </w:r>
             <w:r>
               <w:rPr>
@@ -4596,14 +7581,30 @@
                 <w:rFonts w:ascii="Calibri" w:hAnsi="Calibri"/>
                 <w:color w:val="1F3864" w:themeColor="accent1" w:themeShade="80"/>
               </w:rPr>
-              <w:t xml:space="preserve">Nombre de </w:t>
-            </w:r>
+              <w:t xml:space="preserve">Nombre </w:t>
+            </w:r>
+            <w:proofErr w:type="gramStart"/>
             <w:r>
               <w:rPr>
                 <w:rFonts w:ascii="Calibri" w:hAnsi="Calibri"/>
                 <w:color w:val="1F3864" w:themeColor="accent1" w:themeShade="80"/>
               </w:rPr>
-              <w:t xml:space="preserve"> Actividades/Tareas</w:t>
+              <w:t xml:space="preserve">de </w:t>
+            </w:r>
+            <w:r>
+              <w:rPr>
+                <w:rFonts w:ascii="Calibri" w:hAnsi="Calibri"/>
+                <w:color w:val="1F3864" w:themeColor="accent1" w:themeShade="80"/>
+              </w:rPr>
+              <w:t xml:space="preserve"> Actividades</w:t>
+            </w:r>
+            <w:proofErr w:type="gramEnd"/>
+            <w:r>
+              <w:rPr>
+                <w:rFonts w:ascii="Calibri" w:hAnsi="Calibri"/>
+                <w:color w:val="1F3864" w:themeColor="accent1" w:themeShade="80"/>
+              </w:rPr>
+              <w:t>/Tareas</w:t>
             </w:r>
           </w:p>
         </w:tc>
@@ -5520,6 +8521,7 @@
                 <w:sz w:val="28"/>
                 <w:szCs w:val="28"/>
               </w:rPr>
+              <w:lastRenderedPageBreak/>
               <w:t>8</w:t>
             </w:r>
             <w:r>
@@ -7210,7 +10212,7 @@
 </file>
 
 <file path=word/endnotes.xml><?xml version="1.0" encoding="utf-8"?>
-<w:endnotes xmlns:wpc="http://schemas.microsoft.com/office/word/2010/wordprocessingCanvas" xmlns:cx="http://schemas.microsoft.com/office/drawing/2014/chartex" xmlns:mc="http://schemas.openxmlformats.org/markup-compatibility/2006" xmlns:o="urn:schemas-microsoft-com:office:office" xmlns:r="http://schemas.openxmlformats.org/officeDocument/2006/relationships" xmlns:m="http://schemas.openxmlformats.org/officeDocument/2006/math" xmlns:v="urn:schemas-microsoft-com:vml" xmlns:wp14="http://schemas.microsoft.com/office/word/2010/wordprocessingDrawing" xmlns:wp="http://schemas.openxmlformats.org/drawingml/2006/wordprocessingDrawing" xmlns:w10="urn:schemas-microsoft-com:office:word" xmlns:w="http://schemas.openxmlformats.org/wordprocessingml/2006/main" xmlns:w14="http://schemas.microsoft.com/office/word/2010/wordml" xmlns:w15="http://schemas.microsoft.com/office/word/2012/wordml" xmlns:w16se="http://schemas.microsoft.com/office/word/2015/wordml/symex" xmlns:wpg="http://schemas.microsoft.com/office/word/2010/wordprocessingGroup" xmlns:wpi="http://schemas.microsoft.com/office/word/2010/wordprocessingInk" xmlns:wne="http://schemas.microsoft.com/office/word/2006/wordml" xmlns:wps="http://schemas.microsoft.com/office/word/2010/wordprocessingShape" mc:Ignorable="w14 w15 w16se wp14">
+<w:endnotes xmlns:wpc="http://schemas.microsoft.com/office/word/2010/wordprocessingCanvas" xmlns:cx="http://schemas.microsoft.com/office/drawing/2014/chartex" xmlns:cx1="http://schemas.microsoft.com/office/drawing/2015/9/8/chartex" xmlns:cx2="http://schemas.microsoft.com/office/drawing/2015/10/21/chartex" xmlns:cx3="http://schemas.microsoft.com/office/drawing/2016/5/9/chartex" xmlns:cx4="http://schemas.microsoft.com/office/drawing/2016/5/10/chartex" xmlns:cx5="http://schemas.microsoft.com/office/drawing/2016/5/11/chartex" xmlns:cx6="http://schemas.microsoft.com/office/drawing/2016/5/12/chartex" xmlns:cx7="http://schemas.microsoft.com/office/drawing/2016/5/13/chartex" xmlns:cx8="http://schemas.microsoft.com/office/drawing/2016/5/14/chartex" xmlns:mc="http://schemas.openxmlformats.org/markup-compatibility/2006" xmlns:aink="http://schemas.microsoft.com/office/drawing/2016/ink" xmlns:am3d="http://schemas.microsoft.com/office/drawing/2017/model3d" xmlns:o="urn:schemas-microsoft-com:office:office" xmlns:oel="http://schemas.microsoft.com/office/2019/extlst" xmlns:r="http://schemas.openxmlformats.org/officeDocument/2006/relationships" xmlns:m="http://schemas.openxmlformats.org/officeDocument/2006/math" xmlns:v="urn:schemas-microsoft-com:vml" xmlns:wp14="http://schemas.microsoft.com/office/word/2010/wordprocessingDrawing" xmlns:wp="http://schemas.openxmlformats.org/drawingml/2006/wordprocessingDrawing" xmlns:w10="urn:schemas-microsoft-com:office:word" xmlns:w="http://schemas.openxmlformats.org/wordprocessingml/2006/main" xmlns:w14="http://schemas.microsoft.com/office/word/2010/wordml" xmlns:w15="http://schemas.microsoft.com/office/word/2012/wordml" xmlns:w16cex="http://schemas.microsoft.com/office/word/2018/wordml/cex" xmlns:w16cid="http://schemas.microsoft.com/office/word/2016/wordml/cid" xmlns:w16="http://schemas.microsoft.com/office/word/2018/wordml" xmlns:w16du="http://schemas.microsoft.com/office/word/2023/wordml/word16du" xmlns:w16sdtdh="http://schemas.microsoft.com/office/word/2020/wordml/sdtdatahash" xmlns:w16sdtfl="http://schemas.microsoft.com/office/word/2024/wordml/sdtformatlock" xmlns:w16se="http://schemas.microsoft.com/office/word/2015/wordml/symex" xmlns:wpg="http://schemas.microsoft.com/office/word/2010/wordprocessingGroup" xmlns:wpi="http://schemas.microsoft.com/office/word/2010/wordprocessingInk" xmlns:wne="http://schemas.microsoft.com/office/word/2006/wordml" xmlns:wps="http://schemas.microsoft.com/office/word/2010/wordprocessingShape" mc:Ignorable="w14 w15 w16se w16cid w16 w16cex w16sdtdh w16sdtfl w16du wp14">
   <w:endnote w:type="separator" w:id="-1">
     <w:p>
       <w:pPr>
@@ -7235,7 +10237,7 @@
 </file>
 
 <file path=word/footnotes.xml><?xml version="1.0" encoding="utf-8"?>
-<w:footnotes xmlns:wpc="http://schemas.microsoft.com/office/word/2010/wordprocessingCanvas" xmlns:cx="http://schemas.microsoft.com/office/drawing/2014/chartex" xmlns:mc="http://schemas.openxmlformats.org/markup-compatibility/2006" xmlns:o="urn:schemas-microsoft-com:office:office" xmlns:r="http://schemas.openxmlformats.org/officeDocument/2006/relationships" xmlns:m="http://schemas.openxmlformats.org/officeDocument/2006/math" xmlns:v="urn:schemas-microsoft-com:vml" xmlns:wp14="http://schemas.microsoft.com/office/word/2010/wordprocessingDrawing" xmlns:wp="http://schemas.openxmlformats.org/drawingml/2006/wordprocessingDrawing" xmlns:w10="urn:schemas-microsoft-com:office:word" xmlns:w="http://schemas.openxmlformats.org/wordprocessingml/2006/main" xmlns:w14="http://schemas.microsoft.com/office/word/2010/wordml" xmlns:w15="http://schemas.microsoft.com/office/word/2012/wordml" xmlns:w16se="http://schemas.microsoft.com/office/word/2015/wordml/symex" xmlns:wpg="http://schemas.microsoft.com/office/word/2010/wordprocessingGroup" xmlns:wpi="http://schemas.microsoft.com/office/word/2010/wordprocessingInk" xmlns:wne="http://schemas.microsoft.com/office/word/2006/wordml" xmlns:wps="http://schemas.microsoft.com/office/word/2010/wordprocessingShape" mc:Ignorable="w14 w15 w16se wp14">
+<w:footnotes xmlns:wpc="http://schemas.microsoft.com/office/word/2010/wordprocessingCanvas" xmlns:cx="http://schemas.microsoft.com/office/drawing/2014/chartex" xmlns:cx1="http://schemas.microsoft.com/office/drawing/2015/9/8/chartex" xmlns:cx2="http://schemas.microsoft.com/office/drawing/2015/10/21/chartex" xmlns:cx3="http://schemas.microsoft.com/office/drawing/2016/5/9/chartex" xmlns:cx4="http://schemas.microsoft.com/office/drawing/2016/5/10/chartex" xmlns:cx5="http://schemas.microsoft.com/office/drawing/2016/5/11/chartex" xmlns:cx6="http://schemas.microsoft.com/office/drawing/2016/5/12/chartex" xmlns:cx7="http://schemas.microsoft.com/office/drawing/2016/5/13/chartex" xmlns:cx8="http://schemas.microsoft.com/office/drawing/2016/5/14/chartex" xmlns:mc="http://schemas.openxmlformats.org/markup-compatibility/2006" xmlns:aink="http://schemas.microsoft.com/office/drawing/2016/ink" xmlns:am3d="http://schemas.microsoft.com/office/drawing/2017/model3d" xmlns:o="urn:schemas-microsoft-com:office:office" xmlns:oel="http://schemas.microsoft.com/office/2019/extlst" xmlns:r="http://schemas.openxmlformats.org/officeDocument/2006/relationships" xmlns:m="http://schemas.openxmlformats.org/officeDocument/2006/math" xmlns:v="urn:schemas-microsoft-com:vml" xmlns:wp14="http://schemas.microsoft.com/office/word/2010/wordprocessingDrawing" xmlns:wp="http://schemas.openxmlformats.org/drawingml/2006/wordprocessingDrawing" xmlns:w10="urn:schemas-microsoft-com:office:word" xmlns:w="http://schemas.openxmlformats.org/wordprocessingml/2006/main" xmlns:w14="http://schemas.microsoft.com/office/word/2010/wordml" xmlns:w15="http://schemas.microsoft.com/office/word/2012/wordml" xmlns:w16cex="http://schemas.microsoft.com/office/word/2018/wordml/cex" xmlns:w16cid="http://schemas.microsoft.com/office/word/2016/wordml/cid" xmlns:w16="http://schemas.microsoft.com/office/word/2018/wordml" xmlns:w16du="http://schemas.microsoft.com/office/word/2023/wordml/word16du" xmlns:w16sdtdh="http://schemas.microsoft.com/office/word/2020/wordml/sdtdatahash" xmlns:w16sdtfl="http://schemas.microsoft.com/office/word/2024/wordml/sdtformatlock" xmlns:w16se="http://schemas.microsoft.com/office/word/2015/wordml/symex" xmlns:wpg="http://schemas.microsoft.com/office/word/2010/wordprocessingGroup" xmlns:wpi="http://schemas.microsoft.com/office/word/2010/wordprocessingInk" xmlns:wne="http://schemas.microsoft.com/office/word/2006/wordml" xmlns:wps="http://schemas.microsoft.com/office/word/2010/wordprocessingShape" mc:Ignorable="w14 w15 w16se w16cid w16 w16cex w16sdtdh w16sdtfl w16du wp14">
   <w:footnote w:type="separator" w:id="-1">
     <w:p>
       <w:pPr>
@@ -7315,7 +10317,7 @@
 </file>
 
 <file path=word/header1.xml><?xml version="1.0" encoding="utf-8"?>
-<w:hdr xmlns:wpc="http://schemas.microsoft.com/office/word/2010/wordprocessingCanvas" xmlns:cx="http://schemas.microsoft.com/office/drawing/2014/chartex" xmlns:mc="http://schemas.openxmlformats.org/markup-compatibility/2006" xmlns:o="urn:schemas-microsoft-com:office:office" xmlns:r="http://schemas.openxmlformats.org/officeDocument/2006/relationships" xmlns:m="http://schemas.openxmlformats.org/officeDocument/2006/math" xmlns:v="urn:schemas-microsoft-com:vml" xmlns:wp14="http://schemas.microsoft.com/office/word/2010/wordprocessingDrawing" xmlns:wp="http://schemas.openxmlformats.org/drawingml/2006/wordprocessingDrawing" xmlns:w10="urn:schemas-microsoft-com:office:word" xmlns:w="http://schemas.openxmlformats.org/wordprocessingml/2006/main" xmlns:w14="http://schemas.microsoft.com/office/word/2010/wordml" xmlns:w15="http://schemas.microsoft.com/office/word/2012/wordml" xmlns:w16se="http://schemas.microsoft.com/office/word/2015/wordml/symex" xmlns:wpg="http://schemas.microsoft.com/office/word/2010/wordprocessingGroup" xmlns:wpi="http://schemas.microsoft.com/office/word/2010/wordprocessingInk" xmlns:wne="http://schemas.microsoft.com/office/word/2006/wordml" xmlns:wps="http://schemas.microsoft.com/office/word/2010/wordprocessingShape" mc:Ignorable="w14 w15 w16se wp14">
+<w:hdr xmlns:wpc="http://schemas.microsoft.com/office/word/2010/wordprocessingCanvas" xmlns:cx="http://schemas.microsoft.com/office/drawing/2014/chartex" xmlns:cx1="http://schemas.microsoft.com/office/drawing/2015/9/8/chartex" xmlns:cx2="http://schemas.microsoft.com/office/drawing/2015/10/21/chartex" xmlns:cx3="http://schemas.microsoft.com/office/drawing/2016/5/9/chartex" xmlns:cx4="http://schemas.microsoft.com/office/drawing/2016/5/10/chartex" xmlns:cx5="http://schemas.microsoft.com/office/drawing/2016/5/11/chartex" xmlns:cx6="http://schemas.microsoft.com/office/drawing/2016/5/12/chartex" xmlns:cx7="http://schemas.microsoft.com/office/drawing/2016/5/13/chartex" xmlns:cx8="http://schemas.microsoft.com/office/drawing/2016/5/14/chartex" xmlns:mc="http://schemas.openxmlformats.org/markup-compatibility/2006" xmlns:aink="http://schemas.microsoft.com/office/drawing/2016/ink" xmlns:am3d="http://schemas.microsoft.com/office/drawing/2017/model3d" xmlns:o="urn:schemas-microsoft-com:office:office" xmlns:oel="http://schemas.microsoft.com/office/2019/extlst" xmlns:r="http://schemas.openxmlformats.org/officeDocument/2006/relationships" xmlns:m="http://schemas.openxmlformats.org/officeDocument/2006/math" xmlns:v="urn:schemas-microsoft-com:vml" xmlns:wp14="http://schemas.microsoft.com/office/word/2010/wordprocessingDrawing" xmlns:wp="http://schemas.openxmlformats.org/drawingml/2006/wordprocessingDrawing" xmlns:w10="urn:schemas-microsoft-com:office:word" xmlns:w="http://schemas.openxmlformats.org/wordprocessingml/2006/main" xmlns:w14="http://schemas.microsoft.com/office/word/2010/wordml" xmlns:w15="http://schemas.microsoft.com/office/word/2012/wordml" xmlns:w16cex="http://schemas.microsoft.com/office/word/2018/wordml/cex" xmlns:w16cid="http://schemas.microsoft.com/office/word/2016/wordml/cid" xmlns:w16="http://schemas.microsoft.com/office/word/2018/wordml" xmlns:w16du="http://schemas.microsoft.com/office/word/2023/wordml/word16du" xmlns:w16sdtdh="http://schemas.microsoft.com/office/word/2020/wordml/sdtdatahash" xmlns:w16sdtfl="http://schemas.microsoft.com/office/word/2024/wordml/sdtformatlock" xmlns:w16se="http://schemas.microsoft.com/office/word/2015/wordml/symex" xmlns:wpg="http://schemas.microsoft.com/office/word/2010/wordprocessingGroup" xmlns:wpi="http://schemas.microsoft.com/office/word/2010/wordprocessingInk" xmlns:wne="http://schemas.microsoft.com/office/word/2006/wordml" xmlns:wps="http://schemas.microsoft.com/office/word/2010/wordprocessingShape" mc:Ignorable="w14 w15 w16se w16cid w16 w16cex w16sdtdh w16sdtfl w16du wp14">
   <w:tbl>
     <w:tblPr>
       <w:tblStyle w:val="Tablaconcuadrcula1"/>
@@ -7500,8 +10502,456 @@
 </file>
 
 <file path=word/numbering.xml><?xml version="1.0" encoding="utf-8"?>
-<w:numbering xmlns:wpc="http://schemas.microsoft.com/office/word/2010/wordprocessingCanvas" xmlns:cx="http://schemas.microsoft.com/office/drawing/2014/chartex" xmlns:mc="http://schemas.openxmlformats.org/markup-compatibility/2006" xmlns:o="urn:schemas-microsoft-com:office:office" xmlns:r="http://schemas.openxmlformats.org/officeDocument/2006/relationships" xmlns:m="http://schemas.openxmlformats.org/officeDocument/2006/math" xmlns:v="urn:schemas-microsoft-com:vml" xmlns:wp14="http://schemas.microsoft.com/office/word/2010/wordprocessingDrawing" xmlns:wp="http://schemas.openxmlformats.org/drawingml/2006/wordprocessingDrawing" xmlns:w10="urn:schemas-microsoft-com:office:word" xmlns:w="http://schemas.openxmlformats.org/wordprocessingml/2006/main" xmlns:w14="http://schemas.microsoft.com/office/word/2010/wordml" xmlns:w15="http://schemas.microsoft.com/office/word/2012/wordml" xmlns:w16se="http://schemas.microsoft.com/office/word/2015/wordml/symex" xmlns:wpg="http://schemas.microsoft.com/office/word/2010/wordprocessingGroup" xmlns:wpi="http://schemas.microsoft.com/office/word/2010/wordprocessingInk" xmlns:wne="http://schemas.microsoft.com/office/word/2006/wordml" xmlns:wps="http://schemas.microsoft.com/office/word/2010/wordprocessingShape" mc:Ignorable="w14 w15 w16se wp14">
+<w:numbering xmlns:wpc="http://schemas.microsoft.com/office/word/2010/wordprocessingCanvas" xmlns:cx="http://schemas.microsoft.com/office/drawing/2014/chartex" xmlns:cx1="http://schemas.microsoft.com/office/drawing/2015/9/8/chartex" xmlns:cx2="http://schemas.microsoft.com/office/drawing/2015/10/21/chartex" xmlns:cx3="http://schemas.microsoft.com/office/drawing/2016/5/9/chartex" xmlns:cx4="http://schemas.microsoft.com/office/drawing/2016/5/10/chartex" xmlns:cx5="http://schemas.microsoft.com/office/drawing/2016/5/11/chartex" xmlns:cx6="http://schemas.microsoft.com/office/drawing/2016/5/12/chartex" xmlns:cx7="http://schemas.microsoft.com/office/drawing/2016/5/13/chartex" xmlns:cx8="http://schemas.microsoft.com/office/drawing/2016/5/14/chartex" xmlns:mc="http://schemas.openxmlformats.org/markup-compatibility/2006" xmlns:aink="http://schemas.microsoft.com/office/drawing/2016/ink" xmlns:am3d="http://schemas.microsoft.com/office/drawing/2017/model3d" xmlns:o="urn:schemas-microsoft-com:office:office" xmlns:oel="http://schemas.microsoft.com/office/2019/extlst" xmlns:r="http://schemas.openxmlformats.org/officeDocument/2006/relationships" xmlns:m="http://schemas.openxmlformats.org/officeDocument/2006/math" xmlns:v="urn:schemas-microsoft-com:vml" xmlns:wp14="http://schemas.microsoft.com/office/word/2010/wordprocessingDrawing" xmlns:wp="http://schemas.openxmlformats.org/drawingml/2006/wordprocessingDrawing" xmlns:w10="urn:schemas-microsoft-com:office:word" xmlns:w="http://schemas.openxmlformats.org/wordprocessingml/2006/main" xmlns:w14="http://schemas.microsoft.com/office/word/2010/wordml" xmlns:w15="http://schemas.microsoft.com/office/word/2012/wordml" xmlns:w16cex="http://schemas.microsoft.com/office/word/2018/wordml/cex" xmlns:w16cid="http://schemas.microsoft.com/office/word/2016/wordml/cid" xmlns:w16="http://schemas.microsoft.com/office/word/2018/wordml" xmlns:w16du="http://schemas.microsoft.com/office/word/2023/wordml/word16du" xmlns:w16sdtdh="http://schemas.microsoft.com/office/word/2020/wordml/sdtdatahash" xmlns:w16sdtfl="http://schemas.microsoft.com/office/word/2024/wordml/sdtformatlock" xmlns:w16se="http://schemas.microsoft.com/office/word/2015/wordml/symex" xmlns:wpg="http://schemas.microsoft.com/office/word/2010/wordprocessingGroup" xmlns:wpi="http://schemas.microsoft.com/office/word/2010/wordprocessingInk" xmlns:wne="http://schemas.microsoft.com/office/word/2006/wordml" xmlns:wps="http://schemas.microsoft.com/office/word/2010/wordprocessingShape" mc:Ignorable="w14 w15 w16se w16cid w16 w16cex w16sdtdh w16sdtfl w16du wp14">
   <w:abstractNum w:abstractNumId="0" w15:restartNumberingAfterBreak="0">
+    <w:nsid w:val="048F0818"/>
+    <w:multiLevelType w:val="hybridMultilevel"/>
+    <w:tmpl w:val="5A60AB0E"/>
+    <w:lvl w:ilvl="0" w:tplc="F2FC4C9A">
+      <w:numFmt w:val="bullet"/>
+      <w:lvlText w:val="•"/>
+      <w:lvlJc w:val="left"/>
+      <w:pPr>
+        <w:ind w:left="1065" w:hanging="705"/>
+      </w:pPr>
+      <w:rPr>
+        <w:rFonts w:ascii="Calibri" w:eastAsiaTheme="minorHAnsi" w:hAnsi="Calibri" w:cs="Calibri" w:hint="default"/>
+      </w:rPr>
+    </w:lvl>
+    <w:lvl w:ilvl="1" w:tplc="340A0003" w:tentative="1">
+      <w:start w:val="1"/>
+      <w:numFmt w:val="bullet"/>
+      <w:lvlText w:val="o"/>
+      <w:lvlJc w:val="left"/>
+      <w:pPr>
+        <w:ind w:left="1440" w:hanging="360"/>
+      </w:pPr>
+      <w:rPr>
+        <w:rFonts w:ascii="Courier New" w:hAnsi="Courier New" w:cs="Courier New" w:hint="default"/>
+      </w:rPr>
+    </w:lvl>
+    <w:lvl w:ilvl="2" w:tplc="340A0005" w:tentative="1">
+      <w:start w:val="1"/>
+      <w:numFmt w:val="bullet"/>
+      <w:lvlText w:val=""/>
+      <w:lvlJc w:val="left"/>
+      <w:pPr>
+        <w:ind w:left="2160" w:hanging="360"/>
+      </w:pPr>
+      <w:rPr>
+        <w:rFonts w:ascii="Wingdings" w:hAnsi="Wingdings" w:hint="default"/>
+      </w:rPr>
+    </w:lvl>
+    <w:lvl w:ilvl="3" w:tplc="340A0001" w:tentative="1">
+      <w:start w:val="1"/>
+      <w:numFmt w:val="bullet"/>
+      <w:lvlText w:val=""/>
+      <w:lvlJc w:val="left"/>
+      <w:pPr>
+        <w:ind w:left="2880" w:hanging="360"/>
+      </w:pPr>
+      <w:rPr>
+        <w:rFonts w:ascii="Symbol" w:hAnsi="Symbol" w:hint="default"/>
+      </w:rPr>
+    </w:lvl>
+    <w:lvl w:ilvl="4" w:tplc="340A0003" w:tentative="1">
+      <w:start w:val="1"/>
+      <w:numFmt w:val="bullet"/>
+      <w:lvlText w:val="o"/>
+      <w:lvlJc w:val="left"/>
+      <w:pPr>
+        <w:ind w:left="3600" w:hanging="360"/>
+      </w:pPr>
+      <w:rPr>
+        <w:rFonts w:ascii="Courier New" w:hAnsi="Courier New" w:cs="Courier New" w:hint="default"/>
+      </w:rPr>
+    </w:lvl>
+    <w:lvl w:ilvl="5" w:tplc="340A0005" w:tentative="1">
+      <w:start w:val="1"/>
+      <w:numFmt w:val="bullet"/>
+      <w:lvlText w:val=""/>
+      <w:lvlJc w:val="left"/>
+      <w:pPr>
+        <w:ind w:left="4320" w:hanging="360"/>
+      </w:pPr>
+      <w:rPr>
+        <w:rFonts w:ascii="Wingdings" w:hAnsi="Wingdings" w:hint="default"/>
+      </w:rPr>
+    </w:lvl>
+    <w:lvl w:ilvl="6" w:tplc="340A0001" w:tentative="1">
+      <w:start w:val="1"/>
+      <w:numFmt w:val="bullet"/>
+      <w:lvlText w:val=""/>
+      <w:lvlJc w:val="left"/>
+      <w:pPr>
+        <w:ind w:left="5040" w:hanging="360"/>
+      </w:pPr>
+      <w:rPr>
+        <w:rFonts w:ascii="Symbol" w:hAnsi="Symbol" w:hint="default"/>
+      </w:rPr>
+    </w:lvl>
+    <w:lvl w:ilvl="7" w:tplc="340A0003" w:tentative="1">
+      <w:start w:val="1"/>
+      <w:numFmt w:val="bullet"/>
+      <w:lvlText w:val="o"/>
+      <w:lvlJc w:val="left"/>
+      <w:pPr>
+        <w:ind w:left="5760" w:hanging="360"/>
+      </w:pPr>
+      <w:rPr>
+        <w:rFonts w:ascii="Courier New" w:hAnsi="Courier New" w:cs="Courier New" w:hint="default"/>
+      </w:rPr>
+    </w:lvl>
+    <w:lvl w:ilvl="8" w:tplc="340A0005" w:tentative="1">
+      <w:start w:val="1"/>
+      <w:numFmt w:val="bullet"/>
+      <w:lvlText w:val=""/>
+      <w:lvlJc w:val="left"/>
+      <w:pPr>
+        <w:ind w:left="6480" w:hanging="360"/>
+      </w:pPr>
+      <w:rPr>
+        <w:rFonts w:ascii="Wingdings" w:hAnsi="Wingdings" w:hint="default"/>
+      </w:rPr>
+    </w:lvl>
+  </w:abstractNum>
+  <w:abstractNum w:abstractNumId="1" w15:restartNumberingAfterBreak="0">
+    <w:nsid w:val="058B5E27"/>
+    <w:multiLevelType w:val="hybridMultilevel"/>
+    <w:tmpl w:val="7826DDF6"/>
+    <w:lvl w:ilvl="0" w:tplc="F2FC4C9A">
+      <w:numFmt w:val="bullet"/>
+      <w:lvlText w:val="•"/>
+      <w:lvlJc w:val="left"/>
+      <w:pPr>
+        <w:ind w:left="1065" w:hanging="705"/>
+      </w:pPr>
+      <w:rPr>
+        <w:rFonts w:ascii="Calibri" w:eastAsiaTheme="minorHAnsi" w:hAnsi="Calibri" w:cs="Calibri" w:hint="default"/>
+      </w:rPr>
+    </w:lvl>
+    <w:lvl w:ilvl="1" w:tplc="340A0003" w:tentative="1">
+      <w:start w:val="1"/>
+      <w:numFmt w:val="bullet"/>
+      <w:lvlText w:val="o"/>
+      <w:lvlJc w:val="left"/>
+      <w:pPr>
+        <w:ind w:left="1440" w:hanging="360"/>
+      </w:pPr>
+      <w:rPr>
+        <w:rFonts w:ascii="Courier New" w:hAnsi="Courier New" w:cs="Courier New" w:hint="default"/>
+      </w:rPr>
+    </w:lvl>
+    <w:lvl w:ilvl="2" w:tplc="340A0005" w:tentative="1">
+      <w:start w:val="1"/>
+      <w:numFmt w:val="bullet"/>
+      <w:lvlText w:val=""/>
+      <w:lvlJc w:val="left"/>
+      <w:pPr>
+        <w:ind w:left="2160" w:hanging="360"/>
+      </w:pPr>
+      <w:rPr>
+        <w:rFonts w:ascii="Wingdings" w:hAnsi="Wingdings" w:hint="default"/>
+      </w:rPr>
+    </w:lvl>
+    <w:lvl w:ilvl="3" w:tplc="340A0001" w:tentative="1">
+      <w:start w:val="1"/>
+      <w:numFmt w:val="bullet"/>
+      <w:lvlText w:val=""/>
+      <w:lvlJc w:val="left"/>
+      <w:pPr>
+        <w:ind w:left="2880" w:hanging="360"/>
+      </w:pPr>
+      <w:rPr>
+        <w:rFonts w:ascii="Symbol" w:hAnsi="Symbol" w:hint="default"/>
+      </w:rPr>
+    </w:lvl>
+    <w:lvl w:ilvl="4" w:tplc="340A0003" w:tentative="1">
+      <w:start w:val="1"/>
+      <w:numFmt w:val="bullet"/>
+      <w:lvlText w:val="o"/>
+      <w:lvlJc w:val="left"/>
+      <w:pPr>
+        <w:ind w:left="3600" w:hanging="360"/>
+      </w:pPr>
+      <w:rPr>
+        <w:rFonts w:ascii="Courier New" w:hAnsi="Courier New" w:cs="Courier New" w:hint="default"/>
+      </w:rPr>
+    </w:lvl>
+    <w:lvl w:ilvl="5" w:tplc="340A0005" w:tentative="1">
+      <w:start w:val="1"/>
+      <w:numFmt w:val="bullet"/>
+      <w:lvlText w:val=""/>
+      <w:lvlJc w:val="left"/>
+      <w:pPr>
+        <w:ind w:left="4320" w:hanging="360"/>
+      </w:pPr>
+      <w:rPr>
+        <w:rFonts w:ascii="Wingdings" w:hAnsi="Wingdings" w:hint="default"/>
+      </w:rPr>
+    </w:lvl>
+    <w:lvl w:ilvl="6" w:tplc="340A0001" w:tentative="1">
+      <w:start w:val="1"/>
+      <w:numFmt w:val="bullet"/>
+      <w:lvlText w:val=""/>
+      <w:lvlJc w:val="left"/>
+      <w:pPr>
+        <w:ind w:left="5040" w:hanging="360"/>
+      </w:pPr>
+      <w:rPr>
+        <w:rFonts w:ascii="Symbol" w:hAnsi="Symbol" w:hint="default"/>
+      </w:rPr>
+    </w:lvl>
+    <w:lvl w:ilvl="7" w:tplc="340A0003" w:tentative="1">
+      <w:start w:val="1"/>
+      <w:numFmt w:val="bullet"/>
+      <w:lvlText w:val="o"/>
+      <w:lvlJc w:val="left"/>
+      <w:pPr>
+        <w:ind w:left="5760" w:hanging="360"/>
+      </w:pPr>
+      <w:rPr>
+        <w:rFonts w:ascii="Courier New" w:hAnsi="Courier New" w:cs="Courier New" w:hint="default"/>
+      </w:rPr>
+    </w:lvl>
+    <w:lvl w:ilvl="8" w:tplc="340A0005" w:tentative="1">
+      <w:start w:val="1"/>
+      <w:numFmt w:val="bullet"/>
+      <w:lvlText w:val=""/>
+      <w:lvlJc w:val="left"/>
+      <w:pPr>
+        <w:ind w:left="6480" w:hanging="360"/>
+      </w:pPr>
+      <w:rPr>
+        <w:rFonts w:ascii="Wingdings" w:hAnsi="Wingdings" w:hint="default"/>
+      </w:rPr>
+    </w:lvl>
+  </w:abstractNum>
+  <w:abstractNum w:abstractNumId="2" w15:restartNumberingAfterBreak="0">
+    <w:nsid w:val="0BFC072A"/>
+    <w:multiLevelType w:val="hybridMultilevel"/>
+    <w:tmpl w:val="F3A6AD1A"/>
+    <w:lvl w:ilvl="0" w:tplc="F2FC4C9A">
+      <w:numFmt w:val="bullet"/>
+      <w:lvlText w:val="•"/>
+      <w:lvlJc w:val="left"/>
+      <w:pPr>
+        <w:ind w:left="1065" w:hanging="705"/>
+      </w:pPr>
+      <w:rPr>
+        <w:rFonts w:ascii="Calibri" w:eastAsiaTheme="minorHAnsi" w:hAnsi="Calibri" w:cs="Calibri" w:hint="default"/>
+      </w:rPr>
+    </w:lvl>
+    <w:lvl w:ilvl="1" w:tplc="340A0003" w:tentative="1">
+      <w:start w:val="1"/>
+      <w:numFmt w:val="bullet"/>
+      <w:lvlText w:val="o"/>
+      <w:lvlJc w:val="left"/>
+      <w:pPr>
+        <w:ind w:left="1440" w:hanging="360"/>
+      </w:pPr>
+      <w:rPr>
+        <w:rFonts w:ascii="Courier New" w:hAnsi="Courier New" w:cs="Courier New" w:hint="default"/>
+      </w:rPr>
+    </w:lvl>
+    <w:lvl w:ilvl="2" w:tplc="340A0005" w:tentative="1">
+      <w:start w:val="1"/>
+      <w:numFmt w:val="bullet"/>
+      <w:lvlText w:val=""/>
+      <w:lvlJc w:val="left"/>
+      <w:pPr>
+        <w:ind w:left="2160" w:hanging="360"/>
+      </w:pPr>
+      <w:rPr>
+        <w:rFonts w:ascii="Wingdings" w:hAnsi="Wingdings" w:hint="default"/>
+      </w:rPr>
+    </w:lvl>
+    <w:lvl w:ilvl="3" w:tplc="340A0001" w:tentative="1">
+      <w:start w:val="1"/>
+      <w:numFmt w:val="bullet"/>
+      <w:lvlText w:val=""/>
+      <w:lvlJc w:val="left"/>
+      <w:pPr>
+        <w:ind w:left="2880" w:hanging="360"/>
+      </w:pPr>
+      <w:rPr>
+        <w:rFonts w:ascii="Symbol" w:hAnsi="Symbol" w:hint="default"/>
+      </w:rPr>
+    </w:lvl>
+    <w:lvl w:ilvl="4" w:tplc="340A0003" w:tentative="1">
+      <w:start w:val="1"/>
+      <w:numFmt w:val="bullet"/>
+      <w:lvlText w:val="o"/>
+      <w:lvlJc w:val="left"/>
+      <w:pPr>
+        <w:ind w:left="3600" w:hanging="360"/>
+      </w:pPr>
+      <w:rPr>
+        <w:rFonts w:ascii="Courier New" w:hAnsi="Courier New" w:cs="Courier New" w:hint="default"/>
+      </w:rPr>
+    </w:lvl>
+    <w:lvl w:ilvl="5" w:tplc="340A0005" w:tentative="1">
+      <w:start w:val="1"/>
+      <w:numFmt w:val="bullet"/>
+      <w:lvlText w:val=""/>
+      <w:lvlJc w:val="left"/>
+      <w:pPr>
+        <w:ind w:left="4320" w:hanging="360"/>
+      </w:pPr>
+      <w:rPr>
+        <w:rFonts w:ascii="Wingdings" w:hAnsi="Wingdings" w:hint="default"/>
+      </w:rPr>
+    </w:lvl>
+    <w:lvl w:ilvl="6" w:tplc="340A0001" w:tentative="1">
+      <w:start w:val="1"/>
+      <w:numFmt w:val="bullet"/>
+      <w:lvlText w:val=""/>
+      <w:lvlJc w:val="left"/>
+      <w:pPr>
+        <w:ind w:left="5040" w:hanging="360"/>
+      </w:pPr>
+      <w:rPr>
+        <w:rFonts w:ascii="Symbol" w:hAnsi="Symbol" w:hint="default"/>
+      </w:rPr>
+    </w:lvl>
+    <w:lvl w:ilvl="7" w:tplc="340A0003" w:tentative="1">
+      <w:start w:val="1"/>
+      <w:numFmt w:val="bullet"/>
+      <w:lvlText w:val="o"/>
+      <w:lvlJc w:val="left"/>
+      <w:pPr>
+        <w:ind w:left="5760" w:hanging="360"/>
+      </w:pPr>
+      <w:rPr>
+        <w:rFonts w:ascii="Courier New" w:hAnsi="Courier New" w:cs="Courier New" w:hint="default"/>
+      </w:rPr>
+    </w:lvl>
+    <w:lvl w:ilvl="8" w:tplc="340A0005" w:tentative="1">
+      <w:start w:val="1"/>
+      <w:numFmt w:val="bullet"/>
+      <w:lvlText w:val=""/>
+      <w:lvlJc w:val="left"/>
+      <w:pPr>
+        <w:ind w:left="6480" w:hanging="360"/>
+      </w:pPr>
+      <w:rPr>
+        <w:rFonts w:ascii="Wingdings" w:hAnsi="Wingdings" w:hint="default"/>
+      </w:rPr>
+    </w:lvl>
+  </w:abstractNum>
+  <w:abstractNum w:abstractNumId="3" w15:restartNumberingAfterBreak="0">
+    <w:nsid w:val="0F804435"/>
+    <w:multiLevelType w:val="hybridMultilevel"/>
+    <w:tmpl w:val="D576C2E0"/>
+    <w:lvl w:ilvl="0" w:tplc="F2FC4C9A">
+      <w:numFmt w:val="bullet"/>
+      <w:lvlText w:val="•"/>
+      <w:lvlJc w:val="left"/>
+      <w:pPr>
+        <w:ind w:left="1065" w:hanging="705"/>
+      </w:pPr>
+      <w:rPr>
+        <w:rFonts w:ascii="Calibri" w:eastAsiaTheme="minorHAnsi" w:hAnsi="Calibri" w:cs="Calibri" w:hint="default"/>
+      </w:rPr>
+    </w:lvl>
+    <w:lvl w:ilvl="1" w:tplc="340A0003" w:tentative="1">
+      <w:start w:val="1"/>
+      <w:numFmt w:val="bullet"/>
+      <w:lvlText w:val="o"/>
+      <w:lvlJc w:val="left"/>
+      <w:pPr>
+        <w:ind w:left="1440" w:hanging="360"/>
+      </w:pPr>
+      <w:rPr>
+        <w:rFonts w:ascii="Courier New" w:hAnsi="Courier New" w:cs="Courier New" w:hint="default"/>
+      </w:rPr>
+    </w:lvl>
+    <w:lvl w:ilvl="2" w:tplc="340A0005" w:tentative="1">
+      <w:start w:val="1"/>
+      <w:numFmt w:val="bullet"/>
+      <w:lvlText w:val=""/>
+      <w:lvlJc w:val="left"/>
+      <w:pPr>
+        <w:ind w:left="2160" w:hanging="360"/>
+      </w:pPr>
+      <w:rPr>
+        <w:rFonts w:ascii="Wingdings" w:hAnsi="Wingdings" w:hint="default"/>
+      </w:rPr>
+    </w:lvl>
+    <w:lvl w:ilvl="3" w:tplc="340A0001" w:tentative="1">
+      <w:start w:val="1"/>
+      <w:numFmt w:val="bullet"/>
+      <w:lvlText w:val=""/>
+      <w:lvlJc w:val="left"/>
+      <w:pPr>
+        <w:ind w:left="2880" w:hanging="360"/>
+      </w:pPr>
+      <w:rPr>
+        <w:rFonts w:ascii="Symbol" w:hAnsi="Symbol" w:hint="default"/>
+      </w:rPr>
+    </w:lvl>
+    <w:lvl w:ilvl="4" w:tplc="340A0003" w:tentative="1">
+      <w:start w:val="1"/>
+      <w:numFmt w:val="bullet"/>
+      <w:lvlText w:val="o"/>
+      <w:lvlJc w:val="left"/>
+      <w:pPr>
+        <w:ind w:left="3600" w:hanging="360"/>
+      </w:pPr>
+      <w:rPr>
+        <w:rFonts w:ascii="Courier New" w:hAnsi="Courier New" w:cs="Courier New" w:hint="default"/>
+      </w:rPr>
+    </w:lvl>
+    <w:lvl w:ilvl="5" w:tplc="340A0005" w:tentative="1">
+      <w:start w:val="1"/>
+      <w:numFmt w:val="bullet"/>
+      <w:lvlText w:val=""/>
+      <w:lvlJc w:val="left"/>
+      <w:pPr>
+        <w:ind w:left="4320" w:hanging="360"/>
+      </w:pPr>
+      <w:rPr>
+        <w:rFonts w:ascii="Wingdings" w:hAnsi="Wingdings" w:hint="default"/>
+      </w:rPr>
+    </w:lvl>
+    <w:lvl w:ilvl="6" w:tplc="340A0001" w:tentative="1">
+      <w:start w:val="1"/>
+      <w:numFmt w:val="bullet"/>
+      <w:lvlText w:val=""/>
+      <w:lvlJc w:val="left"/>
+      <w:pPr>
+        <w:ind w:left="5040" w:hanging="360"/>
+      </w:pPr>
+      <w:rPr>
+        <w:rFonts w:ascii="Symbol" w:hAnsi="Symbol" w:hint="default"/>
+      </w:rPr>
+    </w:lvl>
+    <w:lvl w:ilvl="7" w:tplc="340A0003" w:tentative="1">
+      <w:start w:val="1"/>
+      <w:numFmt w:val="bullet"/>
+      <w:lvlText w:val="o"/>
+      <w:lvlJc w:val="left"/>
+      <w:pPr>
+        <w:ind w:left="5760" w:hanging="360"/>
+      </w:pPr>
+      <w:rPr>
+        <w:rFonts w:ascii="Courier New" w:hAnsi="Courier New" w:cs="Courier New" w:hint="default"/>
+      </w:rPr>
+    </w:lvl>
+    <w:lvl w:ilvl="8" w:tplc="340A0005" w:tentative="1">
+      <w:start w:val="1"/>
+      <w:numFmt w:val="bullet"/>
+      <w:lvlText w:val=""/>
+      <w:lvlJc w:val="left"/>
+      <w:pPr>
+        <w:ind w:left="6480" w:hanging="360"/>
+      </w:pPr>
+      <w:rPr>
+        <w:rFonts w:ascii="Wingdings" w:hAnsi="Wingdings" w:hint="default"/>
+      </w:rPr>
+    </w:lvl>
+  </w:abstractNum>
+  <w:abstractNum w:abstractNumId="4" w15:restartNumberingAfterBreak="0">
     <w:nsid w:val="129E5F86"/>
     <w:multiLevelType w:val="hybridMultilevel"/>
     <w:tmpl w:val="B158EC90"/>
@@ -7590,7 +11040,208 @@
       </w:pPr>
     </w:lvl>
   </w:abstractNum>
-  <w:abstractNum w:abstractNumId="1" w15:restartNumberingAfterBreak="0">
+  <w:abstractNum w:abstractNumId="5" w15:restartNumberingAfterBreak="0">
+    <w:nsid w:val="1F6C1A2E"/>
+    <w:multiLevelType w:val="hybridMultilevel"/>
+    <w:tmpl w:val="FD9ACAFA"/>
+    <w:lvl w:ilvl="0" w:tplc="F2FC4C9A">
+      <w:numFmt w:val="bullet"/>
+      <w:lvlText w:val="•"/>
+      <w:lvlJc w:val="left"/>
+      <w:pPr>
+        <w:ind w:left="1065" w:hanging="705"/>
+      </w:pPr>
+      <w:rPr>
+        <w:rFonts w:ascii="Calibri" w:eastAsiaTheme="minorHAnsi" w:hAnsi="Calibri" w:cs="Calibri" w:hint="default"/>
+      </w:rPr>
+    </w:lvl>
+    <w:lvl w:ilvl="1" w:tplc="340A0003" w:tentative="1">
+      <w:start w:val="1"/>
+      <w:numFmt w:val="bullet"/>
+      <w:lvlText w:val="o"/>
+      <w:lvlJc w:val="left"/>
+      <w:pPr>
+        <w:ind w:left="1440" w:hanging="360"/>
+      </w:pPr>
+      <w:rPr>
+        <w:rFonts w:ascii="Courier New" w:hAnsi="Courier New" w:cs="Courier New" w:hint="default"/>
+      </w:rPr>
+    </w:lvl>
+    <w:lvl w:ilvl="2" w:tplc="340A0005" w:tentative="1">
+      <w:start w:val="1"/>
+      <w:numFmt w:val="bullet"/>
+      <w:lvlText w:val=""/>
+      <w:lvlJc w:val="left"/>
+      <w:pPr>
+        <w:ind w:left="2160" w:hanging="360"/>
+      </w:pPr>
+      <w:rPr>
+        <w:rFonts w:ascii="Wingdings" w:hAnsi="Wingdings" w:hint="default"/>
+      </w:rPr>
+    </w:lvl>
+    <w:lvl w:ilvl="3" w:tplc="340A0001" w:tentative="1">
+      <w:start w:val="1"/>
+      <w:numFmt w:val="bullet"/>
+      <w:lvlText w:val=""/>
+      <w:lvlJc w:val="left"/>
+      <w:pPr>
+        <w:ind w:left="2880" w:hanging="360"/>
+      </w:pPr>
+      <w:rPr>
+        <w:rFonts w:ascii="Symbol" w:hAnsi="Symbol" w:hint="default"/>
+      </w:rPr>
+    </w:lvl>
+    <w:lvl w:ilvl="4" w:tplc="340A0003" w:tentative="1">
+      <w:start w:val="1"/>
+      <w:numFmt w:val="bullet"/>
+      <w:lvlText w:val="o"/>
+      <w:lvlJc w:val="left"/>
+      <w:pPr>
+        <w:ind w:left="3600" w:hanging="360"/>
+      </w:pPr>
+      <w:rPr>
+        <w:rFonts w:ascii="Courier New" w:hAnsi="Courier New" w:cs="Courier New" w:hint="default"/>
+      </w:rPr>
+    </w:lvl>
+    <w:lvl w:ilvl="5" w:tplc="340A0005" w:tentative="1">
+      <w:start w:val="1"/>
+      <w:numFmt w:val="bullet"/>
+      <w:lvlText w:val=""/>
+      <w:lvlJc w:val="left"/>
+      <w:pPr>
+        <w:ind w:left="4320" w:hanging="360"/>
+      </w:pPr>
+      <w:rPr>
+        <w:rFonts w:ascii="Wingdings" w:hAnsi="Wingdings" w:hint="default"/>
+      </w:rPr>
+    </w:lvl>
+    <w:lvl w:ilvl="6" w:tplc="340A0001" w:tentative="1">
+      <w:start w:val="1"/>
+      <w:numFmt w:val="bullet"/>
+      <w:lvlText w:val=""/>
+      <w:lvlJc w:val="left"/>
+      <w:pPr>
+        <w:ind w:left="5040" w:hanging="360"/>
+      </w:pPr>
+      <w:rPr>
+        <w:rFonts w:ascii="Symbol" w:hAnsi="Symbol" w:hint="default"/>
+      </w:rPr>
+    </w:lvl>
+    <w:lvl w:ilvl="7" w:tplc="340A0003" w:tentative="1">
+      <w:start w:val="1"/>
+      <w:numFmt w:val="bullet"/>
+      <w:lvlText w:val="o"/>
+      <w:lvlJc w:val="left"/>
+      <w:pPr>
+        <w:ind w:left="5760" w:hanging="360"/>
+      </w:pPr>
+      <w:rPr>
+        <w:rFonts w:ascii="Courier New" w:hAnsi="Courier New" w:cs="Courier New" w:hint="default"/>
+      </w:rPr>
+    </w:lvl>
+    <w:lvl w:ilvl="8" w:tplc="340A0005" w:tentative="1">
+      <w:start w:val="1"/>
+      <w:numFmt w:val="bullet"/>
+      <w:lvlText w:val=""/>
+      <w:lvlJc w:val="left"/>
+      <w:pPr>
+        <w:ind w:left="6480" w:hanging="360"/>
+      </w:pPr>
+      <w:rPr>
+        <w:rFonts w:ascii="Wingdings" w:hAnsi="Wingdings" w:hint="default"/>
+      </w:rPr>
+    </w:lvl>
+  </w:abstractNum>
+  <w:abstractNum w:abstractNumId="6" w15:restartNumberingAfterBreak="0">
+    <w:nsid w:val="25B65E77"/>
+    <w:multiLevelType w:val="hybridMultilevel"/>
+    <w:tmpl w:val="7304E560"/>
+    <w:lvl w:ilvl="0" w:tplc="2200A856">
+      <w:start w:val="1"/>
+      <w:numFmt w:val="decimal"/>
+      <w:lvlText w:val="%1."/>
+      <w:lvlJc w:val="left"/>
+      <w:pPr>
+        <w:ind w:left="720" w:hanging="360"/>
+      </w:pPr>
+      <w:rPr>
+        <w:rFonts w:ascii="Calibri" w:eastAsiaTheme="minorHAnsi" w:hAnsi="Calibri" w:cs="Arial"/>
+      </w:rPr>
+    </w:lvl>
+    <w:lvl w:ilvl="1" w:tplc="340A0019" w:tentative="1">
+      <w:start w:val="1"/>
+      <w:numFmt w:val="lowerLetter"/>
+      <w:lvlText w:val="%2."/>
+      <w:lvlJc w:val="left"/>
+      <w:pPr>
+        <w:ind w:left="1440" w:hanging="360"/>
+      </w:pPr>
+    </w:lvl>
+    <w:lvl w:ilvl="2" w:tplc="340A001B" w:tentative="1">
+      <w:start w:val="1"/>
+      <w:numFmt w:val="lowerRoman"/>
+      <w:lvlText w:val="%3."/>
+      <w:lvlJc w:val="right"/>
+      <w:pPr>
+        <w:ind w:left="2160" w:hanging="180"/>
+      </w:pPr>
+    </w:lvl>
+    <w:lvl w:ilvl="3" w:tplc="340A000F" w:tentative="1">
+      <w:start w:val="1"/>
+      <w:numFmt w:val="decimal"/>
+      <w:lvlText w:val="%4."/>
+      <w:lvlJc w:val="left"/>
+      <w:pPr>
+        <w:ind w:left="2880" w:hanging="360"/>
+      </w:pPr>
+    </w:lvl>
+    <w:lvl w:ilvl="4" w:tplc="340A0019" w:tentative="1">
+      <w:start w:val="1"/>
+      <w:numFmt w:val="lowerLetter"/>
+      <w:lvlText w:val="%5."/>
+      <w:lvlJc w:val="left"/>
+      <w:pPr>
+        <w:ind w:left="3600" w:hanging="360"/>
+      </w:pPr>
+    </w:lvl>
+    <w:lvl w:ilvl="5" w:tplc="340A001B" w:tentative="1">
+      <w:start w:val="1"/>
+      <w:numFmt w:val="lowerRoman"/>
+      <w:lvlText w:val="%6."/>
+      <w:lvlJc w:val="right"/>
+      <w:pPr>
+        <w:ind w:left="4320" w:hanging="180"/>
+      </w:pPr>
+    </w:lvl>
+    <w:lvl w:ilvl="6" w:tplc="340A000F" w:tentative="1">
+      <w:start w:val="1"/>
+      <w:numFmt w:val="decimal"/>
+      <w:lvlText w:val="%7."/>
+      <w:lvlJc w:val="left"/>
+      <w:pPr>
+        <w:ind w:left="5040" w:hanging="360"/>
+      </w:pPr>
+    </w:lvl>
+    <w:lvl w:ilvl="7" w:tplc="340A0019" w:tentative="1">
+      <w:start w:val="1"/>
+      <w:numFmt w:val="lowerLetter"/>
+      <w:lvlText w:val="%8."/>
+      <w:lvlJc w:val="left"/>
+      <w:pPr>
+        <w:ind w:left="5760" w:hanging="360"/>
+      </w:pPr>
+    </w:lvl>
+    <w:lvl w:ilvl="8" w:tplc="340A001B" w:tentative="1">
+      <w:start w:val="1"/>
+      <w:numFmt w:val="lowerRoman"/>
+      <w:lvlText w:val="%9."/>
+      <w:lvlJc w:val="right"/>
+      <w:pPr>
+        <w:ind w:left="6480" w:hanging="180"/>
+      </w:pPr>
+    </w:lvl>
+  </w:abstractNum>
+  <w:abstractNum w:abstractNumId="7" w15:restartNumberingAfterBreak="0">
     <w:nsid w:val="2FFD4C7F"/>
     <w:multiLevelType w:val="multilevel"/>
     <w:tmpl w:val="CAF0F936"/>
@@ -7711,7 +11362,1887 @@
       </w:rPr>
     </w:lvl>
   </w:abstractNum>
-  <w:abstractNum w:abstractNumId="2" w15:restartNumberingAfterBreak="0">
+  <w:abstractNum w:abstractNumId="8" w15:restartNumberingAfterBreak="0">
+    <w:nsid w:val="30FE307E"/>
+    <w:multiLevelType w:val="hybridMultilevel"/>
+    <w:tmpl w:val="FCD069CA"/>
+    <w:lvl w:ilvl="0" w:tplc="F2FC4C9A">
+      <w:numFmt w:val="bullet"/>
+      <w:lvlText w:val="•"/>
+      <w:lvlJc w:val="left"/>
+      <w:pPr>
+        <w:ind w:left="1065" w:hanging="705"/>
+      </w:pPr>
+      <w:rPr>
+        <w:rFonts w:ascii="Calibri" w:eastAsiaTheme="minorHAnsi" w:hAnsi="Calibri" w:cs="Calibri" w:hint="default"/>
+      </w:rPr>
+    </w:lvl>
+    <w:lvl w:ilvl="1" w:tplc="340A0003" w:tentative="1">
+      <w:start w:val="1"/>
+      <w:numFmt w:val="bullet"/>
+      <w:lvlText w:val="o"/>
+      <w:lvlJc w:val="left"/>
+      <w:pPr>
+        <w:ind w:left="1440" w:hanging="360"/>
+      </w:pPr>
+      <w:rPr>
+        <w:rFonts w:ascii="Courier New" w:hAnsi="Courier New" w:cs="Courier New" w:hint="default"/>
+      </w:rPr>
+    </w:lvl>
+    <w:lvl w:ilvl="2" w:tplc="340A0005" w:tentative="1">
+      <w:start w:val="1"/>
+      <w:numFmt w:val="bullet"/>
+      <w:lvlText w:val=""/>
+      <w:lvlJc w:val="left"/>
+      <w:pPr>
+        <w:ind w:left="2160" w:hanging="360"/>
+      </w:pPr>
+      <w:rPr>
+        <w:rFonts w:ascii="Wingdings" w:hAnsi="Wingdings" w:hint="default"/>
+      </w:rPr>
+    </w:lvl>
+    <w:lvl w:ilvl="3" w:tplc="340A0001" w:tentative="1">
+      <w:start w:val="1"/>
+      <w:numFmt w:val="bullet"/>
+      <w:lvlText w:val=""/>
+      <w:lvlJc w:val="left"/>
+      <w:pPr>
+        <w:ind w:left="2880" w:hanging="360"/>
+      </w:pPr>
+      <w:rPr>
+        <w:rFonts w:ascii="Symbol" w:hAnsi="Symbol" w:hint="default"/>
+      </w:rPr>
+    </w:lvl>
+    <w:lvl w:ilvl="4" w:tplc="340A0003" w:tentative="1">
+      <w:start w:val="1"/>
+      <w:numFmt w:val="bullet"/>
+      <w:lvlText w:val="o"/>
+      <w:lvlJc w:val="left"/>
+      <w:pPr>
+        <w:ind w:left="3600" w:hanging="360"/>
+      </w:pPr>
+      <w:rPr>
+        <w:rFonts w:ascii="Courier New" w:hAnsi="Courier New" w:cs="Courier New" w:hint="default"/>
+      </w:rPr>
+    </w:lvl>
+    <w:lvl w:ilvl="5" w:tplc="340A0005" w:tentative="1">
+      <w:start w:val="1"/>
+      <w:numFmt w:val="bullet"/>
+      <w:lvlText w:val=""/>
+      <w:lvlJc w:val="left"/>
+      <w:pPr>
+        <w:ind w:left="4320" w:hanging="360"/>
+      </w:pPr>
+      <w:rPr>
+        <w:rFonts w:ascii="Wingdings" w:hAnsi="Wingdings" w:hint="default"/>
+      </w:rPr>
+    </w:lvl>
+    <w:lvl w:ilvl="6" w:tplc="340A0001" w:tentative="1">
+      <w:start w:val="1"/>
+      <w:numFmt w:val="bullet"/>
+      <w:lvlText w:val=""/>
+      <w:lvlJc w:val="left"/>
+      <w:pPr>
+        <w:ind w:left="5040" w:hanging="360"/>
+      </w:pPr>
+      <w:rPr>
+        <w:rFonts w:ascii="Symbol" w:hAnsi="Symbol" w:hint="default"/>
+      </w:rPr>
+    </w:lvl>
+    <w:lvl w:ilvl="7" w:tplc="340A0003" w:tentative="1">
+      <w:start w:val="1"/>
+      <w:numFmt w:val="bullet"/>
+      <w:lvlText w:val="o"/>
+      <w:lvlJc w:val="left"/>
+      <w:pPr>
+        <w:ind w:left="5760" w:hanging="360"/>
+      </w:pPr>
+      <w:rPr>
+        <w:rFonts w:ascii="Courier New" w:hAnsi="Courier New" w:cs="Courier New" w:hint="default"/>
+      </w:rPr>
+    </w:lvl>
+    <w:lvl w:ilvl="8" w:tplc="340A0005" w:tentative="1">
+      <w:start w:val="1"/>
+      <w:numFmt w:val="bullet"/>
+      <w:lvlText w:val=""/>
+      <w:lvlJc w:val="left"/>
+      <w:pPr>
+        <w:ind w:left="6480" w:hanging="360"/>
+      </w:pPr>
+      <w:rPr>
+        <w:rFonts w:ascii="Wingdings" w:hAnsi="Wingdings" w:hint="default"/>
+      </w:rPr>
+    </w:lvl>
+  </w:abstractNum>
+  <w:abstractNum w:abstractNumId="9" w15:restartNumberingAfterBreak="0">
+    <w:nsid w:val="39453EAD"/>
+    <w:multiLevelType w:val="hybridMultilevel"/>
+    <w:tmpl w:val="85C8F2E4"/>
+    <w:lvl w:ilvl="0" w:tplc="F2FC4C9A">
+      <w:numFmt w:val="bullet"/>
+      <w:lvlText w:val="•"/>
+      <w:lvlJc w:val="left"/>
+      <w:pPr>
+        <w:ind w:left="1065" w:hanging="705"/>
+      </w:pPr>
+      <w:rPr>
+        <w:rFonts w:ascii="Calibri" w:eastAsiaTheme="minorHAnsi" w:hAnsi="Calibri" w:cs="Calibri" w:hint="default"/>
+      </w:rPr>
+    </w:lvl>
+    <w:lvl w:ilvl="1" w:tplc="340A0003" w:tentative="1">
+      <w:start w:val="1"/>
+      <w:numFmt w:val="bullet"/>
+      <w:lvlText w:val="o"/>
+      <w:lvlJc w:val="left"/>
+      <w:pPr>
+        <w:ind w:left="1440" w:hanging="360"/>
+      </w:pPr>
+      <w:rPr>
+        <w:rFonts w:ascii="Courier New" w:hAnsi="Courier New" w:cs="Courier New" w:hint="default"/>
+      </w:rPr>
+    </w:lvl>
+    <w:lvl w:ilvl="2" w:tplc="340A0005" w:tentative="1">
+      <w:start w:val="1"/>
+      <w:numFmt w:val="bullet"/>
+      <w:lvlText w:val=""/>
+      <w:lvlJc w:val="left"/>
+      <w:pPr>
+        <w:ind w:left="2160" w:hanging="360"/>
+      </w:pPr>
+      <w:rPr>
+        <w:rFonts w:ascii="Wingdings" w:hAnsi="Wingdings" w:hint="default"/>
+      </w:rPr>
+    </w:lvl>
+    <w:lvl w:ilvl="3" w:tplc="340A0001" w:tentative="1">
+      <w:start w:val="1"/>
+      <w:numFmt w:val="bullet"/>
+      <w:lvlText w:val=""/>
+      <w:lvlJc w:val="left"/>
+      <w:pPr>
+        <w:ind w:left="2880" w:hanging="360"/>
+      </w:pPr>
+      <w:rPr>
+        <w:rFonts w:ascii="Symbol" w:hAnsi="Symbol" w:hint="default"/>
+      </w:rPr>
+    </w:lvl>
+    <w:lvl w:ilvl="4" w:tplc="340A0003" w:tentative="1">
+      <w:start w:val="1"/>
+      <w:numFmt w:val="bullet"/>
+      <w:lvlText w:val="o"/>
+      <w:lvlJc w:val="left"/>
+      <w:pPr>
+        <w:ind w:left="3600" w:hanging="360"/>
+      </w:pPr>
+      <w:rPr>
+        <w:rFonts w:ascii="Courier New" w:hAnsi="Courier New" w:cs="Courier New" w:hint="default"/>
+      </w:rPr>
+    </w:lvl>
+    <w:lvl w:ilvl="5" w:tplc="340A0005" w:tentative="1">
+      <w:start w:val="1"/>
+      <w:numFmt w:val="bullet"/>
+      <w:lvlText w:val=""/>
+      <w:lvlJc w:val="left"/>
+      <w:pPr>
+        <w:ind w:left="4320" w:hanging="360"/>
+      </w:pPr>
+      <w:rPr>
+        <w:rFonts w:ascii="Wingdings" w:hAnsi="Wingdings" w:hint="default"/>
+      </w:rPr>
+    </w:lvl>
+    <w:lvl w:ilvl="6" w:tplc="340A0001" w:tentative="1">
+      <w:start w:val="1"/>
+      <w:numFmt w:val="bullet"/>
+      <w:lvlText w:val=""/>
+      <w:lvlJc w:val="left"/>
+      <w:pPr>
+        <w:ind w:left="5040" w:hanging="360"/>
+      </w:pPr>
+      <w:rPr>
+        <w:rFonts w:ascii="Symbol" w:hAnsi="Symbol" w:hint="default"/>
+      </w:rPr>
+    </w:lvl>
+    <w:lvl w:ilvl="7" w:tplc="340A0003" w:tentative="1">
+      <w:start w:val="1"/>
+      <w:numFmt w:val="bullet"/>
+      <w:lvlText w:val="o"/>
+      <w:lvlJc w:val="left"/>
+      <w:pPr>
+        <w:ind w:left="5760" w:hanging="360"/>
+      </w:pPr>
+      <w:rPr>
+        <w:rFonts w:ascii="Courier New" w:hAnsi="Courier New" w:cs="Courier New" w:hint="default"/>
+      </w:rPr>
+    </w:lvl>
+    <w:lvl w:ilvl="8" w:tplc="340A0005" w:tentative="1">
+      <w:start w:val="1"/>
+      <w:numFmt w:val="bullet"/>
+      <w:lvlText w:val=""/>
+      <w:lvlJc w:val="left"/>
+      <w:pPr>
+        <w:ind w:left="6480" w:hanging="360"/>
+      </w:pPr>
+      <w:rPr>
+        <w:rFonts w:ascii="Wingdings" w:hAnsi="Wingdings" w:hint="default"/>
+      </w:rPr>
+    </w:lvl>
+  </w:abstractNum>
+  <w:abstractNum w:abstractNumId="10" w15:restartNumberingAfterBreak="0">
+    <w:nsid w:val="3F5C7F96"/>
+    <w:multiLevelType w:val="hybridMultilevel"/>
+    <w:tmpl w:val="E068B6CC"/>
+    <w:lvl w:ilvl="0" w:tplc="F2FC4C9A">
+      <w:numFmt w:val="bullet"/>
+      <w:lvlText w:val="•"/>
+      <w:lvlJc w:val="left"/>
+      <w:pPr>
+        <w:ind w:left="1065" w:hanging="705"/>
+      </w:pPr>
+      <w:rPr>
+        <w:rFonts w:ascii="Calibri" w:eastAsiaTheme="minorHAnsi" w:hAnsi="Calibri" w:cs="Calibri" w:hint="default"/>
+      </w:rPr>
+    </w:lvl>
+    <w:lvl w:ilvl="1" w:tplc="340A0003" w:tentative="1">
+      <w:start w:val="1"/>
+      <w:numFmt w:val="bullet"/>
+      <w:lvlText w:val="o"/>
+      <w:lvlJc w:val="left"/>
+      <w:pPr>
+        <w:ind w:left="1440" w:hanging="360"/>
+      </w:pPr>
+      <w:rPr>
+        <w:rFonts w:ascii="Courier New" w:hAnsi="Courier New" w:cs="Courier New" w:hint="default"/>
+      </w:rPr>
+    </w:lvl>
+    <w:lvl w:ilvl="2" w:tplc="340A0005" w:tentative="1">
+      <w:start w:val="1"/>
+      <w:numFmt w:val="bullet"/>
+      <w:lvlText w:val=""/>
+      <w:lvlJc w:val="left"/>
+      <w:pPr>
+        <w:ind w:left="2160" w:hanging="360"/>
+      </w:pPr>
+      <w:rPr>
+        <w:rFonts w:ascii="Wingdings" w:hAnsi="Wingdings" w:hint="default"/>
+      </w:rPr>
+    </w:lvl>
+    <w:lvl w:ilvl="3" w:tplc="340A0001" w:tentative="1">
+      <w:start w:val="1"/>
+      <w:numFmt w:val="bullet"/>
+      <w:lvlText w:val=""/>
+      <w:lvlJc w:val="left"/>
+      <w:pPr>
+        <w:ind w:left="2880" w:hanging="360"/>
+      </w:pPr>
+      <w:rPr>
+        <w:rFonts w:ascii="Symbol" w:hAnsi="Symbol" w:hint="default"/>
+      </w:rPr>
+    </w:lvl>
+    <w:lvl w:ilvl="4" w:tplc="340A0003" w:tentative="1">
+      <w:start w:val="1"/>
+      <w:numFmt w:val="bullet"/>
+      <w:lvlText w:val="o"/>
+      <w:lvlJc w:val="left"/>
+      <w:pPr>
+        <w:ind w:left="3600" w:hanging="360"/>
+      </w:pPr>
+      <w:rPr>
+        <w:rFonts w:ascii="Courier New" w:hAnsi="Courier New" w:cs="Courier New" w:hint="default"/>
+      </w:rPr>
+    </w:lvl>
+    <w:lvl w:ilvl="5" w:tplc="340A0005" w:tentative="1">
+      <w:start w:val="1"/>
+      <w:numFmt w:val="bullet"/>
+      <w:lvlText w:val=""/>
+      <w:lvlJc w:val="left"/>
+      <w:pPr>
+        <w:ind w:left="4320" w:hanging="360"/>
+      </w:pPr>
+      <w:rPr>
+        <w:rFonts w:ascii="Wingdings" w:hAnsi="Wingdings" w:hint="default"/>
+      </w:rPr>
+    </w:lvl>
+    <w:lvl w:ilvl="6" w:tplc="340A0001" w:tentative="1">
+      <w:start w:val="1"/>
+      <w:numFmt w:val="bullet"/>
+      <w:lvlText w:val=""/>
+      <w:lvlJc w:val="left"/>
+      <w:pPr>
+        <w:ind w:left="5040" w:hanging="360"/>
+      </w:pPr>
+      <w:rPr>
+        <w:rFonts w:ascii="Symbol" w:hAnsi="Symbol" w:hint="default"/>
+      </w:rPr>
+    </w:lvl>
+    <w:lvl w:ilvl="7" w:tplc="340A0003" w:tentative="1">
+      <w:start w:val="1"/>
+      <w:numFmt w:val="bullet"/>
+      <w:lvlText w:val="o"/>
+      <w:lvlJc w:val="left"/>
+      <w:pPr>
+        <w:ind w:left="5760" w:hanging="360"/>
+      </w:pPr>
+      <w:rPr>
+        <w:rFonts w:ascii="Courier New" w:hAnsi="Courier New" w:cs="Courier New" w:hint="default"/>
+      </w:rPr>
+    </w:lvl>
+    <w:lvl w:ilvl="8" w:tplc="340A0005" w:tentative="1">
+      <w:start w:val="1"/>
+      <w:numFmt w:val="bullet"/>
+      <w:lvlText w:val=""/>
+      <w:lvlJc w:val="left"/>
+      <w:pPr>
+        <w:ind w:left="6480" w:hanging="360"/>
+      </w:pPr>
+      <w:rPr>
+        <w:rFonts w:ascii="Wingdings" w:hAnsi="Wingdings" w:hint="default"/>
+      </w:rPr>
+    </w:lvl>
+  </w:abstractNum>
+  <w:abstractNum w:abstractNumId="11" w15:restartNumberingAfterBreak="0">
+    <w:nsid w:val="419A798A"/>
+    <w:multiLevelType w:val="hybridMultilevel"/>
+    <w:tmpl w:val="DACC3C20"/>
+    <w:lvl w:ilvl="0" w:tplc="340A0001">
+      <w:start w:val="1"/>
+      <w:numFmt w:val="bullet"/>
+      <w:lvlText w:val=""/>
+      <w:lvlJc w:val="left"/>
+      <w:pPr>
+        <w:ind w:left="720" w:hanging="360"/>
+      </w:pPr>
+      <w:rPr>
+        <w:rFonts w:ascii="Symbol" w:hAnsi="Symbol" w:hint="default"/>
+      </w:rPr>
+    </w:lvl>
+    <w:lvl w:ilvl="1" w:tplc="340A0003" w:tentative="1">
+      <w:start w:val="1"/>
+      <w:numFmt w:val="bullet"/>
+      <w:lvlText w:val="o"/>
+      <w:lvlJc w:val="left"/>
+      <w:pPr>
+        <w:ind w:left="1440" w:hanging="360"/>
+      </w:pPr>
+      <w:rPr>
+        <w:rFonts w:ascii="Courier New" w:hAnsi="Courier New" w:cs="Courier New" w:hint="default"/>
+      </w:rPr>
+    </w:lvl>
+    <w:lvl w:ilvl="2" w:tplc="340A0005" w:tentative="1">
+      <w:start w:val="1"/>
+      <w:numFmt w:val="bullet"/>
+      <w:lvlText w:val=""/>
+      <w:lvlJc w:val="left"/>
+      <w:pPr>
+        <w:ind w:left="2160" w:hanging="360"/>
+      </w:pPr>
+      <w:rPr>
+        <w:rFonts w:ascii="Wingdings" w:hAnsi="Wingdings" w:hint="default"/>
+      </w:rPr>
+    </w:lvl>
+    <w:lvl w:ilvl="3" w:tplc="340A0001" w:tentative="1">
+      <w:start w:val="1"/>
+      <w:numFmt w:val="bullet"/>
+      <w:lvlText w:val=""/>
+      <w:lvlJc w:val="left"/>
+      <w:pPr>
+        <w:ind w:left="2880" w:hanging="360"/>
+      </w:pPr>
+      <w:rPr>
+        <w:rFonts w:ascii="Symbol" w:hAnsi="Symbol" w:hint="default"/>
+      </w:rPr>
+    </w:lvl>
+    <w:lvl w:ilvl="4" w:tplc="340A0003" w:tentative="1">
+      <w:start w:val="1"/>
+      <w:numFmt w:val="bullet"/>
+      <w:lvlText w:val="o"/>
+      <w:lvlJc w:val="left"/>
+      <w:pPr>
+        <w:ind w:left="3600" w:hanging="360"/>
+      </w:pPr>
+      <w:rPr>
+        <w:rFonts w:ascii="Courier New" w:hAnsi="Courier New" w:cs="Courier New" w:hint="default"/>
+      </w:rPr>
+    </w:lvl>
+    <w:lvl w:ilvl="5" w:tplc="340A0005" w:tentative="1">
+      <w:start w:val="1"/>
+      <w:numFmt w:val="bullet"/>
+      <w:lvlText w:val=""/>
+      <w:lvlJc w:val="left"/>
+      <w:pPr>
+        <w:ind w:left="4320" w:hanging="360"/>
+      </w:pPr>
+      <w:rPr>
+        <w:rFonts w:ascii="Wingdings" w:hAnsi="Wingdings" w:hint="default"/>
+      </w:rPr>
+    </w:lvl>
+    <w:lvl w:ilvl="6" w:tplc="340A0001" w:tentative="1">
+      <w:start w:val="1"/>
+      <w:numFmt w:val="bullet"/>
+      <w:lvlText w:val=""/>
+      <w:lvlJc w:val="left"/>
+      <w:pPr>
+        <w:ind w:left="5040" w:hanging="360"/>
+      </w:pPr>
+      <w:rPr>
+        <w:rFonts w:ascii="Symbol" w:hAnsi="Symbol" w:hint="default"/>
+      </w:rPr>
+    </w:lvl>
+    <w:lvl w:ilvl="7" w:tplc="340A0003" w:tentative="1">
+      <w:start w:val="1"/>
+      <w:numFmt w:val="bullet"/>
+      <w:lvlText w:val="o"/>
+      <w:lvlJc w:val="left"/>
+      <w:pPr>
+        <w:ind w:left="5760" w:hanging="360"/>
+      </w:pPr>
+      <w:rPr>
+        <w:rFonts w:ascii="Courier New" w:hAnsi="Courier New" w:cs="Courier New" w:hint="default"/>
+      </w:rPr>
+    </w:lvl>
+    <w:lvl w:ilvl="8" w:tplc="340A0005" w:tentative="1">
+      <w:start w:val="1"/>
+      <w:numFmt w:val="bullet"/>
+      <w:lvlText w:val=""/>
+      <w:lvlJc w:val="left"/>
+      <w:pPr>
+        <w:ind w:left="6480" w:hanging="360"/>
+      </w:pPr>
+      <w:rPr>
+        <w:rFonts w:ascii="Wingdings" w:hAnsi="Wingdings" w:hint="default"/>
+      </w:rPr>
+    </w:lvl>
+  </w:abstractNum>
+  <w:abstractNum w:abstractNumId="12" w15:restartNumberingAfterBreak="0">
+    <w:nsid w:val="4351400A"/>
+    <w:multiLevelType w:val="hybridMultilevel"/>
+    <w:tmpl w:val="F78A333C"/>
+    <w:lvl w:ilvl="0" w:tplc="340A000F">
+      <w:start w:val="1"/>
+      <w:numFmt w:val="decimal"/>
+      <w:lvlText w:val="%1."/>
+      <w:lvlJc w:val="left"/>
+      <w:pPr>
+        <w:ind w:left="720" w:hanging="360"/>
+      </w:pPr>
+    </w:lvl>
+    <w:lvl w:ilvl="1" w:tplc="340A0019" w:tentative="1">
+      <w:start w:val="1"/>
+      <w:numFmt w:val="lowerLetter"/>
+      <w:lvlText w:val="%2."/>
+      <w:lvlJc w:val="left"/>
+      <w:pPr>
+        <w:ind w:left="1440" w:hanging="360"/>
+      </w:pPr>
+    </w:lvl>
+    <w:lvl w:ilvl="2" w:tplc="340A001B" w:tentative="1">
+      <w:start w:val="1"/>
+      <w:numFmt w:val="lowerRoman"/>
+      <w:lvlText w:val="%3."/>
+      <w:lvlJc w:val="right"/>
+      <w:pPr>
+        <w:ind w:left="2160" w:hanging="180"/>
+      </w:pPr>
+    </w:lvl>
+    <w:lvl w:ilvl="3" w:tplc="340A000F" w:tentative="1">
+      <w:start w:val="1"/>
+      <w:numFmt w:val="decimal"/>
+      <w:lvlText w:val="%4."/>
+      <w:lvlJc w:val="left"/>
+      <w:pPr>
+        <w:ind w:left="2880" w:hanging="360"/>
+      </w:pPr>
+    </w:lvl>
+    <w:lvl w:ilvl="4" w:tplc="340A0019" w:tentative="1">
+      <w:start w:val="1"/>
+      <w:numFmt w:val="lowerLetter"/>
+      <w:lvlText w:val="%5."/>
+      <w:lvlJc w:val="left"/>
+      <w:pPr>
+        <w:ind w:left="3600" w:hanging="360"/>
+      </w:pPr>
+    </w:lvl>
+    <w:lvl w:ilvl="5" w:tplc="340A001B" w:tentative="1">
+      <w:start w:val="1"/>
+      <w:numFmt w:val="lowerRoman"/>
+      <w:lvlText w:val="%6."/>
+      <w:lvlJc w:val="right"/>
+      <w:pPr>
+        <w:ind w:left="4320" w:hanging="180"/>
+      </w:pPr>
+    </w:lvl>
+    <w:lvl w:ilvl="6" w:tplc="340A000F" w:tentative="1">
+      <w:start w:val="1"/>
+      <w:numFmt w:val="decimal"/>
+      <w:lvlText w:val="%7."/>
+      <w:lvlJc w:val="left"/>
+      <w:pPr>
+        <w:ind w:left="5040" w:hanging="360"/>
+      </w:pPr>
+    </w:lvl>
+    <w:lvl w:ilvl="7" w:tplc="340A0019" w:tentative="1">
+      <w:start w:val="1"/>
+      <w:numFmt w:val="lowerLetter"/>
+      <w:lvlText w:val="%8."/>
+      <w:lvlJc w:val="left"/>
+      <w:pPr>
+        <w:ind w:left="5760" w:hanging="360"/>
+      </w:pPr>
+    </w:lvl>
+    <w:lvl w:ilvl="8" w:tplc="340A001B" w:tentative="1">
+      <w:start w:val="1"/>
+      <w:numFmt w:val="lowerRoman"/>
+      <w:lvlText w:val="%9."/>
+      <w:lvlJc w:val="right"/>
+      <w:pPr>
+        <w:ind w:left="6480" w:hanging="180"/>
+      </w:pPr>
+    </w:lvl>
+  </w:abstractNum>
+  <w:abstractNum w:abstractNumId="13" w15:restartNumberingAfterBreak="0">
+    <w:nsid w:val="44826B1B"/>
+    <w:multiLevelType w:val="hybridMultilevel"/>
+    <w:tmpl w:val="7840D142"/>
+    <w:lvl w:ilvl="0" w:tplc="F2FC4C9A">
+      <w:numFmt w:val="bullet"/>
+      <w:lvlText w:val="•"/>
+      <w:lvlJc w:val="left"/>
+      <w:pPr>
+        <w:ind w:left="1065" w:hanging="705"/>
+      </w:pPr>
+      <w:rPr>
+        <w:rFonts w:ascii="Calibri" w:eastAsiaTheme="minorHAnsi" w:hAnsi="Calibri" w:cs="Calibri" w:hint="default"/>
+      </w:rPr>
+    </w:lvl>
+    <w:lvl w:ilvl="1" w:tplc="340A0003" w:tentative="1">
+      <w:start w:val="1"/>
+      <w:numFmt w:val="bullet"/>
+      <w:lvlText w:val="o"/>
+      <w:lvlJc w:val="left"/>
+      <w:pPr>
+        <w:ind w:left="1440" w:hanging="360"/>
+      </w:pPr>
+      <w:rPr>
+        <w:rFonts w:ascii="Courier New" w:hAnsi="Courier New" w:cs="Courier New" w:hint="default"/>
+      </w:rPr>
+    </w:lvl>
+    <w:lvl w:ilvl="2" w:tplc="340A0005" w:tentative="1">
+      <w:start w:val="1"/>
+      <w:numFmt w:val="bullet"/>
+      <w:lvlText w:val=""/>
+      <w:lvlJc w:val="left"/>
+      <w:pPr>
+        <w:ind w:left="2160" w:hanging="360"/>
+      </w:pPr>
+      <w:rPr>
+        <w:rFonts w:ascii="Wingdings" w:hAnsi="Wingdings" w:hint="default"/>
+      </w:rPr>
+    </w:lvl>
+    <w:lvl w:ilvl="3" w:tplc="340A0001" w:tentative="1">
+      <w:start w:val="1"/>
+      <w:numFmt w:val="bullet"/>
+      <w:lvlText w:val=""/>
+      <w:lvlJc w:val="left"/>
+      <w:pPr>
+        <w:ind w:left="2880" w:hanging="360"/>
+      </w:pPr>
+      <w:rPr>
+        <w:rFonts w:ascii="Symbol" w:hAnsi="Symbol" w:hint="default"/>
+      </w:rPr>
+    </w:lvl>
+    <w:lvl w:ilvl="4" w:tplc="340A0003" w:tentative="1">
+      <w:start w:val="1"/>
+      <w:numFmt w:val="bullet"/>
+      <w:lvlText w:val="o"/>
+      <w:lvlJc w:val="left"/>
+      <w:pPr>
+        <w:ind w:left="3600" w:hanging="360"/>
+      </w:pPr>
+      <w:rPr>
+        <w:rFonts w:ascii="Courier New" w:hAnsi="Courier New" w:cs="Courier New" w:hint="default"/>
+      </w:rPr>
+    </w:lvl>
+    <w:lvl w:ilvl="5" w:tplc="340A0005" w:tentative="1">
+      <w:start w:val="1"/>
+      <w:numFmt w:val="bullet"/>
+      <w:lvlText w:val=""/>
+      <w:lvlJc w:val="left"/>
+      <w:pPr>
+        <w:ind w:left="4320" w:hanging="360"/>
+      </w:pPr>
+      <w:rPr>
+        <w:rFonts w:ascii="Wingdings" w:hAnsi="Wingdings" w:hint="default"/>
+      </w:rPr>
+    </w:lvl>
+    <w:lvl w:ilvl="6" w:tplc="340A0001" w:tentative="1">
+      <w:start w:val="1"/>
+      <w:numFmt w:val="bullet"/>
+      <w:lvlText w:val=""/>
+      <w:lvlJc w:val="left"/>
+      <w:pPr>
+        <w:ind w:left="5040" w:hanging="360"/>
+      </w:pPr>
+      <w:rPr>
+        <w:rFonts w:ascii="Symbol" w:hAnsi="Symbol" w:hint="default"/>
+      </w:rPr>
+    </w:lvl>
+    <w:lvl w:ilvl="7" w:tplc="340A0003" w:tentative="1">
+      <w:start w:val="1"/>
+      <w:numFmt w:val="bullet"/>
+      <w:lvlText w:val="o"/>
+      <w:lvlJc w:val="left"/>
+      <w:pPr>
+        <w:ind w:left="5760" w:hanging="360"/>
+      </w:pPr>
+      <w:rPr>
+        <w:rFonts w:ascii="Courier New" w:hAnsi="Courier New" w:cs="Courier New" w:hint="default"/>
+      </w:rPr>
+    </w:lvl>
+    <w:lvl w:ilvl="8" w:tplc="340A0005" w:tentative="1">
+      <w:start w:val="1"/>
+      <w:numFmt w:val="bullet"/>
+      <w:lvlText w:val=""/>
+      <w:lvlJc w:val="left"/>
+      <w:pPr>
+        <w:ind w:left="6480" w:hanging="360"/>
+      </w:pPr>
+      <w:rPr>
+        <w:rFonts w:ascii="Wingdings" w:hAnsi="Wingdings" w:hint="default"/>
+      </w:rPr>
+    </w:lvl>
+  </w:abstractNum>
+  <w:abstractNum w:abstractNumId="14" w15:restartNumberingAfterBreak="0">
+    <w:nsid w:val="47AC4A35"/>
+    <w:multiLevelType w:val="hybridMultilevel"/>
+    <w:tmpl w:val="51E2BFAA"/>
+    <w:lvl w:ilvl="0" w:tplc="F2FC4C9A">
+      <w:numFmt w:val="bullet"/>
+      <w:lvlText w:val="•"/>
+      <w:lvlJc w:val="left"/>
+      <w:pPr>
+        <w:ind w:left="1065" w:hanging="705"/>
+      </w:pPr>
+      <w:rPr>
+        <w:rFonts w:ascii="Calibri" w:eastAsiaTheme="minorHAnsi" w:hAnsi="Calibri" w:cs="Calibri" w:hint="default"/>
+      </w:rPr>
+    </w:lvl>
+    <w:lvl w:ilvl="1" w:tplc="340A0003" w:tentative="1">
+      <w:start w:val="1"/>
+      <w:numFmt w:val="bullet"/>
+      <w:lvlText w:val="o"/>
+      <w:lvlJc w:val="left"/>
+      <w:pPr>
+        <w:ind w:left="1440" w:hanging="360"/>
+      </w:pPr>
+      <w:rPr>
+        <w:rFonts w:ascii="Courier New" w:hAnsi="Courier New" w:cs="Courier New" w:hint="default"/>
+      </w:rPr>
+    </w:lvl>
+    <w:lvl w:ilvl="2" w:tplc="340A0005" w:tentative="1">
+      <w:start w:val="1"/>
+      <w:numFmt w:val="bullet"/>
+      <w:lvlText w:val=""/>
+      <w:lvlJc w:val="left"/>
+      <w:pPr>
+        <w:ind w:left="2160" w:hanging="360"/>
+      </w:pPr>
+      <w:rPr>
+        <w:rFonts w:ascii="Wingdings" w:hAnsi="Wingdings" w:hint="default"/>
+      </w:rPr>
+    </w:lvl>
+    <w:lvl w:ilvl="3" w:tplc="340A0001" w:tentative="1">
+      <w:start w:val="1"/>
+      <w:numFmt w:val="bullet"/>
+      <w:lvlText w:val=""/>
+      <w:lvlJc w:val="left"/>
+      <w:pPr>
+        <w:ind w:left="2880" w:hanging="360"/>
+      </w:pPr>
+      <w:rPr>
+        <w:rFonts w:ascii="Symbol" w:hAnsi="Symbol" w:hint="default"/>
+      </w:rPr>
+    </w:lvl>
+    <w:lvl w:ilvl="4" w:tplc="340A0003" w:tentative="1">
+      <w:start w:val="1"/>
+      <w:numFmt w:val="bullet"/>
+      <w:lvlText w:val="o"/>
+      <w:lvlJc w:val="left"/>
+      <w:pPr>
+        <w:ind w:left="3600" w:hanging="360"/>
+      </w:pPr>
+      <w:rPr>
+        <w:rFonts w:ascii="Courier New" w:hAnsi="Courier New" w:cs="Courier New" w:hint="default"/>
+      </w:rPr>
+    </w:lvl>
+    <w:lvl w:ilvl="5" w:tplc="340A0005" w:tentative="1">
+      <w:start w:val="1"/>
+      <w:numFmt w:val="bullet"/>
+      <w:lvlText w:val=""/>
+      <w:lvlJc w:val="left"/>
+      <w:pPr>
+        <w:ind w:left="4320" w:hanging="360"/>
+      </w:pPr>
+      <w:rPr>
+        <w:rFonts w:ascii="Wingdings" w:hAnsi="Wingdings" w:hint="default"/>
+      </w:rPr>
+    </w:lvl>
+    <w:lvl w:ilvl="6" w:tplc="340A0001" w:tentative="1">
+      <w:start w:val="1"/>
+      <w:numFmt w:val="bullet"/>
+      <w:lvlText w:val=""/>
+      <w:lvlJc w:val="left"/>
+      <w:pPr>
+        <w:ind w:left="5040" w:hanging="360"/>
+      </w:pPr>
+      <w:rPr>
+        <w:rFonts w:ascii="Symbol" w:hAnsi="Symbol" w:hint="default"/>
+      </w:rPr>
+    </w:lvl>
+    <w:lvl w:ilvl="7" w:tplc="340A0003" w:tentative="1">
+      <w:start w:val="1"/>
+      <w:numFmt w:val="bullet"/>
+      <w:lvlText w:val="o"/>
+      <w:lvlJc w:val="left"/>
+      <w:pPr>
+        <w:ind w:left="5760" w:hanging="360"/>
+      </w:pPr>
+      <w:rPr>
+        <w:rFonts w:ascii="Courier New" w:hAnsi="Courier New" w:cs="Courier New" w:hint="default"/>
+      </w:rPr>
+    </w:lvl>
+    <w:lvl w:ilvl="8" w:tplc="340A0005" w:tentative="1">
+      <w:start w:val="1"/>
+      <w:numFmt w:val="bullet"/>
+      <w:lvlText w:val=""/>
+      <w:lvlJc w:val="left"/>
+      <w:pPr>
+        <w:ind w:left="6480" w:hanging="360"/>
+      </w:pPr>
+      <w:rPr>
+        <w:rFonts w:ascii="Wingdings" w:hAnsi="Wingdings" w:hint="default"/>
+      </w:rPr>
+    </w:lvl>
+  </w:abstractNum>
+  <w:abstractNum w:abstractNumId="15" w15:restartNumberingAfterBreak="0">
+    <w:nsid w:val="48287AE5"/>
+    <w:multiLevelType w:val="hybridMultilevel"/>
+    <w:tmpl w:val="F70E5AE8"/>
+    <w:lvl w:ilvl="0" w:tplc="F2FC4C9A">
+      <w:numFmt w:val="bullet"/>
+      <w:lvlText w:val="•"/>
+      <w:lvlJc w:val="left"/>
+      <w:pPr>
+        <w:ind w:left="1065" w:hanging="705"/>
+      </w:pPr>
+      <w:rPr>
+        <w:rFonts w:ascii="Calibri" w:eastAsiaTheme="minorHAnsi" w:hAnsi="Calibri" w:cs="Calibri" w:hint="default"/>
+      </w:rPr>
+    </w:lvl>
+    <w:lvl w:ilvl="1" w:tplc="340A0003" w:tentative="1">
+      <w:start w:val="1"/>
+      <w:numFmt w:val="bullet"/>
+      <w:lvlText w:val="o"/>
+      <w:lvlJc w:val="left"/>
+      <w:pPr>
+        <w:ind w:left="1440" w:hanging="360"/>
+      </w:pPr>
+      <w:rPr>
+        <w:rFonts w:ascii="Courier New" w:hAnsi="Courier New" w:cs="Courier New" w:hint="default"/>
+      </w:rPr>
+    </w:lvl>
+    <w:lvl w:ilvl="2" w:tplc="340A0005" w:tentative="1">
+      <w:start w:val="1"/>
+      <w:numFmt w:val="bullet"/>
+      <w:lvlText w:val=""/>
+      <w:lvlJc w:val="left"/>
+      <w:pPr>
+        <w:ind w:left="2160" w:hanging="360"/>
+      </w:pPr>
+      <w:rPr>
+        <w:rFonts w:ascii="Wingdings" w:hAnsi="Wingdings" w:hint="default"/>
+      </w:rPr>
+    </w:lvl>
+    <w:lvl w:ilvl="3" w:tplc="340A0001" w:tentative="1">
+      <w:start w:val="1"/>
+      <w:numFmt w:val="bullet"/>
+      <w:lvlText w:val=""/>
+      <w:lvlJc w:val="left"/>
+      <w:pPr>
+        <w:ind w:left="2880" w:hanging="360"/>
+      </w:pPr>
+      <w:rPr>
+        <w:rFonts w:ascii="Symbol" w:hAnsi="Symbol" w:hint="default"/>
+      </w:rPr>
+    </w:lvl>
+    <w:lvl w:ilvl="4" w:tplc="340A0003" w:tentative="1">
+      <w:start w:val="1"/>
+      <w:numFmt w:val="bullet"/>
+      <w:lvlText w:val="o"/>
+      <w:lvlJc w:val="left"/>
+      <w:pPr>
+        <w:ind w:left="3600" w:hanging="360"/>
+      </w:pPr>
+      <w:rPr>
+        <w:rFonts w:ascii="Courier New" w:hAnsi="Courier New" w:cs="Courier New" w:hint="default"/>
+      </w:rPr>
+    </w:lvl>
+    <w:lvl w:ilvl="5" w:tplc="340A0005" w:tentative="1">
+      <w:start w:val="1"/>
+      <w:numFmt w:val="bullet"/>
+      <w:lvlText w:val=""/>
+      <w:lvlJc w:val="left"/>
+      <w:pPr>
+        <w:ind w:left="4320" w:hanging="360"/>
+      </w:pPr>
+      <w:rPr>
+        <w:rFonts w:ascii="Wingdings" w:hAnsi="Wingdings" w:hint="default"/>
+      </w:rPr>
+    </w:lvl>
+    <w:lvl w:ilvl="6" w:tplc="340A0001" w:tentative="1">
+      <w:start w:val="1"/>
+      <w:numFmt w:val="bullet"/>
+      <w:lvlText w:val=""/>
+      <w:lvlJc w:val="left"/>
+      <w:pPr>
+        <w:ind w:left="5040" w:hanging="360"/>
+      </w:pPr>
+      <w:rPr>
+        <w:rFonts w:ascii="Symbol" w:hAnsi="Symbol" w:hint="default"/>
+      </w:rPr>
+    </w:lvl>
+    <w:lvl w:ilvl="7" w:tplc="340A0003" w:tentative="1">
+      <w:start w:val="1"/>
+      <w:numFmt w:val="bullet"/>
+      <w:lvlText w:val="o"/>
+      <w:lvlJc w:val="left"/>
+      <w:pPr>
+        <w:ind w:left="5760" w:hanging="360"/>
+      </w:pPr>
+      <w:rPr>
+        <w:rFonts w:ascii="Courier New" w:hAnsi="Courier New" w:cs="Courier New" w:hint="default"/>
+      </w:rPr>
+    </w:lvl>
+    <w:lvl w:ilvl="8" w:tplc="340A0005" w:tentative="1">
+      <w:start w:val="1"/>
+      <w:numFmt w:val="bullet"/>
+      <w:lvlText w:val=""/>
+      <w:lvlJc w:val="left"/>
+      <w:pPr>
+        <w:ind w:left="6480" w:hanging="360"/>
+      </w:pPr>
+      <w:rPr>
+        <w:rFonts w:ascii="Wingdings" w:hAnsi="Wingdings" w:hint="default"/>
+      </w:rPr>
+    </w:lvl>
+  </w:abstractNum>
+  <w:abstractNum w:abstractNumId="16" w15:restartNumberingAfterBreak="0">
+    <w:nsid w:val="4C0D5F3E"/>
+    <w:multiLevelType w:val="hybridMultilevel"/>
+    <w:tmpl w:val="1DA82334"/>
+    <w:lvl w:ilvl="0" w:tplc="F2FC4C9A">
+      <w:numFmt w:val="bullet"/>
+      <w:lvlText w:val="•"/>
+      <w:lvlJc w:val="left"/>
+      <w:pPr>
+        <w:ind w:left="1065" w:hanging="705"/>
+      </w:pPr>
+      <w:rPr>
+        <w:rFonts w:ascii="Calibri" w:eastAsiaTheme="minorHAnsi" w:hAnsi="Calibri" w:cs="Calibri" w:hint="default"/>
+      </w:rPr>
+    </w:lvl>
+    <w:lvl w:ilvl="1" w:tplc="340A0003" w:tentative="1">
+      <w:start w:val="1"/>
+      <w:numFmt w:val="bullet"/>
+      <w:lvlText w:val="o"/>
+      <w:lvlJc w:val="left"/>
+      <w:pPr>
+        <w:ind w:left="1440" w:hanging="360"/>
+      </w:pPr>
+      <w:rPr>
+        <w:rFonts w:ascii="Courier New" w:hAnsi="Courier New" w:cs="Courier New" w:hint="default"/>
+      </w:rPr>
+    </w:lvl>
+    <w:lvl w:ilvl="2" w:tplc="340A0005" w:tentative="1">
+      <w:start w:val="1"/>
+      <w:numFmt w:val="bullet"/>
+      <w:lvlText w:val=""/>
+      <w:lvlJc w:val="left"/>
+      <w:pPr>
+        <w:ind w:left="2160" w:hanging="360"/>
+      </w:pPr>
+      <w:rPr>
+        <w:rFonts w:ascii="Wingdings" w:hAnsi="Wingdings" w:hint="default"/>
+      </w:rPr>
+    </w:lvl>
+    <w:lvl w:ilvl="3" w:tplc="340A0001" w:tentative="1">
+      <w:start w:val="1"/>
+      <w:numFmt w:val="bullet"/>
+      <w:lvlText w:val=""/>
+      <w:lvlJc w:val="left"/>
+      <w:pPr>
+        <w:ind w:left="2880" w:hanging="360"/>
+      </w:pPr>
+      <w:rPr>
+        <w:rFonts w:ascii="Symbol" w:hAnsi="Symbol" w:hint="default"/>
+      </w:rPr>
+    </w:lvl>
+    <w:lvl w:ilvl="4" w:tplc="340A0003" w:tentative="1">
+      <w:start w:val="1"/>
+      <w:numFmt w:val="bullet"/>
+      <w:lvlText w:val="o"/>
+      <w:lvlJc w:val="left"/>
+      <w:pPr>
+        <w:ind w:left="3600" w:hanging="360"/>
+      </w:pPr>
+      <w:rPr>
+        <w:rFonts w:ascii="Courier New" w:hAnsi="Courier New" w:cs="Courier New" w:hint="default"/>
+      </w:rPr>
+    </w:lvl>
+    <w:lvl w:ilvl="5" w:tplc="340A0005" w:tentative="1">
+      <w:start w:val="1"/>
+      <w:numFmt w:val="bullet"/>
+      <w:lvlText w:val=""/>
+      <w:lvlJc w:val="left"/>
+      <w:pPr>
+        <w:ind w:left="4320" w:hanging="360"/>
+      </w:pPr>
+      <w:rPr>
+        <w:rFonts w:ascii="Wingdings" w:hAnsi="Wingdings" w:hint="default"/>
+      </w:rPr>
+    </w:lvl>
+    <w:lvl w:ilvl="6" w:tplc="340A0001" w:tentative="1">
+      <w:start w:val="1"/>
+      <w:numFmt w:val="bullet"/>
+      <w:lvlText w:val=""/>
+      <w:lvlJc w:val="left"/>
+      <w:pPr>
+        <w:ind w:left="5040" w:hanging="360"/>
+      </w:pPr>
+      <w:rPr>
+        <w:rFonts w:ascii="Symbol" w:hAnsi="Symbol" w:hint="default"/>
+      </w:rPr>
+    </w:lvl>
+    <w:lvl w:ilvl="7" w:tplc="340A0003" w:tentative="1">
+      <w:start w:val="1"/>
+      <w:numFmt w:val="bullet"/>
+      <w:lvlText w:val="o"/>
+      <w:lvlJc w:val="left"/>
+      <w:pPr>
+        <w:ind w:left="5760" w:hanging="360"/>
+      </w:pPr>
+      <w:rPr>
+        <w:rFonts w:ascii="Courier New" w:hAnsi="Courier New" w:cs="Courier New" w:hint="default"/>
+      </w:rPr>
+    </w:lvl>
+    <w:lvl w:ilvl="8" w:tplc="340A0005" w:tentative="1">
+      <w:start w:val="1"/>
+      <w:numFmt w:val="bullet"/>
+      <w:lvlText w:val=""/>
+      <w:lvlJc w:val="left"/>
+      <w:pPr>
+        <w:ind w:left="6480" w:hanging="360"/>
+      </w:pPr>
+      <w:rPr>
+        <w:rFonts w:ascii="Wingdings" w:hAnsi="Wingdings" w:hint="default"/>
+      </w:rPr>
+    </w:lvl>
+  </w:abstractNum>
+  <w:abstractNum w:abstractNumId="17" w15:restartNumberingAfterBreak="0">
+    <w:nsid w:val="4C1635D0"/>
+    <w:multiLevelType w:val="hybridMultilevel"/>
+    <w:tmpl w:val="539AA5DE"/>
+    <w:lvl w:ilvl="0" w:tplc="F2FC4C9A">
+      <w:numFmt w:val="bullet"/>
+      <w:lvlText w:val="•"/>
+      <w:lvlJc w:val="left"/>
+      <w:pPr>
+        <w:ind w:left="1065" w:hanging="705"/>
+      </w:pPr>
+      <w:rPr>
+        <w:rFonts w:ascii="Calibri" w:eastAsiaTheme="minorHAnsi" w:hAnsi="Calibri" w:cs="Calibri" w:hint="default"/>
+      </w:rPr>
+    </w:lvl>
+    <w:lvl w:ilvl="1" w:tplc="340A0003" w:tentative="1">
+      <w:start w:val="1"/>
+      <w:numFmt w:val="bullet"/>
+      <w:lvlText w:val="o"/>
+      <w:lvlJc w:val="left"/>
+      <w:pPr>
+        <w:ind w:left="1440" w:hanging="360"/>
+      </w:pPr>
+      <w:rPr>
+        <w:rFonts w:ascii="Courier New" w:hAnsi="Courier New" w:cs="Courier New" w:hint="default"/>
+      </w:rPr>
+    </w:lvl>
+    <w:lvl w:ilvl="2" w:tplc="340A0005" w:tentative="1">
+      <w:start w:val="1"/>
+      <w:numFmt w:val="bullet"/>
+      <w:lvlText w:val=""/>
+      <w:lvlJc w:val="left"/>
+      <w:pPr>
+        <w:ind w:left="2160" w:hanging="360"/>
+      </w:pPr>
+      <w:rPr>
+        <w:rFonts w:ascii="Wingdings" w:hAnsi="Wingdings" w:hint="default"/>
+      </w:rPr>
+    </w:lvl>
+    <w:lvl w:ilvl="3" w:tplc="340A0001" w:tentative="1">
+      <w:start w:val="1"/>
+      <w:numFmt w:val="bullet"/>
+      <w:lvlText w:val=""/>
+      <w:lvlJc w:val="left"/>
+      <w:pPr>
+        <w:ind w:left="2880" w:hanging="360"/>
+      </w:pPr>
+      <w:rPr>
+        <w:rFonts w:ascii="Symbol" w:hAnsi="Symbol" w:hint="default"/>
+      </w:rPr>
+    </w:lvl>
+    <w:lvl w:ilvl="4" w:tplc="340A0003" w:tentative="1">
+      <w:start w:val="1"/>
+      <w:numFmt w:val="bullet"/>
+      <w:lvlText w:val="o"/>
+      <w:lvlJc w:val="left"/>
+      <w:pPr>
+        <w:ind w:left="3600" w:hanging="360"/>
+      </w:pPr>
+      <w:rPr>
+        <w:rFonts w:ascii="Courier New" w:hAnsi="Courier New" w:cs="Courier New" w:hint="default"/>
+      </w:rPr>
+    </w:lvl>
+    <w:lvl w:ilvl="5" w:tplc="340A0005" w:tentative="1">
+      <w:start w:val="1"/>
+      <w:numFmt w:val="bullet"/>
+      <w:lvlText w:val=""/>
+      <w:lvlJc w:val="left"/>
+      <w:pPr>
+        <w:ind w:left="4320" w:hanging="360"/>
+      </w:pPr>
+      <w:rPr>
+        <w:rFonts w:ascii="Wingdings" w:hAnsi="Wingdings" w:hint="default"/>
+      </w:rPr>
+    </w:lvl>
+    <w:lvl w:ilvl="6" w:tplc="340A0001" w:tentative="1">
+      <w:start w:val="1"/>
+      <w:numFmt w:val="bullet"/>
+      <w:lvlText w:val=""/>
+      <w:lvlJc w:val="left"/>
+      <w:pPr>
+        <w:ind w:left="5040" w:hanging="360"/>
+      </w:pPr>
+      <w:rPr>
+        <w:rFonts w:ascii="Symbol" w:hAnsi="Symbol" w:hint="default"/>
+      </w:rPr>
+    </w:lvl>
+    <w:lvl w:ilvl="7" w:tplc="340A0003" w:tentative="1">
+      <w:start w:val="1"/>
+      <w:numFmt w:val="bullet"/>
+      <w:lvlText w:val="o"/>
+      <w:lvlJc w:val="left"/>
+      <w:pPr>
+        <w:ind w:left="5760" w:hanging="360"/>
+      </w:pPr>
+      <w:rPr>
+        <w:rFonts w:ascii="Courier New" w:hAnsi="Courier New" w:cs="Courier New" w:hint="default"/>
+      </w:rPr>
+    </w:lvl>
+    <w:lvl w:ilvl="8" w:tplc="340A0005" w:tentative="1">
+      <w:start w:val="1"/>
+      <w:numFmt w:val="bullet"/>
+      <w:lvlText w:val=""/>
+      <w:lvlJc w:val="left"/>
+      <w:pPr>
+        <w:ind w:left="6480" w:hanging="360"/>
+      </w:pPr>
+      <w:rPr>
+        <w:rFonts w:ascii="Wingdings" w:hAnsi="Wingdings" w:hint="default"/>
+      </w:rPr>
+    </w:lvl>
+  </w:abstractNum>
+  <w:abstractNum w:abstractNumId="18" w15:restartNumberingAfterBreak="0">
+    <w:nsid w:val="55072B27"/>
+    <w:multiLevelType w:val="hybridMultilevel"/>
+    <w:tmpl w:val="52F29F00"/>
+    <w:lvl w:ilvl="0" w:tplc="340A0001">
+      <w:start w:val="1"/>
+      <w:numFmt w:val="bullet"/>
+      <w:lvlText w:val=""/>
+      <w:lvlJc w:val="left"/>
+      <w:pPr>
+        <w:ind w:left="720" w:hanging="360"/>
+      </w:pPr>
+      <w:rPr>
+        <w:rFonts w:ascii="Symbol" w:hAnsi="Symbol" w:hint="default"/>
+      </w:rPr>
+    </w:lvl>
+    <w:lvl w:ilvl="1" w:tplc="340A0003" w:tentative="1">
+      <w:start w:val="1"/>
+      <w:numFmt w:val="bullet"/>
+      <w:lvlText w:val="o"/>
+      <w:lvlJc w:val="left"/>
+      <w:pPr>
+        <w:ind w:left="1440" w:hanging="360"/>
+      </w:pPr>
+      <w:rPr>
+        <w:rFonts w:ascii="Courier New" w:hAnsi="Courier New" w:cs="Courier New" w:hint="default"/>
+      </w:rPr>
+    </w:lvl>
+    <w:lvl w:ilvl="2" w:tplc="340A0005" w:tentative="1">
+      <w:start w:val="1"/>
+      <w:numFmt w:val="bullet"/>
+      <w:lvlText w:val=""/>
+      <w:lvlJc w:val="left"/>
+      <w:pPr>
+        <w:ind w:left="2160" w:hanging="360"/>
+      </w:pPr>
+      <w:rPr>
+        <w:rFonts w:ascii="Wingdings" w:hAnsi="Wingdings" w:hint="default"/>
+      </w:rPr>
+    </w:lvl>
+    <w:lvl w:ilvl="3" w:tplc="340A0001" w:tentative="1">
+      <w:start w:val="1"/>
+      <w:numFmt w:val="bullet"/>
+      <w:lvlText w:val=""/>
+      <w:lvlJc w:val="left"/>
+      <w:pPr>
+        <w:ind w:left="2880" w:hanging="360"/>
+      </w:pPr>
+      <w:rPr>
+        <w:rFonts w:ascii="Symbol" w:hAnsi="Symbol" w:hint="default"/>
+      </w:rPr>
+    </w:lvl>
+    <w:lvl w:ilvl="4" w:tplc="340A0003" w:tentative="1">
+      <w:start w:val="1"/>
+      <w:numFmt w:val="bullet"/>
+      <w:lvlText w:val="o"/>
+      <w:lvlJc w:val="left"/>
+      <w:pPr>
+        <w:ind w:left="3600" w:hanging="360"/>
+      </w:pPr>
+      <w:rPr>
+        <w:rFonts w:ascii="Courier New" w:hAnsi="Courier New" w:cs="Courier New" w:hint="default"/>
+      </w:rPr>
+    </w:lvl>
+    <w:lvl w:ilvl="5" w:tplc="340A0005" w:tentative="1">
+      <w:start w:val="1"/>
+      <w:numFmt w:val="bullet"/>
+      <w:lvlText w:val=""/>
+      <w:lvlJc w:val="left"/>
+      <w:pPr>
+        <w:ind w:left="4320" w:hanging="360"/>
+      </w:pPr>
+      <w:rPr>
+        <w:rFonts w:ascii="Wingdings" w:hAnsi="Wingdings" w:hint="default"/>
+      </w:rPr>
+    </w:lvl>
+    <w:lvl w:ilvl="6" w:tplc="340A0001" w:tentative="1">
+      <w:start w:val="1"/>
+      <w:numFmt w:val="bullet"/>
+      <w:lvlText w:val=""/>
+      <w:lvlJc w:val="left"/>
+      <w:pPr>
+        <w:ind w:left="5040" w:hanging="360"/>
+      </w:pPr>
+      <w:rPr>
+        <w:rFonts w:ascii="Symbol" w:hAnsi="Symbol" w:hint="default"/>
+      </w:rPr>
+    </w:lvl>
+    <w:lvl w:ilvl="7" w:tplc="340A0003" w:tentative="1">
+      <w:start w:val="1"/>
+      <w:numFmt w:val="bullet"/>
+      <w:lvlText w:val="o"/>
+      <w:lvlJc w:val="left"/>
+      <w:pPr>
+        <w:ind w:left="5760" w:hanging="360"/>
+      </w:pPr>
+      <w:rPr>
+        <w:rFonts w:ascii="Courier New" w:hAnsi="Courier New" w:cs="Courier New" w:hint="default"/>
+      </w:rPr>
+    </w:lvl>
+    <w:lvl w:ilvl="8" w:tplc="340A0005" w:tentative="1">
+      <w:start w:val="1"/>
+      <w:numFmt w:val="bullet"/>
+      <w:lvlText w:val=""/>
+      <w:lvlJc w:val="left"/>
+      <w:pPr>
+        <w:ind w:left="6480" w:hanging="360"/>
+      </w:pPr>
+      <w:rPr>
+        <w:rFonts w:ascii="Wingdings" w:hAnsi="Wingdings" w:hint="default"/>
+      </w:rPr>
+    </w:lvl>
+  </w:abstractNum>
+  <w:abstractNum w:abstractNumId="19" w15:restartNumberingAfterBreak="0">
+    <w:nsid w:val="5662255C"/>
+    <w:multiLevelType w:val="hybridMultilevel"/>
+    <w:tmpl w:val="EBFCD054"/>
+    <w:lvl w:ilvl="0" w:tplc="F2FC4C9A">
+      <w:numFmt w:val="bullet"/>
+      <w:lvlText w:val="•"/>
+      <w:lvlJc w:val="left"/>
+      <w:pPr>
+        <w:ind w:left="1065" w:hanging="705"/>
+      </w:pPr>
+      <w:rPr>
+        <w:rFonts w:ascii="Calibri" w:eastAsiaTheme="minorHAnsi" w:hAnsi="Calibri" w:cs="Calibri" w:hint="default"/>
+      </w:rPr>
+    </w:lvl>
+    <w:lvl w:ilvl="1" w:tplc="340A0003" w:tentative="1">
+      <w:start w:val="1"/>
+      <w:numFmt w:val="bullet"/>
+      <w:lvlText w:val="o"/>
+      <w:lvlJc w:val="left"/>
+      <w:pPr>
+        <w:ind w:left="1440" w:hanging="360"/>
+      </w:pPr>
+      <w:rPr>
+        <w:rFonts w:ascii="Courier New" w:hAnsi="Courier New" w:cs="Courier New" w:hint="default"/>
+      </w:rPr>
+    </w:lvl>
+    <w:lvl w:ilvl="2" w:tplc="340A0005" w:tentative="1">
+      <w:start w:val="1"/>
+      <w:numFmt w:val="bullet"/>
+      <w:lvlText w:val=""/>
+      <w:lvlJc w:val="left"/>
+      <w:pPr>
+        <w:ind w:left="2160" w:hanging="360"/>
+      </w:pPr>
+      <w:rPr>
+        <w:rFonts w:ascii="Wingdings" w:hAnsi="Wingdings" w:hint="default"/>
+      </w:rPr>
+    </w:lvl>
+    <w:lvl w:ilvl="3" w:tplc="340A0001" w:tentative="1">
+      <w:start w:val="1"/>
+      <w:numFmt w:val="bullet"/>
+      <w:lvlText w:val=""/>
+      <w:lvlJc w:val="left"/>
+      <w:pPr>
+        <w:ind w:left="2880" w:hanging="360"/>
+      </w:pPr>
+      <w:rPr>
+        <w:rFonts w:ascii="Symbol" w:hAnsi="Symbol" w:hint="default"/>
+      </w:rPr>
+    </w:lvl>
+    <w:lvl w:ilvl="4" w:tplc="340A0003" w:tentative="1">
+      <w:start w:val="1"/>
+      <w:numFmt w:val="bullet"/>
+      <w:lvlText w:val="o"/>
+      <w:lvlJc w:val="left"/>
+      <w:pPr>
+        <w:ind w:left="3600" w:hanging="360"/>
+      </w:pPr>
+      <w:rPr>
+        <w:rFonts w:ascii="Courier New" w:hAnsi="Courier New" w:cs="Courier New" w:hint="default"/>
+      </w:rPr>
+    </w:lvl>
+    <w:lvl w:ilvl="5" w:tplc="340A0005" w:tentative="1">
+      <w:start w:val="1"/>
+      <w:numFmt w:val="bullet"/>
+      <w:lvlText w:val=""/>
+      <w:lvlJc w:val="left"/>
+      <w:pPr>
+        <w:ind w:left="4320" w:hanging="360"/>
+      </w:pPr>
+      <w:rPr>
+        <w:rFonts w:ascii="Wingdings" w:hAnsi="Wingdings" w:hint="default"/>
+      </w:rPr>
+    </w:lvl>
+    <w:lvl w:ilvl="6" w:tplc="340A0001" w:tentative="1">
+      <w:start w:val="1"/>
+      <w:numFmt w:val="bullet"/>
+      <w:lvlText w:val=""/>
+      <w:lvlJc w:val="left"/>
+      <w:pPr>
+        <w:ind w:left="5040" w:hanging="360"/>
+      </w:pPr>
+      <w:rPr>
+        <w:rFonts w:ascii="Symbol" w:hAnsi="Symbol" w:hint="default"/>
+      </w:rPr>
+    </w:lvl>
+    <w:lvl w:ilvl="7" w:tplc="340A0003" w:tentative="1">
+      <w:start w:val="1"/>
+      <w:numFmt w:val="bullet"/>
+      <w:lvlText w:val="o"/>
+      <w:lvlJc w:val="left"/>
+      <w:pPr>
+        <w:ind w:left="5760" w:hanging="360"/>
+      </w:pPr>
+      <w:rPr>
+        <w:rFonts w:ascii="Courier New" w:hAnsi="Courier New" w:cs="Courier New" w:hint="default"/>
+      </w:rPr>
+    </w:lvl>
+    <w:lvl w:ilvl="8" w:tplc="340A0005" w:tentative="1">
+      <w:start w:val="1"/>
+      <w:numFmt w:val="bullet"/>
+      <w:lvlText w:val=""/>
+      <w:lvlJc w:val="left"/>
+      <w:pPr>
+        <w:ind w:left="6480" w:hanging="360"/>
+      </w:pPr>
+      <w:rPr>
+        <w:rFonts w:ascii="Wingdings" w:hAnsi="Wingdings" w:hint="default"/>
+      </w:rPr>
+    </w:lvl>
+  </w:abstractNum>
+  <w:abstractNum w:abstractNumId="20" w15:restartNumberingAfterBreak="0">
+    <w:nsid w:val="578A1C97"/>
+    <w:multiLevelType w:val="hybridMultilevel"/>
+    <w:tmpl w:val="FAA410D2"/>
+    <w:lvl w:ilvl="0" w:tplc="F2FC4C9A">
+      <w:numFmt w:val="bullet"/>
+      <w:lvlText w:val="•"/>
+      <w:lvlJc w:val="left"/>
+      <w:pPr>
+        <w:ind w:left="1065" w:hanging="705"/>
+      </w:pPr>
+      <w:rPr>
+        <w:rFonts w:ascii="Calibri" w:eastAsiaTheme="minorHAnsi" w:hAnsi="Calibri" w:cs="Calibri" w:hint="default"/>
+      </w:rPr>
+    </w:lvl>
+    <w:lvl w:ilvl="1" w:tplc="340A0003" w:tentative="1">
+      <w:start w:val="1"/>
+      <w:numFmt w:val="bullet"/>
+      <w:lvlText w:val="o"/>
+      <w:lvlJc w:val="left"/>
+      <w:pPr>
+        <w:ind w:left="1440" w:hanging="360"/>
+      </w:pPr>
+      <w:rPr>
+        <w:rFonts w:ascii="Courier New" w:hAnsi="Courier New" w:cs="Courier New" w:hint="default"/>
+      </w:rPr>
+    </w:lvl>
+    <w:lvl w:ilvl="2" w:tplc="340A0005" w:tentative="1">
+      <w:start w:val="1"/>
+      <w:numFmt w:val="bullet"/>
+      <w:lvlText w:val=""/>
+      <w:lvlJc w:val="left"/>
+      <w:pPr>
+        <w:ind w:left="2160" w:hanging="360"/>
+      </w:pPr>
+      <w:rPr>
+        <w:rFonts w:ascii="Wingdings" w:hAnsi="Wingdings" w:hint="default"/>
+      </w:rPr>
+    </w:lvl>
+    <w:lvl w:ilvl="3" w:tplc="340A0001" w:tentative="1">
+      <w:start w:val="1"/>
+      <w:numFmt w:val="bullet"/>
+      <w:lvlText w:val=""/>
+      <w:lvlJc w:val="left"/>
+      <w:pPr>
+        <w:ind w:left="2880" w:hanging="360"/>
+      </w:pPr>
+      <w:rPr>
+        <w:rFonts w:ascii="Symbol" w:hAnsi="Symbol" w:hint="default"/>
+      </w:rPr>
+    </w:lvl>
+    <w:lvl w:ilvl="4" w:tplc="340A0003" w:tentative="1">
+      <w:start w:val="1"/>
+      <w:numFmt w:val="bullet"/>
+      <w:lvlText w:val="o"/>
+      <w:lvlJc w:val="left"/>
+      <w:pPr>
+        <w:ind w:left="3600" w:hanging="360"/>
+      </w:pPr>
+      <w:rPr>
+        <w:rFonts w:ascii="Courier New" w:hAnsi="Courier New" w:cs="Courier New" w:hint="default"/>
+      </w:rPr>
+    </w:lvl>
+    <w:lvl w:ilvl="5" w:tplc="340A0005" w:tentative="1">
+      <w:start w:val="1"/>
+      <w:numFmt w:val="bullet"/>
+      <w:lvlText w:val=""/>
+      <w:lvlJc w:val="left"/>
+      <w:pPr>
+        <w:ind w:left="4320" w:hanging="360"/>
+      </w:pPr>
+      <w:rPr>
+        <w:rFonts w:ascii="Wingdings" w:hAnsi="Wingdings" w:hint="default"/>
+      </w:rPr>
+    </w:lvl>
+    <w:lvl w:ilvl="6" w:tplc="340A0001" w:tentative="1">
+      <w:start w:val="1"/>
+      <w:numFmt w:val="bullet"/>
+      <w:lvlText w:val=""/>
+      <w:lvlJc w:val="left"/>
+      <w:pPr>
+        <w:ind w:left="5040" w:hanging="360"/>
+      </w:pPr>
+      <w:rPr>
+        <w:rFonts w:ascii="Symbol" w:hAnsi="Symbol" w:hint="default"/>
+      </w:rPr>
+    </w:lvl>
+    <w:lvl w:ilvl="7" w:tplc="340A0003" w:tentative="1">
+      <w:start w:val="1"/>
+      <w:numFmt w:val="bullet"/>
+      <w:lvlText w:val="o"/>
+      <w:lvlJc w:val="left"/>
+      <w:pPr>
+        <w:ind w:left="5760" w:hanging="360"/>
+      </w:pPr>
+      <w:rPr>
+        <w:rFonts w:ascii="Courier New" w:hAnsi="Courier New" w:cs="Courier New" w:hint="default"/>
+      </w:rPr>
+    </w:lvl>
+    <w:lvl w:ilvl="8" w:tplc="340A0005" w:tentative="1">
+      <w:start w:val="1"/>
+      <w:numFmt w:val="bullet"/>
+      <w:lvlText w:val=""/>
+      <w:lvlJc w:val="left"/>
+      <w:pPr>
+        <w:ind w:left="6480" w:hanging="360"/>
+      </w:pPr>
+      <w:rPr>
+        <w:rFonts w:ascii="Wingdings" w:hAnsi="Wingdings" w:hint="default"/>
+      </w:rPr>
+    </w:lvl>
+  </w:abstractNum>
+  <w:abstractNum w:abstractNumId="21" w15:restartNumberingAfterBreak="0">
+    <w:nsid w:val="5E510F95"/>
+    <w:multiLevelType w:val="hybridMultilevel"/>
+    <w:tmpl w:val="F6220D1A"/>
+    <w:lvl w:ilvl="0" w:tplc="F2FC4C9A">
+      <w:numFmt w:val="bullet"/>
+      <w:lvlText w:val="•"/>
+      <w:lvlJc w:val="left"/>
+      <w:pPr>
+        <w:ind w:left="1065" w:hanging="705"/>
+      </w:pPr>
+      <w:rPr>
+        <w:rFonts w:ascii="Calibri" w:eastAsiaTheme="minorHAnsi" w:hAnsi="Calibri" w:cs="Calibri" w:hint="default"/>
+      </w:rPr>
+    </w:lvl>
+    <w:lvl w:ilvl="1" w:tplc="340A0003" w:tentative="1">
+      <w:start w:val="1"/>
+      <w:numFmt w:val="bullet"/>
+      <w:lvlText w:val="o"/>
+      <w:lvlJc w:val="left"/>
+      <w:pPr>
+        <w:ind w:left="1440" w:hanging="360"/>
+      </w:pPr>
+      <w:rPr>
+        <w:rFonts w:ascii="Courier New" w:hAnsi="Courier New" w:cs="Courier New" w:hint="default"/>
+      </w:rPr>
+    </w:lvl>
+    <w:lvl w:ilvl="2" w:tplc="340A0005" w:tentative="1">
+      <w:start w:val="1"/>
+      <w:numFmt w:val="bullet"/>
+      <w:lvlText w:val=""/>
+      <w:lvlJc w:val="left"/>
+      <w:pPr>
+        <w:ind w:left="2160" w:hanging="360"/>
+      </w:pPr>
+      <w:rPr>
+        <w:rFonts w:ascii="Wingdings" w:hAnsi="Wingdings" w:hint="default"/>
+      </w:rPr>
+    </w:lvl>
+    <w:lvl w:ilvl="3" w:tplc="340A0001" w:tentative="1">
+      <w:start w:val="1"/>
+      <w:numFmt w:val="bullet"/>
+      <w:lvlText w:val=""/>
+      <w:lvlJc w:val="left"/>
+      <w:pPr>
+        <w:ind w:left="2880" w:hanging="360"/>
+      </w:pPr>
+      <w:rPr>
+        <w:rFonts w:ascii="Symbol" w:hAnsi="Symbol" w:hint="default"/>
+      </w:rPr>
+    </w:lvl>
+    <w:lvl w:ilvl="4" w:tplc="340A0003" w:tentative="1">
+      <w:start w:val="1"/>
+      <w:numFmt w:val="bullet"/>
+      <w:lvlText w:val="o"/>
+      <w:lvlJc w:val="left"/>
+      <w:pPr>
+        <w:ind w:left="3600" w:hanging="360"/>
+      </w:pPr>
+      <w:rPr>
+        <w:rFonts w:ascii="Courier New" w:hAnsi="Courier New" w:cs="Courier New" w:hint="default"/>
+      </w:rPr>
+    </w:lvl>
+    <w:lvl w:ilvl="5" w:tplc="340A0005" w:tentative="1">
+      <w:start w:val="1"/>
+      <w:numFmt w:val="bullet"/>
+      <w:lvlText w:val=""/>
+      <w:lvlJc w:val="left"/>
+      <w:pPr>
+        <w:ind w:left="4320" w:hanging="360"/>
+      </w:pPr>
+      <w:rPr>
+        <w:rFonts w:ascii="Wingdings" w:hAnsi="Wingdings" w:hint="default"/>
+      </w:rPr>
+    </w:lvl>
+    <w:lvl w:ilvl="6" w:tplc="340A0001" w:tentative="1">
+      <w:start w:val="1"/>
+      <w:numFmt w:val="bullet"/>
+      <w:lvlText w:val=""/>
+      <w:lvlJc w:val="left"/>
+      <w:pPr>
+        <w:ind w:left="5040" w:hanging="360"/>
+      </w:pPr>
+      <w:rPr>
+        <w:rFonts w:ascii="Symbol" w:hAnsi="Symbol" w:hint="default"/>
+      </w:rPr>
+    </w:lvl>
+    <w:lvl w:ilvl="7" w:tplc="340A0003" w:tentative="1">
+      <w:start w:val="1"/>
+      <w:numFmt w:val="bullet"/>
+      <w:lvlText w:val="o"/>
+      <w:lvlJc w:val="left"/>
+      <w:pPr>
+        <w:ind w:left="5760" w:hanging="360"/>
+      </w:pPr>
+      <w:rPr>
+        <w:rFonts w:ascii="Courier New" w:hAnsi="Courier New" w:cs="Courier New" w:hint="default"/>
+      </w:rPr>
+    </w:lvl>
+    <w:lvl w:ilvl="8" w:tplc="340A0005" w:tentative="1">
+      <w:start w:val="1"/>
+      <w:numFmt w:val="bullet"/>
+      <w:lvlText w:val=""/>
+      <w:lvlJc w:val="left"/>
+      <w:pPr>
+        <w:ind w:left="6480" w:hanging="360"/>
+      </w:pPr>
+      <w:rPr>
+        <w:rFonts w:ascii="Wingdings" w:hAnsi="Wingdings" w:hint="default"/>
+      </w:rPr>
+    </w:lvl>
+  </w:abstractNum>
+  <w:abstractNum w:abstractNumId="22" w15:restartNumberingAfterBreak="0">
+    <w:nsid w:val="5F6853AA"/>
+    <w:multiLevelType w:val="hybridMultilevel"/>
+    <w:tmpl w:val="CE1A3716"/>
+    <w:lvl w:ilvl="0" w:tplc="F2FC4C9A">
+      <w:numFmt w:val="bullet"/>
+      <w:lvlText w:val="•"/>
+      <w:lvlJc w:val="left"/>
+      <w:pPr>
+        <w:ind w:left="1065" w:hanging="705"/>
+      </w:pPr>
+      <w:rPr>
+        <w:rFonts w:ascii="Calibri" w:eastAsiaTheme="minorHAnsi" w:hAnsi="Calibri" w:cs="Calibri" w:hint="default"/>
+      </w:rPr>
+    </w:lvl>
+    <w:lvl w:ilvl="1" w:tplc="340A0003" w:tentative="1">
+      <w:start w:val="1"/>
+      <w:numFmt w:val="bullet"/>
+      <w:lvlText w:val="o"/>
+      <w:lvlJc w:val="left"/>
+      <w:pPr>
+        <w:ind w:left="1440" w:hanging="360"/>
+      </w:pPr>
+      <w:rPr>
+        <w:rFonts w:ascii="Courier New" w:hAnsi="Courier New" w:cs="Courier New" w:hint="default"/>
+      </w:rPr>
+    </w:lvl>
+    <w:lvl w:ilvl="2" w:tplc="340A0005" w:tentative="1">
+      <w:start w:val="1"/>
+      <w:numFmt w:val="bullet"/>
+      <w:lvlText w:val=""/>
+      <w:lvlJc w:val="left"/>
+      <w:pPr>
+        <w:ind w:left="2160" w:hanging="360"/>
+      </w:pPr>
+      <w:rPr>
+        <w:rFonts w:ascii="Wingdings" w:hAnsi="Wingdings" w:hint="default"/>
+      </w:rPr>
+    </w:lvl>
+    <w:lvl w:ilvl="3" w:tplc="340A0001" w:tentative="1">
+      <w:start w:val="1"/>
+      <w:numFmt w:val="bullet"/>
+      <w:lvlText w:val=""/>
+      <w:lvlJc w:val="left"/>
+      <w:pPr>
+        <w:ind w:left="2880" w:hanging="360"/>
+      </w:pPr>
+      <w:rPr>
+        <w:rFonts w:ascii="Symbol" w:hAnsi="Symbol" w:hint="default"/>
+      </w:rPr>
+    </w:lvl>
+    <w:lvl w:ilvl="4" w:tplc="340A0003" w:tentative="1">
+      <w:start w:val="1"/>
+      <w:numFmt w:val="bullet"/>
+      <w:lvlText w:val="o"/>
+      <w:lvlJc w:val="left"/>
+      <w:pPr>
+        <w:ind w:left="3600" w:hanging="360"/>
+      </w:pPr>
+      <w:rPr>
+        <w:rFonts w:ascii="Courier New" w:hAnsi="Courier New" w:cs="Courier New" w:hint="default"/>
+      </w:rPr>
+    </w:lvl>
+    <w:lvl w:ilvl="5" w:tplc="340A0005" w:tentative="1">
+      <w:start w:val="1"/>
+      <w:numFmt w:val="bullet"/>
+      <w:lvlText w:val=""/>
+      <w:lvlJc w:val="left"/>
+      <w:pPr>
+        <w:ind w:left="4320" w:hanging="360"/>
+      </w:pPr>
+      <w:rPr>
+        <w:rFonts w:ascii="Wingdings" w:hAnsi="Wingdings" w:hint="default"/>
+      </w:rPr>
+    </w:lvl>
+    <w:lvl w:ilvl="6" w:tplc="340A0001" w:tentative="1">
+      <w:start w:val="1"/>
+      <w:numFmt w:val="bullet"/>
+      <w:lvlText w:val=""/>
+      <w:lvlJc w:val="left"/>
+      <w:pPr>
+        <w:ind w:left="5040" w:hanging="360"/>
+      </w:pPr>
+      <w:rPr>
+        <w:rFonts w:ascii="Symbol" w:hAnsi="Symbol" w:hint="default"/>
+      </w:rPr>
+    </w:lvl>
+    <w:lvl w:ilvl="7" w:tplc="340A0003" w:tentative="1">
+      <w:start w:val="1"/>
+      <w:numFmt w:val="bullet"/>
+      <w:lvlText w:val="o"/>
+      <w:lvlJc w:val="left"/>
+      <w:pPr>
+        <w:ind w:left="5760" w:hanging="360"/>
+      </w:pPr>
+      <w:rPr>
+        <w:rFonts w:ascii="Courier New" w:hAnsi="Courier New" w:cs="Courier New" w:hint="default"/>
+      </w:rPr>
+    </w:lvl>
+    <w:lvl w:ilvl="8" w:tplc="340A0005" w:tentative="1">
+      <w:start w:val="1"/>
+      <w:numFmt w:val="bullet"/>
+      <w:lvlText w:val=""/>
+      <w:lvlJc w:val="left"/>
+      <w:pPr>
+        <w:ind w:left="6480" w:hanging="360"/>
+      </w:pPr>
+      <w:rPr>
+        <w:rFonts w:ascii="Wingdings" w:hAnsi="Wingdings" w:hint="default"/>
+      </w:rPr>
+    </w:lvl>
+  </w:abstractNum>
+  <w:abstractNum w:abstractNumId="23" w15:restartNumberingAfterBreak="0">
+    <w:nsid w:val="65D2031D"/>
+    <w:multiLevelType w:val="hybridMultilevel"/>
+    <w:tmpl w:val="29EC8E08"/>
+    <w:lvl w:ilvl="0" w:tplc="F2FC4C9A">
+      <w:numFmt w:val="bullet"/>
+      <w:lvlText w:val="•"/>
+      <w:lvlJc w:val="left"/>
+      <w:pPr>
+        <w:ind w:left="1065" w:hanging="705"/>
+      </w:pPr>
+      <w:rPr>
+        <w:rFonts w:ascii="Calibri" w:eastAsiaTheme="minorHAnsi" w:hAnsi="Calibri" w:cs="Calibri" w:hint="default"/>
+      </w:rPr>
+    </w:lvl>
+    <w:lvl w:ilvl="1" w:tplc="340A0003" w:tentative="1">
+      <w:start w:val="1"/>
+      <w:numFmt w:val="bullet"/>
+      <w:lvlText w:val="o"/>
+      <w:lvlJc w:val="left"/>
+      <w:pPr>
+        <w:ind w:left="1440" w:hanging="360"/>
+      </w:pPr>
+      <w:rPr>
+        <w:rFonts w:ascii="Courier New" w:hAnsi="Courier New" w:cs="Courier New" w:hint="default"/>
+      </w:rPr>
+    </w:lvl>
+    <w:lvl w:ilvl="2" w:tplc="340A0005" w:tentative="1">
+      <w:start w:val="1"/>
+      <w:numFmt w:val="bullet"/>
+      <w:lvlText w:val=""/>
+      <w:lvlJc w:val="left"/>
+      <w:pPr>
+        <w:ind w:left="2160" w:hanging="360"/>
+      </w:pPr>
+      <w:rPr>
+        <w:rFonts w:ascii="Wingdings" w:hAnsi="Wingdings" w:hint="default"/>
+      </w:rPr>
+    </w:lvl>
+    <w:lvl w:ilvl="3" w:tplc="340A0001" w:tentative="1">
+      <w:start w:val="1"/>
+      <w:numFmt w:val="bullet"/>
+      <w:lvlText w:val=""/>
+      <w:lvlJc w:val="left"/>
+      <w:pPr>
+        <w:ind w:left="2880" w:hanging="360"/>
+      </w:pPr>
+      <w:rPr>
+        <w:rFonts w:ascii="Symbol" w:hAnsi="Symbol" w:hint="default"/>
+      </w:rPr>
+    </w:lvl>
+    <w:lvl w:ilvl="4" w:tplc="340A0003" w:tentative="1">
+      <w:start w:val="1"/>
+      <w:numFmt w:val="bullet"/>
+      <w:lvlText w:val="o"/>
+      <w:lvlJc w:val="left"/>
+      <w:pPr>
+        <w:ind w:left="3600" w:hanging="360"/>
+      </w:pPr>
+      <w:rPr>
+        <w:rFonts w:ascii="Courier New" w:hAnsi="Courier New" w:cs="Courier New" w:hint="default"/>
+      </w:rPr>
+    </w:lvl>
+    <w:lvl w:ilvl="5" w:tplc="340A0005" w:tentative="1">
+      <w:start w:val="1"/>
+      <w:numFmt w:val="bullet"/>
+      <w:lvlText w:val=""/>
+      <w:lvlJc w:val="left"/>
+      <w:pPr>
+        <w:ind w:left="4320" w:hanging="360"/>
+      </w:pPr>
+      <w:rPr>
+        <w:rFonts w:ascii="Wingdings" w:hAnsi="Wingdings" w:hint="default"/>
+      </w:rPr>
+    </w:lvl>
+    <w:lvl w:ilvl="6" w:tplc="340A0001" w:tentative="1">
+      <w:start w:val="1"/>
+      <w:numFmt w:val="bullet"/>
+      <w:lvlText w:val=""/>
+      <w:lvlJc w:val="left"/>
+      <w:pPr>
+        <w:ind w:left="5040" w:hanging="360"/>
+      </w:pPr>
+      <w:rPr>
+        <w:rFonts w:ascii="Symbol" w:hAnsi="Symbol" w:hint="default"/>
+      </w:rPr>
+    </w:lvl>
+    <w:lvl w:ilvl="7" w:tplc="340A0003" w:tentative="1">
+      <w:start w:val="1"/>
+      <w:numFmt w:val="bullet"/>
+      <w:lvlText w:val="o"/>
+      <w:lvlJc w:val="left"/>
+      <w:pPr>
+        <w:ind w:left="5760" w:hanging="360"/>
+      </w:pPr>
+      <w:rPr>
+        <w:rFonts w:ascii="Courier New" w:hAnsi="Courier New" w:cs="Courier New" w:hint="default"/>
+      </w:rPr>
+    </w:lvl>
+    <w:lvl w:ilvl="8" w:tplc="340A0005" w:tentative="1">
+      <w:start w:val="1"/>
+      <w:numFmt w:val="bullet"/>
+      <w:lvlText w:val=""/>
+      <w:lvlJc w:val="left"/>
+      <w:pPr>
+        <w:ind w:left="6480" w:hanging="360"/>
+      </w:pPr>
+      <w:rPr>
+        <w:rFonts w:ascii="Wingdings" w:hAnsi="Wingdings" w:hint="default"/>
+      </w:rPr>
+    </w:lvl>
+  </w:abstractNum>
+  <w:abstractNum w:abstractNumId="24" w15:restartNumberingAfterBreak="0">
+    <w:nsid w:val="6B54459C"/>
+    <w:multiLevelType w:val="hybridMultilevel"/>
+    <w:tmpl w:val="680C2E8A"/>
+    <w:lvl w:ilvl="0" w:tplc="F2FC4C9A">
+      <w:numFmt w:val="bullet"/>
+      <w:lvlText w:val="•"/>
+      <w:lvlJc w:val="left"/>
+      <w:pPr>
+        <w:ind w:left="1065" w:hanging="705"/>
+      </w:pPr>
+      <w:rPr>
+        <w:rFonts w:ascii="Calibri" w:eastAsiaTheme="minorHAnsi" w:hAnsi="Calibri" w:cs="Calibri" w:hint="default"/>
+      </w:rPr>
+    </w:lvl>
+    <w:lvl w:ilvl="1" w:tplc="340A0003" w:tentative="1">
+      <w:start w:val="1"/>
+      <w:numFmt w:val="bullet"/>
+      <w:lvlText w:val="o"/>
+      <w:lvlJc w:val="left"/>
+      <w:pPr>
+        <w:ind w:left="1440" w:hanging="360"/>
+      </w:pPr>
+      <w:rPr>
+        <w:rFonts w:ascii="Courier New" w:hAnsi="Courier New" w:cs="Courier New" w:hint="default"/>
+      </w:rPr>
+    </w:lvl>
+    <w:lvl w:ilvl="2" w:tplc="340A0005" w:tentative="1">
+      <w:start w:val="1"/>
+      <w:numFmt w:val="bullet"/>
+      <w:lvlText w:val=""/>
+      <w:lvlJc w:val="left"/>
+      <w:pPr>
+        <w:ind w:left="2160" w:hanging="360"/>
+      </w:pPr>
+      <w:rPr>
+        <w:rFonts w:ascii="Wingdings" w:hAnsi="Wingdings" w:hint="default"/>
+      </w:rPr>
+    </w:lvl>
+    <w:lvl w:ilvl="3" w:tplc="340A0001" w:tentative="1">
+      <w:start w:val="1"/>
+      <w:numFmt w:val="bullet"/>
+      <w:lvlText w:val=""/>
+      <w:lvlJc w:val="left"/>
+      <w:pPr>
+        <w:ind w:left="2880" w:hanging="360"/>
+      </w:pPr>
+      <w:rPr>
+        <w:rFonts w:ascii="Symbol" w:hAnsi="Symbol" w:hint="default"/>
+      </w:rPr>
+    </w:lvl>
+    <w:lvl w:ilvl="4" w:tplc="340A0003" w:tentative="1">
+      <w:start w:val="1"/>
+      <w:numFmt w:val="bullet"/>
+      <w:lvlText w:val="o"/>
+      <w:lvlJc w:val="left"/>
+      <w:pPr>
+        <w:ind w:left="3600" w:hanging="360"/>
+      </w:pPr>
+      <w:rPr>
+        <w:rFonts w:ascii="Courier New" w:hAnsi="Courier New" w:cs="Courier New" w:hint="default"/>
+      </w:rPr>
+    </w:lvl>
+    <w:lvl w:ilvl="5" w:tplc="340A0005" w:tentative="1">
+      <w:start w:val="1"/>
+      <w:numFmt w:val="bullet"/>
+      <w:lvlText w:val=""/>
+      <w:lvlJc w:val="left"/>
+      <w:pPr>
+        <w:ind w:left="4320" w:hanging="360"/>
+      </w:pPr>
+      <w:rPr>
+        <w:rFonts w:ascii="Wingdings" w:hAnsi="Wingdings" w:hint="default"/>
+      </w:rPr>
+    </w:lvl>
+    <w:lvl w:ilvl="6" w:tplc="340A0001" w:tentative="1">
+      <w:start w:val="1"/>
+      <w:numFmt w:val="bullet"/>
+      <w:lvlText w:val=""/>
+      <w:lvlJc w:val="left"/>
+      <w:pPr>
+        <w:ind w:left="5040" w:hanging="360"/>
+      </w:pPr>
+      <w:rPr>
+        <w:rFonts w:ascii="Symbol" w:hAnsi="Symbol" w:hint="default"/>
+      </w:rPr>
+    </w:lvl>
+    <w:lvl w:ilvl="7" w:tplc="340A0003" w:tentative="1">
+      <w:start w:val="1"/>
+      <w:numFmt w:val="bullet"/>
+      <w:lvlText w:val="o"/>
+      <w:lvlJc w:val="left"/>
+      <w:pPr>
+        <w:ind w:left="5760" w:hanging="360"/>
+      </w:pPr>
+      <w:rPr>
+        <w:rFonts w:ascii="Courier New" w:hAnsi="Courier New" w:cs="Courier New" w:hint="default"/>
+      </w:rPr>
+    </w:lvl>
+    <w:lvl w:ilvl="8" w:tplc="340A0005" w:tentative="1">
+      <w:start w:val="1"/>
+      <w:numFmt w:val="bullet"/>
+      <w:lvlText w:val=""/>
+      <w:lvlJc w:val="left"/>
+      <w:pPr>
+        <w:ind w:left="6480" w:hanging="360"/>
+      </w:pPr>
+      <w:rPr>
+        <w:rFonts w:ascii="Wingdings" w:hAnsi="Wingdings" w:hint="default"/>
+      </w:rPr>
+    </w:lvl>
+  </w:abstractNum>
+  <w:abstractNum w:abstractNumId="25" w15:restartNumberingAfterBreak="0">
     <w:nsid w:val="6BDB0362"/>
     <w:multiLevelType w:val="hybridMultilevel"/>
     <w:tmpl w:val="8106327E"/>
@@ -7800,7 +13331,7 @@
       </w:pPr>
     </w:lvl>
   </w:abstractNum>
-  <w:abstractNum w:abstractNumId="3" w15:restartNumberingAfterBreak="0">
+  <w:abstractNum w:abstractNumId="26" w15:restartNumberingAfterBreak="0">
     <w:nsid w:val="6F5F64B1"/>
     <w:multiLevelType w:val="hybridMultilevel"/>
     <w:tmpl w:val="999C60C0"/>
@@ -7889,23 +13420,438 @@
       </w:pPr>
     </w:lvl>
   </w:abstractNum>
-  <w:num w:numId="1">
+  <w:abstractNum w:abstractNumId="27" w15:restartNumberingAfterBreak="0">
+    <w:nsid w:val="737B0562"/>
+    <w:multiLevelType w:val="hybridMultilevel"/>
+    <w:tmpl w:val="5B3C79BA"/>
+    <w:lvl w:ilvl="0" w:tplc="F2FC4C9A">
+      <w:numFmt w:val="bullet"/>
+      <w:lvlText w:val="•"/>
+      <w:lvlJc w:val="left"/>
+      <w:pPr>
+        <w:ind w:left="1065" w:hanging="705"/>
+      </w:pPr>
+      <w:rPr>
+        <w:rFonts w:ascii="Calibri" w:eastAsiaTheme="minorHAnsi" w:hAnsi="Calibri" w:cs="Calibri" w:hint="default"/>
+      </w:rPr>
+    </w:lvl>
+    <w:lvl w:ilvl="1" w:tplc="340A0003" w:tentative="1">
+      <w:start w:val="1"/>
+      <w:numFmt w:val="bullet"/>
+      <w:lvlText w:val="o"/>
+      <w:lvlJc w:val="left"/>
+      <w:pPr>
+        <w:ind w:left="1440" w:hanging="360"/>
+      </w:pPr>
+      <w:rPr>
+        <w:rFonts w:ascii="Courier New" w:hAnsi="Courier New" w:cs="Courier New" w:hint="default"/>
+      </w:rPr>
+    </w:lvl>
+    <w:lvl w:ilvl="2" w:tplc="340A0005" w:tentative="1">
+      <w:start w:val="1"/>
+      <w:numFmt w:val="bullet"/>
+      <w:lvlText w:val=""/>
+      <w:lvlJc w:val="left"/>
+      <w:pPr>
+        <w:ind w:left="2160" w:hanging="360"/>
+      </w:pPr>
+      <w:rPr>
+        <w:rFonts w:ascii="Wingdings" w:hAnsi="Wingdings" w:hint="default"/>
+      </w:rPr>
+    </w:lvl>
+    <w:lvl w:ilvl="3" w:tplc="340A0001" w:tentative="1">
+      <w:start w:val="1"/>
+      <w:numFmt w:val="bullet"/>
+      <w:lvlText w:val=""/>
+      <w:lvlJc w:val="left"/>
+      <w:pPr>
+        <w:ind w:left="2880" w:hanging="360"/>
+      </w:pPr>
+      <w:rPr>
+        <w:rFonts w:ascii="Symbol" w:hAnsi="Symbol" w:hint="default"/>
+      </w:rPr>
+    </w:lvl>
+    <w:lvl w:ilvl="4" w:tplc="340A0003" w:tentative="1">
+      <w:start w:val="1"/>
+      <w:numFmt w:val="bullet"/>
+      <w:lvlText w:val="o"/>
+      <w:lvlJc w:val="left"/>
+      <w:pPr>
+        <w:ind w:left="3600" w:hanging="360"/>
+      </w:pPr>
+      <w:rPr>
+        <w:rFonts w:ascii="Courier New" w:hAnsi="Courier New" w:cs="Courier New" w:hint="default"/>
+      </w:rPr>
+    </w:lvl>
+    <w:lvl w:ilvl="5" w:tplc="340A0005" w:tentative="1">
+      <w:start w:val="1"/>
+      <w:numFmt w:val="bullet"/>
+      <w:lvlText w:val=""/>
+      <w:lvlJc w:val="left"/>
+      <w:pPr>
+        <w:ind w:left="4320" w:hanging="360"/>
+      </w:pPr>
+      <w:rPr>
+        <w:rFonts w:ascii="Wingdings" w:hAnsi="Wingdings" w:hint="default"/>
+      </w:rPr>
+    </w:lvl>
+    <w:lvl w:ilvl="6" w:tplc="340A0001" w:tentative="1">
+      <w:start w:val="1"/>
+      <w:numFmt w:val="bullet"/>
+      <w:lvlText w:val=""/>
+      <w:lvlJc w:val="left"/>
+      <w:pPr>
+        <w:ind w:left="5040" w:hanging="360"/>
+      </w:pPr>
+      <w:rPr>
+        <w:rFonts w:ascii="Symbol" w:hAnsi="Symbol" w:hint="default"/>
+      </w:rPr>
+    </w:lvl>
+    <w:lvl w:ilvl="7" w:tplc="340A0003" w:tentative="1">
+      <w:start w:val="1"/>
+      <w:numFmt w:val="bullet"/>
+      <w:lvlText w:val="o"/>
+      <w:lvlJc w:val="left"/>
+      <w:pPr>
+        <w:ind w:left="5760" w:hanging="360"/>
+      </w:pPr>
+      <w:rPr>
+        <w:rFonts w:ascii="Courier New" w:hAnsi="Courier New" w:cs="Courier New" w:hint="default"/>
+      </w:rPr>
+    </w:lvl>
+    <w:lvl w:ilvl="8" w:tplc="340A0005" w:tentative="1">
+      <w:start w:val="1"/>
+      <w:numFmt w:val="bullet"/>
+      <w:lvlText w:val=""/>
+      <w:lvlJc w:val="left"/>
+      <w:pPr>
+        <w:ind w:left="6480" w:hanging="360"/>
+      </w:pPr>
+      <w:rPr>
+        <w:rFonts w:ascii="Wingdings" w:hAnsi="Wingdings" w:hint="default"/>
+      </w:rPr>
+    </w:lvl>
+  </w:abstractNum>
+  <w:abstractNum w:abstractNumId="28" w15:restartNumberingAfterBreak="0">
+    <w:nsid w:val="751447C1"/>
+    <w:multiLevelType w:val="hybridMultilevel"/>
+    <w:tmpl w:val="ECBEE2E6"/>
+    <w:lvl w:ilvl="0" w:tplc="F2FC4C9A">
+      <w:numFmt w:val="bullet"/>
+      <w:lvlText w:val="•"/>
+      <w:lvlJc w:val="left"/>
+      <w:pPr>
+        <w:ind w:left="1065" w:hanging="705"/>
+      </w:pPr>
+      <w:rPr>
+        <w:rFonts w:ascii="Calibri" w:eastAsiaTheme="minorHAnsi" w:hAnsi="Calibri" w:cs="Calibri" w:hint="default"/>
+      </w:rPr>
+    </w:lvl>
+    <w:lvl w:ilvl="1" w:tplc="340A0003" w:tentative="1">
+      <w:start w:val="1"/>
+      <w:numFmt w:val="bullet"/>
+      <w:lvlText w:val="o"/>
+      <w:lvlJc w:val="left"/>
+      <w:pPr>
+        <w:ind w:left="1440" w:hanging="360"/>
+      </w:pPr>
+      <w:rPr>
+        <w:rFonts w:ascii="Courier New" w:hAnsi="Courier New" w:cs="Courier New" w:hint="default"/>
+      </w:rPr>
+    </w:lvl>
+    <w:lvl w:ilvl="2" w:tplc="340A0005" w:tentative="1">
+      <w:start w:val="1"/>
+      <w:numFmt w:val="bullet"/>
+      <w:lvlText w:val=""/>
+      <w:lvlJc w:val="left"/>
+      <w:pPr>
+        <w:ind w:left="2160" w:hanging="360"/>
+      </w:pPr>
+      <w:rPr>
+        <w:rFonts w:ascii="Wingdings" w:hAnsi="Wingdings" w:hint="default"/>
+      </w:rPr>
+    </w:lvl>
+    <w:lvl w:ilvl="3" w:tplc="340A0001" w:tentative="1">
+      <w:start w:val="1"/>
+      <w:numFmt w:val="bullet"/>
+      <w:lvlText w:val=""/>
+      <w:lvlJc w:val="left"/>
+      <w:pPr>
+        <w:ind w:left="2880" w:hanging="360"/>
+      </w:pPr>
+      <w:rPr>
+        <w:rFonts w:ascii="Symbol" w:hAnsi="Symbol" w:hint="default"/>
+      </w:rPr>
+    </w:lvl>
+    <w:lvl w:ilvl="4" w:tplc="340A0003" w:tentative="1">
+      <w:start w:val="1"/>
+      <w:numFmt w:val="bullet"/>
+      <w:lvlText w:val="o"/>
+      <w:lvlJc w:val="left"/>
+      <w:pPr>
+        <w:ind w:left="3600" w:hanging="360"/>
+      </w:pPr>
+      <w:rPr>
+        <w:rFonts w:ascii="Courier New" w:hAnsi="Courier New" w:cs="Courier New" w:hint="default"/>
+      </w:rPr>
+    </w:lvl>
+    <w:lvl w:ilvl="5" w:tplc="340A0005" w:tentative="1">
+      <w:start w:val="1"/>
+      <w:numFmt w:val="bullet"/>
+      <w:lvlText w:val=""/>
+      <w:lvlJc w:val="left"/>
+      <w:pPr>
+        <w:ind w:left="4320" w:hanging="360"/>
+      </w:pPr>
+      <w:rPr>
+        <w:rFonts w:ascii="Wingdings" w:hAnsi="Wingdings" w:hint="default"/>
+      </w:rPr>
+    </w:lvl>
+    <w:lvl w:ilvl="6" w:tplc="340A0001" w:tentative="1">
+      <w:start w:val="1"/>
+      <w:numFmt w:val="bullet"/>
+      <w:lvlText w:val=""/>
+      <w:lvlJc w:val="left"/>
+      <w:pPr>
+        <w:ind w:left="5040" w:hanging="360"/>
+      </w:pPr>
+      <w:rPr>
+        <w:rFonts w:ascii="Symbol" w:hAnsi="Symbol" w:hint="default"/>
+      </w:rPr>
+    </w:lvl>
+    <w:lvl w:ilvl="7" w:tplc="340A0003" w:tentative="1">
+      <w:start w:val="1"/>
+      <w:numFmt w:val="bullet"/>
+      <w:lvlText w:val="o"/>
+      <w:lvlJc w:val="left"/>
+      <w:pPr>
+        <w:ind w:left="5760" w:hanging="360"/>
+      </w:pPr>
+      <w:rPr>
+        <w:rFonts w:ascii="Courier New" w:hAnsi="Courier New" w:cs="Courier New" w:hint="default"/>
+      </w:rPr>
+    </w:lvl>
+    <w:lvl w:ilvl="8" w:tplc="340A0005" w:tentative="1">
+      <w:start w:val="1"/>
+      <w:numFmt w:val="bullet"/>
+      <w:lvlText w:val=""/>
+      <w:lvlJc w:val="left"/>
+      <w:pPr>
+        <w:ind w:left="6480" w:hanging="360"/>
+      </w:pPr>
+      <w:rPr>
+        <w:rFonts w:ascii="Wingdings" w:hAnsi="Wingdings" w:hint="default"/>
+      </w:rPr>
+    </w:lvl>
+  </w:abstractNum>
+  <w:abstractNum w:abstractNumId="29" w15:restartNumberingAfterBreak="0">
+    <w:nsid w:val="79A86500"/>
+    <w:multiLevelType w:val="hybridMultilevel"/>
+    <w:tmpl w:val="EE1E931E"/>
+    <w:lvl w:ilvl="0" w:tplc="340A0001">
+      <w:start w:val="1"/>
+      <w:numFmt w:val="bullet"/>
+      <w:lvlText w:val=""/>
+      <w:lvlJc w:val="left"/>
+      <w:pPr>
+        <w:ind w:left="720" w:hanging="360"/>
+      </w:pPr>
+      <w:rPr>
+        <w:rFonts w:ascii="Symbol" w:hAnsi="Symbol" w:hint="default"/>
+      </w:rPr>
+    </w:lvl>
+    <w:lvl w:ilvl="1" w:tplc="340A0003" w:tentative="1">
+      <w:start w:val="1"/>
+      <w:numFmt w:val="bullet"/>
+      <w:lvlText w:val="o"/>
+      <w:lvlJc w:val="left"/>
+      <w:pPr>
+        <w:ind w:left="1440" w:hanging="360"/>
+      </w:pPr>
+      <w:rPr>
+        <w:rFonts w:ascii="Courier New" w:hAnsi="Courier New" w:cs="Courier New" w:hint="default"/>
+      </w:rPr>
+    </w:lvl>
+    <w:lvl w:ilvl="2" w:tplc="340A0005" w:tentative="1">
+      <w:start w:val="1"/>
+      <w:numFmt w:val="bullet"/>
+      <w:lvlText w:val=""/>
+      <w:lvlJc w:val="left"/>
+      <w:pPr>
+        <w:ind w:left="2160" w:hanging="360"/>
+      </w:pPr>
+      <w:rPr>
+        <w:rFonts w:ascii="Wingdings" w:hAnsi="Wingdings" w:hint="default"/>
+      </w:rPr>
+    </w:lvl>
+    <w:lvl w:ilvl="3" w:tplc="340A0001" w:tentative="1">
+      <w:start w:val="1"/>
+      <w:numFmt w:val="bullet"/>
+      <w:lvlText w:val=""/>
+      <w:lvlJc w:val="left"/>
+      <w:pPr>
+        <w:ind w:left="2880" w:hanging="360"/>
+      </w:pPr>
+      <w:rPr>
+        <w:rFonts w:ascii="Symbol" w:hAnsi="Symbol" w:hint="default"/>
+      </w:rPr>
+    </w:lvl>
+    <w:lvl w:ilvl="4" w:tplc="340A0003" w:tentative="1">
+      <w:start w:val="1"/>
+      <w:numFmt w:val="bullet"/>
+      <w:lvlText w:val="o"/>
+      <w:lvlJc w:val="left"/>
+      <w:pPr>
+        <w:ind w:left="3600" w:hanging="360"/>
+      </w:pPr>
+      <w:rPr>
+        <w:rFonts w:ascii="Courier New" w:hAnsi="Courier New" w:cs="Courier New" w:hint="default"/>
+      </w:rPr>
+    </w:lvl>
+    <w:lvl w:ilvl="5" w:tplc="340A0005" w:tentative="1">
+      <w:start w:val="1"/>
+      <w:numFmt w:val="bullet"/>
+      <w:lvlText w:val=""/>
+      <w:lvlJc w:val="left"/>
+      <w:pPr>
+        <w:ind w:left="4320" w:hanging="360"/>
+      </w:pPr>
+      <w:rPr>
+        <w:rFonts w:ascii="Wingdings" w:hAnsi="Wingdings" w:hint="default"/>
+      </w:rPr>
+    </w:lvl>
+    <w:lvl w:ilvl="6" w:tplc="340A0001" w:tentative="1">
+      <w:start w:val="1"/>
+      <w:numFmt w:val="bullet"/>
+      <w:lvlText w:val=""/>
+      <w:lvlJc w:val="left"/>
+      <w:pPr>
+        <w:ind w:left="5040" w:hanging="360"/>
+      </w:pPr>
+      <w:rPr>
+        <w:rFonts w:ascii="Symbol" w:hAnsi="Symbol" w:hint="default"/>
+      </w:rPr>
+    </w:lvl>
+    <w:lvl w:ilvl="7" w:tplc="340A0003" w:tentative="1">
+      <w:start w:val="1"/>
+      <w:numFmt w:val="bullet"/>
+      <w:lvlText w:val="o"/>
+      <w:lvlJc w:val="left"/>
+      <w:pPr>
+        <w:ind w:left="5760" w:hanging="360"/>
+      </w:pPr>
+      <w:rPr>
+        <w:rFonts w:ascii="Courier New" w:hAnsi="Courier New" w:cs="Courier New" w:hint="default"/>
+      </w:rPr>
+    </w:lvl>
+    <w:lvl w:ilvl="8" w:tplc="340A0005" w:tentative="1">
+      <w:start w:val="1"/>
+      <w:numFmt w:val="bullet"/>
+      <w:lvlText w:val=""/>
+      <w:lvlJc w:val="left"/>
+      <w:pPr>
+        <w:ind w:left="6480" w:hanging="360"/>
+      </w:pPr>
+      <w:rPr>
+        <w:rFonts w:ascii="Wingdings" w:hAnsi="Wingdings" w:hint="default"/>
+      </w:rPr>
+    </w:lvl>
+  </w:abstractNum>
+  <w:num w:numId="1" w16cid:durableId="312374186">
+    <w:abstractNumId w:val="25"/>
+  </w:num>
+  <w:num w:numId="2" w16cid:durableId="1483542521">
+    <w:abstractNumId w:val="26"/>
+  </w:num>
+  <w:num w:numId="3" w16cid:durableId="581186717">
+    <w:abstractNumId w:val="4"/>
+  </w:num>
+  <w:num w:numId="4" w16cid:durableId="1326011481">
+    <w:abstractNumId w:val="7"/>
+  </w:num>
+  <w:num w:numId="5" w16cid:durableId="117187263">
+    <w:abstractNumId w:val="11"/>
+  </w:num>
+  <w:num w:numId="6" w16cid:durableId="1805733225">
     <w:abstractNumId w:val="2"/>
   </w:num>
-  <w:num w:numId="2">
+  <w:num w:numId="7" w16cid:durableId="1360623156">
+    <w:abstractNumId w:val="28"/>
+  </w:num>
+  <w:num w:numId="8" w16cid:durableId="1625426172">
+    <w:abstractNumId w:val="18"/>
+  </w:num>
+  <w:num w:numId="9" w16cid:durableId="484123399">
+    <w:abstractNumId w:val="29"/>
+  </w:num>
+  <w:num w:numId="10" w16cid:durableId="666902763">
+    <w:abstractNumId w:val="1"/>
+  </w:num>
+  <w:num w:numId="11" w16cid:durableId="1802844832">
+    <w:abstractNumId w:val="10"/>
+  </w:num>
+  <w:num w:numId="12" w16cid:durableId="1028944821">
+    <w:abstractNumId w:val="13"/>
+  </w:num>
+  <w:num w:numId="13" w16cid:durableId="172764707">
+    <w:abstractNumId w:val="12"/>
+  </w:num>
+  <w:num w:numId="14" w16cid:durableId="334844302">
+    <w:abstractNumId w:val="0"/>
+  </w:num>
+  <w:num w:numId="15" w16cid:durableId="689373747">
+    <w:abstractNumId w:val="5"/>
+  </w:num>
+  <w:num w:numId="16" w16cid:durableId="1089084256">
+    <w:abstractNumId w:val="23"/>
+  </w:num>
+  <w:num w:numId="17" w16cid:durableId="935745816">
+    <w:abstractNumId w:val="6"/>
+  </w:num>
+  <w:num w:numId="18" w16cid:durableId="1678192864">
+    <w:abstractNumId w:val="16"/>
+  </w:num>
+  <w:num w:numId="19" w16cid:durableId="498471678">
+    <w:abstractNumId w:val="19"/>
+  </w:num>
+  <w:num w:numId="20" w16cid:durableId="438792995">
+    <w:abstractNumId w:val="15"/>
+  </w:num>
+  <w:num w:numId="21" w16cid:durableId="1727799102">
+    <w:abstractNumId w:val="20"/>
+  </w:num>
+  <w:num w:numId="22" w16cid:durableId="1181093002">
+    <w:abstractNumId w:val="17"/>
+  </w:num>
+  <w:num w:numId="23" w16cid:durableId="1805737418">
+    <w:abstractNumId w:val="21"/>
+  </w:num>
+  <w:num w:numId="24" w16cid:durableId="1668245906">
+    <w:abstractNumId w:val="22"/>
+  </w:num>
+  <w:num w:numId="25" w16cid:durableId="876544721">
+    <w:abstractNumId w:val="8"/>
+  </w:num>
+  <w:num w:numId="26" w16cid:durableId="1683318947">
     <w:abstractNumId w:val="3"/>
   </w:num>
-  <w:num w:numId="3">
-    <w:abstractNumId w:val="0"/>
+  <w:num w:numId="27" w16cid:durableId="1458990633">
+    <w:abstractNumId w:val="24"/>
   </w:num>
-  <w:num w:numId="4">
-    <w:abstractNumId w:val="1"/>
+  <w:num w:numId="28" w16cid:durableId="130246200">
+    <w:abstractNumId w:val="14"/>
+  </w:num>
+  <w:num w:numId="29" w16cid:durableId="1864710273">
+    <w:abstractNumId w:val="27"/>
+  </w:num>
+  <w:num w:numId="30" w16cid:durableId="986278079">
+    <w:abstractNumId w:val="9"/>
   </w:num>
 </w:numbering>
 </file>
 
 <file path=word/styles.xml><?xml version="1.0" encoding="utf-8"?>
-<w:styles xmlns:mc="http://schemas.openxmlformats.org/markup-compatibility/2006" xmlns:r="http://schemas.openxmlformats.org/officeDocument/2006/relationships" xmlns:w="http://schemas.openxmlformats.org/wordprocessingml/2006/main" xmlns:w14="http://schemas.microsoft.com/office/word/2010/wordml" xmlns:w15="http://schemas.microsoft.com/office/word/2012/wordml" xmlns:w16se="http://schemas.microsoft.com/office/word/2015/wordml/symex" mc:Ignorable="w14 w15 w16se">
+<w:styles xmlns:mc="http://schemas.openxmlformats.org/markup-compatibility/2006" xmlns:r="http://schemas.openxmlformats.org/officeDocument/2006/relationships" xmlns:w="http://schemas.openxmlformats.org/wordprocessingml/2006/main" xmlns:w14="http://schemas.microsoft.com/office/word/2010/wordml" xmlns:w15="http://schemas.microsoft.com/office/word/2012/wordml" xmlns:w16cex="http://schemas.microsoft.com/office/word/2018/wordml/cex" xmlns:w16cid="http://schemas.microsoft.com/office/word/2016/wordml/cid" xmlns:w16="http://schemas.microsoft.com/office/word/2018/wordml" xmlns:w16du="http://schemas.microsoft.com/office/word/2023/wordml/word16du" xmlns:w16sdtdh="http://schemas.microsoft.com/office/word/2020/wordml/sdtdatahash" xmlns:w16sdtfl="http://schemas.microsoft.com/office/word/2024/wordml/sdtformatlock" xmlns:w16se="http://schemas.microsoft.com/office/word/2015/wordml/symex" mc:Ignorable="w14 w15 w16se w16cid w16 w16cex w16sdtdh w16sdtfl w16du">
   <w:docDefaults>
     <w:rPrDefault>
       <w:rPr>
@@ -7917,7 +13863,7 @@
     </w:rPrDefault>
     <w:pPrDefault/>
   </w:docDefaults>
-  <w:latentStyles w:defLockedState="0" w:defUIPriority="99" w:defSemiHidden="0" w:defUnhideWhenUsed="0" w:defQFormat="0" w:count="371">
+  <w:latentStyles w:defLockedState="0" w:defUIPriority="99" w:defSemiHidden="0" w:defUnhideWhenUsed="0" w:defQFormat="0" w:count="376">
     <w:lsdException w:name="Normal" w:uiPriority="0" w:qFormat="1"/>
     <w:lsdException w:name="heading 1" w:uiPriority="9" w:qFormat="1"/>
     <w:lsdException w:name="heading 2" w:semiHidden="1" w:uiPriority="9" w:unhideWhenUsed="1" w:qFormat="1"/>
@@ -8289,6 +14235,11 @@
     <w:lsdException w:name="List Table 5 Dark Accent 6" w:uiPriority="50"/>
     <w:lsdException w:name="List Table 6 Colorful Accent 6" w:uiPriority="51"/>
     <w:lsdException w:name="List Table 7 Colorful Accent 6" w:uiPriority="52"/>
+    <w:lsdException w:name="Mention" w:semiHidden="1" w:unhideWhenUsed="1"/>
+    <w:lsdException w:name="Smart Hyperlink" w:semiHidden="1" w:unhideWhenUsed="1"/>
+    <w:lsdException w:name="Hashtag" w:semiHidden="1" w:unhideWhenUsed="1"/>
+    <w:lsdException w:name="Unresolved Mention" w:semiHidden="1" w:unhideWhenUsed="1"/>
+    <w:lsdException w:name="Smart Link" w:semiHidden="1" w:unhideWhenUsed="1"/>
   </w:latentStyles>
   <w:style w:type="paragraph" w:default="1" w:styleId="Normal">
     <w:name w:val="Normal"/>
@@ -8911,6 +14862,21 @@
 </file>
 
 <file path=customXml/item1.xml><?xml version="1.0" encoding="utf-8"?>
+<p:properties xmlns:p="http://schemas.microsoft.com/office/2006/metadata/properties" xmlns:xsi="http://www.w3.org/2001/XMLSchema-instance" xmlns:pc="http://schemas.microsoft.com/office/infopath/2007/PartnerControls">
+  <documentManagement/>
+</p:properties>
+</file>
+
+<file path=customXml/item2.xml><?xml version="1.0" encoding="utf-8"?>
+<?mso-contentType ?>
+<FormTemplates xmlns="http://schemas.microsoft.com/sharepoint/v3/contenttype/forms">
+  <Display>DocumentLibraryForm</Display>
+  <Edit>DocumentLibraryForm</Edit>
+  <New>DocumentLibraryForm</New>
+</FormTemplates>
+</file>
+
+<file path=customXml/item3.xml><?xml version="1.0" encoding="utf-8"?>
 <ct:contentTypeSchema xmlns:ct="http://schemas.microsoft.com/office/2006/metadata/contentType" xmlns:ma="http://schemas.microsoft.com/office/2006/metadata/properties/metaAttributes" ct:_="" ma:_="" ma:contentTypeName="Documento" ma:contentTypeID="0x010100E96778489EE7714D8BD12CC105EB918B" ma:contentTypeVersion="2" ma:contentTypeDescription="Crear nuevo documento." ma:contentTypeScope="" ma:versionID="416c5c7ae9b5d54d83875cd3c65194e3">
   <xsd:schema xmlns:xsd="http://www.w3.org/2001/XMLSchema" xmlns:xs="http://www.w3.org/2001/XMLSchema" xmlns:p="http://schemas.microsoft.com/office/2006/metadata/properties" xmlns:ns2="126e8a1c-9ea9-435a-ac89-d06c80d62e30" targetNamespace="http://schemas.microsoft.com/office/2006/metadata/properties" ma:root="true" ma:fieldsID="70a237c842677bd850644f8595079f5e" ns2:_="">
     <xsd:import namespace="126e8a1c-9ea9-435a-ac89-d06c80d62e30"/>
@@ -9042,22 +15008,24 @@
 </ct:contentTypeSchema>
 </file>
 
-<file path=customXml/item2.xml><?xml version="1.0" encoding="utf-8"?>
-<?mso-contentType ?>
-<FormTemplates xmlns="http://schemas.microsoft.com/sharepoint/v3/contenttype/forms">
-  <Display>DocumentLibraryForm</Display>
-  <Edit>DocumentLibraryForm</Edit>
-  <New>DocumentLibraryForm</New>
-</FormTemplates>
+<file path=customXml/itemProps1.xml><?xml version="1.0" encoding="utf-8"?>
+<ds:datastoreItem xmlns:ds="http://schemas.openxmlformats.org/officeDocument/2006/customXml" ds:itemID="{38174882-579A-45DC-A704-C035A9357F73}">
+  <ds:schemaRefs>
+    <ds:schemaRef ds:uri="http://schemas.microsoft.com/office/2006/metadata/properties"/>
+    <ds:schemaRef ds:uri="http://schemas.microsoft.com/office/infopath/2007/PartnerControls"/>
+  </ds:schemaRefs>
+</ds:datastoreItem>
 </file>
 
-<file path=customXml/item3.xml><?xml version="1.0" encoding="utf-8"?>
-<p:properties xmlns:p="http://schemas.microsoft.com/office/2006/metadata/properties" xmlns:xsi="http://www.w3.org/2001/XMLSchema-instance" xmlns:pc="http://schemas.microsoft.com/office/infopath/2007/PartnerControls">
-  <documentManagement/>
-</p:properties>
+<file path=customXml/itemProps2.xml><?xml version="1.0" encoding="utf-8"?>
+<ds:datastoreItem xmlns:ds="http://schemas.openxmlformats.org/officeDocument/2006/customXml" ds:itemID="{F3E3E2F7-59E7-4722-B872-D023DC9D1CC1}">
+  <ds:schemaRefs>
+    <ds:schemaRef ds:uri="http://schemas.microsoft.com/sharepoint/v3/contenttype/forms"/>
+  </ds:schemaRefs>
+</ds:datastoreItem>
 </file>
 
-<file path=customXml/itemProps1.xml><?xml version="1.0" encoding="utf-8"?>
+<file path=customXml/itemProps3.xml><?xml version="1.0" encoding="utf-8"?>
 <ds:datastoreItem xmlns:ds="http://schemas.openxmlformats.org/officeDocument/2006/customXml" ds:itemID="{7C9B9CFF-B258-43B4-948A-968A031773F5}">
   <ds:schemaRefs>
     <ds:schemaRef ds:uri="http://schemas.microsoft.com/office/2006/metadata/contentType"/>
@@ -9073,28 +15041,4 @@
     <ds:schemaRef ds:uri="http://schemas.microsoft.com/internal/obd"/>
   </ds:schemaRefs>
 </ds:datastoreItem>
-</file>
-
-<file path=customXml/itemProps2.xml><?xml version="1.0" encoding="utf-8"?>
-<ds:datastoreItem xmlns:ds="http://schemas.openxmlformats.org/officeDocument/2006/customXml" ds:itemID="{F3E3E2F7-59E7-4722-B872-D023DC9D1CC1}">
-  <ds:schemaRefs>
-    <ds:schemaRef ds:uri="http://schemas.microsoft.com/sharepoint/v3/contenttype/forms"/>
-  </ds:schemaRefs>
-</ds:datastoreItem>
-</file>
-
-<file path=customXml/itemProps3.xml><?xml version="1.0" encoding="utf-8"?>
-<ds:datastoreItem xmlns:ds="http://schemas.openxmlformats.org/officeDocument/2006/customXml" ds:itemID="{38174882-579A-45DC-A704-C035A9357F73}">
-  <ds:schemaRefs>
-    <ds:schemaRef ds:uri="http://purl.org/dc/elements/1.1/"/>
-    <ds:schemaRef ds:uri="126e8a1c-9ea9-435a-ac89-d06c80d62e30"/>
-    <ds:schemaRef ds:uri="http://purl.org/dc/dcmitype/"/>
-    <ds:schemaRef ds:uri="http://schemas.microsoft.com/office/2006/documentManagement/types"/>
-    <ds:schemaRef ds:uri="http://www.w3.org/XML/1998/namespace"/>
-    <ds:schemaRef ds:uri="http://schemas.microsoft.com/office/2006/metadata/properties"/>
-    <ds:schemaRef ds:uri="http://schemas.microsoft.com/office/infopath/2007/PartnerControls"/>
-    <ds:schemaRef ds:uri="http://schemas.openxmlformats.org/package/2006/metadata/core-properties"/>
-    <ds:schemaRef ds:uri="http://purl.org/dc/terms/"/>
-  </ds:schemaRefs>
-</ds:datastoreItem>
 </file>